--- a/TFG_Sebastian_Alain_Abraham.docx
+++ b/TFG_Sebastian_Alain_Abraham.docx
@@ -4172,7 +4172,7 @@
         <w:rPr>
           <w:rFonts w:ascii="Arial" w:hAnsi="Arial" w:cs="Arial"/>
         </w:rPr>
-        <w:t>Para alcanzar el objetivo general se plantean los siguientes objetivos específicos:</w:t>
+        <w:t>Analizar las necesidades del proceso de gestión de prácticas en el entorno educativo.</w:t>
       </w:r>
     </w:p>
     <w:p>
@@ -4191,7 +4191,7 @@
         <w:rPr>
           <w:rFonts w:ascii="Arial" w:hAnsi="Arial" w:cs="Arial"/>
         </w:rPr>
-        <w:t>Analizar las necesidades del proceso de gestión de prácticas en el entorno educativo.</w:t>
+        <w:t>Diseñar una aplicación web sencilla, clara e intuitiva.</w:t>
       </w:r>
     </w:p>
     <w:p>
@@ -4210,7 +4210,7 @@
         <w:rPr>
           <w:rFonts w:ascii="Arial" w:hAnsi="Arial" w:cs="Arial"/>
         </w:rPr>
-        <w:t>Diseñar una aplicación web sencilla, clara e intuitiva.</w:t>
+        <w:t>Desarrollar un sistema de gestión de alumnos, empresas y tutores.</w:t>
       </w:r>
     </w:p>
     <w:p>
@@ -4229,7 +4229,7 @@
         <w:rPr>
           <w:rFonts w:ascii="Arial" w:hAnsi="Arial" w:cs="Arial"/>
         </w:rPr>
-        <w:t>Desarrollar un sistema de gestión de alumnos, empresas y tutores.</w:t>
+        <w:t>Implementar un sistema de asignación de prácticas.</w:t>
       </w:r>
     </w:p>
     <w:p>
@@ -4248,7 +4248,7 @@
         <w:rPr>
           <w:rFonts w:ascii="Arial" w:hAnsi="Arial" w:cs="Arial"/>
         </w:rPr>
-        <w:t>Implementar un sistema de asignación de prácticas.</w:t>
+        <w:t>Crear una base de datos que permita almacenar y organizar la información de forma eficiente.</w:t>
       </w:r>
     </w:p>
     <w:p>
@@ -4267,7 +4267,7 @@
         <w:rPr>
           <w:rFonts w:ascii="Arial" w:hAnsi="Arial" w:cs="Arial"/>
         </w:rPr>
-        <w:t>Crear una base de datos que permita almacenar y organizar la información de forma eficiente.</w:t>
+        <w:t>Garantizar la seguridad y el control de acceso a la aplicación.</w:t>
       </w:r>
     </w:p>
     <w:p>
@@ -4286,7 +4286,7 @@
         <w:rPr>
           <w:rFonts w:ascii="Arial" w:hAnsi="Arial" w:cs="Arial"/>
         </w:rPr>
-        <w:t>Garantizar la seguridad y el control de acceso a la aplicación.</w:t>
+        <w:t>Realizar pruebas para comprobar el correcto funcionamiento del sistema.</w:t>
       </w:r>
     </w:p>
     <w:p>
@@ -4305,7 +4305,7 @@
         <w:rPr>
           <w:rFonts w:ascii="Arial" w:hAnsi="Arial" w:cs="Arial"/>
         </w:rPr>
-        <w:t>Realizar pruebas para comprobar el correcto funcionamiento del sistema.</w:t>
+        <w:t>Documentar todo el proceso de desarrollo del proyecto.</w:t>
       </w:r>
     </w:p>
     <w:p>
@@ -4324,25 +4324,6 @@
         <w:rPr>
           <w:rFonts w:ascii="Arial" w:hAnsi="Arial" w:cs="Arial"/>
         </w:rPr>
-        <w:t>Documentar todo el proceso de desarrollo del proyecto.</w:t>
-      </w:r>
-    </w:p>
-    <w:p>
-      <w:pPr>
-        <w:pStyle w:val="Prrafodelista"/>
-        <w:numPr>
-          <w:ilvl w:val="0"/>
-          <w:numId w:val="70"/>
-        </w:numPr>
-        <w:spacing w:before="480" w:line="360" w:lineRule="auto"/>
-        <w:rPr>
-          <w:rFonts w:ascii="Arial" w:hAnsi="Arial" w:cs="Arial"/>
-        </w:rPr>
-      </w:pPr>
-      <w:r>
-        <w:rPr>
-          <w:rFonts w:ascii="Arial" w:hAnsi="Arial" w:cs="Arial"/>
-        </w:rPr>
         <w:t>Desplegar la aplicación en un entorno funcional.</w:t>
       </w:r>
     </w:p>
@@ -4515,7 +4496,6 @@
           <w:sz w:val="22"/>
           <w:szCs w:val="22"/>
         </w:rPr>
-        <w:lastRenderedPageBreak/>
         <w:t>Estudio de Mercado</w:t>
       </w:r>
       <w:bookmarkEnd w:id="6"/>
@@ -4550,27 +4530,8 @@
           <w:sz w:val="34"/>
           <w:szCs w:val="34"/>
         </w:rPr>
-        <w:t xml:space="preserve">1 </w:t>
-      </w:r>
-      <w:proofErr w:type="gramStart"/>
-      <w:r>
-        <w:rPr>
-          <w:b/>
-          <w:bCs/>
-          <w:sz w:val="34"/>
-          <w:szCs w:val="34"/>
-        </w:rPr>
-        <w:t>Análisis</w:t>
-      </w:r>
-      <w:proofErr w:type="gramEnd"/>
-      <w:r>
-        <w:rPr>
-          <w:b/>
-          <w:bCs/>
-          <w:sz w:val="34"/>
-          <w:szCs w:val="34"/>
-        </w:rPr>
-        <w:t xml:space="preserve"> del macroentorno (PEST)</w:t>
+        <w:lastRenderedPageBreak/>
+        <w:t>Análisis del macroentorno (PEST)</w:t>
       </w:r>
       <w:bookmarkEnd w:id="7"/>
     </w:p>
@@ -4804,21 +4765,21 @@
         <w:rPr>
           <w:rFonts w:ascii="Arial" w:hAnsi="Arial" w:cs="Arial"/>
         </w:rPr>
+        <w:t>La necesidad de gestionar prácticas de forma eficiente es una realidad en muchos centros educativos, especialmente cuando hay un gran número de alumnos y empresas colaboradoras. La organización manual mediante hojas de cálculo o documentos genera dificultades, errores y pérdida de tiempo.</w:t>
+      </w:r>
+    </w:p>
+    <w:p>
+      <w:pPr>
+        <w:spacing w:before="240" w:after="240"/>
+        <w:rPr>
+          <w:rFonts w:ascii="Arial" w:hAnsi="Arial" w:cs="Arial"/>
+        </w:rPr>
+      </w:pPr>
+      <w:r>
+        <w:rPr>
+          <w:rFonts w:ascii="Arial" w:hAnsi="Arial" w:cs="Arial"/>
+        </w:rPr>
         <w:lastRenderedPageBreak/>
-        <w:t>La necesidad de gestionar prácticas de forma eficiente es una realidad en muchos centros educativos, especialmente cuando hay un gran número de alumnos y empresas colaboradoras. La organización manual mediante hojas de cálculo o documentos genera dificultades, errores y pérdida de tiempo.</w:t>
-      </w:r>
-    </w:p>
-    <w:p>
-      <w:pPr>
-        <w:spacing w:before="240" w:after="240"/>
-        <w:rPr>
-          <w:rFonts w:ascii="Arial" w:hAnsi="Arial" w:cs="Arial"/>
-        </w:rPr>
-      </w:pPr>
-      <w:r>
-        <w:rPr>
-          <w:rFonts w:ascii="Arial" w:hAnsi="Arial" w:cs="Arial"/>
-        </w:rPr>
         <w:t>Por ello, existe una necesidad real de herramientas que faciliten la organización, mejoren la comunicación y permitan acceder a la información de forma rápida y sencilla.</w:t>
       </w:r>
     </w:p>
@@ -4967,27 +4928,7 @@
           <w:sz w:val="34"/>
           <w:szCs w:val="34"/>
         </w:rPr>
-        <w:t xml:space="preserve">2 </w:t>
-      </w:r>
-      <w:proofErr w:type="gramStart"/>
-      <w:r>
-        <w:rPr>
-          <w:b/>
-          <w:bCs/>
-          <w:sz w:val="34"/>
-          <w:szCs w:val="34"/>
-        </w:rPr>
-        <w:t>Definición</w:t>
-      </w:r>
-      <w:proofErr w:type="gramEnd"/>
-      <w:r>
-        <w:rPr>
-          <w:b/>
-          <w:bCs/>
-          <w:sz w:val="34"/>
-          <w:szCs w:val="34"/>
-        </w:rPr>
-        <w:t xml:space="preserve"> del cliente objetivo</w:t>
+        <w:t>Definición del cliente objetivo</w:t>
       </w:r>
       <w:bookmarkEnd w:id="17"/>
     </w:p>
@@ -5221,7 +5162,6 @@
         <w:rPr>
           <w:rFonts w:ascii="Arial" w:hAnsi="Arial" w:cs="Arial"/>
         </w:rPr>
-        <w:lastRenderedPageBreak/>
         <w:t>Administrador: encargado de gestionar alumnos, empresas y asignaciones.</w:t>
       </w:r>
     </w:p>
@@ -5254,6 +5194,7 @@
         <w:rPr>
           <w:rFonts w:ascii="Arial" w:hAnsi="Arial" w:cs="Arial"/>
         </w:rPr>
+        <w:lastRenderedPageBreak/>
         <w:t>El sistema estará diseñado para ser fácil de usar, claro e intuitivo, permitiendo que cualquier tutor pueda utilizarlo sin necesidad de conocimientos técnicos avanzados.</w:t>
       </w:r>
     </w:p>
@@ -5287,27 +5228,7 @@
           <w:sz w:val="34"/>
           <w:szCs w:val="34"/>
         </w:rPr>
-        <w:t xml:space="preserve">3 </w:t>
-      </w:r>
-      <w:proofErr w:type="gramStart"/>
-      <w:r>
-        <w:rPr>
-          <w:b/>
-          <w:bCs/>
-          <w:sz w:val="34"/>
-          <w:szCs w:val="34"/>
-        </w:rPr>
-        <w:t>Investigación</w:t>
-      </w:r>
-      <w:proofErr w:type="gramEnd"/>
-      <w:r>
-        <w:rPr>
-          <w:b/>
-          <w:bCs/>
-          <w:sz w:val="34"/>
-          <w:szCs w:val="34"/>
-        </w:rPr>
-        <w:t xml:space="preserve"> del cliente</w:t>
+        <w:t>Investigación del cliente</w:t>
       </w:r>
       <w:bookmarkEnd w:id="21"/>
     </w:p>
@@ -5826,21 +5747,21 @@
         <w:rPr>
           <w:rFonts w:ascii="Arial" w:hAnsi="Arial" w:cs="Arial"/>
         </w:rPr>
+        <w:t>Los resultados muestran claramente que la mayoría de los usuarios utiliza herramientas manuales y considera necesario un sistema que facilite la gestión de prácticas.</w:t>
+      </w:r>
+    </w:p>
+    <w:p>
+      <w:pPr>
+        <w:spacing w:before="240" w:after="240"/>
+        <w:rPr>
+          <w:rFonts w:ascii="Arial" w:hAnsi="Arial" w:cs="Arial"/>
+        </w:rPr>
+      </w:pPr>
+      <w:r>
+        <w:rPr>
+          <w:rFonts w:ascii="Arial" w:hAnsi="Arial" w:cs="Arial"/>
+        </w:rPr>
         <w:lastRenderedPageBreak/>
-        <w:t>Los resultados muestran claramente que la mayoría de los usuarios utiliza herramientas manuales y considera necesario un sistema que facilite la gestión de prácticas.</w:t>
-      </w:r>
-    </w:p>
-    <w:p>
-      <w:pPr>
-        <w:spacing w:before="240" w:after="240"/>
-        <w:rPr>
-          <w:rFonts w:ascii="Arial" w:hAnsi="Arial" w:cs="Arial"/>
-        </w:rPr>
-      </w:pPr>
-      <w:r>
-        <w:rPr>
-          <w:rFonts w:ascii="Arial" w:hAnsi="Arial" w:cs="Arial"/>
-        </w:rPr>
         <w:t>Existe una alta aceptación de una aplicación web que permita organizar la información de forma centralizada y segura.</w:t>
       </w:r>
     </w:p>
@@ -6387,7 +6308,6 @@
           <w:sz w:val="34"/>
           <w:szCs w:val="34"/>
         </w:rPr>
-        <w:lastRenderedPageBreak/>
         <w:t xml:space="preserve">4 </w:t>
       </w:r>
       <w:proofErr w:type="gramStart"/>
@@ -6423,6 +6343,7 @@
         <w:rPr>
           <w:rFonts w:ascii="Arial" w:hAnsi="Arial" w:cs="Arial"/>
         </w:rPr>
+        <w:lastRenderedPageBreak/>
         <w:t>La propuesta de valor del proyecto Gestión de Prácticas consiste en ofrecer una aplicación web sencilla, clara y funcional que permita gestionar las prácticas de los alumnos desde una única plataforma.</w:t>
       </w:r>
     </w:p>
@@ -7402,21 +7323,21 @@
         <w:rPr>
           <w:rFonts w:ascii="Arial" w:hAnsi="Arial" w:cs="Arial"/>
         </w:rPr>
+        <w:t>Las herramientas actuales no están diseñadas específicamente para la gestión de prácticas, lo que hace que el proceso sea más lento y menos organizado.</w:t>
+      </w:r>
+    </w:p>
+    <w:p>
+      <w:pPr>
+        <w:spacing w:before="240" w:after="240"/>
+        <w:rPr>
+          <w:rFonts w:ascii="Arial" w:hAnsi="Arial" w:cs="Arial"/>
+        </w:rPr>
+      </w:pPr>
+      <w:r>
+        <w:rPr>
+          <w:rFonts w:ascii="Arial" w:hAnsi="Arial" w:cs="Arial"/>
+        </w:rPr>
         <w:lastRenderedPageBreak/>
-        <w:t>Las herramientas actuales no están diseñadas específicamente para la gestión de prácticas, lo que hace que el proceso sea más lento y menos organizado.</w:t>
-      </w:r>
-    </w:p>
-    <w:p>
-      <w:pPr>
-        <w:spacing w:before="240" w:after="240"/>
-        <w:rPr>
-          <w:rFonts w:ascii="Arial" w:hAnsi="Arial" w:cs="Arial"/>
-        </w:rPr>
-      </w:pPr>
-      <w:r>
-        <w:rPr>
-          <w:rFonts w:ascii="Arial" w:hAnsi="Arial" w:cs="Arial"/>
-        </w:rPr>
         <w:t>Gestión de Prácticas ofrece una solución más adaptada al problema, centrada en la organización y la facilidad de uso.</w:t>
       </w:r>
     </w:p>
@@ -7431,7 +7352,7 @@
           <w:rFonts w:ascii="Arial" w:hAnsi="Arial" w:cs="Arial"/>
         </w:rPr>
         <w:pict w14:anchorId="6194DED9">
-          <v:rect id="_x0000_i1030" style="width:0;height:1.5pt" o:hralign="center" o:hrstd="t" o:hr="t" fillcolor="#a0a0a0" stroked="f"/>
+          <v:rect id="_x0000_i1043" style="width:0;height:1.5pt" o:hralign="center" o:hrstd="t" o:hr="t" fillcolor="#a0a0a0" stroked="f"/>
         </w:pict>
       </w:r>
     </w:p>
@@ -7949,7 +7870,7 @@
           <w:rFonts w:ascii="Arial" w:hAnsi="Arial" w:cs="Arial"/>
         </w:rPr>
         <w:pict w14:anchorId="27360E6A">
-          <v:rect id="_x0000_i1031" style="width:0;height:1.5pt" o:hralign="center" o:hrstd="t" o:hr="t" fillcolor="#a0a0a0" stroked="f"/>
+          <v:rect id="_x0000_i1044" style="width:0;height:1.5pt" o:hralign="center" o:hrstd="t" o:hr="t" fillcolor="#a0a0a0" stroked="f"/>
         </w:pict>
       </w:r>
     </w:p>
@@ -8064,7 +7985,6 @@
         <w:rPr>
           <w:rFonts w:ascii="Arial" w:hAnsi="Arial" w:cs="Arial"/>
         </w:rPr>
-        <w:lastRenderedPageBreak/>
         <w:t>Ampliar el sistema en futuras versiones</w:t>
       </w:r>
     </w:p>
@@ -8113,6 +8033,7 @@
           <w:sz w:val="26"/>
           <w:szCs w:val="26"/>
         </w:rPr>
+        <w:lastRenderedPageBreak/>
         <w:t>Afrontar amenazas</w:t>
       </w:r>
       <w:bookmarkEnd w:id="55"/>

--- a/TFG_Sebastian_Alain_Abraham.docx
+++ b/TFG_Sebastian_Alain_Abraham.docx
@@ -515,8 +515,6 @@
       <w:sdtPr>
         <w:rPr>
           <w:rFonts w:ascii="Arial" w:eastAsiaTheme="minorHAnsi" w:hAnsi="Arial" w:cs="Arial"/>
-          <w:b/>
-          <w:bCs/>
           <w:color w:val="000000" w:themeColor="text1"/>
           <w:sz w:val="22"/>
           <w:szCs w:val="22"/>
@@ -541,8 +539,6 @@
             <w:jc w:val="center"/>
             <w:rPr>
               <w:rFonts w:ascii="Arial" w:hAnsi="Arial" w:cs="Arial"/>
-              <w:b/>
-              <w:bCs/>
               <w:color w:val="000000" w:themeColor="text1"/>
               <w:sz w:val="22"/>
               <w:szCs w:val="22"/>
@@ -552,8 +548,6 @@
           <w:r>
             <w:rPr>
               <w:rFonts w:ascii="Arial" w:hAnsi="Arial" w:cs="Arial"/>
-              <w:b/>
-              <w:bCs/>
               <w:color w:val="000000" w:themeColor="text1"/>
               <w:sz w:val="22"/>
               <w:szCs w:val="22"/>
@@ -605,13 +599,11 @@
             </w:rPr>
             <w:fldChar w:fldCharType="separate"/>
           </w:r>
-          <w:hyperlink w:anchor="_Toc225116335" w:history="1">
+          <w:hyperlink w:anchor="_Toc226231778" w:history="1">
             <w:r>
               <w:rPr>
                 <w:rStyle w:val="Hipervnculo"/>
                 <w:rFonts w:ascii="Arial" w:hAnsi="Arial" w:cs="Arial"/>
-                <w:b/>
-                <w:bCs/>
                 <w:noProof/>
               </w:rPr>
               <w:t>Justificación y Antecedentes</w:t>
@@ -635,7 +627,7 @@
                 <w:noProof/>
                 <w:webHidden/>
               </w:rPr>
-              <w:instrText xml:space="preserve"> PAGEREF _Toc225116335 \h </w:instrText>
+              <w:instrText xml:space="preserve"> PAGEREF _Toc226231778 \h </w:instrText>
             </w:r>
             <w:r>
               <w:rPr>
@@ -655,7 +647,7 @@
                 <w:noProof/>
                 <w:webHidden/>
               </w:rPr>
-              <w:t>4</w:t>
+              <w:t>5</w:t>
             </w:r>
             <w:r>
               <w:rPr>
@@ -682,13 +674,11 @@
               <w14:ligatures w14:val="standardContextual"/>
             </w:rPr>
           </w:pPr>
-          <w:hyperlink w:anchor="_Toc225116336" w:history="1">
+          <w:hyperlink w:anchor="_Toc226231779" w:history="1">
             <w:r>
               <w:rPr>
                 <w:rStyle w:val="Hipervnculo"/>
                 <w:rFonts w:ascii="Arial" w:hAnsi="Arial" w:cs="Arial"/>
-                <w:b/>
-                <w:bCs/>
                 <w:noProof/>
               </w:rPr>
               <w:t>Introducción</w:t>
@@ -712,7 +702,7 @@
                 <w:noProof/>
                 <w:webHidden/>
               </w:rPr>
-              <w:instrText xml:space="preserve"> PAGEREF _Toc225116336 \h </w:instrText>
+              <w:instrText xml:space="preserve"> PAGEREF _Toc226231779 \h </w:instrText>
             </w:r>
             <w:r>
               <w:rPr>
@@ -732,7 +722,7 @@
                 <w:noProof/>
                 <w:webHidden/>
               </w:rPr>
-              <w:t>6</w:t>
+              <w:t>7</w:t>
             </w:r>
             <w:r>
               <w:rPr>
@@ -759,13 +749,11 @@
               <w14:ligatures w14:val="standardContextual"/>
             </w:rPr>
           </w:pPr>
-          <w:hyperlink w:anchor="_Toc225116337" w:history="1">
+          <w:hyperlink w:anchor="_Toc226231780" w:history="1">
             <w:r>
               <w:rPr>
                 <w:rStyle w:val="Hipervnculo"/>
                 <w:rFonts w:ascii="Arial" w:hAnsi="Arial" w:cs="Arial"/>
-                <w:b/>
-                <w:bCs/>
                 <w:noProof/>
               </w:rPr>
               <w:t>Objetivos</w:t>
@@ -789,7 +777,7 @@
                 <w:noProof/>
                 <w:webHidden/>
               </w:rPr>
-              <w:instrText xml:space="preserve"> PAGEREF _Toc225116337 \h </w:instrText>
+              <w:instrText xml:space="preserve"> PAGEREF _Toc226231780 \h </w:instrText>
             </w:r>
             <w:r>
               <w:rPr>
@@ -809,7 +797,7 @@
                 <w:noProof/>
                 <w:webHidden/>
               </w:rPr>
-              <w:t>7</w:t>
+              <w:t>8</w:t>
             </w:r>
             <w:r>
               <w:rPr>
@@ -836,12 +824,10 @@
               <w14:ligatures w14:val="standardContextual"/>
             </w:rPr>
           </w:pPr>
-          <w:hyperlink w:anchor="_Toc225116338" w:history="1">
+          <w:hyperlink w:anchor="_Toc226231781" w:history="1">
             <w:r>
               <w:rPr>
                 <w:rStyle w:val="Hipervnculo"/>
-                <w:b/>
-                <w:bCs/>
                 <w:noProof/>
               </w:rPr>
               <w:t>Objetivo general</w:t>
@@ -865,7 +851,7 @@
                 <w:noProof/>
                 <w:webHidden/>
               </w:rPr>
-              <w:instrText xml:space="preserve"> PAGEREF _Toc225116338 \h </w:instrText>
+              <w:instrText xml:space="preserve"> PAGEREF _Toc226231781 \h </w:instrText>
             </w:r>
             <w:r>
               <w:rPr>
@@ -885,7 +871,7 @@
                 <w:noProof/>
                 <w:webHidden/>
               </w:rPr>
-              <w:t>7</w:t>
+              <w:t>8</w:t>
             </w:r>
             <w:r>
               <w:rPr>
@@ -912,12 +898,10 @@
               <w14:ligatures w14:val="standardContextual"/>
             </w:rPr>
           </w:pPr>
-          <w:hyperlink w:anchor="_Toc225116339" w:history="1">
+          <w:hyperlink w:anchor="_Toc226231782" w:history="1">
             <w:r>
               <w:rPr>
                 <w:rStyle w:val="Hipervnculo"/>
-                <w:b/>
-                <w:bCs/>
                 <w:noProof/>
               </w:rPr>
               <w:t>Objetivos específicos</w:t>
@@ -941,7 +925,7 @@
                 <w:noProof/>
                 <w:webHidden/>
               </w:rPr>
-              <w:instrText xml:space="preserve"> PAGEREF _Toc225116339 \h </w:instrText>
+              <w:instrText xml:space="preserve"> PAGEREF _Toc226231782 \h </w:instrText>
             </w:r>
             <w:r>
               <w:rPr>
@@ -961,7 +945,7 @@
                 <w:noProof/>
                 <w:webHidden/>
               </w:rPr>
-              <w:t>7</w:t>
+              <w:t>8</w:t>
             </w:r>
             <w:r>
               <w:rPr>
@@ -988,12 +972,10 @@
               <w14:ligatures w14:val="standardContextual"/>
             </w:rPr>
           </w:pPr>
-          <w:hyperlink w:anchor="_Toc225116340" w:history="1">
+          <w:hyperlink w:anchor="_Toc226231783" w:history="1">
             <w:r>
               <w:rPr>
                 <w:rStyle w:val="Hipervnculo"/>
-                <w:b/>
-                <w:bCs/>
                 <w:noProof/>
               </w:rPr>
               <w:t>Objetivos técnicos</w:t>
@@ -1017,7 +999,7 @@
                 <w:noProof/>
                 <w:webHidden/>
               </w:rPr>
-              <w:instrText xml:space="preserve"> PAGEREF _Toc225116340 \h </w:instrText>
+              <w:instrText xml:space="preserve"> PAGEREF _Toc226231783 \h </w:instrText>
             </w:r>
             <w:r>
               <w:rPr>
@@ -1037,7 +1019,7 @@
                 <w:noProof/>
                 <w:webHidden/>
               </w:rPr>
-              <w:t>7</w:t>
+              <w:t>8</w:t>
             </w:r>
             <w:r>
               <w:rPr>
@@ -1064,13 +1046,11 @@
               <w14:ligatures w14:val="standardContextual"/>
             </w:rPr>
           </w:pPr>
-          <w:hyperlink w:anchor="_Toc225116341" w:history="1">
+          <w:hyperlink w:anchor="_Toc226231784" w:history="1">
             <w:r>
               <w:rPr>
                 <w:rStyle w:val="Hipervnculo"/>
                 <w:rFonts w:ascii="Arial" w:hAnsi="Arial" w:cs="Arial"/>
-                <w:b/>
-                <w:bCs/>
                 <w:noProof/>
               </w:rPr>
               <w:t>Estudio de Mercado</w:t>
@@ -1094,7 +1074,7 @@
                 <w:noProof/>
                 <w:webHidden/>
               </w:rPr>
-              <w:instrText xml:space="preserve"> PAGEREF _Toc225116341 \h </w:instrText>
+              <w:instrText xml:space="preserve"> PAGEREF _Toc226231784 \h </w:instrText>
             </w:r>
             <w:r>
               <w:rPr>
@@ -1114,7 +1094,7 @@
                 <w:noProof/>
                 <w:webHidden/>
               </w:rPr>
-              <w:t>8</w:t>
+              <w:t>9</w:t>
             </w:r>
             <w:r>
               <w:rPr>
@@ -1141,15 +1121,13 @@
               <w14:ligatures w14:val="standardContextual"/>
             </w:rPr>
           </w:pPr>
-          <w:hyperlink w:anchor="_Toc225116342" w:history="1">
+          <w:hyperlink w:anchor="_Toc226231785" w:history="1">
             <w:r>
               <w:rPr>
                 <w:rStyle w:val="Hipervnculo"/>
-                <w:b/>
-                <w:bCs/>
                 <w:noProof/>
               </w:rPr>
-              <w:t>1 Análisis del macroentorno (PEST)</w:t>
+              <w:t>Análisis del macroentorno (PEST)</w:t>
             </w:r>
             <w:r>
               <w:rPr>
@@ -1170,7 +1148,7 @@
                 <w:noProof/>
                 <w:webHidden/>
               </w:rPr>
-              <w:instrText xml:space="preserve"> PAGEREF _Toc225116342 \h </w:instrText>
+              <w:instrText xml:space="preserve"> PAGEREF _Toc226231785 \h </w:instrText>
             </w:r>
             <w:r>
               <w:rPr>
@@ -1190,7 +1168,7 @@
                 <w:noProof/>
                 <w:webHidden/>
               </w:rPr>
-              <w:t>8</w:t>
+              <w:t>9</w:t>
             </w:r>
             <w:r>
               <w:rPr>
@@ -1204,12 +1182,10 @@
         <w:p>
           <w:pPr>
             <w:pStyle w:val="TDC3"/>
-            <w:tabs>
-              <w:tab w:val="right" w:leader="dot" w:pos="8494"/>
-            </w:tabs>
             <w:rPr>
-              <w:rFonts w:eastAsiaTheme="minorEastAsia"/>
-              <w:noProof/>
+              <w:rFonts w:asciiTheme="minorHAnsi" w:eastAsiaTheme="minorEastAsia" w:hAnsiTheme="minorHAnsi" w:cstheme="minorBidi"/>
+              <w:b w:val="0"/>
+              <w:bCs w:val="0"/>
               <w:kern w:val="2"/>
               <w:sz w:val="24"/>
               <w:szCs w:val="24"/>
@@ -1217,61 +1193,66 @@
               <w14:ligatures w14:val="standardContextual"/>
             </w:rPr>
           </w:pPr>
-          <w:hyperlink w:anchor="_Toc225116343" w:history="1">
+          <w:hyperlink w:anchor="_Toc226231786" w:history="1">
             <w:r>
               <w:rPr>
                 <w:rStyle w:val="Hipervnculo"/>
-                <w:rFonts w:ascii="Arial" w:hAnsi="Arial" w:cs="Arial"/>
-                <w:b/>
-                <w:bCs/>
-                <w:noProof/>
+                <w:b w:val="0"/>
+                <w:bCs w:val="0"/>
               </w:rPr>
               <w:t>Factor político</w:t>
             </w:r>
             <w:r>
               <w:rPr>
-                <w:noProof/>
+                <w:b w:val="0"/>
+                <w:bCs w:val="0"/>
                 <w:webHidden/>
               </w:rPr>
               <w:tab/>
             </w:r>
             <w:r>
               <w:rPr>
-                <w:noProof/>
+                <w:b w:val="0"/>
+                <w:bCs w:val="0"/>
                 <w:webHidden/>
               </w:rPr>
               <w:fldChar w:fldCharType="begin"/>
             </w:r>
             <w:r>
               <w:rPr>
-                <w:noProof/>
-                <w:webHidden/>
-              </w:rPr>
-              <w:instrText xml:space="preserve"> PAGEREF _Toc225116343 \h </w:instrText>
-            </w:r>
-            <w:r>
-              <w:rPr>
-                <w:noProof/>
-                <w:webHidden/>
-              </w:rPr>
-            </w:r>
-            <w:r>
-              <w:rPr>
-                <w:noProof/>
+                <w:b w:val="0"/>
+                <w:bCs w:val="0"/>
+                <w:webHidden/>
+              </w:rPr>
+              <w:instrText xml:space="preserve"> PAGEREF _Toc226231786 \h </w:instrText>
+            </w:r>
+            <w:r>
+              <w:rPr>
+                <w:b w:val="0"/>
+                <w:bCs w:val="0"/>
+                <w:webHidden/>
+              </w:rPr>
+            </w:r>
+            <w:r>
+              <w:rPr>
+                <w:b w:val="0"/>
+                <w:bCs w:val="0"/>
                 <w:webHidden/>
               </w:rPr>
               <w:fldChar w:fldCharType="separate"/>
             </w:r>
             <w:r>
               <w:rPr>
-                <w:noProof/>
-                <w:webHidden/>
-              </w:rPr>
-              <w:t>8</w:t>
-            </w:r>
-            <w:r>
-              <w:rPr>
-                <w:noProof/>
+                <w:b w:val="0"/>
+                <w:bCs w:val="0"/>
+                <w:webHidden/>
+              </w:rPr>
+              <w:t>9</w:t>
+            </w:r>
+            <w:r>
+              <w:rPr>
+                <w:b w:val="0"/>
+                <w:bCs w:val="0"/>
                 <w:webHidden/>
               </w:rPr>
               <w:fldChar w:fldCharType="end"/>
@@ -1281,12 +1262,10 @@
         <w:p>
           <w:pPr>
             <w:pStyle w:val="TDC3"/>
-            <w:tabs>
-              <w:tab w:val="right" w:leader="dot" w:pos="8494"/>
-            </w:tabs>
             <w:rPr>
-              <w:rFonts w:eastAsiaTheme="minorEastAsia"/>
-              <w:noProof/>
+              <w:rFonts w:asciiTheme="minorHAnsi" w:eastAsiaTheme="minorEastAsia" w:hAnsiTheme="minorHAnsi" w:cstheme="minorBidi"/>
+              <w:b w:val="0"/>
+              <w:bCs w:val="0"/>
               <w:kern w:val="2"/>
               <w:sz w:val="24"/>
               <w:szCs w:val="24"/>
@@ -1294,61 +1273,66 @@
               <w14:ligatures w14:val="standardContextual"/>
             </w:rPr>
           </w:pPr>
-          <w:hyperlink w:anchor="_Toc225116344" w:history="1">
+          <w:hyperlink w:anchor="_Toc226231787" w:history="1">
             <w:r>
               <w:rPr>
                 <w:rStyle w:val="Hipervnculo"/>
-                <w:rFonts w:ascii="Arial" w:hAnsi="Arial" w:cs="Arial"/>
-                <w:b/>
-                <w:bCs/>
-                <w:noProof/>
+                <w:b w:val="0"/>
+                <w:bCs w:val="0"/>
               </w:rPr>
               <w:t>Factor económico</w:t>
             </w:r>
             <w:r>
               <w:rPr>
-                <w:noProof/>
+                <w:b w:val="0"/>
+                <w:bCs w:val="0"/>
                 <w:webHidden/>
               </w:rPr>
               <w:tab/>
             </w:r>
             <w:r>
               <w:rPr>
-                <w:noProof/>
+                <w:b w:val="0"/>
+                <w:bCs w:val="0"/>
                 <w:webHidden/>
               </w:rPr>
               <w:fldChar w:fldCharType="begin"/>
             </w:r>
             <w:r>
               <w:rPr>
-                <w:noProof/>
-                <w:webHidden/>
-              </w:rPr>
-              <w:instrText xml:space="preserve"> PAGEREF _Toc225116344 \h </w:instrText>
-            </w:r>
-            <w:r>
-              <w:rPr>
-                <w:noProof/>
-                <w:webHidden/>
-              </w:rPr>
-            </w:r>
-            <w:r>
-              <w:rPr>
-                <w:noProof/>
+                <w:b w:val="0"/>
+                <w:bCs w:val="0"/>
+                <w:webHidden/>
+              </w:rPr>
+              <w:instrText xml:space="preserve"> PAGEREF _Toc226231787 \h </w:instrText>
+            </w:r>
+            <w:r>
+              <w:rPr>
+                <w:b w:val="0"/>
+                <w:bCs w:val="0"/>
+                <w:webHidden/>
+              </w:rPr>
+            </w:r>
+            <w:r>
+              <w:rPr>
+                <w:b w:val="0"/>
+                <w:bCs w:val="0"/>
                 <w:webHidden/>
               </w:rPr>
               <w:fldChar w:fldCharType="separate"/>
             </w:r>
             <w:r>
               <w:rPr>
-                <w:noProof/>
-                <w:webHidden/>
-              </w:rPr>
-              <w:t>8</w:t>
-            </w:r>
-            <w:r>
-              <w:rPr>
-                <w:noProof/>
+                <w:b w:val="0"/>
+                <w:bCs w:val="0"/>
+                <w:webHidden/>
+              </w:rPr>
+              <w:t>9</w:t>
+            </w:r>
+            <w:r>
+              <w:rPr>
+                <w:b w:val="0"/>
+                <w:bCs w:val="0"/>
                 <w:webHidden/>
               </w:rPr>
               <w:fldChar w:fldCharType="end"/>
@@ -1358,12 +1342,10 @@
         <w:p>
           <w:pPr>
             <w:pStyle w:val="TDC3"/>
-            <w:tabs>
-              <w:tab w:val="right" w:leader="dot" w:pos="8494"/>
-            </w:tabs>
             <w:rPr>
-              <w:rFonts w:eastAsiaTheme="minorEastAsia"/>
-              <w:noProof/>
+              <w:rFonts w:asciiTheme="minorHAnsi" w:eastAsiaTheme="minorEastAsia" w:hAnsiTheme="minorHAnsi" w:cstheme="minorBidi"/>
+              <w:b w:val="0"/>
+              <w:bCs w:val="0"/>
               <w:kern w:val="2"/>
               <w:sz w:val="24"/>
               <w:szCs w:val="24"/>
@@ -1371,61 +1353,66 @@
               <w14:ligatures w14:val="standardContextual"/>
             </w:rPr>
           </w:pPr>
-          <w:hyperlink w:anchor="_Toc225116345" w:history="1">
+          <w:hyperlink w:anchor="_Toc226231788" w:history="1">
             <w:r>
               <w:rPr>
                 <w:rStyle w:val="Hipervnculo"/>
-                <w:rFonts w:ascii="Arial" w:hAnsi="Arial" w:cs="Arial"/>
-                <w:b/>
-                <w:bCs/>
-                <w:noProof/>
+                <w:b w:val="0"/>
+                <w:bCs w:val="0"/>
               </w:rPr>
               <w:t>Factor social</w:t>
             </w:r>
             <w:r>
               <w:rPr>
-                <w:noProof/>
+                <w:b w:val="0"/>
+                <w:bCs w:val="0"/>
                 <w:webHidden/>
               </w:rPr>
               <w:tab/>
             </w:r>
             <w:r>
               <w:rPr>
-                <w:noProof/>
+                <w:b w:val="0"/>
+                <w:bCs w:val="0"/>
                 <w:webHidden/>
               </w:rPr>
               <w:fldChar w:fldCharType="begin"/>
             </w:r>
             <w:r>
               <w:rPr>
-                <w:noProof/>
-                <w:webHidden/>
-              </w:rPr>
-              <w:instrText xml:space="preserve"> PAGEREF _Toc225116345 \h </w:instrText>
-            </w:r>
-            <w:r>
-              <w:rPr>
-                <w:noProof/>
-                <w:webHidden/>
-              </w:rPr>
-            </w:r>
-            <w:r>
-              <w:rPr>
-                <w:noProof/>
+                <w:b w:val="0"/>
+                <w:bCs w:val="0"/>
+                <w:webHidden/>
+              </w:rPr>
+              <w:instrText xml:space="preserve"> PAGEREF _Toc226231788 \h </w:instrText>
+            </w:r>
+            <w:r>
+              <w:rPr>
+                <w:b w:val="0"/>
+                <w:bCs w:val="0"/>
+                <w:webHidden/>
+              </w:rPr>
+            </w:r>
+            <w:r>
+              <w:rPr>
+                <w:b w:val="0"/>
+                <w:bCs w:val="0"/>
                 <w:webHidden/>
               </w:rPr>
               <w:fldChar w:fldCharType="separate"/>
             </w:r>
             <w:r>
               <w:rPr>
-                <w:noProof/>
-                <w:webHidden/>
-              </w:rPr>
-              <w:t>8</w:t>
-            </w:r>
-            <w:r>
-              <w:rPr>
-                <w:noProof/>
+                <w:b w:val="0"/>
+                <w:bCs w:val="0"/>
+                <w:webHidden/>
+              </w:rPr>
+              <w:t>10</w:t>
+            </w:r>
+            <w:r>
+              <w:rPr>
+                <w:b w:val="0"/>
+                <w:bCs w:val="0"/>
                 <w:webHidden/>
               </w:rPr>
               <w:fldChar w:fldCharType="end"/>
@@ -1435,12 +1422,10 @@
         <w:p>
           <w:pPr>
             <w:pStyle w:val="TDC3"/>
-            <w:tabs>
-              <w:tab w:val="right" w:leader="dot" w:pos="8494"/>
-            </w:tabs>
             <w:rPr>
-              <w:rFonts w:eastAsiaTheme="minorEastAsia"/>
-              <w:noProof/>
+              <w:rFonts w:asciiTheme="minorHAnsi" w:eastAsiaTheme="minorEastAsia" w:hAnsiTheme="minorHAnsi" w:cstheme="minorBidi"/>
+              <w:b w:val="0"/>
+              <w:bCs w:val="0"/>
               <w:kern w:val="2"/>
               <w:sz w:val="24"/>
               <w:szCs w:val="24"/>
@@ -1448,61 +1433,66 @@
               <w14:ligatures w14:val="standardContextual"/>
             </w:rPr>
           </w:pPr>
-          <w:hyperlink w:anchor="_Toc225116346" w:history="1">
+          <w:hyperlink w:anchor="_Toc226231789" w:history="1">
             <w:r>
               <w:rPr>
                 <w:rStyle w:val="Hipervnculo"/>
-                <w:rFonts w:ascii="Arial" w:hAnsi="Arial" w:cs="Arial"/>
-                <w:b/>
-                <w:bCs/>
-                <w:noProof/>
+                <w:b w:val="0"/>
+                <w:bCs w:val="0"/>
               </w:rPr>
               <w:t>Factor tecnológico</w:t>
             </w:r>
             <w:r>
               <w:rPr>
-                <w:noProof/>
+                <w:b w:val="0"/>
+                <w:bCs w:val="0"/>
                 <w:webHidden/>
               </w:rPr>
               <w:tab/>
             </w:r>
             <w:r>
               <w:rPr>
-                <w:noProof/>
+                <w:b w:val="0"/>
+                <w:bCs w:val="0"/>
                 <w:webHidden/>
               </w:rPr>
               <w:fldChar w:fldCharType="begin"/>
             </w:r>
             <w:r>
               <w:rPr>
-                <w:noProof/>
-                <w:webHidden/>
-              </w:rPr>
-              <w:instrText xml:space="preserve"> PAGEREF _Toc225116346 \h </w:instrText>
-            </w:r>
-            <w:r>
-              <w:rPr>
-                <w:noProof/>
-                <w:webHidden/>
-              </w:rPr>
-            </w:r>
-            <w:r>
-              <w:rPr>
-                <w:noProof/>
+                <w:b w:val="0"/>
+                <w:bCs w:val="0"/>
+                <w:webHidden/>
+              </w:rPr>
+              <w:instrText xml:space="preserve"> PAGEREF _Toc226231789 \h </w:instrText>
+            </w:r>
+            <w:r>
+              <w:rPr>
+                <w:b w:val="0"/>
+                <w:bCs w:val="0"/>
+                <w:webHidden/>
+              </w:rPr>
+            </w:r>
+            <w:r>
+              <w:rPr>
+                <w:b w:val="0"/>
+                <w:bCs w:val="0"/>
                 <w:webHidden/>
               </w:rPr>
               <w:fldChar w:fldCharType="separate"/>
             </w:r>
             <w:r>
               <w:rPr>
-                <w:noProof/>
-                <w:webHidden/>
-              </w:rPr>
-              <w:t>9</w:t>
-            </w:r>
-            <w:r>
-              <w:rPr>
-                <w:noProof/>
+                <w:b w:val="0"/>
+                <w:bCs w:val="0"/>
+                <w:webHidden/>
+              </w:rPr>
+              <w:t>10</w:t>
+            </w:r>
+            <w:r>
+              <w:rPr>
+                <w:b w:val="0"/>
+                <w:bCs w:val="0"/>
                 <w:webHidden/>
               </w:rPr>
               <w:fldChar w:fldCharType="end"/>
@@ -1525,15 +1515,13 @@
               <w14:ligatures w14:val="standardContextual"/>
             </w:rPr>
           </w:pPr>
-          <w:hyperlink w:anchor="_Toc225116347" w:history="1">
+          <w:hyperlink w:anchor="_Toc226231790" w:history="1">
             <w:r>
               <w:rPr>
                 <w:rStyle w:val="Hipervnculo"/>
-                <w:b/>
-                <w:bCs/>
                 <w:noProof/>
               </w:rPr>
-              <w:t>2 Definición del cliente objetivo</w:t>
+              <w:t>Definición del cliente objetivo</w:t>
             </w:r>
             <w:r>
               <w:rPr>
@@ -1554,7 +1542,7 @@
                 <w:noProof/>
                 <w:webHidden/>
               </w:rPr>
-              <w:instrText xml:space="preserve"> PAGEREF _Toc225116347 \h </w:instrText>
+              <w:instrText xml:space="preserve"> PAGEREF _Toc226231790 \h </w:instrText>
             </w:r>
             <w:r>
               <w:rPr>
@@ -1574,7 +1562,7 @@
                 <w:noProof/>
                 <w:webHidden/>
               </w:rPr>
-              <w:t>9</w:t>
+              <w:t>11</w:t>
             </w:r>
             <w:r>
               <w:rPr>
@@ -1588,12 +1576,10 @@
         <w:p>
           <w:pPr>
             <w:pStyle w:val="TDC3"/>
-            <w:tabs>
-              <w:tab w:val="right" w:leader="dot" w:pos="8494"/>
-            </w:tabs>
             <w:rPr>
-              <w:rFonts w:eastAsiaTheme="minorEastAsia"/>
-              <w:noProof/>
+              <w:rFonts w:asciiTheme="minorHAnsi" w:eastAsiaTheme="minorEastAsia" w:hAnsiTheme="minorHAnsi" w:cstheme="minorBidi"/>
+              <w:b w:val="0"/>
+              <w:bCs w:val="0"/>
               <w:kern w:val="2"/>
               <w:sz w:val="24"/>
               <w:szCs w:val="24"/>
@@ -1601,61 +1587,66 @@
               <w14:ligatures w14:val="standardContextual"/>
             </w:rPr>
           </w:pPr>
-          <w:hyperlink w:anchor="_Toc225116348" w:history="1">
+          <w:hyperlink w:anchor="_Toc226231791" w:history="1">
             <w:r>
               <w:rPr>
                 <w:rStyle w:val="Hipervnculo"/>
-                <w:rFonts w:ascii="Arial" w:hAnsi="Arial" w:cs="Arial"/>
-                <w:b/>
-                <w:bCs/>
-                <w:noProof/>
+                <w:b w:val="0"/>
+                <w:bCs w:val="0"/>
               </w:rPr>
               <w:t>Perfil del cliente</w:t>
             </w:r>
             <w:r>
               <w:rPr>
-                <w:noProof/>
+                <w:b w:val="0"/>
+                <w:bCs w:val="0"/>
                 <w:webHidden/>
               </w:rPr>
               <w:tab/>
             </w:r>
             <w:r>
               <w:rPr>
-                <w:noProof/>
+                <w:b w:val="0"/>
+                <w:bCs w:val="0"/>
                 <w:webHidden/>
               </w:rPr>
               <w:fldChar w:fldCharType="begin"/>
             </w:r>
             <w:r>
               <w:rPr>
-                <w:noProof/>
-                <w:webHidden/>
-              </w:rPr>
-              <w:instrText xml:space="preserve"> PAGEREF _Toc225116348 \h </w:instrText>
-            </w:r>
-            <w:r>
-              <w:rPr>
-                <w:noProof/>
-                <w:webHidden/>
-              </w:rPr>
-            </w:r>
-            <w:r>
-              <w:rPr>
-                <w:noProof/>
+                <w:b w:val="0"/>
+                <w:bCs w:val="0"/>
+                <w:webHidden/>
+              </w:rPr>
+              <w:instrText xml:space="preserve"> PAGEREF _Toc226231791 \h </w:instrText>
+            </w:r>
+            <w:r>
+              <w:rPr>
+                <w:b w:val="0"/>
+                <w:bCs w:val="0"/>
+                <w:webHidden/>
+              </w:rPr>
+            </w:r>
+            <w:r>
+              <w:rPr>
+                <w:b w:val="0"/>
+                <w:bCs w:val="0"/>
                 <w:webHidden/>
               </w:rPr>
               <w:fldChar w:fldCharType="separate"/>
             </w:r>
             <w:r>
               <w:rPr>
-                <w:noProof/>
-                <w:webHidden/>
-              </w:rPr>
-              <w:t>9</w:t>
-            </w:r>
-            <w:r>
-              <w:rPr>
-                <w:noProof/>
+                <w:b w:val="0"/>
+                <w:bCs w:val="0"/>
+                <w:webHidden/>
+              </w:rPr>
+              <w:t>11</w:t>
+            </w:r>
+            <w:r>
+              <w:rPr>
+                <w:b w:val="0"/>
+                <w:bCs w:val="0"/>
                 <w:webHidden/>
               </w:rPr>
               <w:fldChar w:fldCharType="end"/>
@@ -1678,15 +1669,13 @@
               <w14:ligatures w14:val="standardContextual"/>
             </w:rPr>
           </w:pPr>
-          <w:hyperlink w:anchor="_Toc225116349" w:history="1">
+          <w:hyperlink w:anchor="_Toc226231792" w:history="1">
             <w:r>
               <w:rPr>
                 <w:rStyle w:val="Hipervnculo"/>
-                <w:b/>
-                <w:bCs/>
                 <w:noProof/>
               </w:rPr>
-              <w:t>3 Investigación del cliente</w:t>
+              <w:t>Investigación del cliente</w:t>
             </w:r>
             <w:r>
               <w:rPr>
@@ -1707,7 +1696,7 @@
                 <w:noProof/>
                 <w:webHidden/>
               </w:rPr>
-              <w:instrText xml:space="preserve"> PAGEREF _Toc225116349 \h </w:instrText>
+              <w:instrText xml:space="preserve"> PAGEREF _Toc226231792 \h </w:instrText>
             </w:r>
             <w:r>
               <w:rPr>
@@ -1727,7 +1716,7 @@
                 <w:noProof/>
                 <w:webHidden/>
               </w:rPr>
-              <w:t>10</w:t>
+              <w:t>12</w:t>
             </w:r>
             <w:r>
               <w:rPr>
@@ -1741,12 +1730,10 @@
         <w:p>
           <w:pPr>
             <w:pStyle w:val="TDC3"/>
-            <w:tabs>
-              <w:tab w:val="right" w:leader="dot" w:pos="8494"/>
-            </w:tabs>
             <w:rPr>
-              <w:rFonts w:eastAsiaTheme="minorEastAsia"/>
-              <w:noProof/>
+              <w:rFonts w:asciiTheme="minorHAnsi" w:eastAsiaTheme="minorEastAsia" w:hAnsiTheme="minorHAnsi" w:cstheme="minorBidi"/>
+              <w:b w:val="0"/>
+              <w:bCs w:val="0"/>
               <w:kern w:val="2"/>
               <w:sz w:val="24"/>
               <w:szCs w:val="24"/>
@@ -1754,61 +1741,66 @@
               <w14:ligatures w14:val="standardContextual"/>
             </w:rPr>
           </w:pPr>
-          <w:hyperlink w:anchor="_Toc225116350" w:history="1">
+          <w:hyperlink w:anchor="_Toc226231793" w:history="1">
             <w:r>
               <w:rPr>
                 <w:rStyle w:val="Hipervnculo"/>
-                <w:rFonts w:ascii="Arial" w:hAnsi="Arial" w:cs="Arial"/>
-                <w:b/>
-                <w:bCs/>
-                <w:noProof/>
+                <w:b w:val="0"/>
+                <w:bCs w:val="0"/>
               </w:rPr>
               <w:t>Encuesta realizada</w:t>
             </w:r>
             <w:r>
               <w:rPr>
-                <w:noProof/>
+                <w:b w:val="0"/>
+                <w:bCs w:val="0"/>
                 <w:webHidden/>
               </w:rPr>
               <w:tab/>
             </w:r>
             <w:r>
               <w:rPr>
-                <w:noProof/>
+                <w:b w:val="0"/>
+                <w:bCs w:val="0"/>
                 <w:webHidden/>
               </w:rPr>
               <w:fldChar w:fldCharType="begin"/>
             </w:r>
             <w:r>
               <w:rPr>
-                <w:noProof/>
-                <w:webHidden/>
-              </w:rPr>
-              <w:instrText xml:space="preserve"> PAGEREF _Toc225116350 \h </w:instrText>
-            </w:r>
-            <w:r>
-              <w:rPr>
-                <w:noProof/>
-                <w:webHidden/>
-              </w:rPr>
-            </w:r>
-            <w:r>
-              <w:rPr>
-                <w:noProof/>
+                <w:b w:val="0"/>
+                <w:bCs w:val="0"/>
+                <w:webHidden/>
+              </w:rPr>
+              <w:instrText xml:space="preserve"> PAGEREF _Toc226231793 \h </w:instrText>
+            </w:r>
+            <w:r>
+              <w:rPr>
+                <w:b w:val="0"/>
+                <w:bCs w:val="0"/>
+                <w:webHidden/>
+              </w:rPr>
+            </w:r>
+            <w:r>
+              <w:rPr>
+                <w:b w:val="0"/>
+                <w:bCs w:val="0"/>
                 <w:webHidden/>
               </w:rPr>
               <w:fldChar w:fldCharType="separate"/>
             </w:r>
             <w:r>
               <w:rPr>
-                <w:noProof/>
-                <w:webHidden/>
-              </w:rPr>
-              <w:t>10</w:t>
-            </w:r>
-            <w:r>
-              <w:rPr>
-                <w:noProof/>
+                <w:b w:val="0"/>
+                <w:bCs w:val="0"/>
+                <w:webHidden/>
+              </w:rPr>
+              <w:t>12</w:t>
+            </w:r>
+            <w:r>
+              <w:rPr>
+                <w:b w:val="0"/>
+                <w:bCs w:val="0"/>
                 <w:webHidden/>
               </w:rPr>
               <w:fldChar w:fldCharType="end"/>
@@ -1818,12 +1810,10 @@
         <w:p>
           <w:pPr>
             <w:pStyle w:val="TDC3"/>
-            <w:tabs>
-              <w:tab w:val="right" w:leader="dot" w:pos="8494"/>
-            </w:tabs>
             <w:rPr>
-              <w:rFonts w:eastAsiaTheme="minorEastAsia"/>
-              <w:noProof/>
+              <w:rFonts w:asciiTheme="minorHAnsi" w:eastAsiaTheme="minorEastAsia" w:hAnsiTheme="minorHAnsi" w:cstheme="minorBidi"/>
+              <w:b w:val="0"/>
+              <w:bCs w:val="0"/>
               <w:kern w:val="2"/>
               <w:sz w:val="24"/>
               <w:szCs w:val="24"/>
@@ -1831,61 +1821,66 @@
               <w14:ligatures w14:val="standardContextual"/>
             </w:rPr>
           </w:pPr>
-          <w:hyperlink w:anchor="_Toc225116351" w:history="1">
+          <w:hyperlink w:anchor="_Toc226231794" w:history="1">
             <w:r>
               <w:rPr>
                 <w:rStyle w:val="Hipervnculo"/>
-                <w:rFonts w:ascii="Arial" w:hAnsi="Arial" w:cs="Arial"/>
-                <w:b/>
-                <w:bCs/>
-                <w:noProof/>
+                <w:b w:val="0"/>
+                <w:bCs w:val="0"/>
               </w:rPr>
               <w:t>Preguntas de la encuesta</w:t>
             </w:r>
             <w:r>
               <w:rPr>
-                <w:noProof/>
+                <w:b w:val="0"/>
+                <w:bCs w:val="0"/>
                 <w:webHidden/>
               </w:rPr>
               <w:tab/>
             </w:r>
             <w:r>
               <w:rPr>
-                <w:noProof/>
+                <w:b w:val="0"/>
+                <w:bCs w:val="0"/>
                 <w:webHidden/>
               </w:rPr>
               <w:fldChar w:fldCharType="begin"/>
             </w:r>
             <w:r>
               <w:rPr>
-                <w:noProof/>
-                <w:webHidden/>
-              </w:rPr>
-              <w:instrText xml:space="preserve"> PAGEREF _Toc225116351 \h </w:instrText>
-            </w:r>
-            <w:r>
-              <w:rPr>
-                <w:noProof/>
-                <w:webHidden/>
-              </w:rPr>
-            </w:r>
-            <w:r>
-              <w:rPr>
-                <w:noProof/>
+                <w:b w:val="0"/>
+                <w:bCs w:val="0"/>
+                <w:webHidden/>
+              </w:rPr>
+              <w:instrText xml:space="preserve"> PAGEREF _Toc226231794 \h </w:instrText>
+            </w:r>
+            <w:r>
+              <w:rPr>
+                <w:b w:val="0"/>
+                <w:bCs w:val="0"/>
+                <w:webHidden/>
+              </w:rPr>
+            </w:r>
+            <w:r>
+              <w:rPr>
+                <w:b w:val="0"/>
+                <w:bCs w:val="0"/>
                 <w:webHidden/>
               </w:rPr>
               <w:fldChar w:fldCharType="separate"/>
             </w:r>
             <w:r>
               <w:rPr>
-                <w:noProof/>
-                <w:webHidden/>
-              </w:rPr>
-              <w:t>10</w:t>
-            </w:r>
-            <w:r>
-              <w:rPr>
-                <w:noProof/>
+                <w:b w:val="0"/>
+                <w:bCs w:val="0"/>
+                <w:webHidden/>
+              </w:rPr>
+              <w:t>12</w:t>
+            </w:r>
+            <w:r>
+              <w:rPr>
+                <w:b w:val="0"/>
+                <w:bCs w:val="0"/>
                 <w:webHidden/>
               </w:rPr>
               <w:fldChar w:fldCharType="end"/>
@@ -1895,12 +1890,10 @@
         <w:p>
           <w:pPr>
             <w:pStyle w:val="TDC3"/>
-            <w:tabs>
-              <w:tab w:val="right" w:leader="dot" w:pos="8494"/>
-            </w:tabs>
             <w:rPr>
-              <w:rFonts w:eastAsiaTheme="minorEastAsia"/>
-              <w:noProof/>
+              <w:rFonts w:asciiTheme="minorHAnsi" w:eastAsiaTheme="minorEastAsia" w:hAnsiTheme="minorHAnsi" w:cstheme="minorBidi"/>
+              <w:b w:val="0"/>
+              <w:bCs w:val="0"/>
               <w:kern w:val="2"/>
               <w:sz w:val="24"/>
               <w:szCs w:val="24"/>
@@ -1908,61 +1901,66 @@
               <w14:ligatures w14:val="standardContextual"/>
             </w:rPr>
           </w:pPr>
-          <w:hyperlink w:anchor="_Toc225116352" w:history="1">
+          <w:hyperlink w:anchor="_Toc226231795" w:history="1">
             <w:r>
               <w:rPr>
                 <w:rStyle w:val="Hipervnculo"/>
-                <w:rFonts w:ascii="Arial" w:hAnsi="Arial" w:cs="Arial"/>
-                <w:b/>
-                <w:bCs/>
-                <w:noProof/>
+                <w:b w:val="0"/>
+                <w:bCs w:val="0"/>
               </w:rPr>
               <w:t>Resultados de la encuesta</w:t>
             </w:r>
             <w:r>
               <w:rPr>
-                <w:noProof/>
+                <w:b w:val="0"/>
+                <w:bCs w:val="0"/>
                 <w:webHidden/>
               </w:rPr>
               <w:tab/>
             </w:r>
             <w:r>
               <w:rPr>
-                <w:noProof/>
+                <w:b w:val="0"/>
+                <w:bCs w:val="0"/>
                 <w:webHidden/>
               </w:rPr>
               <w:fldChar w:fldCharType="begin"/>
             </w:r>
             <w:r>
               <w:rPr>
-                <w:noProof/>
-                <w:webHidden/>
-              </w:rPr>
-              <w:instrText xml:space="preserve"> PAGEREF _Toc225116352 \h </w:instrText>
-            </w:r>
-            <w:r>
-              <w:rPr>
-                <w:noProof/>
-                <w:webHidden/>
-              </w:rPr>
-            </w:r>
-            <w:r>
-              <w:rPr>
-                <w:noProof/>
+                <w:b w:val="0"/>
+                <w:bCs w:val="0"/>
+                <w:webHidden/>
+              </w:rPr>
+              <w:instrText xml:space="preserve"> PAGEREF _Toc226231795 \h </w:instrText>
+            </w:r>
+            <w:r>
+              <w:rPr>
+                <w:b w:val="0"/>
+                <w:bCs w:val="0"/>
+                <w:webHidden/>
+              </w:rPr>
+            </w:r>
+            <w:r>
+              <w:rPr>
+                <w:b w:val="0"/>
+                <w:bCs w:val="0"/>
                 <w:webHidden/>
               </w:rPr>
               <w:fldChar w:fldCharType="separate"/>
             </w:r>
             <w:r>
               <w:rPr>
-                <w:noProof/>
-                <w:webHidden/>
-              </w:rPr>
-              <w:t>10</w:t>
-            </w:r>
-            <w:r>
-              <w:rPr>
-                <w:noProof/>
+                <w:b w:val="0"/>
+                <w:bCs w:val="0"/>
+                <w:webHidden/>
+              </w:rPr>
+              <w:t>12</w:t>
+            </w:r>
+            <w:r>
+              <w:rPr>
+                <w:b w:val="0"/>
+                <w:bCs w:val="0"/>
                 <w:webHidden/>
               </w:rPr>
               <w:fldChar w:fldCharType="end"/>
@@ -1972,12 +1970,10 @@
         <w:p>
           <w:pPr>
             <w:pStyle w:val="TDC3"/>
-            <w:tabs>
-              <w:tab w:val="right" w:leader="dot" w:pos="8494"/>
-            </w:tabs>
             <w:rPr>
-              <w:rFonts w:eastAsiaTheme="minorEastAsia"/>
-              <w:noProof/>
+              <w:rFonts w:asciiTheme="minorHAnsi" w:eastAsiaTheme="minorEastAsia" w:hAnsiTheme="minorHAnsi" w:cstheme="minorBidi"/>
+              <w:b w:val="0"/>
+              <w:bCs w:val="0"/>
               <w:kern w:val="2"/>
               <w:sz w:val="24"/>
               <w:szCs w:val="24"/>
@@ -1985,61 +1981,66 @@
               <w14:ligatures w14:val="standardContextual"/>
             </w:rPr>
           </w:pPr>
-          <w:hyperlink w:anchor="_Toc225116353" w:history="1">
+          <w:hyperlink w:anchor="_Toc226231796" w:history="1">
             <w:r>
               <w:rPr>
                 <w:rStyle w:val="Hipervnculo"/>
-                <w:rFonts w:ascii="Arial" w:hAnsi="Arial" w:cs="Arial"/>
-                <w:b/>
-                <w:bCs/>
-                <w:noProof/>
+                <w:b w:val="0"/>
+                <w:bCs w:val="0"/>
               </w:rPr>
               <w:t>Análisis de resultados</w:t>
             </w:r>
             <w:r>
               <w:rPr>
-                <w:noProof/>
+                <w:b w:val="0"/>
+                <w:bCs w:val="0"/>
                 <w:webHidden/>
               </w:rPr>
               <w:tab/>
             </w:r>
             <w:r>
               <w:rPr>
-                <w:noProof/>
+                <w:b w:val="0"/>
+                <w:bCs w:val="0"/>
                 <w:webHidden/>
               </w:rPr>
               <w:fldChar w:fldCharType="begin"/>
             </w:r>
             <w:r>
               <w:rPr>
-                <w:noProof/>
-                <w:webHidden/>
-              </w:rPr>
-              <w:instrText xml:space="preserve"> PAGEREF _Toc225116353 \h </w:instrText>
-            </w:r>
-            <w:r>
-              <w:rPr>
-                <w:noProof/>
-                <w:webHidden/>
-              </w:rPr>
-            </w:r>
-            <w:r>
-              <w:rPr>
-                <w:noProof/>
+                <w:b w:val="0"/>
+                <w:bCs w:val="0"/>
+                <w:webHidden/>
+              </w:rPr>
+              <w:instrText xml:space="preserve"> PAGEREF _Toc226231796 \h </w:instrText>
+            </w:r>
+            <w:r>
+              <w:rPr>
+                <w:b w:val="0"/>
+                <w:bCs w:val="0"/>
+                <w:webHidden/>
+              </w:rPr>
+            </w:r>
+            <w:r>
+              <w:rPr>
+                <w:b w:val="0"/>
+                <w:bCs w:val="0"/>
                 <w:webHidden/>
               </w:rPr>
               <w:fldChar w:fldCharType="separate"/>
             </w:r>
             <w:r>
               <w:rPr>
-                <w:noProof/>
-                <w:webHidden/>
-              </w:rPr>
-              <w:t>10</w:t>
-            </w:r>
-            <w:r>
-              <w:rPr>
-                <w:noProof/>
+                <w:b w:val="0"/>
+                <w:bCs w:val="0"/>
+                <w:webHidden/>
+              </w:rPr>
+              <w:t>13</w:t>
+            </w:r>
+            <w:r>
+              <w:rPr>
+                <w:b w:val="0"/>
+                <w:bCs w:val="0"/>
                 <w:webHidden/>
               </w:rPr>
               <w:fldChar w:fldCharType="end"/>
@@ -2049,12 +2050,10 @@
         <w:p>
           <w:pPr>
             <w:pStyle w:val="TDC3"/>
-            <w:tabs>
-              <w:tab w:val="right" w:leader="dot" w:pos="8494"/>
-            </w:tabs>
             <w:rPr>
-              <w:rFonts w:eastAsiaTheme="minorEastAsia"/>
-              <w:noProof/>
+              <w:rFonts w:asciiTheme="minorHAnsi" w:eastAsiaTheme="minorEastAsia" w:hAnsiTheme="minorHAnsi" w:cstheme="minorBidi"/>
+              <w:b w:val="0"/>
+              <w:bCs w:val="0"/>
               <w:kern w:val="2"/>
               <w:sz w:val="24"/>
               <w:szCs w:val="24"/>
@@ -2062,61 +2061,66 @@
               <w14:ligatures w14:val="standardContextual"/>
             </w:rPr>
           </w:pPr>
-          <w:hyperlink w:anchor="_Toc225116354" w:history="1">
+          <w:hyperlink w:anchor="_Toc226231797" w:history="1">
             <w:r>
               <w:rPr>
                 <w:rStyle w:val="Hipervnculo"/>
-                <w:rFonts w:ascii="Arial" w:hAnsi="Arial" w:cs="Arial"/>
-                <w:b/>
-                <w:bCs/>
-                <w:noProof/>
+                <w:b w:val="0"/>
+                <w:bCs w:val="0"/>
               </w:rPr>
               <w:t>Mapa de empatía del cliente</w:t>
             </w:r>
             <w:r>
               <w:rPr>
-                <w:noProof/>
+                <w:b w:val="0"/>
+                <w:bCs w:val="0"/>
                 <w:webHidden/>
               </w:rPr>
               <w:tab/>
             </w:r>
             <w:r>
               <w:rPr>
-                <w:noProof/>
+                <w:b w:val="0"/>
+                <w:bCs w:val="0"/>
                 <w:webHidden/>
               </w:rPr>
               <w:fldChar w:fldCharType="begin"/>
             </w:r>
             <w:r>
               <w:rPr>
-                <w:noProof/>
-                <w:webHidden/>
-              </w:rPr>
-              <w:instrText xml:space="preserve"> PAGEREF _Toc225116354 \h </w:instrText>
-            </w:r>
-            <w:r>
-              <w:rPr>
-                <w:noProof/>
-                <w:webHidden/>
-              </w:rPr>
-            </w:r>
-            <w:r>
-              <w:rPr>
-                <w:noProof/>
+                <w:b w:val="0"/>
+                <w:bCs w:val="0"/>
+                <w:webHidden/>
+              </w:rPr>
+              <w:instrText xml:space="preserve"> PAGEREF _Toc226231797 \h </w:instrText>
+            </w:r>
+            <w:r>
+              <w:rPr>
+                <w:b w:val="0"/>
+                <w:bCs w:val="0"/>
+                <w:webHidden/>
+              </w:rPr>
+            </w:r>
+            <w:r>
+              <w:rPr>
+                <w:b w:val="0"/>
+                <w:bCs w:val="0"/>
                 <w:webHidden/>
               </w:rPr>
               <w:fldChar w:fldCharType="separate"/>
             </w:r>
             <w:r>
               <w:rPr>
-                <w:noProof/>
-                <w:webHidden/>
-              </w:rPr>
-              <w:t>11</w:t>
-            </w:r>
-            <w:r>
-              <w:rPr>
-                <w:noProof/>
+                <w:b w:val="0"/>
+                <w:bCs w:val="0"/>
+                <w:webHidden/>
+              </w:rPr>
+              <w:t>13</w:t>
+            </w:r>
+            <w:r>
+              <w:rPr>
+                <w:b w:val="0"/>
+                <w:bCs w:val="0"/>
                 <w:webHidden/>
               </w:rPr>
               <w:fldChar w:fldCharType="end"/>
@@ -2139,15 +2143,13 @@
               <w14:ligatures w14:val="standardContextual"/>
             </w:rPr>
           </w:pPr>
-          <w:hyperlink w:anchor="_Toc225116355" w:history="1">
+          <w:hyperlink w:anchor="_Toc226231798" w:history="1">
             <w:r>
               <w:rPr>
                 <w:rStyle w:val="Hipervnculo"/>
-                <w:b/>
-                <w:bCs/>
                 <w:noProof/>
               </w:rPr>
-              <w:t>4 Propuesta de valor</w:t>
+              <w:t>Propuesta de valor</w:t>
             </w:r>
             <w:r>
               <w:rPr>
@@ -2168,7 +2170,7 @@
                 <w:noProof/>
                 <w:webHidden/>
               </w:rPr>
-              <w:instrText xml:space="preserve"> PAGEREF _Toc225116355 \h </w:instrText>
+              <w:instrText xml:space="preserve"> PAGEREF _Toc226231798 \h </w:instrText>
             </w:r>
             <w:r>
               <w:rPr>
@@ -2188,7 +2190,7 @@
                 <w:noProof/>
                 <w:webHidden/>
               </w:rPr>
-              <w:t>12</w:t>
+              <w:t>14</w:t>
             </w:r>
             <w:r>
               <w:rPr>
@@ -2202,12 +2204,10 @@
         <w:p>
           <w:pPr>
             <w:pStyle w:val="TDC3"/>
-            <w:tabs>
-              <w:tab w:val="right" w:leader="dot" w:pos="8494"/>
-            </w:tabs>
             <w:rPr>
-              <w:rFonts w:eastAsiaTheme="minorEastAsia"/>
-              <w:noProof/>
+              <w:rFonts w:asciiTheme="minorHAnsi" w:eastAsiaTheme="minorEastAsia" w:hAnsiTheme="minorHAnsi" w:cstheme="minorBidi"/>
+              <w:b w:val="0"/>
+              <w:bCs w:val="0"/>
               <w:kern w:val="2"/>
               <w:sz w:val="24"/>
               <w:szCs w:val="24"/>
@@ -2215,61 +2215,66 @@
               <w14:ligatures w14:val="standardContextual"/>
             </w:rPr>
           </w:pPr>
-          <w:hyperlink w:anchor="_Toc225116356" w:history="1">
+          <w:hyperlink w:anchor="_Toc226231799" w:history="1">
             <w:r>
               <w:rPr>
                 <w:rStyle w:val="Hipervnculo"/>
-                <w:rFonts w:ascii="Arial" w:hAnsi="Arial" w:cs="Arial"/>
-                <w:b/>
-                <w:bCs/>
-                <w:noProof/>
+                <w:b w:val="0"/>
+                <w:bCs w:val="0"/>
               </w:rPr>
               <w:t>Valor que aporta</w:t>
             </w:r>
             <w:r>
               <w:rPr>
-                <w:noProof/>
+                <w:b w:val="0"/>
+                <w:bCs w:val="0"/>
                 <w:webHidden/>
               </w:rPr>
               <w:tab/>
             </w:r>
             <w:r>
               <w:rPr>
-                <w:noProof/>
+                <w:b w:val="0"/>
+                <w:bCs w:val="0"/>
                 <w:webHidden/>
               </w:rPr>
               <w:fldChar w:fldCharType="begin"/>
             </w:r>
             <w:r>
               <w:rPr>
-                <w:noProof/>
-                <w:webHidden/>
-              </w:rPr>
-              <w:instrText xml:space="preserve"> PAGEREF _Toc225116356 \h </w:instrText>
-            </w:r>
-            <w:r>
-              <w:rPr>
-                <w:noProof/>
-                <w:webHidden/>
-              </w:rPr>
-            </w:r>
-            <w:r>
-              <w:rPr>
-                <w:noProof/>
+                <w:b w:val="0"/>
+                <w:bCs w:val="0"/>
+                <w:webHidden/>
+              </w:rPr>
+              <w:instrText xml:space="preserve"> PAGEREF _Toc226231799 \h </w:instrText>
+            </w:r>
+            <w:r>
+              <w:rPr>
+                <w:b w:val="0"/>
+                <w:bCs w:val="0"/>
+                <w:webHidden/>
+              </w:rPr>
+            </w:r>
+            <w:r>
+              <w:rPr>
+                <w:b w:val="0"/>
+                <w:bCs w:val="0"/>
                 <w:webHidden/>
               </w:rPr>
               <w:fldChar w:fldCharType="separate"/>
             </w:r>
             <w:r>
               <w:rPr>
-                <w:noProof/>
-                <w:webHidden/>
-              </w:rPr>
-              <w:t>12</w:t>
-            </w:r>
-            <w:r>
-              <w:rPr>
-                <w:noProof/>
+                <w:b w:val="0"/>
+                <w:bCs w:val="0"/>
+                <w:webHidden/>
+              </w:rPr>
+              <w:t>14</w:t>
+            </w:r>
+            <w:r>
+              <w:rPr>
+                <w:b w:val="0"/>
+                <w:bCs w:val="0"/>
                 <w:webHidden/>
               </w:rPr>
               <w:fldChar w:fldCharType="end"/>
@@ -2292,15 +2297,13 @@
               <w14:ligatures w14:val="standardContextual"/>
             </w:rPr>
           </w:pPr>
-          <w:hyperlink w:anchor="_Toc225116357" w:history="1">
+          <w:hyperlink w:anchor="_Toc226231800" w:history="1">
             <w:r>
               <w:rPr>
                 <w:rStyle w:val="Hipervnculo"/>
-                <w:b/>
-                <w:bCs/>
                 <w:noProof/>
               </w:rPr>
-              <w:t>5 Análisis de la competencia</w:t>
+              <w:t>Análisis de la competencia</w:t>
             </w:r>
             <w:r>
               <w:rPr>
@@ -2321,7 +2324,7 @@
                 <w:noProof/>
                 <w:webHidden/>
               </w:rPr>
-              <w:instrText xml:space="preserve"> PAGEREF _Toc225116357 \h </w:instrText>
+              <w:instrText xml:space="preserve"> PAGEREF _Toc226231800 \h </w:instrText>
             </w:r>
             <w:r>
               <w:rPr>
@@ -2341,7 +2344,7 @@
                 <w:noProof/>
                 <w:webHidden/>
               </w:rPr>
-              <w:t>12</w:t>
+              <w:t>15</w:t>
             </w:r>
             <w:r>
               <w:rPr>
@@ -2355,12 +2358,10 @@
         <w:p>
           <w:pPr>
             <w:pStyle w:val="TDC3"/>
-            <w:tabs>
-              <w:tab w:val="right" w:leader="dot" w:pos="8494"/>
-            </w:tabs>
             <w:rPr>
-              <w:rFonts w:eastAsiaTheme="minorEastAsia"/>
-              <w:noProof/>
+              <w:rFonts w:asciiTheme="minorHAnsi" w:eastAsiaTheme="minorEastAsia" w:hAnsiTheme="minorHAnsi" w:cstheme="minorBidi"/>
+              <w:b w:val="0"/>
+              <w:bCs w:val="0"/>
               <w:kern w:val="2"/>
               <w:sz w:val="24"/>
               <w:szCs w:val="24"/>
@@ -2368,61 +2369,66 @@
               <w14:ligatures w14:val="standardContextual"/>
             </w:rPr>
           </w:pPr>
-          <w:hyperlink w:anchor="_Toc225116358" w:history="1">
+          <w:hyperlink w:anchor="_Toc226231801" w:history="1">
             <w:r>
               <w:rPr>
                 <w:rStyle w:val="Hipervnculo"/>
-                <w:rFonts w:ascii="Arial" w:hAnsi="Arial" w:cs="Arial"/>
-                <w:b/>
-                <w:bCs/>
-                <w:noProof/>
+                <w:b w:val="0"/>
+                <w:bCs w:val="0"/>
               </w:rPr>
               <w:t>Análisis</w:t>
             </w:r>
             <w:r>
               <w:rPr>
-                <w:noProof/>
+                <w:b w:val="0"/>
+                <w:bCs w:val="0"/>
                 <w:webHidden/>
               </w:rPr>
               <w:tab/>
             </w:r>
             <w:r>
               <w:rPr>
-                <w:noProof/>
+                <w:b w:val="0"/>
+                <w:bCs w:val="0"/>
                 <w:webHidden/>
               </w:rPr>
               <w:fldChar w:fldCharType="begin"/>
             </w:r>
             <w:r>
               <w:rPr>
-                <w:noProof/>
-                <w:webHidden/>
-              </w:rPr>
-              <w:instrText xml:space="preserve"> PAGEREF _Toc225116358 \h </w:instrText>
-            </w:r>
-            <w:r>
-              <w:rPr>
-                <w:noProof/>
-                <w:webHidden/>
-              </w:rPr>
-            </w:r>
-            <w:r>
-              <w:rPr>
-                <w:noProof/>
+                <w:b w:val="0"/>
+                <w:bCs w:val="0"/>
+                <w:webHidden/>
+              </w:rPr>
+              <w:instrText xml:space="preserve"> PAGEREF _Toc226231801 \h </w:instrText>
+            </w:r>
+            <w:r>
+              <w:rPr>
+                <w:b w:val="0"/>
+                <w:bCs w:val="0"/>
+                <w:webHidden/>
+              </w:rPr>
+            </w:r>
+            <w:r>
+              <w:rPr>
+                <w:b w:val="0"/>
+                <w:bCs w:val="0"/>
                 <w:webHidden/>
               </w:rPr>
               <w:fldChar w:fldCharType="separate"/>
             </w:r>
             <w:r>
               <w:rPr>
-                <w:noProof/>
-                <w:webHidden/>
-              </w:rPr>
-              <w:t>12</w:t>
-            </w:r>
-            <w:r>
-              <w:rPr>
-                <w:noProof/>
+                <w:b w:val="0"/>
+                <w:bCs w:val="0"/>
+                <w:webHidden/>
+              </w:rPr>
+              <w:t>16</w:t>
+            </w:r>
+            <w:r>
+              <w:rPr>
+                <w:b w:val="0"/>
+                <w:bCs w:val="0"/>
                 <w:webHidden/>
               </w:rPr>
               <w:fldChar w:fldCharType="end"/>
@@ -2445,15 +2451,13 @@
               <w14:ligatures w14:val="standardContextual"/>
             </w:rPr>
           </w:pPr>
-          <w:hyperlink w:anchor="_Toc225116359" w:history="1">
+          <w:hyperlink w:anchor="_Toc226231802" w:history="1">
             <w:r>
               <w:rPr>
                 <w:rStyle w:val="Hipervnculo"/>
-                <w:b/>
-                <w:bCs/>
                 <w:noProof/>
               </w:rPr>
-              <w:t>6 Análisis DAFO</w:t>
+              <w:t>Análisis DAFO</w:t>
             </w:r>
             <w:r>
               <w:rPr>
@@ -2474,7 +2478,7 @@
                 <w:noProof/>
                 <w:webHidden/>
               </w:rPr>
-              <w:instrText xml:space="preserve"> PAGEREF _Toc225116359 \h </w:instrText>
+              <w:instrText xml:space="preserve"> PAGEREF _Toc226231802 \h </w:instrText>
             </w:r>
             <w:r>
               <w:rPr>
@@ -2494,7 +2498,7 @@
                 <w:noProof/>
                 <w:webHidden/>
               </w:rPr>
-              <w:t>13</w:t>
+              <w:t>16</w:t>
             </w:r>
             <w:r>
               <w:rPr>
@@ -2508,12 +2512,10 @@
         <w:p>
           <w:pPr>
             <w:pStyle w:val="TDC3"/>
-            <w:tabs>
-              <w:tab w:val="right" w:leader="dot" w:pos="8494"/>
-            </w:tabs>
             <w:rPr>
-              <w:rFonts w:eastAsiaTheme="minorEastAsia"/>
-              <w:noProof/>
+              <w:rFonts w:asciiTheme="minorHAnsi" w:eastAsiaTheme="minorEastAsia" w:hAnsiTheme="minorHAnsi" w:cstheme="minorBidi"/>
+              <w:b w:val="0"/>
+              <w:bCs w:val="0"/>
               <w:kern w:val="2"/>
               <w:sz w:val="24"/>
               <w:szCs w:val="24"/>
@@ -2521,61 +2523,66 @@
               <w14:ligatures w14:val="standardContextual"/>
             </w:rPr>
           </w:pPr>
-          <w:hyperlink w:anchor="_Toc225116360" w:history="1">
+          <w:hyperlink w:anchor="_Toc226231803" w:history="1">
             <w:r>
               <w:rPr>
                 <w:rStyle w:val="Hipervnculo"/>
-                <w:rFonts w:ascii="Arial" w:hAnsi="Arial" w:cs="Arial"/>
-                <w:b/>
-                <w:bCs/>
-                <w:noProof/>
+                <w:b w:val="0"/>
+                <w:bCs w:val="0"/>
               </w:rPr>
               <w:t>Fortalezas</w:t>
             </w:r>
             <w:r>
               <w:rPr>
-                <w:noProof/>
+                <w:b w:val="0"/>
+                <w:bCs w:val="0"/>
                 <w:webHidden/>
               </w:rPr>
               <w:tab/>
             </w:r>
             <w:r>
               <w:rPr>
-                <w:noProof/>
+                <w:b w:val="0"/>
+                <w:bCs w:val="0"/>
                 <w:webHidden/>
               </w:rPr>
               <w:fldChar w:fldCharType="begin"/>
             </w:r>
             <w:r>
               <w:rPr>
-                <w:noProof/>
-                <w:webHidden/>
-              </w:rPr>
-              <w:instrText xml:space="preserve"> PAGEREF _Toc225116360 \h </w:instrText>
-            </w:r>
-            <w:r>
-              <w:rPr>
-                <w:noProof/>
-                <w:webHidden/>
-              </w:rPr>
-            </w:r>
-            <w:r>
-              <w:rPr>
-                <w:noProof/>
+                <w:b w:val="0"/>
+                <w:bCs w:val="0"/>
+                <w:webHidden/>
+              </w:rPr>
+              <w:instrText xml:space="preserve"> PAGEREF _Toc226231803 \h </w:instrText>
+            </w:r>
+            <w:r>
+              <w:rPr>
+                <w:b w:val="0"/>
+                <w:bCs w:val="0"/>
+                <w:webHidden/>
+              </w:rPr>
+            </w:r>
+            <w:r>
+              <w:rPr>
+                <w:b w:val="0"/>
+                <w:bCs w:val="0"/>
                 <w:webHidden/>
               </w:rPr>
               <w:fldChar w:fldCharType="separate"/>
             </w:r>
             <w:r>
               <w:rPr>
-                <w:noProof/>
-                <w:webHidden/>
-              </w:rPr>
-              <w:t>13</w:t>
-            </w:r>
-            <w:r>
-              <w:rPr>
-                <w:noProof/>
+                <w:b w:val="0"/>
+                <w:bCs w:val="0"/>
+                <w:webHidden/>
+              </w:rPr>
+              <w:t>16</w:t>
+            </w:r>
+            <w:r>
+              <w:rPr>
+                <w:b w:val="0"/>
+                <w:bCs w:val="0"/>
                 <w:webHidden/>
               </w:rPr>
               <w:fldChar w:fldCharType="end"/>
@@ -2585,12 +2592,10 @@
         <w:p>
           <w:pPr>
             <w:pStyle w:val="TDC3"/>
-            <w:tabs>
-              <w:tab w:val="right" w:leader="dot" w:pos="8494"/>
-            </w:tabs>
             <w:rPr>
-              <w:rFonts w:eastAsiaTheme="minorEastAsia"/>
-              <w:noProof/>
+              <w:rFonts w:asciiTheme="minorHAnsi" w:eastAsiaTheme="minorEastAsia" w:hAnsiTheme="minorHAnsi" w:cstheme="minorBidi"/>
+              <w:b w:val="0"/>
+              <w:bCs w:val="0"/>
               <w:kern w:val="2"/>
               <w:sz w:val="24"/>
               <w:szCs w:val="24"/>
@@ -2598,61 +2603,66 @@
               <w14:ligatures w14:val="standardContextual"/>
             </w:rPr>
           </w:pPr>
-          <w:hyperlink w:anchor="_Toc225116361" w:history="1">
+          <w:hyperlink w:anchor="_Toc226231804" w:history="1">
             <w:r>
               <w:rPr>
                 <w:rStyle w:val="Hipervnculo"/>
-                <w:rFonts w:ascii="Arial" w:hAnsi="Arial" w:cs="Arial"/>
-                <w:b/>
-                <w:bCs/>
-                <w:noProof/>
+                <w:b w:val="0"/>
+                <w:bCs w:val="0"/>
               </w:rPr>
               <w:t>Debilidades</w:t>
             </w:r>
             <w:r>
               <w:rPr>
-                <w:noProof/>
+                <w:b w:val="0"/>
+                <w:bCs w:val="0"/>
                 <w:webHidden/>
               </w:rPr>
               <w:tab/>
             </w:r>
             <w:r>
               <w:rPr>
-                <w:noProof/>
+                <w:b w:val="0"/>
+                <w:bCs w:val="0"/>
                 <w:webHidden/>
               </w:rPr>
               <w:fldChar w:fldCharType="begin"/>
             </w:r>
             <w:r>
               <w:rPr>
-                <w:noProof/>
-                <w:webHidden/>
-              </w:rPr>
-              <w:instrText xml:space="preserve"> PAGEREF _Toc225116361 \h </w:instrText>
-            </w:r>
-            <w:r>
-              <w:rPr>
-                <w:noProof/>
-                <w:webHidden/>
-              </w:rPr>
-            </w:r>
-            <w:r>
-              <w:rPr>
-                <w:noProof/>
+                <w:b w:val="0"/>
+                <w:bCs w:val="0"/>
+                <w:webHidden/>
+              </w:rPr>
+              <w:instrText xml:space="preserve"> PAGEREF _Toc226231804 \h </w:instrText>
+            </w:r>
+            <w:r>
+              <w:rPr>
+                <w:b w:val="0"/>
+                <w:bCs w:val="0"/>
+                <w:webHidden/>
+              </w:rPr>
+            </w:r>
+            <w:r>
+              <w:rPr>
+                <w:b w:val="0"/>
+                <w:bCs w:val="0"/>
                 <w:webHidden/>
               </w:rPr>
               <w:fldChar w:fldCharType="separate"/>
             </w:r>
             <w:r>
               <w:rPr>
-                <w:noProof/>
-                <w:webHidden/>
-              </w:rPr>
-              <w:t>13</w:t>
-            </w:r>
-            <w:r>
-              <w:rPr>
-                <w:noProof/>
+                <w:b w:val="0"/>
+                <w:bCs w:val="0"/>
+                <w:webHidden/>
+              </w:rPr>
+              <w:t>16</w:t>
+            </w:r>
+            <w:r>
+              <w:rPr>
+                <w:b w:val="0"/>
+                <w:bCs w:val="0"/>
                 <w:webHidden/>
               </w:rPr>
               <w:fldChar w:fldCharType="end"/>
@@ -2662,12 +2672,10 @@
         <w:p>
           <w:pPr>
             <w:pStyle w:val="TDC3"/>
-            <w:tabs>
-              <w:tab w:val="right" w:leader="dot" w:pos="8494"/>
-            </w:tabs>
             <w:rPr>
-              <w:rFonts w:eastAsiaTheme="minorEastAsia"/>
-              <w:noProof/>
+              <w:rFonts w:asciiTheme="minorHAnsi" w:eastAsiaTheme="minorEastAsia" w:hAnsiTheme="minorHAnsi" w:cstheme="minorBidi"/>
+              <w:b w:val="0"/>
+              <w:bCs w:val="0"/>
               <w:kern w:val="2"/>
               <w:sz w:val="24"/>
               <w:szCs w:val="24"/>
@@ -2675,61 +2683,66 @@
               <w14:ligatures w14:val="standardContextual"/>
             </w:rPr>
           </w:pPr>
-          <w:hyperlink w:anchor="_Toc225116362" w:history="1">
+          <w:hyperlink w:anchor="_Toc226231805" w:history="1">
             <w:r>
               <w:rPr>
                 <w:rStyle w:val="Hipervnculo"/>
-                <w:rFonts w:ascii="Arial" w:hAnsi="Arial" w:cs="Arial"/>
-                <w:b/>
-                <w:bCs/>
-                <w:noProof/>
+                <w:b w:val="0"/>
+                <w:bCs w:val="0"/>
               </w:rPr>
               <w:t>Oportunidades</w:t>
             </w:r>
             <w:r>
               <w:rPr>
-                <w:noProof/>
+                <w:b w:val="0"/>
+                <w:bCs w:val="0"/>
                 <w:webHidden/>
               </w:rPr>
               <w:tab/>
             </w:r>
             <w:r>
               <w:rPr>
-                <w:noProof/>
+                <w:b w:val="0"/>
+                <w:bCs w:val="0"/>
                 <w:webHidden/>
               </w:rPr>
               <w:fldChar w:fldCharType="begin"/>
             </w:r>
             <w:r>
               <w:rPr>
-                <w:noProof/>
-                <w:webHidden/>
-              </w:rPr>
-              <w:instrText xml:space="preserve"> PAGEREF _Toc225116362 \h </w:instrText>
-            </w:r>
-            <w:r>
-              <w:rPr>
-                <w:noProof/>
-                <w:webHidden/>
-              </w:rPr>
-            </w:r>
-            <w:r>
-              <w:rPr>
-                <w:noProof/>
+                <w:b w:val="0"/>
+                <w:bCs w:val="0"/>
+                <w:webHidden/>
+              </w:rPr>
+              <w:instrText xml:space="preserve"> PAGEREF _Toc226231805 \h </w:instrText>
+            </w:r>
+            <w:r>
+              <w:rPr>
+                <w:b w:val="0"/>
+                <w:bCs w:val="0"/>
+                <w:webHidden/>
+              </w:rPr>
+            </w:r>
+            <w:r>
+              <w:rPr>
+                <w:b w:val="0"/>
+                <w:bCs w:val="0"/>
                 <w:webHidden/>
               </w:rPr>
               <w:fldChar w:fldCharType="separate"/>
             </w:r>
             <w:r>
               <w:rPr>
-                <w:noProof/>
-                <w:webHidden/>
-              </w:rPr>
-              <w:t>13</w:t>
-            </w:r>
-            <w:r>
-              <w:rPr>
-                <w:noProof/>
+                <w:b w:val="0"/>
+                <w:bCs w:val="0"/>
+                <w:webHidden/>
+              </w:rPr>
+              <w:t>16</w:t>
+            </w:r>
+            <w:r>
+              <w:rPr>
+                <w:b w:val="0"/>
+                <w:bCs w:val="0"/>
                 <w:webHidden/>
               </w:rPr>
               <w:fldChar w:fldCharType="end"/>
@@ -2739,12 +2752,10 @@
         <w:p>
           <w:pPr>
             <w:pStyle w:val="TDC3"/>
-            <w:tabs>
-              <w:tab w:val="right" w:leader="dot" w:pos="8494"/>
-            </w:tabs>
             <w:rPr>
-              <w:rFonts w:eastAsiaTheme="minorEastAsia"/>
-              <w:noProof/>
+              <w:rFonts w:asciiTheme="minorHAnsi" w:eastAsiaTheme="minorEastAsia" w:hAnsiTheme="minorHAnsi" w:cstheme="minorBidi"/>
+              <w:b w:val="0"/>
+              <w:bCs w:val="0"/>
               <w:kern w:val="2"/>
               <w:sz w:val="24"/>
               <w:szCs w:val="24"/>
@@ -2752,61 +2763,66 @@
               <w14:ligatures w14:val="standardContextual"/>
             </w:rPr>
           </w:pPr>
-          <w:hyperlink w:anchor="_Toc225116363" w:history="1">
+          <w:hyperlink w:anchor="_Toc226231806" w:history="1">
             <w:r>
               <w:rPr>
                 <w:rStyle w:val="Hipervnculo"/>
-                <w:rFonts w:ascii="Arial" w:hAnsi="Arial" w:cs="Arial"/>
-                <w:b/>
-                <w:bCs/>
-                <w:noProof/>
+                <w:b w:val="0"/>
+                <w:bCs w:val="0"/>
               </w:rPr>
               <w:t>Amenazas</w:t>
             </w:r>
             <w:r>
               <w:rPr>
-                <w:noProof/>
+                <w:b w:val="0"/>
+                <w:bCs w:val="0"/>
                 <w:webHidden/>
               </w:rPr>
               <w:tab/>
             </w:r>
             <w:r>
               <w:rPr>
-                <w:noProof/>
+                <w:b w:val="0"/>
+                <w:bCs w:val="0"/>
                 <w:webHidden/>
               </w:rPr>
               <w:fldChar w:fldCharType="begin"/>
             </w:r>
             <w:r>
               <w:rPr>
-                <w:noProof/>
-                <w:webHidden/>
-              </w:rPr>
-              <w:instrText xml:space="preserve"> PAGEREF _Toc225116363 \h </w:instrText>
-            </w:r>
-            <w:r>
-              <w:rPr>
-                <w:noProof/>
-                <w:webHidden/>
-              </w:rPr>
-            </w:r>
-            <w:r>
-              <w:rPr>
-                <w:noProof/>
+                <w:b w:val="0"/>
+                <w:bCs w:val="0"/>
+                <w:webHidden/>
+              </w:rPr>
+              <w:instrText xml:space="preserve"> PAGEREF _Toc226231806 \h </w:instrText>
+            </w:r>
+            <w:r>
+              <w:rPr>
+                <w:b w:val="0"/>
+                <w:bCs w:val="0"/>
+                <w:webHidden/>
+              </w:rPr>
+            </w:r>
+            <w:r>
+              <w:rPr>
+                <w:b w:val="0"/>
+                <w:bCs w:val="0"/>
                 <w:webHidden/>
               </w:rPr>
               <w:fldChar w:fldCharType="separate"/>
             </w:r>
             <w:r>
               <w:rPr>
-                <w:noProof/>
-                <w:webHidden/>
-              </w:rPr>
-              <w:t>13</w:t>
-            </w:r>
-            <w:r>
-              <w:rPr>
-                <w:noProof/>
+                <w:b w:val="0"/>
+                <w:bCs w:val="0"/>
+                <w:webHidden/>
+              </w:rPr>
+              <w:t>17</w:t>
+            </w:r>
+            <w:r>
+              <w:rPr>
+                <w:b w:val="0"/>
+                <w:bCs w:val="0"/>
                 <w:webHidden/>
               </w:rPr>
               <w:fldChar w:fldCharType="end"/>
@@ -2829,15 +2845,13 @@
               <w14:ligatures w14:val="standardContextual"/>
             </w:rPr>
           </w:pPr>
-          <w:hyperlink w:anchor="_Toc225116364" w:history="1">
+          <w:hyperlink w:anchor="_Toc226231807" w:history="1">
             <w:r>
               <w:rPr>
                 <w:rStyle w:val="Hipervnculo"/>
-                <w:b/>
-                <w:bCs/>
                 <w:noProof/>
               </w:rPr>
-              <w:t>7 Estrategia CAME</w:t>
+              <w:t>Estrategia CAME</w:t>
             </w:r>
             <w:r>
               <w:rPr>
@@ -2858,7 +2872,7 @@
                 <w:noProof/>
                 <w:webHidden/>
               </w:rPr>
-              <w:instrText xml:space="preserve"> PAGEREF _Toc225116364 \h </w:instrText>
+              <w:instrText xml:space="preserve"> PAGEREF _Toc226231807 \h </w:instrText>
             </w:r>
             <w:r>
               <w:rPr>
@@ -2878,7 +2892,7 @@
                 <w:noProof/>
                 <w:webHidden/>
               </w:rPr>
-              <w:t>13</w:t>
+              <w:t>17</w:t>
             </w:r>
             <w:r>
               <w:rPr>
@@ -2892,12 +2906,10 @@
         <w:p>
           <w:pPr>
             <w:pStyle w:val="TDC3"/>
-            <w:tabs>
-              <w:tab w:val="right" w:leader="dot" w:pos="8494"/>
-            </w:tabs>
             <w:rPr>
-              <w:rFonts w:eastAsiaTheme="minorEastAsia"/>
-              <w:noProof/>
+              <w:rFonts w:asciiTheme="minorHAnsi" w:eastAsiaTheme="minorEastAsia" w:hAnsiTheme="minorHAnsi" w:cstheme="minorBidi"/>
+              <w:b w:val="0"/>
+              <w:bCs w:val="0"/>
               <w:kern w:val="2"/>
               <w:sz w:val="24"/>
               <w:szCs w:val="24"/>
@@ -2905,61 +2917,66 @@
               <w14:ligatures w14:val="standardContextual"/>
             </w:rPr>
           </w:pPr>
-          <w:hyperlink w:anchor="_Toc225116365" w:history="1">
+          <w:hyperlink w:anchor="_Toc226231808" w:history="1">
             <w:r>
               <w:rPr>
                 <w:rStyle w:val="Hipervnculo"/>
-                <w:rFonts w:ascii="Arial" w:hAnsi="Arial" w:cs="Arial"/>
-                <w:b/>
-                <w:bCs/>
-                <w:noProof/>
+                <w:b w:val="0"/>
+                <w:bCs w:val="0"/>
               </w:rPr>
               <w:t>Corregir debilidades</w:t>
             </w:r>
             <w:r>
               <w:rPr>
-                <w:noProof/>
+                <w:b w:val="0"/>
+                <w:bCs w:val="0"/>
                 <w:webHidden/>
               </w:rPr>
               <w:tab/>
             </w:r>
             <w:r>
               <w:rPr>
-                <w:noProof/>
+                <w:b w:val="0"/>
+                <w:bCs w:val="0"/>
                 <w:webHidden/>
               </w:rPr>
               <w:fldChar w:fldCharType="begin"/>
             </w:r>
             <w:r>
               <w:rPr>
-                <w:noProof/>
-                <w:webHidden/>
-              </w:rPr>
-              <w:instrText xml:space="preserve"> PAGEREF _Toc225116365 \h </w:instrText>
-            </w:r>
-            <w:r>
-              <w:rPr>
-                <w:noProof/>
-                <w:webHidden/>
-              </w:rPr>
-            </w:r>
-            <w:r>
-              <w:rPr>
-                <w:noProof/>
+                <w:b w:val="0"/>
+                <w:bCs w:val="0"/>
+                <w:webHidden/>
+              </w:rPr>
+              <w:instrText xml:space="preserve"> PAGEREF _Toc226231808 \h </w:instrText>
+            </w:r>
+            <w:r>
+              <w:rPr>
+                <w:b w:val="0"/>
+                <w:bCs w:val="0"/>
+                <w:webHidden/>
+              </w:rPr>
+            </w:r>
+            <w:r>
+              <w:rPr>
+                <w:b w:val="0"/>
+                <w:bCs w:val="0"/>
                 <w:webHidden/>
               </w:rPr>
               <w:fldChar w:fldCharType="separate"/>
             </w:r>
             <w:r>
               <w:rPr>
-                <w:noProof/>
-                <w:webHidden/>
-              </w:rPr>
-              <w:t>13</w:t>
-            </w:r>
-            <w:r>
-              <w:rPr>
-                <w:noProof/>
+                <w:b w:val="0"/>
+                <w:bCs w:val="0"/>
+                <w:webHidden/>
+              </w:rPr>
+              <w:t>17</w:t>
+            </w:r>
+            <w:r>
+              <w:rPr>
+                <w:b w:val="0"/>
+                <w:bCs w:val="0"/>
                 <w:webHidden/>
               </w:rPr>
               <w:fldChar w:fldCharType="end"/>
@@ -2969,12 +2986,10 @@
         <w:p>
           <w:pPr>
             <w:pStyle w:val="TDC3"/>
-            <w:tabs>
-              <w:tab w:val="right" w:leader="dot" w:pos="8494"/>
-            </w:tabs>
             <w:rPr>
-              <w:rFonts w:eastAsiaTheme="minorEastAsia"/>
-              <w:noProof/>
+              <w:rFonts w:asciiTheme="minorHAnsi" w:eastAsiaTheme="minorEastAsia" w:hAnsiTheme="minorHAnsi" w:cstheme="minorBidi"/>
+              <w:b w:val="0"/>
+              <w:bCs w:val="0"/>
               <w:kern w:val="2"/>
               <w:sz w:val="24"/>
               <w:szCs w:val="24"/>
@@ -2982,61 +2997,66 @@
               <w14:ligatures w14:val="standardContextual"/>
             </w:rPr>
           </w:pPr>
-          <w:hyperlink w:anchor="_Toc225116366" w:history="1">
+          <w:hyperlink w:anchor="_Toc226231809" w:history="1">
             <w:r>
               <w:rPr>
                 <w:rStyle w:val="Hipervnculo"/>
-                <w:rFonts w:ascii="Arial" w:hAnsi="Arial" w:cs="Arial"/>
-                <w:b/>
-                <w:bCs/>
-                <w:noProof/>
+                <w:b w:val="0"/>
+                <w:bCs w:val="0"/>
               </w:rPr>
               <w:t>Afrontar amenazas</w:t>
             </w:r>
             <w:r>
               <w:rPr>
-                <w:noProof/>
+                <w:b w:val="0"/>
+                <w:bCs w:val="0"/>
                 <w:webHidden/>
               </w:rPr>
               <w:tab/>
             </w:r>
             <w:r>
               <w:rPr>
-                <w:noProof/>
+                <w:b w:val="0"/>
+                <w:bCs w:val="0"/>
                 <w:webHidden/>
               </w:rPr>
               <w:fldChar w:fldCharType="begin"/>
             </w:r>
             <w:r>
               <w:rPr>
-                <w:noProof/>
-                <w:webHidden/>
-              </w:rPr>
-              <w:instrText xml:space="preserve"> PAGEREF _Toc225116366 \h </w:instrText>
-            </w:r>
-            <w:r>
-              <w:rPr>
-                <w:noProof/>
-                <w:webHidden/>
-              </w:rPr>
-            </w:r>
-            <w:r>
-              <w:rPr>
-                <w:noProof/>
+                <w:b w:val="0"/>
+                <w:bCs w:val="0"/>
+                <w:webHidden/>
+              </w:rPr>
+              <w:instrText xml:space="preserve"> PAGEREF _Toc226231809 \h </w:instrText>
+            </w:r>
+            <w:r>
+              <w:rPr>
+                <w:b w:val="0"/>
+                <w:bCs w:val="0"/>
+                <w:webHidden/>
+              </w:rPr>
+            </w:r>
+            <w:r>
+              <w:rPr>
+                <w:b w:val="0"/>
+                <w:bCs w:val="0"/>
                 <w:webHidden/>
               </w:rPr>
               <w:fldChar w:fldCharType="separate"/>
             </w:r>
             <w:r>
               <w:rPr>
-                <w:noProof/>
-                <w:webHidden/>
-              </w:rPr>
-              <w:t>14</w:t>
-            </w:r>
-            <w:r>
-              <w:rPr>
-                <w:noProof/>
+                <w:b w:val="0"/>
+                <w:bCs w:val="0"/>
+                <w:webHidden/>
+              </w:rPr>
+              <w:t>17</w:t>
+            </w:r>
+            <w:r>
+              <w:rPr>
+                <w:b w:val="0"/>
+                <w:bCs w:val="0"/>
                 <w:webHidden/>
               </w:rPr>
               <w:fldChar w:fldCharType="end"/>
@@ -3046,12 +3066,10 @@
         <w:p>
           <w:pPr>
             <w:pStyle w:val="TDC3"/>
-            <w:tabs>
-              <w:tab w:val="right" w:leader="dot" w:pos="8494"/>
-            </w:tabs>
             <w:rPr>
-              <w:rFonts w:eastAsiaTheme="minorEastAsia"/>
-              <w:noProof/>
+              <w:rFonts w:asciiTheme="minorHAnsi" w:eastAsiaTheme="minorEastAsia" w:hAnsiTheme="minorHAnsi" w:cstheme="minorBidi"/>
+              <w:b w:val="0"/>
+              <w:bCs w:val="0"/>
               <w:kern w:val="2"/>
               <w:sz w:val="24"/>
               <w:szCs w:val="24"/>
@@ -3059,61 +3077,66 @@
               <w14:ligatures w14:val="standardContextual"/>
             </w:rPr>
           </w:pPr>
-          <w:hyperlink w:anchor="_Toc225116367" w:history="1">
+          <w:hyperlink w:anchor="_Toc226231810" w:history="1">
             <w:r>
               <w:rPr>
                 <w:rStyle w:val="Hipervnculo"/>
-                <w:rFonts w:ascii="Arial" w:hAnsi="Arial" w:cs="Arial"/>
-                <w:b/>
-                <w:bCs/>
-                <w:noProof/>
+                <w:b w:val="0"/>
+                <w:bCs w:val="0"/>
               </w:rPr>
               <w:t>Mantener fortalezas</w:t>
             </w:r>
             <w:r>
               <w:rPr>
-                <w:noProof/>
+                <w:b w:val="0"/>
+                <w:bCs w:val="0"/>
                 <w:webHidden/>
               </w:rPr>
               <w:tab/>
             </w:r>
             <w:r>
               <w:rPr>
-                <w:noProof/>
+                <w:b w:val="0"/>
+                <w:bCs w:val="0"/>
                 <w:webHidden/>
               </w:rPr>
               <w:fldChar w:fldCharType="begin"/>
             </w:r>
             <w:r>
               <w:rPr>
-                <w:noProof/>
-                <w:webHidden/>
-              </w:rPr>
-              <w:instrText xml:space="preserve"> PAGEREF _Toc225116367 \h </w:instrText>
-            </w:r>
-            <w:r>
-              <w:rPr>
-                <w:noProof/>
-                <w:webHidden/>
-              </w:rPr>
-            </w:r>
-            <w:r>
-              <w:rPr>
-                <w:noProof/>
+                <w:b w:val="0"/>
+                <w:bCs w:val="0"/>
+                <w:webHidden/>
+              </w:rPr>
+              <w:instrText xml:space="preserve"> PAGEREF _Toc226231810 \h </w:instrText>
+            </w:r>
+            <w:r>
+              <w:rPr>
+                <w:b w:val="0"/>
+                <w:bCs w:val="0"/>
+                <w:webHidden/>
+              </w:rPr>
+            </w:r>
+            <w:r>
+              <w:rPr>
+                <w:b w:val="0"/>
+                <w:bCs w:val="0"/>
                 <w:webHidden/>
               </w:rPr>
               <w:fldChar w:fldCharType="separate"/>
             </w:r>
             <w:r>
               <w:rPr>
-                <w:noProof/>
-                <w:webHidden/>
-              </w:rPr>
-              <w:t>14</w:t>
-            </w:r>
-            <w:r>
-              <w:rPr>
-                <w:noProof/>
+                <w:b w:val="0"/>
+                <w:bCs w:val="0"/>
+                <w:webHidden/>
+              </w:rPr>
+              <w:t>17</w:t>
+            </w:r>
+            <w:r>
+              <w:rPr>
+                <w:b w:val="0"/>
+                <w:bCs w:val="0"/>
                 <w:webHidden/>
               </w:rPr>
               <w:fldChar w:fldCharType="end"/>
@@ -3123,12 +3146,10 @@
         <w:p>
           <w:pPr>
             <w:pStyle w:val="TDC3"/>
-            <w:tabs>
-              <w:tab w:val="right" w:leader="dot" w:pos="8494"/>
-            </w:tabs>
             <w:rPr>
-              <w:rFonts w:eastAsiaTheme="minorEastAsia"/>
-              <w:noProof/>
+              <w:rFonts w:asciiTheme="minorHAnsi" w:eastAsiaTheme="minorEastAsia" w:hAnsiTheme="minorHAnsi" w:cstheme="minorBidi"/>
+              <w:b w:val="0"/>
+              <w:bCs w:val="0"/>
               <w:kern w:val="2"/>
               <w:sz w:val="24"/>
               <w:szCs w:val="24"/>
@@ -3136,61 +3157,66 @@
               <w14:ligatures w14:val="standardContextual"/>
             </w:rPr>
           </w:pPr>
-          <w:hyperlink w:anchor="_Toc225116368" w:history="1">
+          <w:hyperlink w:anchor="_Toc226231811" w:history="1">
             <w:r>
               <w:rPr>
                 <w:rStyle w:val="Hipervnculo"/>
-                <w:rFonts w:ascii="Arial" w:hAnsi="Arial" w:cs="Arial"/>
-                <w:b/>
-                <w:bCs/>
-                <w:noProof/>
+                <w:b w:val="0"/>
+                <w:bCs w:val="0"/>
               </w:rPr>
               <w:t>Explotar oportunidades</w:t>
             </w:r>
             <w:r>
               <w:rPr>
-                <w:noProof/>
+                <w:b w:val="0"/>
+                <w:bCs w:val="0"/>
                 <w:webHidden/>
               </w:rPr>
               <w:tab/>
             </w:r>
             <w:r>
               <w:rPr>
-                <w:noProof/>
+                <w:b w:val="0"/>
+                <w:bCs w:val="0"/>
                 <w:webHidden/>
               </w:rPr>
               <w:fldChar w:fldCharType="begin"/>
             </w:r>
             <w:r>
               <w:rPr>
-                <w:noProof/>
-                <w:webHidden/>
-              </w:rPr>
-              <w:instrText xml:space="preserve"> PAGEREF _Toc225116368 \h </w:instrText>
-            </w:r>
-            <w:r>
-              <w:rPr>
-                <w:noProof/>
-                <w:webHidden/>
-              </w:rPr>
-            </w:r>
-            <w:r>
-              <w:rPr>
-                <w:noProof/>
+                <w:b w:val="0"/>
+                <w:bCs w:val="0"/>
+                <w:webHidden/>
+              </w:rPr>
+              <w:instrText xml:space="preserve"> PAGEREF _Toc226231811 \h </w:instrText>
+            </w:r>
+            <w:r>
+              <w:rPr>
+                <w:b w:val="0"/>
+                <w:bCs w:val="0"/>
+                <w:webHidden/>
+              </w:rPr>
+            </w:r>
+            <w:r>
+              <w:rPr>
+                <w:b w:val="0"/>
+                <w:bCs w:val="0"/>
                 <w:webHidden/>
               </w:rPr>
               <w:fldChar w:fldCharType="separate"/>
             </w:r>
             <w:r>
               <w:rPr>
-                <w:noProof/>
-                <w:webHidden/>
-              </w:rPr>
-              <w:t>14</w:t>
-            </w:r>
-            <w:r>
-              <w:rPr>
-                <w:noProof/>
+                <w:b w:val="0"/>
+                <w:bCs w:val="0"/>
+                <w:webHidden/>
+              </w:rPr>
+              <w:t>17</w:t>
+            </w:r>
+            <w:r>
+              <w:rPr>
+                <w:b w:val="0"/>
+                <w:bCs w:val="0"/>
                 <w:webHidden/>
               </w:rPr>
               <w:fldChar w:fldCharType="end"/>
@@ -3213,12 +3239,10 @@
               <w14:ligatures w14:val="standardContextual"/>
             </w:rPr>
           </w:pPr>
-          <w:hyperlink w:anchor="_Toc225116369" w:history="1">
+          <w:hyperlink w:anchor="_Toc226231812" w:history="1">
             <w:r>
               <w:rPr>
                 <w:rStyle w:val="Hipervnculo"/>
-                <w:b/>
-                <w:bCs/>
                 <w:noProof/>
               </w:rPr>
               <w:t>Conclusión del estudio de mercado</w:t>
@@ -3242,7 +3266,7 @@
                 <w:noProof/>
                 <w:webHidden/>
               </w:rPr>
-              <w:instrText xml:space="preserve"> PAGEREF _Toc225116369 \h </w:instrText>
+              <w:instrText xml:space="preserve"> PAGEREF _Toc226231812 \h </w:instrText>
             </w:r>
             <w:r>
               <w:rPr>
@@ -3262,7 +3286,7 @@
                 <w:noProof/>
                 <w:webHidden/>
               </w:rPr>
-              <w:t>14</w:t>
+              <w:t>18</w:t>
             </w:r>
             <w:r>
               <w:rPr>
@@ -3289,12 +3313,10 @@
               <w14:ligatures w14:val="standardContextual"/>
             </w:rPr>
           </w:pPr>
-          <w:hyperlink w:anchor="_Toc225116370" w:history="1">
+          <w:hyperlink w:anchor="_Toc226231813" w:history="1">
             <w:r>
               <w:rPr>
                 <w:rStyle w:val="Hipervnculo"/>
-                <w:b/>
-                <w:bCs/>
                 <w:noProof/>
               </w:rPr>
               <w:t>Título 2</w:t>
@@ -3318,7 +3340,7 @@
                 <w:noProof/>
                 <w:webHidden/>
               </w:rPr>
-              <w:instrText xml:space="preserve"> PAGEREF _Toc225116370 \h </w:instrText>
+              <w:instrText xml:space="preserve"> PAGEREF _Toc226231813 \h </w:instrText>
             </w:r>
             <w:r>
               <w:rPr>
@@ -3338,7 +3360,7 @@
                 <w:noProof/>
                 <w:webHidden/>
               </w:rPr>
-              <w:t>15</w:t>
+              <w:t>19</w:t>
             </w:r>
             <w:r>
               <w:rPr>
@@ -3352,12 +3374,10 @@
         <w:p>
           <w:pPr>
             <w:pStyle w:val="TDC3"/>
-            <w:tabs>
-              <w:tab w:val="right" w:leader="dot" w:pos="8494"/>
-            </w:tabs>
             <w:rPr>
-              <w:rFonts w:eastAsiaTheme="minorEastAsia"/>
-              <w:noProof/>
+              <w:rFonts w:asciiTheme="minorHAnsi" w:eastAsiaTheme="minorEastAsia" w:hAnsiTheme="minorHAnsi" w:cstheme="minorBidi"/>
+              <w:b w:val="0"/>
+              <w:bCs w:val="0"/>
               <w:kern w:val="2"/>
               <w:sz w:val="24"/>
               <w:szCs w:val="24"/>
@@ -3365,61 +3385,66 @@
               <w14:ligatures w14:val="standardContextual"/>
             </w:rPr>
           </w:pPr>
-          <w:hyperlink w:anchor="_Toc225116371" w:history="1">
+          <w:hyperlink w:anchor="_Toc226231814" w:history="1">
             <w:r>
               <w:rPr>
                 <w:rStyle w:val="Hipervnculo"/>
-                <w:rFonts w:ascii="Arial" w:hAnsi="Arial" w:cs="Arial"/>
-                <w:b/>
-                <w:bCs/>
-                <w:noProof/>
+                <w:b w:val="0"/>
+                <w:bCs w:val="0"/>
               </w:rPr>
               <w:t>Título 3</w:t>
             </w:r>
             <w:r>
               <w:rPr>
-                <w:noProof/>
+                <w:b w:val="0"/>
+                <w:bCs w:val="0"/>
                 <w:webHidden/>
               </w:rPr>
               <w:tab/>
             </w:r>
             <w:r>
               <w:rPr>
-                <w:noProof/>
+                <w:b w:val="0"/>
+                <w:bCs w:val="0"/>
                 <w:webHidden/>
               </w:rPr>
               <w:fldChar w:fldCharType="begin"/>
             </w:r>
             <w:r>
               <w:rPr>
-                <w:noProof/>
-                <w:webHidden/>
-              </w:rPr>
-              <w:instrText xml:space="preserve"> PAGEREF _Toc225116371 \h </w:instrText>
-            </w:r>
-            <w:r>
-              <w:rPr>
-                <w:noProof/>
-                <w:webHidden/>
-              </w:rPr>
-            </w:r>
-            <w:r>
-              <w:rPr>
-                <w:noProof/>
+                <w:b w:val="0"/>
+                <w:bCs w:val="0"/>
+                <w:webHidden/>
+              </w:rPr>
+              <w:instrText xml:space="preserve"> PAGEREF _Toc226231814 \h </w:instrText>
+            </w:r>
+            <w:r>
+              <w:rPr>
+                <w:b w:val="0"/>
+                <w:bCs w:val="0"/>
+                <w:webHidden/>
+              </w:rPr>
+            </w:r>
+            <w:r>
+              <w:rPr>
+                <w:b w:val="0"/>
+                <w:bCs w:val="0"/>
                 <w:webHidden/>
               </w:rPr>
               <w:fldChar w:fldCharType="separate"/>
             </w:r>
             <w:r>
               <w:rPr>
-                <w:noProof/>
-                <w:webHidden/>
-              </w:rPr>
-              <w:t>15</w:t>
-            </w:r>
-            <w:r>
-              <w:rPr>
-                <w:noProof/>
+                <w:b w:val="0"/>
+                <w:bCs w:val="0"/>
+                <w:webHidden/>
+              </w:rPr>
+              <w:t>19</w:t>
+            </w:r>
+            <w:r>
+              <w:rPr>
+                <w:b w:val="0"/>
+                <w:bCs w:val="0"/>
                 <w:webHidden/>
               </w:rPr>
               <w:fldChar w:fldCharType="end"/>
@@ -3442,13 +3467,11 @@
               <w14:ligatures w14:val="standardContextual"/>
             </w:rPr>
           </w:pPr>
-          <w:hyperlink w:anchor="_Toc225116372" w:history="1">
+          <w:hyperlink w:anchor="_Toc226231815" w:history="1">
             <w:r>
               <w:rPr>
                 <w:rStyle w:val="Hipervnculo"/>
                 <w:rFonts w:ascii="Arial" w:hAnsi="Arial" w:cs="Arial"/>
-                <w:b/>
-                <w:bCs/>
                 <w:noProof/>
               </w:rPr>
               <w:t>Bibliografías</w:t>
@@ -3472,7 +3495,7 @@
                 <w:noProof/>
                 <w:webHidden/>
               </w:rPr>
-              <w:instrText xml:space="preserve"> PAGEREF _Toc225116372 \h </w:instrText>
+              <w:instrText xml:space="preserve"> PAGEREF _Toc226231815 \h </w:instrText>
             </w:r>
             <w:r>
               <w:rPr>
@@ -3492,7 +3515,7 @@
                 <w:noProof/>
                 <w:webHidden/>
               </w:rPr>
-              <w:t>15</w:t>
+              <w:t>19</w:t>
             </w:r>
             <w:r>
               <w:rPr>
@@ -3706,6 +3729,20 @@
     </w:p>
     <w:p>
       <w:pPr>
+        <w:rPr>
+          <w:rFonts w:ascii="Arial" w:hAnsi="Arial" w:cs="Arial"/>
+        </w:rPr>
+      </w:pPr>
+    </w:p>
+    <w:p>
+      <w:pPr>
+        <w:rPr>
+          <w:rFonts w:ascii="Arial" w:hAnsi="Arial" w:cs="Arial"/>
+        </w:rPr>
+      </w:pPr>
+    </w:p>
+    <w:p>
+      <w:pPr>
         <w:pStyle w:val="Ttulo1"/>
         <w:spacing w:line="360" w:lineRule="auto"/>
         <w:jc w:val="center"/>
@@ -3718,7 +3755,7 @@
           <w:szCs w:val="22"/>
         </w:rPr>
       </w:pPr>
-      <w:bookmarkStart w:id="0" w:name="_Toc225116335"/>
+      <w:bookmarkStart w:id="0" w:name="_Toc226231778"/>
       <w:r>
         <w:rPr>
           <w:rFonts w:ascii="Arial" w:hAnsi="Arial" w:cs="Arial"/>
@@ -3744,6 +3781,7 @@
     </w:p>
     <w:p>
       <w:pPr>
+        <w:spacing w:line="360" w:lineRule="auto"/>
         <w:rPr>
           <w:rFonts w:ascii="Arial" w:hAnsi="Arial" w:cs="Arial"/>
         </w:rPr>
@@ -3757,13 +3795,15 @@
     </w:p>
     <w:p>
       <w:pPr>
-        <w:rPr>
-          <w:rFonts w:ascii="Arial" w:hAnsi="Arial" w:cs="Arial"/>
-        </w:rPr>
-      </w:pPr>
-    </w:p>
-    <w:p>
-      <w:pPr>
+        <w:spacing w:line="360" w:lineRule="auto"/>
+        <w:rPr>
+          <w:rFonts w:ascii="Arial" w:hAnsi="Arial" w:cs="Arial"/>
+        </w:rPr>
+      </w:pPr>
+    </w:p>
+    <w:p>
+      <w:pPr>
+        <w:spacing w:line="360" w:lineRule="auto"/>
         <w:rPr>
           <w:rFonts w:ascii="Arial" w:hAnsi="Arial" w:cs="Arial"/>
         </w:rPr>
@@ -3777,13 +3817,15 @@
     </w:p>
     <w:p>
       <w:pPr>
-        <w:rPr>
-          <w:rFonts w:ascii="Arial" w:hAnsi="Arial" w:cs="Arial"/>
-        </w:rPr>
-      </w:pPr>
-    </w:p>
-    <w:p>
-      <w:pPr>
+        <w:spacing w:line="360" w:lineRule="auto"/>
+        <w:rPr>
+          <w:rFonts w:ascii="Arial" w:hAnsi="Arial" w:cs="Arial"/>
+        </w:rPr>
+      </w:pPr>
+    </w:p>
+    <w:p>
+      <w:pPr>
+        <w:spacing w:line="360" w:lineRule="auto"/>
         <w:rPr>
           <w:rFonts w:ascii="Arial" w:hAnsi="Arial" w:cs="Arial"/>
         </w:rPr>
@@ -3797,13 +3839,15 @@
     </w:p>
     <w:p>
       <w:pPr>
-        <w:rPr>
-          <w:rFonts w:ascii="Arial" w:hAnsi="Arial" w:cs="Arial"/>
-        </w:rPr>
-      </w:pPr>
-    </w:p>
-    <w:p>
-      <w:pPr>
+        <w:spacing w:line="360" w:lineRule="auto"/>
+        <w:rPr>
+          <w:rFonts w:ascii="Arial" w:hAnsi="Arial" w:cs="Arial"/>
+        </w:rPr>
+      </w:pPr>
+    </w:p>
+    <w:p>
+      <w:pPr>
+        <w:spacing w:line="360" w:lineRule="auto"/>
         <w:rPr>
           <w:rFonts w:ascii="Arial" w:hAnsi="Arial" w:cs="Arial"/>
         </w:rPr>
@@ -3817,13 +3861,15 @@
     </w:p>
     <w:p>
       <w:pPr>
-        <w:rPr>
-          <w:rFonts w:ascii="Arial" w:hAnsi="Arial" w:cs="Arial"/>
-        </w:rPr>
-      </w:pPr>
-    </w:p>
-    <w:p>
-      <w:pPr>
+        <w:spacing w:line="360" w:lineRule="auto"/>
+        <w:rPr>
+          <w:rFonts w:ascii="Arial" w:hAnsi="Arial" w:cs="Arial"/>
+        </w:rPr>
+      </w:pPr>
+    </w:p>
+    <w:p>
+      <w:pPr>
+        <w:spacing w:line="360" w:lineRule="auto"/>
         <w:rPr>
           <w:rFonts w:ascii="Arial" w:hAnsi="Arial" w:cs="Arial"/>
         </w:rPr>
@@ -3834,16 +3880,24 @@
         </w:rPr>
         <w:t>En la actualidad, existen algunas soluciones como el uso de hojas de cálculo o herramientas genéricas. Sin embargo, estas opciones no están diseñadas específicamente para la gestión de prácticas, por lo que muchas veces se quedan cortas. No permiten una buena integración de los datos y obligan a realizar tareas de forma manual.</w:t>
       </w:r>
-    </w:p>
-    <w:p>
-      <w:pPr>
-        <w:rPr>
-          <w:rFonts w:ascii="Arial" w:hAnsi="Arial" w:cs="Arial"/>
-        </w:rPr>
-      </w:pPr>
-    </w:p>
-    <w:p>
-      <w:pPr>
+      <w:r>
+        <w:rPr>
+          <w:rFonts w:ascii="Arial" w:hAnsi="Arial" w:cs="Arial"/>
+        </w:rPr>
+        <w:t xml:space="preserve"> </w:t>
+      </w:r>
+    </w:p>
+    <w:p>
+      <w:pPr>
+        <w:spacing w:line="360" w:lineRule="auto"/>
+        <w:rPr>
+          <w:rFonts w:ascii="Arial" w:hAnsi="Arial" w:cs="Arial"/>
+        </w:rPr>
+      </w:pPr>
+    </w:p>
+    <w:p>
+      <w:pPr>
+        <w:spacing w:line="360" w:lineRule="auto"/>
         <w:rPr>
           <w:rFonts w:ascii="Arial" w:hAnsi="Arial" w:cs="Arial"/>
         </w:rPr>
@@ -3857,23 +3911,161 @@
     </w:p>
     <w:p>
       <w:pPr>
-        <w:rPr>
-          <w:rFonts w:ascii="Arial" w:hAnsi="Arial" w:cs="Arial"/>
-        </w:rPr>
-      </w:pPr>
-    </w:p>
-    <w:p>
-      <w:pPr>
-        <w:rPr>
-          <w:rFonts w:ascii="Arial" w:hAnsi="Arial" w:cs="Arial"/>
-        </w:rPr>
-      </w:pPr>
-      <w:r>
-        <w:rPr>
-          <w:rFonts w:ascii="Arial" w:hAnsi="Arial" w:cs="Arial"/>
-        </w:rPr>
+        <w:spacing w:line="360" w:lineRule="auto"/>
+        <w:rPr>
+          <w:rFonts w:ascii="Arial" w:hAnsi="Arial" w:cs="Arial"/>
+        </w:rPr>
+      </w:pPr>
+    </w:p>
+    <w:p>
+      <w:pPr>
+        <w:spacing w:line="360" w:lineRule="auto"/>
+        <w:rPr>
+          <w:rFonts w:ascii="Arial" w:hAnsi="Arial" w:cs="Arial"/>
+        </w:rPr>
+      </w:pPr>
+      <w:r>
+        <w:rPr>
+          <w:rFonts w:ascii="Arial" w:hAnsi="Arial" w:cs="Arial"/>
+        </w:rPr>
+        <w:lastRenderedPageBreak/>
         <w:t>En resumen, este proyecto responde a una necesidad real detectada en el entorno educativo, con el objetivo de hacer el proceso de gestión de prácticas más sencillo, ordenado y eficiente.</w:t>
       </w:r>
+    </w:p>
+    <w:p>
+      <w:pPr>
+        <w:spacing w:before="240" w:line="360" w:lineRule="auto"/>
+        <w:jc w:val="both"/>
+        <w:rPr>
+          <w:rFonts w:ascii="Arial" w:hAnsi="Arial" w:cs="Arial"/>
+        </w:rPr>
+      </w:pPr>
+    </w:p>
+    <w:p>
+      <w:pPr>
+        <w:spacing w:before="240" w:line="360" w:lineRule="auto"/>
+        <w:jc w:val="both"/>
+        <w:rPr>
+          <w:rFonts w:ascii="Arial" w:hAnsi="Arial" w:cs="Arial"/>
+        </w:rPr>
+      </w:pPr>
+    </w:p>
+    <w:p>
+      <w:pPr>
+        <w:spacing w:before="240" w:line="360" w:lineRule="auto"/>
+        <w:jc w:val="both"/>
+        <w:rPr>
+          <w:rFonts w:ascii="Arial" w:hAnsi="Arial" w:cs="Arial"/>
+        </w:rPr>
+      </w:pPr>
+    </w:p>
+    <w:p>
+      <w:pPr>
+        <w:spacing w:before="240" w:line="360" w:lineRule="auto"/>
+        <w:jc w:val="both"/>
+        <w:rPr>
+          <w:rFonts w:ascii="Arial" w:hAnsi="Arial" w:cs="Arial"/>
+        </w:rPr>
+      </w:pPr>
+    </w:p>
+    <w:p>
+      <w:pPr>
+        <w:spacing w:before="240" w:line="360" w:lineRule="auto"/>
+        <w:jc w:val="both"/>
+        <w:rPr>
+          <w:rFonts w:ascii="Arial" w:hAnsi="Arial" w:cs="Arial"/>
+        </w:rPr>
+      </w:pPr>
+    </w:p>
+    <w:p>
+      <w:pPr>
+        <w:spacing w:before="240" w:line="360" w:lineRule="auto"/>
+        <w:jc w:val="both"/>
+        <w:rPr>
+          <w:rFonts w:ascii="Arial" w:hAnsi="Arial" w:cs="Arial"/>
+        </w:rPr>
+      </w:pPr>
+    </w:p>
+    <w:p>
+      <w:pPr>
+        <w:spacing w:before="240" w:line="360" w:lineRule="auto"/>
+        <w:jc w:val="both"/>
+        <w:rPr>
+          <w:rFonts w:ascii="Arial" w:hAnsi="Arial" w:cs="Arial"/>
+        </w:rPr>
+      </w:pPr>
+    </w:p>
+    <w:p>
+      <w:pPr>
+        <w:spacing w:before="240" w:line="360" w:lineRule="auto"/>
+        <w:jc w:val="both"/>
+        <w:rPr>
+          <w:rFonts w:ascii="Arial" w:hAnsi="Arial" w:cs="Arial"/>
+        </w:rPr>
+      </w:pPr>
+    </w:p>
+    <w:p>
+      <w:pPr>
+        <w:spacing w:before="240" w:line="360" w:lineRule="auto"/>
+        <w:jc w:val="both"/>
+        <w:rPr>
+          <w:rFonts w:ascii="Arial" w:hAnsi="Arial" w:cs="Arial"/>
+        </w:rPr>
+      </w:pPr>
+    </w:p>
+    <w:p>
+      <w:pPr>
+        <w:spacing w:before="240" w:line="360" w:lineRule="auto"/>
+        <w:jc w:val="both"/>
+        <w:rPr>
+          <w:rFonts w:ascii="Arial" w:hAnsi="Arial" w:cs="Arial"/>
+        </w:rPr>
+      </w:pPr>
+    </w:p>
+    <w:p>
+      <w:pPr>
+        <w:spacing w:before="240" w:line="360" w:lineRule="auto"/>
+        <w:jc w:val="both"/>
+        <w:rPr>
+          <w:rFonts w:ascii="Arial" w:hAnsi="Arial" w:cs="Arial"/>
+        </w:rPr>
+      </w:pPr>
+    </w:p>
+    <w:p>
+      <w:pPr>
+        <w:spacing w:before="240" w:line="360" w:lineRule="auto"/>
+        <w:jc w:val="both"/>
+        <w:rPr>
+          <w:rFonts w:ascii="Arial" w:hAnsi="Arial" w:cs="Arial"/>
+        </w:rPr>
+      </w:pPr>
+    </w:p>
+    <w:p>
+      <w:pPr>
+        <w:spacing w:before="240" w:line="360" w:lineRule="auto"/>
+        <w:jc w:val="both"/>
+        <w:rPr>
+          <w:rFonts w:ascii="Arial" w:hAnsi="Arial" w:cs="Arial"/>
+        </w:rPr>
+      </w:pPr>
+    </w:p>
+    <w:p>
+      <w:pPr>
+        <w:spacing w:before="240" w:line="360" w:lineRule="auto"/>
+        <w:jc w:val="both"/>
+        <w:rPr>
+          <w:rFonts w:ascii="Arial" w:hAnsi="Arial" w:cs="Arial"/>
+        </w:rPr>
+      </w:pPr>
+    </w:p>
+    <w:p>
+      <w:pPr>
+        <w:spacing w:before="240" w:line="360" w:lineRule="auto"/>
+        <w:jc w:val="both"/>
+        <w:rPr>
+          <w:rFonts w:ascii="Arial" w:hAnsi="Arial" w:cs="Arial"/>
+        </w:rPr>
+      </w:pPr>
     </w:p>
     <w:p>
       <w:pPr>
@@ -3916,7 +4108,7 @@
           <w:szCs w:val="22"/>
         </w:rPr>
       </w:pPr>
-      <w:bookmarkStart w:id="1" w:name="_Toc225116336"/>
+      <w:bookmarkStart w:id="1" w:name="_Toc226231779"/>
       <w:r>
         <w:rPr>
           <w:rFonts w:ascii="Arial" w:hAnsi="Arial" w:cs="Arial"/>
@@ -3933,7 +4125,7 @@
     </w:p>
     <w:p>
       <w:pPr>
-        <w:spacing w:before="480"/>
+        <w:spacing w:before="480" w:line="360" w:lineRule="auto"/>
         <w:rPr>
           <w:rFonts w:ascii="Arial" w:hAnsi="Arial" w:cs="Arial"/>
         </w:rPr>
@@ -3947,7 +4139,7 @@
     </w:p>
     <w:p>
       <w:pPr>
-        <w:spacing w:before="480"/>
+        <w:spacing w:before="480" w:line="360" w:lineRule="auto"/>
         <w:rPr>
           <w:rFonts w:ascii="Arial" w:hAnsi="Arial" w:cs="Arial"/>
         </w:rPr>
@@ -3961,7 +4153,7 @@
     </w:p>
     <w:p>
       <w:pPr>
-        <w:spacing w:before="480"/>
+        <w:spacing w:before="480" w:line="360" w:lineRule="auto"/>
         <w:rPr>
           <w:rFonts w:ascii="Arial" w:hAnsi="Arial" w:cs="Arial"/>
         </w:rPr>
@@ -3975,7 +4167,7 @@
     </w:p>
     <w:p>
       <w:pPr>
-        <w:spacing w:before="480"/>
+        <w:spacing w:before="480" w:line="360" w:lineRule="auto"/>
         <w:rPr>
           <w:rFonts w:ascii="Arial" w:hAnsi="Arial" w:cs="Arial"/>
         </w:rPr>
@@ -3989,7 +4181,7 @@
     </w:p>
     <w:p>
       <w:pPr>
-        <w:spacing w:before="480"/>
+        <w:spacing w:before="480" w:line="360" w:lineRule="auto"/>
         <w:rPr>
           <w:rFonts w:ascii="Arial" w:hAnsi="Arial" w:cs="Arial"/>
         </w:rPr>
@@ -4000,14 +4192,12 @@
         </w:rPr>
         <w:t xml:space="preserve">El documento se estructura en diferentes apartados que recogen todo el proceso de desarrollo del proyecto, desde la definición de los objetivos hasta la implementación final, incluyendo el estudio de mercado, el diseño de la aplicación, la planificación, el desarrollo técnico, las pruebas realizadas y las </w:t>
       </w:r>
-      <w:proofErr w:type="gramStart"/>
-      <w:r>
-        <w:rPr>
-          <w:rFonts w:ascii="Arial" w:hAnsi="Arial" w:cs="Arial"/>
-        </w:rPr>
-        <w:t>conclusiones finales</w:t>
-      </w:r>
-      <w:proofErr w:type="gramEnd"/>
+      <w:r>
+        <w:rPr>
+          <w:rFonts w:ascii="Arial" w:hAnsi="Arial" w:cs="Arial"/>
+        </w:rPr>
+        <w:t>conclusiones</w:t>
+      </w:r>
       <w:r>
         <w:rPr>
           <w:rFonts w:ascii="Arial" w:hAnsi="Arial" w:cs="Arial"/>
@@ -4017,42 +4207,7 @@
     </w:p>
     <w:p>
       <w:pPr>
-        <w:spacing w:before="480"/>
-        <w:rPr>
-          <w:rFonts w:ascii="Arial" w:hAnsi="Arial" w:cs="Arial"/>
-        </w:rPr>
-      </w:pPr>
-    </w:p>
-    <w:p>
-      <w:pPr>
-        <w:spacing w:before="480"/>
-        <w:rPr>
-          <w:rFonts w:ascii="Arial" w:hAnsi="Arial" w:cs="Arial"/>
-        </w:rPr>
-      </w:pPr>
-    </w:p>
-    <w:p>
-      <w:pPr>
-        <w:spacing w:before="240" w:line="360" w:lineRule="auto"/>
-        <w:jc w:val="both"/>
-        <w:rPr>
-          <w:rFonts w:ascii="Arial" w:hAnsi="Arial" w:cs="Arial"/>
-        </w:rPr>
-      </w:pPr>
-    </w:p>
-    <w:p>
-      <w:pPr>
-        <w:spacing w:before="240" w:line="360" w:lineRule="auto"/>
-        <w:jc w:val="both"/>
-        <w:rPr>
-          <w:rFonts w:ascii="Arial" w:hAnsi="Arial" w:cs="Arial"/>
-        </w:rPr>
-      </w:pPr>
-    </w:p>
-    <w:p>
-      <w:pPr>
-        <w:spacing w:before="240" w:line="360" w:lineRule="auto"/>
-        <w:jc w:val="both"/>
+        <w:spacing w:before="480" w:line="360" w:lineRule="auto"/>
         <w:rPr>
           <w:rFonts w:ascii="Arial" w:hAnsi="Arial" w:cs="Arial"/>
         </w:rPr>
@@ -4081,7 +4236,7 @@
           <w:szCs w:val="22"/>
         </w:rPr>
       </w:pPr>
-      <w:bookmarkStart w:id="2" w:name="_Toc225116337"/>
+      <w:bookmarkStart w:id="2" w:name="_Toc226231780"/>
       <w:r>
         <w:rPr>
           <w:rFonts w:ascii="Arial" w:hAnsi="Arial" w:cs="Arial"/>
@@ -4107,7 +4262,7 @@
           <w:szCs w:val="22"/>
         </w:rPr>
       </w:pPr>
-      <w:bookmarkStart w:id="3" w:name="_Toc225116338"/>
+      <w:bookmarkStart w:id="3" w:name="_Toc226231781"/>
       <w:r>
         <w:rPr>
           <w:b/>
@@ -4121,7 +4276,7 @@
     </w:p>
     <w:p>
       <w:pPr>
-        <w:spacing w:before="480"/>
+        <w:spacing w:before="480" w:line="360" w:lineRule="auto"/>
         <w:rPr>
           <w:rFonts w:ascii="Arial" w:hAnsi="Arial" w:cs="Arial"/>
         </w:rPr>
@@ -4132,6 +4287,14 @@
         </w:rPr>
         <w:t>El objetivo principal de este proyecto es desarrollar una aplicación web que permita gestionar de forma eficiente las prácticas de los alumnos en centros educativos, facilitando la organización, la asignación de empresas y el control de la información desde una única plataforma.</w:t>
       </w:r>
+    </w:p>
+    <w:p>
+      <w:pPr>
+        <w:spacing w:before="480" w:line="360" w:lineRule="auto"/>
+        <w:rPr>
+          <w:rFonts w:ascii="Arial" w:hAnsi="Arial" w:cs="Arial"/>
+        </w:rPr>
+      </w:pPr>
     </w:p>
     <w:p>
       <w:pPr>
@@ -4144,7 +4307,7 @@
           <w:szCs w:val="22"/>
         </w:rPr>
       </w:pPr>
-      <w:bookmarkStart w:id="4" w:name="_Toc225116339"/>
+      <w:bookmarkStart w:id="4" w:name="_Toc226231782"/>
       <w:r>
         <w:rPr>
           <w:b/>
@@ -4338,7 +4501,7 @@
           <w:szCs w:val="22"/>
         </w:rPr>
       </w:pPr>
-      <w:bookmarkStart w:id="5" w:name="_Toc225116340"/>
+      <w:bookmarkStart w:id="5" w:name="_Toc226231783"/>
       <w:r>
         <w:rPr>
           <w:b/>
@@ -4357,7 +4520,7 @@
           <w:ilvl w:val="0"/>
           <w:numId w:val="71"/>
         </w:numPr>
-        <w:spacing w:before="480"/>
+        <w:spacing w:before="480" w:line="360" w:lineRule="auto"/>
         <w:rPr>
           <w:rFonts w:ascii="Arial" w:hAnsi="Arial" w:cs="Arial"/>
         </w:rPr>
@@ -4376,7 +4539,7 @@
           <w:ilvl w:val="0"/>
           <w:numId w:val="71"/>
         </w:numPr>
-        <w:spacing w:before="480"/>
+        <w:spacing w:before="480" w:line="360" w:lineRule="auto"/>
         <w:rPr>
           <w:rFonts w:ascii="Arial" w:hAnsi="Arial" w:cs="Arial"/>
         </w:rPr>
@@ -4395,7 +4558,7 @@
           <w:ilvl w:val="0"/>
           <w:numId w:val="71"/>
         </w:numPr>
-        <w:spacing w:before="480"/>
+        <w:spacing w:before="480" w:line="360" w:lineRule="auto"/>
         <w:rPr>
           <w:rFonts w:ascii="Arial" w:hAnsi="Arial" w:cs="Arial"/>
         </w:rPr>
@@ -4414,7 +4577,7 @@
           <w:ilvl w:val="0"/>
           <w:numId w:val="71"/>
         </w:numPr>
-        <w:spacing w:before="480"/>
+        <w:spacing w:before="480" w:line="360" w:lineRule="auto"/>
         <w:rPr>
           <w:rFonts w:ascii="Arial" w:hAnsi="Arial" w:cs="Arial"/>
         </w:rPr>
@@ -4433,7 +4596,7 @@
           <w:ilvl w:val="0"/>
           <w:numId w:val="71"/>
         </w:numPr>
-        <w:spacing w:before="480"/>
+        <w:spacing w:before="480" w:line="360" w:lineRule="auto"/>
         <w:rPr>
           <w:rFonts w:ascii="Arial" w:hAnsi="Arial" w:cs="Arial"/>
         </w:rPr>
@@ -4444,15 +4607,6 @@
         </w:rPr>
         <w:t>Diseñar una interfaz clara y usable.</w:t>
       </w:r>
-    </w:p>
-    <w:p>
-      <w:pPr>
-        <w:spacing w:before="240" w:line="360" w:lineRule="auto"/>
-        <w:jc w:val="both"/>
-        <w:rPr>
-          <w:rFonts w:ascii="Arial" w:hAnsi="Arial" w:cs="Arial"/>
-        </w:rPr>
-      </w:pPr>
     </w:p>
     <w:p>
       <w:pPr>
@@ -4486,7 +4640,7 @@
           <w:szCs w:val="22"/>
         </w:rPr>
       </w:pPr>
-      <w:bookmarkStart w:id="6" w:name="_Toc225116341"/>
+      <w:bookmarkStart w:id="6" w:name="_Toc226231784"/>
       <w:r>
         <w:rPr>
           <w:rFonts w:ascii="Arial" w:hAnsi="Arial" w:cs="Arial"/>
@@ -4496,14 +4650,14 @@
           <w:sz w:val="22"/>
           <w:szCs w:val="22"/>
         </w:rPr>
+        <w:lastRenderedPageBreak/>
         <w:t>Estudio de Mercado</w:t>
       </w:r>
       <w:bookmarkEnd w:id="6"/>
     </w:p>
     <w:p>
       <w:pPr>
-        <w:spacing w:before="240" w:line="360" w:lineRule="auto"/>
-        <w:jc w:val="both"/>
+        <w:spacing w:line="360" w:lineRule="auto"/>
         <w:rPr>
           <w:rFonts w:ascii="Arial" w:hAnsi="Arial" w:cs="Arial"/>
         </w:rPr>
@@ -4514,30 +4668,29 @@
         <w:pStyle w:val="Ttulo2"/>
         <w:keepNext w:val="0"/>
         <w:keepLines w:val="0"/>
-        <w:spacing w:after="80"/>
+        <w:spacing w:after="80" w:line="360" w:lineRule="auto"/>
         <w:rPr>
           <w:b/>
           <w:bCs/>
-          <w:sz w:val="34"/>
-          <w:szCs w:val="34"/>
-        </w:rPr>
-      </w:pPr>
-      <w:bookmarkStart w:id="7" w:name="_Toc225116342"/>
+          <w:sz w:val="22"/>
+          <w:szCs w:val="22"/>
+        </w:rPr>
+      </w:pPr>
+      <w:bookmarkStart w:id="7" w:name="_Toc226231785"/>
       <w:r>
         <w:rPr>
           <w:b/>
           <w:bCs/>
-          <w:sz w:val="34"/>
-          <w:szCs w:val="34"/>
-        </w:rPr>
-        <w:lastRenderedPageBreak/>
+          <w:sz w:val="22"/>
+          <w:szCs w:val="22"/>
+        </w:rPr>
         <w:t>Análisis del macroentorno (PEST)</w:t>
       </w:r>
       <w:bookmarkEnd w:id="7"/>
     </w:p>
     <w:p>
       <w:pPr>
-        <w:spacing w:before="240" w:after="240"/>
+        <w:spacing w:before="240" w:after="240" w:line="360" w:lineRule="auto"/>
         <w:rPr>
           <w:rFonts w:ascii="Arial" w:hAnsi="Arial" w:cs="Arial"/>
         </w:rPr>
@@ -4548,24 +4701,32 @@
         </w:rPr>
         <w:t>El análisis del macroentorno permite estudiar los factores externos que pueden influir en el desarrollo del proyecto Gestión de Prácticas. Para ello se utiliza la metodología PEST, que analiza los factores políticos, económicos, sociales y tecnológicos que afectan al entorno en el que se desarrolla la aplicación.</w:t>
       </w:r>
+    </w:p>
+    <w:p>
+      <w:pPr>
+        <w:spacing w:before="240" w:after="240" w:line="360" w:lineRule="auto"/>
+        <w:rPr>
+          <w:rFonts w:ascii="Arial" w:hAnsi="Arial" w:cs="Arial"/>
+        </w:rPr>
+      </w:pPr>
     </w:p>
     <w:p>
       <w:pPr>
         <w:pStyle w:val="Ttulo3"/>
         <w:keepNext w:val="0"/>
         <w:keepLines w:val="0"/>
-        <w:spacing w:before="280"/>
+        <w:spacing w:before="280" w:line="360" w:lineRule="auto"/>
         <w:rPr>
           <w:rFonts w:ascii="Arial" w:hAnsi="Arial" w:cs="Arial"/>
           <w:b/>
           <w:bCs/>
           <w:color w:val="000000"/>
-          <w:sz w:val="26"/>
-          <w:szCs w:val="26"/>
+          <w:sz w:val="22"/>
+          <w:szCs w:val="22"/>
         </w:rPr>
       </w:pPr>
       <w:bookmarkStart w:id="8" w:name="_5jozmu2eb5tk" w:colFirst="0" w:colLast="0"/>
-      <w:bookmarkStart w:id="9" w:name="_Toc225116343"/>
+      <w:bookmarkStart w:id="9" w:name="_Toc226231786"/>
       <w:bookmarkEnd w:id="8"/>
       <w:r>
         <w:rPr>
@@ -4573,8 +4734,8 @@
           <w:b/>
           <w:bCs/>
           <w:color w:val="000000"/>
-          <w:sz w:val="26"/>
-          <w:szCs w:val="26"/>
+          <w:sz w:val="22"/>
+          <w:szCs w:val="22"/>
         </w:rPr>
         <w:t>Factor político</w:t>
       </w:r>
@@ -4582,7 +4743,7 @@
     </w:p>
     <w:p>
       <w:pPr>
-        <w:spacing w:before="240" w:after="240"/>
+        <w:spacing w:before="240" w:after="240" w:line="360" w:lineRule="auto"/>
         <w:rPr>
           <w:rFonts w:ascii="Arial" w:hAnsi="Arial" w:cs="Arial"/>
         </w:rPr>
@@ -4596,7 +4757,7 @@
     </w:p>
     <w:p>
       <w:pPr>
-        <w:spacing w:before="240" w:after="240"/>
+        <w:spacing w:before="240" w:after="240" w:line="360" w:lineRule="auto"/>
         <w:rPr>
           <w:rFonts w:ascii="Arial" w:hAnsi="Arial" w:cs="Arial"/>
         </w:rPr>
@@ -4624,7 +4785,7 @@
     </w:p>
     <w:p>
       <w:pPr>
-        <w:spacing w:before="240" w:after="240"/>
+        <w:spacing w:before="240" w:after="240" w:line="360" w:lineRule="auto"/>
         <w:rPr>
           <w:rFonts w:ascii="Arial" w:hAnsi="Arial" w:cs="Arial"/>
         </w:rPr>
@@ -4635,24 +4796,32 @@
         </w:rPr>
         <w:t>También se promueve el uso de plataformas digitales en la educación, lo que facilita la aceptación de herramientas como Gestión de Prácticas dentro del centro educativo.</w:t>
       </w:r>
+    </w:p>
+    <w:p>
+      <w:pPr>
+        <w:spacing w:before="240" w:after="240" w:line="360" w:lineRule="auto"/>
+        <w:rPr>
+          <w:rFonts w:ascii="Arial" w:hAnsi="Arial" w:cs="Arial"/>
+        </w:rPr>
+      </w:pPr>
     </w:p>
     <w:p>
       <w:pPr>
         <w:pStyle w:val="Ttulo3"/>
         <w:keepNext w:val="0"/>
         <w:keepLines w:val="0"/>
-        <w:spacing w:before="280"/>
+        <w:spacing w:before="280" w:line="360" w:lineRule="auto"/>
         <w:rPr>
           <w:rFonts w:ascii="Arial" w:hAnsi="Arial" w:cs="Arial"/>
           <w:b/>
           <w:bCs/>
           <w:color w:val="000000"/>
-          <w:sz w:val="26"/>
-          <w:szCs w:val="26"/>
+          <w:sz w:val="22"/>
+          <w:szCs w:val="22"/>
         </w:rPr>
       </w:pPr>
       <w:bookmarkStart w:id="10" w:name="_i2ouqauso1r4" w:colFirst="0" w:colLast="0"/>
-      <w:bookmarkStart w:id="11" w:name="_Toc225116344"/>
+      <w:bookmarkStart w:id="11" w:name="_Toc226231787"/>
       <w:bookmarkEnd w:id="10"/>
       <w:r>
         <w:rPr>
@@ -4660,8 +4829,8 @@
           <w:b/>
           <w:bCs/>
           <w:color w:val="000000"/>
-          <w:sz w:val="26"/>
-          <w:szCs w:val="26"/>
+          <w:sz w:val="22"/>
+          <w:szCs w:val="22"/>
         </w:rPr>
         <w:t>Factor económico</w:t>
       </w:r>
@@ -4669,7 +4838,7 @@
     </w:p>
     <w:p>
       <w:pPr>
-        <w:spacing w:before="240" w:after="240"/>
+        <w:spacing w:before="240" w:after="240" w:line="360" w:lineRule="auto"/>
         <w:rPr>
           <w:rFonts w:ascii="Arial" w:hAnsi="Arial" w:cs="Arial"/>
         </w:rPr>
@@ -4683,49 +4852,64 @@
     </w:p>
     <w:p>
       <w:pPr>
-        <w:spacing w:before="240" w:after="240"/>
-        <w:rPr>
-          <w:rFonts w:ascii="Arial" w:hAnsi="Arial" w:cs="Arial"/>
-        </w:rPr>
-      </w:pPr>
-      <w:r>
-        <w:rPr>
-          <w:rFonts w:ascii="Arial" w:hAnsi="Arial" w:cs="Arial"/>
-        </w:rPr>
+        <w:spacing w:before="240" w:after="240" w:line="360" w:lineRule="auto"/>
+        <w:rPr>
+          <w:rFonts w:ascii="Arial" w:hAnsi="Arial" w:cs="Arial"/>
+        </w:rPr>
+      </w:pPr>
+      <w:r>
+        <w:rPr>
+          <w:rFonts w:ascii="Arial" w:hAnsi="Arial" w:cs="Arial"/>
+        </w:rPr>
+        <w:lastRenderedPageBreak/>
         <w:t>Además, la automatización de los procesos administrativos permite reducir el tiempo dedicado a la gestión de prácticas, lo que supone un ahorro de recursos humanos y una mejora en la organización del centro.</w:t>
       </w:r>
     </w:p>
     <w:p>
       <w:pPr>
-        <w:spacing w:before="240" w:after="240"/>
-        <w:rPr>
-          <w:rFonts w:ascii="Arial" w:hAnsi="Arial" w:cs="Arial"/>
-        </w:rPr>
-      </w:pPr>
-      <w:r>
-        <w:rPr>
-          <w:rFonts w:ascii="Arial" w:hAnsi="Arial" w:cs="Arial"/>
-        </w:rPr>
-        <w:t>El hecho de que la aplicación sea de uso interno también reduce los costes de implantación y mantenimiento, ya que no requiere licencias ni servicios externos de pago.</w:t>
-      </w:r>
+        <w:spacing w:before="240" w:after="240" w:line="360" w:lineRule="auto"/>
+        <w:rPr>
+          <w:rFonts w:ascii="Arial" w:hAnsi="Arial" w:cs="Arial"/>
+        </w:rPr>
+      </w:pPr>
+      <w:r>
+        <w:rPr>
+          <w:rFonts w:ascii="Arial" w:hAnsi="Arial" w:cs="Arial"/>
+        </w:rPr>
+        <w:t>El hecho de que la aplicación sea de uso interno también reduce los costes de implantación y mantenimiento, ya que no requiere licencias ni servicios externos de pago</w:t>
+      </w:r>
+      <w:r>
+        <w:rPr>
+          <w:rFonts w:ascii="Arial" w:hAnsi="Arial" w:cs="Arial"/>
+        </w:rPr>
+        <w:t>.</w:t>
+      </w:r>
+    </w:p>
+    <w:p>
+      <w:pPr>
+        <w:spacing w:before="240" w:after="240" w:line="360" w:lineRule="auto"/>
+        <w:rPr>
+          <w:rFonts w:ascii="Arial" w:hAnsi="Arial" w:cs="Arial"/>
+        </w:rPr>
+      </w:pPr>
     </w:p>
     <w:p>
       <w:pPr>
         <w:pStyle w:val="Ttulo3"/>
         <w:keepNext w:val="0"/>
         <w:keepLines w:val="0"/>
-        <w:spacing w:before="280"/>
+        <w:spacing w:before="280" w:line="360" w:lineRule="auto"/>
         <w:rPr>
           <w:rFonts w:ascii="Arial" w:hAnsi="Arial" w:cs="Arial"/>
           <w:b/>
           <w:bCs/>
           <w:color w:val="000000"/>
-          <w:sz w:val="26"/>
-          <w:szCs w:val="26"/>
+          <w:sz w:val="22"/>
+          <w:szCs w:val="22"/>
         </w:rPr>
       </w:pPr>
       <w:bookmarkStart w:id="12" w:name="_mgxng1t972la" w:colFirst="0" w:colLast="0"/>
-      <w:bookmarkStart w:id="13" w:name="_Toc225116345"/>
+      <w:bookmarkStart w:id="13" w:name="_Toc226231788"/>
       <w:bookmarkEnd w:id="12"/>
       <w:r>
         <w:rPr>
@@ -4733,8 +4917,8 @@
           <w:b/>
           <w:bCs/>
           <w:color w:val="000000"/>
-          <w:sz w:val="26"/>
-          <w:szCs w:val="26"/>
+          <w:sz w:val="22"/>
+          <w:szCs w:val="22"/>
         </w:rPr>
         <w:t>Factor social</w:t>
       </w:r>
@@ -4742,7 +4926,7 @@
     </w:p>
     <w:p>
       <w:pPr>
-        <w:spacing w:before="240" w:after="240"/>
+        <w:spacing w:before="240" w:after="240" w:line="360" w:lineRule="auto"/>
         <w:rPr>
           <w:rFonts w:ascii="Arial" w:hAnsi="Arial" w:cs="Arial"/>
         </w:rPr>
@@ -4756,7 +4940,7 @@
     </w:p>
     <w:p>
       <w:pPr>
-        <w:spacing w:before="240" w:after="240"/>
+        <w:spacing w:before="240" w:after="240" w:line="360" w:lineRule="auto"/>
         <w:rPr>
           <w:rFonts w:ascii="Arial" w:hAnsi="Arial" w:cs="Arial"/>
         </w:rPr>
@@ -4770,22 +4954,21 @@
     </w:p>
     <w:p>
       <w:pPr>
-        <w:spacing w:before="240" w:after="240"/>
-        <w:rPr>
-          <w:rFonts w:ascii="Arial" w:hAnsi="Arial" w:cs="Arial"/>
-        </w:rPr>
-      </w:pPr>
-      <w:r>
-        <w:rPr>
-          <w:rFonts w:ascii="Arial" w:hAnsi="Arial" w:cs="Arial"/>
-        </w:rPr>
-        <w:lastRenderedPageBreak/>
+        <w:spacing w:before="240" w:after="240" w:line="360" w:lineRule="auto"/>
+        <w:rPr>
+          <w:rFonts w:ascii="Arial" w:hAnsi="Arial" w:cs="Arial"/>
+        </w:rPr>
+      </w:pPr>
+      <w:r>
+        <w:rPr>
+          <w:rFonts w:ascii="Arial" w:hAnsi="Arial" w:cs="Arial"/>
+        </w:rPr>
         <w:t>Por ello, existe una necesidad real de herramientas que faciliten la organización, mejoren la comunicación y permitan acceder a la información de forma rápida y sencilla.</w:t>
       </w:r>
     </w:p>
     <w:p>
       <w:pPr>
-        <w:spacing w:before="240" w:after="240"/>
+        <w:spacing w:before="240" w:after="240" w:line="360" w:lineRule="auto"/>
         <w:rPr>
           <w:rFonts w:ascii="Arial" w:hAnsi="Arial" w:cs="Arial"/>
         </w:rPr>
@@ -4796,24 +4979,32 @@
         </w:rPr>
         <w:t>La aceptación de aplicaciones web en el entorno educativo es cada vez mayor, lo que favorece la implantación de este tipo de soluciones.</w:t>
       </w:r>
+    </w:p>
+    <w:p>
+      <w:pPr>
+        <w:spacing w:before="240" w:after="240" w:line="360" w:lineRule="auto"/>
+        <w:rPr>
+          <w:rFonts w:ascii="Arial" w:hAnsi="Arial" w:cs="Arial"/>
+        </w:rPr>
+      </w:pPr>
     </w:p>
     <w:p>
       <w:pPr>
         <w:pStyle w:val="Ttulo3"/>
         <w:keepNext w:val="0"/>
         <w:keepLines w:val="0"/>
-        <w:spacing w:before="280"/>
+        <w:spacing w:before="280" w:line="360" w:lineRule="auto"/>
         <w:rPr>
           <w:rFonts w:ascii="Arial" w:hAnsi="Arial" w:cs="Arial"/>
           <w:b/>
           <w:bCs/>
           <w:color w:val="000000"/>
-          <w:sz w:val="26"/>
-          <w:szCs w:val="26"/>
+          <w:sz w:val="22"/>
+          <w:szCs w:val="22"/>
         </w:rPr>
       </w:pPr>
       <w:bookmarkStart w:id="14" w:name="_f17r3iwslkzj" w:colFirst="0" w:colLast="0"/>
-      <w:bookmarkStart w:id="15" w:name="_Toc225116346"/>
+      <w:bookmarkStart w:id="15" w:name="_Toc226231789"/>
       <w:bookmarkEnd w:id="14"/>
       <w:r>
         <w:rPr>
@@ -4821,8 +5012,8 @@
           <w:b/>
           <w:bCs/>
           <w:color w:val="000000"/>
-          <w:sz w:val="26"/>
-          <w:szCs w:val="26"/>
+          <w:sz w:val="22"/>
+          <w:szCs w:val="22"/>
         </w:rPr>
         <w:t>Factor tecnológico</w:t>
       </w:r>
@@ -4830,7 +5021,7 @@
     </w:p>
     <w:p>
       <w:pPr>
-        <w:spacing w:before="240" w:after="240"/>
+        <w:spacing w:before="240" w:after="240" w:line="360" w:lineRule="auto"/>
         <w:rPr>
           <w:rFonts w:ascii="Arial" w:hAnsi="Arial" w:cs="Arial"/>
         </w:rPr>
@@ -4844,7 +5035,7 @@
     </w:p>
     <w:p>
       <w:pPr>
-        <w:spacing w:before="240" w:after="240"/>
+        <w:spacing w:before="240" w:after="240" w:line="360" w:lineRule="auto"/>
         <w:rPr>
           <w:rFonts w:ascii="Arial" w:hAnsi="Arial" w:cs="Arial"/>
         </w:rPr>
@@ -4858,7 +5049,7 @@
     </w:p>
     <w:p>
       <w:pPr>
-        <w:spacing w:before="240" w:after="240"/>
+        <w:spacing w:before="240" w:after="240" w:line="360" w:lineRule="auto"/>
         <w:rPr>
           <w:rFonts w:ascii="Arial" w:hAnsi="Arial" w:cs="Arial"/>
         </w:rPr>
@@ -4886,20 +5077,22 @@
     </w:p>
     <w:p>
       <w:pPr>
-        <w:spacing w:before="240" w:after="240"/>
-        <w:rPr>
-          <w:rFonts w:ascii="Arial" w:hAnsi="Arial" w:cs="Arial"/>
-        </w:rPr>
-      </w:pPr>
-      <w:r>
-        <w:rPr>
-          <w:rFonts w:ascii="Arial" w:hAnsi="Arial" w:cs="Arial"/>
-        </w:rPr>
+        <w:spacing w:before="240" w:after="240" w:line="360" w:lineRule="auto"/>
+        <w:rPr>
+          <w:rFonts w:ascii="Arial" w:hAnsi="Arial" w:cs="Arial"/>
+        </w:rPr>
+      </w:pPr>
+      <w:r>
+        <w:rPr>
+          <w:rFonts w:ascii="Arial" w:hAnsi="Arial" w:cs="Arial"/>
+        </w:rPr>
+        <w:lastRenderedPageBreak/>
         <w:t>Las herramientas de desarrollo actuales facilitan la creación de aplicaciones web organizadas, escalables y fáciles de mantener, lo que favorece el desarrollo del proyecto Gestión de Prácticas.</w:t>
       </w:r>
     </w:p>
     <w:p>
       <w:pPr>
+        <w:spacing w:line="360" w:lineRule="auto"/>
         <w:rPr>
           <w:rFonts w:ascii="Arial" w:hAnsi="Arial" w:cs="Arial"/>
         </w:rPr>
@@ -4910,23 +5103,23 @@
         <w:pStyle w:val="Ttulo2"/>
         <w:keepNext w:val="0"/>
         <w:keepLines w:val="0"/>
-        <w:spacing w:after="80"/>
+        <w:spacing w:after="80" w:line="360" w:lineRule="auto"/>
         <w:rPr>
           <w:b/>
           <w:bCs/>
-          <w:sz w:val="34"/>
-          <w:szCs w:val="34"/>
+          <w:sz w:val="22"/>
+          <w:szCs w:val="22"/>
         </w:rPr>
       </w:pPr>
       <w:bookmarkStart w:id="16" w:name="_eeblntvatmzb" w:colFirst="0" w:colLast="0"/>
-      <w:bookmarkStart w:id="17" w:name="_Toc225116347"/>
+      <w:bookmarkStart w:id="17" w:name="_Toc226231790"/>
       <w:bookmarkEnd w:id="16"/>
       <w:r>
         <w:rPr>
           <w:b/>
           <w:bCs/>
-          <w:sz w:val="34"/>
-          <w:szCs w:val="34"/>
+          <w:sz w:val="22"/>
+          <w:szCs w:val="22"/>
         </w:rPr>
         <w:t>Definición del cliente objetivo</w:t>
       </w:r>
@@ -4934,7 +5127,7 @@
     </w:p>
     <w:p>
       <w:pPr>
-        <w:spacing w:before="240" w:after="240"/>
+        <w:spacing w:before="240" w:after="240" w:line="360" w:lineRule="auto"/>
         <w:rPr>
           <w:rFonts w:ascii="Arial" w:hAnsi="Arial" w:cs="Arial"/>
         </w:rPr>
@@ -4948,7 +5141,7 @@
     </w:p>
     <w:p>
       <w:pPr>
-        <w:spacing w:before="240" w:after="240"/>
+        <w:spacing w:before="240" w:after="240" w:line="360" w:lineRule="auto"/>
         <w:rPr>
           <w:rFonts w:ascii="Arial" w:hAnsi="Arial" w:cs="Arial"/>
         </w:rPr>
@@ -4959,24 +5152,32 @@
         </w:rPr>
         <w:t>El cliente objetivo principal son los tutores y administradores encargados de gestionar las prácticas de los alumnos en empresas.</w:t>
       </w:r>
+    </w:p>
+    <w:p>
+      <w:pPr>
+        <w:spacing w:before="240" w:after="240" w:line="360" w:lineRule="auto"/>
+        <w:rPr>
+          <w:rFonts w:ascii="Arial" w:hAnsi="Arial" w:cs="Arial"/>
+        </w:rPr>
+      </w:pPr>
     </w:p>
     <w:p>
       <w:pPr>
         <w:pStyle w:val="Ttulo3"/>
         <w:keepNext w:val="0"/>
         <w:keepLines w:val="0"/>
-        <w:spacing w:before="280"/>
+        <w:spacing w:before="280" w:line="360" w:lineRule="auto"/>
         <w:rPr>
           <w:rFonts w:ascii="Arial" w:hAnsi="Arial" w:cs="Arial"/>
           <w:b/>
           <w:bCs/>
           <w:color w:val="000000"/>
-          <w:sz w:val="26"/>
-          <w:szCs w:val="26"/>
+          <w:sz w:val="22"/>
+          <w:szCs w:val="22"/>
         </w:rPr>
       </w:pPr>
       <w:bookmarkStart w:id="18" w:name="_m4e3ifgngrt0" w:colFirst="0" w:colLast="0"/>
-      <w:bookmarkStart w:id="19" w:name="_Toc225116348"/>
+      <w:bookmarkStart w:id="19" w:name="_Toc226231791"/>
       <w:bookmarkEnd w:id="18"/>
       <w:r>
         <w:rPr>
@@ -4984,8 +5185,8 @@
           <w:b/>
           <w:bCs/>
           <w:color w:val="000000"/>
-          <w:sz w:val="26"/>
-          <w:szCs w:val="26"/>
+          <w:sz w:val="22"/>
+          <w:szCs w:val="22"/>
         </w:rPr>
         <w:t>Perfil del cliente</w:t>
       </w:r>
@@ -4993,7 +5194,7 @@
     </w:p>
     <w:p>
       <w:pPr>
-        <w:spacing w:before="240" w:after="240"/>
+        <w:spacing w:before="240" w:after="240" w:line="360" w:lineRule="auto"/>
         <w:rPr>
           <w:rFonts w:ascii="Arial" w:hAnsi="Arial" w:cs="Arial"/>
         </w:rPr>
@@ -5135,7 +5336,15 @@
     </w:p>
     <w:p>
       <w:pPr>
-        <w:spacing w:before="240" w:after="240"/>
+        <w:spacing w:before="240" w:after="240" w:line="360" w:lineRule="auto"/>
+        <w:rPr>
+          <w:rFonts w:ascii="Arial" w:hAnsi="Arial" w:cs="Arial"/>
+        </w:rPr>
+      </w:pPr>
+    </w:p>
+    <w:p>
+      <w:pPr>
+        <w:spacing w:before="240" w:after="240" w:line="360" w:lineRule="auto"/>
         <w:rPr>
           <w:rFonts w:ascii="Arial" w:hAnsi="Arial" w:cs="Arial"/>
         </w:rPr>
@@ -5153,7 +5362,7 @@
           <w:ilvl w:val="0"/>
           <w:numId w:val="76"/>
         </w:numPr>
-        <w:spacing w:before="240" w:after="0" w:line="276" w:lineRule="auto"/>
+        <w:spacing w:before="240" w:after="0" w:line="360" w:lineRule="auto"/>
         <w:rPr>
           <w:rFonts w:ascii="Arial" w:hAnsi="Arial" w:cs="Arial"/>
         </w:rPr>
@@ -5171,7 +5380,7 @@
           <w:ilvl w:val="0"/>
           <w:numId w:val="76"/>
         </w:numPr>
-        <w:spacing w:after="240" w:line="276" w:lineRule="auto"/>
+        <w:spacing w:after="240" w:line="360" w:lineRule="auto"/>
         <w:rPr>
           <w:rFonts w:ascii="Arial" w:hAnsi="Arial" w:cs="Arial"/>
         </w:rPr>
@@ -5185,21 +5394,29 @@
     </w:p>
     <w:p>
       <w:pPr>
-        <w:spacing w:before="240" w:after="240"/>
-        <w:rPr>
-          <w:rFonts w:ascii="Arial" w:hAnsi="Arial" w:cs="Arial"/>
-        </w:rPr>
-      </w:pPr>
-      <w:r>
-        <w:rPr>
-          <w:rFonts w:ascii="Arial" w:hAnsi="Arial" w:cs="Arial"/>
-        </w:rPr>
-        <w:lastRenderedPageBreak/>
+        <w:spacing w:after="240" w:line="360" w:lineRule="auto"/>
+        <w:rPr>
+          <w:rFonts w:ascii="Arial" w:hAnsi="Arial" w:cs="Arial"/>
+        </w:rPr>
+      </w:pPr>
+    </w:p>
+    <w:p>
+      <w:pPr>
+        <w:spacing w:before="240" w:after="240" w:line="360" w:lineRule="auto"/>
+        <w:rPr>
+          <w:rFonts w:ascii="Arial" w:hAnsi="Arial" w:cs="Arial"/>
+        </w:rPr>
+      </w:pPr>
+      <w:r>
+        <w:rPr>
+          <w:rFonts w:ascii="Arial" w:hAnsi="Arial" w:cs="Arial"/>
+        </w:rPr>
         <w:t>El sistema estará diseñado para ser fácil de usar, claro e intuitivo, permitiendo que cualquier tutor pueda utilizarlo sin necesidad de conocimientos técnicos avanzados.</w:t>
       </w:r>
     </w:p>
     <w:p>
       <w:pPr>
+        <w:spacing w:line="360" w:lineRule="auto"/>
         <w:rPr>
           <w:rFonts w:ascii="Arial" w:hAnsi="Arial" w:cs="Arial"/>
         </w:rPr>
@@ -5210,31 +5427,32 @@
         <w:pStyle w:val="Ttulo2"/>
         <w:keepNext w:val="0"/>
         <w:keepLines w:val="0"/>
-        <w:spacing w:after="80"/>
+        <w:spacing w:after="80" w:line="360" w:lineRule="auto"/>
         <w:rPr>
           <w:b/>
           <w:bCs/>
-          <w:sz w:val="34"/>
-          <w:szCs w:val="34"/>
+          <w:sz w:val="22"/>
+          <w:szCs w:val="22"/>
         </w:rPr>
       </w:pPr>
       <w:bookmarkStart w:id="20" w:name="_9n07i4prgaj8" w:colFirst="0" w:colLast="0"/>
-      <w:bookmarkStart w:id="21" w:name="_Toc225116349"/>
+      <w:bookmarkStart w:id="21" w:name="_Toc226231792"/>
       <w:bookmarkEnd w:id="20"/>
       <w:r>
         <w:rPr>
           <w:b/>
           <w:bCs/>
-          <w:sz w:val="34"/>
-          <w:szCs w:val="34"/>
-        </w:rPr>
+          <w:sz w:val="22"/>
+          <w:szCs w:val="22"/>
+        </w:rPr>
+        <w:lastRenderedPageBreak/>
         <w:t>Investigación del cliente</w:t>
       </w:r>
       <w:bookmarkEnd w:id="21"/>
     </w:p>
     <w:p>
       <w:pPr>
-        <w:spacing w:before="240" w:after="240"/>
+        <w:spacing w:before="240" w:after="240" w:line="360" w:lineRule="auto"/>
         <w:rPr>
           <w:rFonts w:ascii="Arial" w:hAnsi="Arial" w:cs="Arial"/>
         </w:rPr>
@@ -5245,24 +5463,32 @@
         </w:rPr>
         <w:t>Para conocer mejor las necesidades de los usuarios, se ha realizado una pequeña investigación basada en encuestas dirigidas a profesores, tutores y personas relacionadas con el entorno educativo.</w:t>
       </w:r>
+    </w:p>
+    <w:p>
+      <w:pPr>
+        <w:spacing w:before="240" w:after="240" w:line="360" w:lineRule="auto"/>
+        <w:rPr>
+          <w:rFonts w:ascii="Arial" w:hAnsi="Arial" w:cs="Arial"/>
+        </w:rPr>
+      </w:pPr>
     </w:p>
     <w:p>
       <w:pPr>
         <w:pStyle w:val="Ttulo3"/>
         <w:keepNext w:val="0"/>
         <w:keepLines w:val="0"/>
-        <w:spacing w:before="280"/>
+        <w:spacing w:before="280" w:line="360" w:lineRule="auto"/>
         <w:rPr>
           <w:rFonts w:ascii="Arial" w:hAnsi="Arial" w:cs="Arial"/>
           <w:b/>
           <w:bCs/>
           <w:color w:val="000000"/>
-          <w:sz w:val="26"/>
-          <w:szCs w:val="26"/>
+          <w:sz w:val="22"/>
+          <w:szCs w:val="22"/>
         </w:rPr>
       </w:pPr>
       <w:bookmarkStart w:id="22" w:name="_wxso0rqddg5x" w:colFirst="0" w:colLast="0"/>
-      <w:bookmarkStart w:id="23" w:name="_Toc225116350"/>
+      <w:bookmarkStart w:id="23" w:name="_Toc226231793"/>
       <w:bookmarkEnd w:id="22"/>
       <w:r>
         <w:rPr>
@@ -5270,8 +5496,8 @@
           <w:b/>
           <w:bCs/>
           <w:color w:val="000000"/>
-          <w:sz w:val="26"/>
-          <w:szCs w:val="26"/>
+          <w:sz w:val="22"/>
+          <w:szCs w:val="22"/>
         </w:rPr>
         <w:t>Encuesta realizada</w:t>
       </w:r>
@@ -5279,7 +5505,7 @@
     </w:p>
     <w:p>
       <w:pPr>
-        <w:spacing w:before="240" w:after="240"/>
+        <w:spacing w:before="240" w:after="240" w:line="360" w:lineRule="auto"/>
         <w:rPr>
           <w:rFonts w:ascii="Arial" w:hAnsi="Arial" w:cs="Arial"/>
         </w:rPr>
@@ -5290,24 +5516,32 @@
         </w:rPr>
         <w:t>Se ha realizado una encuesta a 20 personas relacionadas con el ámbito educativo con el objetivo de conocer cómo se gestionan actualmente las prácticas y si consideran útil una aplicación de este tipo.</w:t>
       </w:r>
+    </w:p>
+    <w:p>
+      <w:pPr>
+        <w:spacing w:before="240" w:after="240" w:line="360" w:lineRule="auto"/>
+        <w:rPr>
+          <w:rFonts w:ascii="Arial" w:hAnsi="Arial" w:cs="Arial"/>
+        </w:rPr>
+      </w:pPr>
     </w:p>
     <w:p>
       <w:pPr>
         <w:pStyle w:val="Ttulo3"/>
         <w:keepNext w:val="0"/>
         <w:keepLines w:val="0"/>
-        <w:spacing w:before="280"/>
+        <w:spacing w:before="280" w:line="360" w:lineRule="auto"/>
         <w:rPr>
           <w:rFonts w:ascii="Arial" w:hAnsi="Arial" w:cs="Arial"/>
           <w:b/>
           <w:bCs/>
           <w:color w:val="000000"/>
-          <w:sz w:val="26"/>
-          <w:szCs w:val="26"/>
+          <w:sz w:val="22"/>
+          <w:szCs w:val="22"/>
         </w:rPr>
       </w:pPr>
       <w:bookmarkStart w:id="24" w:name="_splcc7uidrp1" w:colFirst="0" w:colLast="0"/>
-      <w:bookmarkStart w:id="25" w:name="_Toc225116351"/>
+      <w:bookmarkStart w:id="25" w:name="_Toc226231794"/>
       <w:bookmarkEnd w:id="24"/>
       <w:r>
         <w:rPr>
@@ -5315,8 +5549,8 @@
           <w:b/>
           <w:bCs/>
           <w:color w:val="000000"/>
-          <w:sz w:val="26"/>
-          <w:szCs w:val="26"/>
+          <w:sz w:val="22"/>
+          <w:szCs w:val="22"/>
         </w:rPr>
         <w:t>Preguntas de la encuesta</w:t>
       </w:r>
@@ -5328,7 +5562,7 @@
           <w:ilvl w:val="0"/>
           <w:numId w:val="88"/>
         </w:numPr>
-        <w:spacing w:before="240" w:after="0" w:line="276" w:lineRule="auto"/>
+        <w:spacing w:before="240" w:after="0" w:line="360" w:lineRule="auto"/>
         <w:rPr>
           <w:rFonts w:ascii="Arial" w:hAnsi="Arial" w:cs="Arial"/>
         </w:rPr>
@@ -5346,7 +5580,7 @@
           <w:ilvl w:val="0"/>
           <w:numId w:val="88"/>
         </w:numPr>
-        <w:spacing w:after="0" w:line="276" w:lineRule="auto"/>
+        <w:spacing w:after="0" w:line="360" w:lineRule="auto"/>
         <w:rPr>
           <w:rFonts w:ascii="Arial" w:hAnsi="Arial" w:cs="Arial"/>
         </w:rPr>
@@ -5364,7 +5598,7 @@
           <w:ilvl w:val="0"/>
           <w:numId w:val="88"/>
         </w:numPr>
-        <w:spacing w:after="0" w:line="276" w:lineRule="auto"/>
+        <w:spacing w:after="0" w:line="360" w:lineRule="auto"/>
         <w:rPr>
           <w:rFonts w:ascii="Arial" w:hAnsi="Arial" w:cs="Arial"/>
         </w:rPr>
@@ -5382,7 +5616,7 @@
           <w:ilvl w:val="0"/>
           <w:numId w:val="88"/>
         </w:numPr>
-        <w:spacing w:after="0" w:line="276" w:lineRule="auto"/>
+        <w:spacing w:after="0" w:line="360" w:lineRule="auto"/>
         <w:rPr>
           <w:rFonts w:ascii="Arial" w:hAnsi="Arial" w:cs="Arial"/>
         </w:rPr>
@@ -5400,7 +5634,7 @@
           <w:ilvl w:val="0"/>
           <w:numId w:val="88"/>
         </w:numPr>
-        <w:spacing w:after="0" w:line="276" w:lineRule="auto"/>
+        <w:spacing w:after="0" w:line="360" w:lineRule="auto"/>
         <w:rPr>
           <w:rFonts w:ascii="Arial" w:hAnsi="Arial" w:cs="Arial"/>
         </w:rPr>
@@ -5418,7 +5652,7 @@
           <w:ilvl w:val="0"/>
           <w:numId w:val="88"/>
         </w:numPr>
-        <w:spacing w:after="0" w:line="276" w:lineRule="auto"/>
+        <w:spacing w:after="0" w:line="360" w:lineRule="auto"/>
         <w:rPr>
           <w:rFonts w:ascii="Arial" w:hAnsi="Arial" w:cs="Arial"/>
         </w:rPr>
@@ -5436,7 +5670,7 @@
           <w:ilvl w:val="0"/>
           <w:numId w:val="88"/>
         </w:numPr>
-        <w:spacing w:after="0" w:line="276" w:lineRule="auto"/>
+        <w:spacing w:after="0" w:line="360" w:lineRule="auto"/>
         <w:rPr>
           <w:rFonts w:ascii="Arial" w:hAnsi="Arial" w:cs="Arial"/>
         </w:rPr>
@@ -5468,7 +5702,7 @@
           <w:ilvl w:val="0"/>
           <w:numId w:val="88"/>
         </w:numPr>
-        <w:spacing w:after="0" w:line="276" w:lineRule="auto"/>
+        <w:spacing w:after="0" w:line="360" w:lineRule="auto"/>
         <w:rPr>
           <w:rFonts w:ascii="Arial" w:hAnsi="Arial" w:cs="Arial"/>
         </w:rPr>
@@ -5486,7 +5720,7 @@
           <w:ilvl w:val="0"/>
           <w:numId w:val="88"/>
         </w:numPr>
-        <w:spacing w:after="0" w:line="276" w:lineRule="auto"/>
+        <w:spacing w:after="0" w:line="360" w:lineRule="auto"/>
         <w:rPr>
           <w:rFonts w:ascii="Arial" w:hAnsi="Arial" w:cs="Arial"/>
         </w:rPr>
@@ -5504,7 +5738,7 @@
           <w:ilvl w:val="0"/>
           <w:numId w:val="88"/>
         </w:numPr>
-        <w:spacing w:after="240" w:line="276" w:lineRule="auto"/>
+        <w:spacing w:after="240" w:line="360" w:lineRule="auto"/>
         <w:rPr>
           <w:rFonts w:ascii="Arial" w:hAnsi="Arial" w:cs="Arial"/>
         </w:rPr>
@@ -5515,24 +5749,32 @@
         </w:rPr>
         <w:t>¿Te gustaría que toda la información estuviera en un solo sistema?</w:t>
       </w:r>
+    </w:p>
+    <w:p>
+      <w:pPr>
+        <w:spacing w:after="240" w:line="360" w:lineRule="auto"/>
+        <w:rPr>
+          <w:rFonts w:ascii="Arial" w:hAnsi="Arial" w:cs="Arial"/>
+        </w:rPr>
+      </w:pPr>
     </w:p>
     <w:p>
       <w:pPr>
         <w:pStyle w:val="Ttulo3"/>
         <w:keepNext w:val="0"/>
         <w:keepLines w:val="0"/>
-        <w:spacing w:before="280"/>
+        <w:spacing w:before="280" w:line="360" w:lineRule="auto"/>
         <w:rPr>
           <w:rFonts w:ascii="Arial" w:hAnsi="Arial" w:cs="Arial"/>
           <w:b/>
           <w:bCs/>
           <w:color w:val="000000"/>
-          <w:sz w:val="26"/>
-          <w:szCs w:val="26"/>
+          <w:sz w:val="22"/>
+          <w:szCs w:val="22"/>
         </w:rPr>
       </w:pPr>
       <w:bookmarkStart w:id="26" w:name="_aaml1eicnvzc" w:colFirst="0" w:colLast="0"/>
-      <w:bookmarkStart w:id="27" w:name="_Toc225116352"/>
+      <w:bookmarkStart w:id="27" w:name="_Toc226231795"/>
       <w:bookmarkEnd w:id="26"/>
       <w:r>
         <w:rPr>
@@ -5540,26 +5782,12 @@
           <w:b/>
           <w:bCs/>
           <w:color w:val="000000"/>
-          <w:sz w:val="26"/>
-          <w:szCs w:val="26"/>
+          <w:sz w:val="22"/>
+          <w:szCs w:val="22"/>
         </w:rPr>
         <w:t>Resultados de la encuesta</w:t>
       </w:r>
       <w:bookmarkEnd w:id="27"/>
-    </w:p>
-    <w:p>
-      <w:pPr>
-        <w:spacing w:before="240" w:after="240"/>
-        <w:rPr>
-          <w:rFonts w:ascii="Arial" w:hAnsi="Arial" w:cs="Arial"/>
-        </w:rPr>
-      </w:pPr>
-      <w:r>
-        <w:rPr>
-          <w:rFonts w:ascii="Arial" w:hAnsi="Arial" w:cs="Arial"/>
-        </w:rPr>
-        <w:t>Los resultados obtenidos han sido los siguientes:</w:t>
-      </w:r>
     </w:p>
     <w:p>
       <w:pPr>
@@ -5567,7 +5795,7 @@
           <w:ilvl w:val="0"/>
           <w:numId w:val="80"/>
         </w:numPr>
-        <w:spacing w:before="240" w:after="0" w:line="276" w:lineRule="auto"/>
+        <w:spacing w:before="240" w:after="0" w:line="360" w:lineRule="auto"/>
         <w:rPr>
           <w:rFonts w:ascii="Arial" w:hAnsi="Arial" w:cs="Arial"/>
         </w:rPr>
@@ -5585,7 +5813,7 @@
           <w:ilvl w:val="0"/>
           <w:numId w:val="80"/>
         </w:numPr>
-        <w:spacing w:after="0" w:line="276" w:lineRule="auto"/>
+        <w:spacing w:after="0" w:line="360" w:lineRule="auto"/>
         <w:rPr>
           <w:rFonts w:ascii="Arial" w:hAnsi="Arial" w:cs="Arial"/>
         </w:rPr>
@@ -5603,7 +5831,7 @@
           <w:ilvl w:val="0"/>
           <w:numId w:val="80"/>
         </w:numPr>
-        <w:spacing w:after="0" w:line="276" w:lineRule="auto"/>
+        <w:spacing w:after="0" w:line="360" w:lineRule="auto"/>
         <w:rPr>
           <w:rFonts w:ascii="Arial" w:hAnsi="Arial" w:cs="Arial"/>
         </w:rPr>
@@ -5621,7 +5849,7 @@
           <w:ilvl w:val="0"/>
           <w:numId w:val="80"/>
         </w:numPr>
-        <w:spacing w:after="0" w:line="276" w:lineRule="auto"/>
+        <w:spacing w:after="0" w:line="360" w:lineRule="auto"/>
         <w:rPr>
           <w:rFonts w:ascii="Arial" w:hAnsi="Arial" w:cs="Arial"/>
         </w:rPr>
@@ -5639,7 +5867,7 @@
           <w:ilvl w:val="0"/>
           <w:numId w:val="80"/>
         </w:numPr>
-        <w:spacing w:after="0" w:line="276" w:lineRule="auto"/>
+        <w:spacing w:after="0" w:line="360" w:lineRule="auto"/>
         <w:rPr>
           <w:rFonts w:ascii="Arial" w:hAnsi="Arial" w:cs="Arial"/>
         </w:rPr>
@@ -5657,7 +5885,7 @@
           <w:ilvl w:val="0"/>
           <w:numId w:val="80"/>
         </w:numPr>
-        <w:spacing w:after="0" w:line="276" w:lineRule="auto"/>
+        <w:spacing w:after="0" w:line="360" w:lineRule="auto"/>
         <w:rPr>
           <w:rFonts w:ascii="Arial" w:hAnsi="Arial" w:cs="Arial"/>
         </w:rPr>
@@ -5675,7 +5903,7 @@
           <w:ilvl w:val="0"/>
           <w:numId w:val="80"/>
         </w:numPr>
-        <w:spacing w:after="0" w:line="276" w:lineRule="auto"/>
+        <w:spacing w:after="0" w:line="360" w:lineRule="auto"/>
         <w:rPr>
           <w:rFonts w:ascii="Arial" w:hAnsi="Arial" w:cs="Arial"/>
         </w:rPr>
@@ -5693,35 +5921,44 @@
           <w:ilvl w:val="0"/>
           <w:numId w:val="80"/>
         </w:numPr>
-        <w:spacing w:after="240" w:line="276" w:lineRule="auto"/>
-        <w:rPr>
-          <w:rFonts w:ascii="Arial" w:hAnsi="Arial" w:cs="Arial"/>
-        </w:rPr>
-      </w:pPr>
-      <w:r>
-        <w:rPr>
-          <w:rFonts w:ascii="Arial" w:hAnsi="Arial" w:cs="Arial"/>
-        </w:rPr>
+        <w:spacing w:after="240" w:line="360" w:lineRule="auto"/>
+        <w:rPr>
+          <w:rFonts w:ascii="Arial" w:hAnsi="Arial" w:cs="Arial"/>
+        </w:rPr>
+      </w:pPr>
+      <w:r>
+        <w:rPr>
+          <w:rFonts w:ascii="Arial" w:hAnsi="Arial" w:cs="Arial"/>
+        </w:rPr>
+        <w:lastRenderedPageBreak/>
         <w:t>88% quiere toda la información en un solo sistema</w:t>
       </w:r>
+    </w:p>
+    <w:p>
+      <w:pPr>
+        <w:spacing w:after="240" w:line="360" w:lineRule="auto"/>
+        <w:rPr>
+          <w:rFonts w:ascii="Arial" w:hAnsi="Arial" w:cs="Arial"/>
+        </w:rPr>
+      </w:pPr>
     </w:p>
     <w:p>
       <w:pPr>
         <w:pStyle w:val="Ttulo3"/>
         <w:keepNext w:val="0"/>
         <w:keepLines w:val="0"/>
-        <w:spacing w:before="280"/>
+        <w:spacing w:before="280" w:line="360" w:lineRule="auto"/>
         <w:rPr>
           <w:rFonts w:ascii="Arial" w:hAnsi="Arial" w:cs="Arial"/>
           <w:b/>
           <w:bCs/>
           <w:color w:val="000000"/>
-          <w:sz w:val="26"/>
-          <w:szCs w:val="26"/>
+          <w:sz w:val="22"/>
+          <w:szCs w:val="22"/>
         </w:rPr>
       </w:pPr>
       <w:bookmarkStart w:id="28" w:name="_pmh7rtd433k4" w:colFirst="0" w:colLast="0"/>
-      <w:bookmarkStart w:id="29" w:name="_Toc225116353"/>
+      <w:bookmarkStart w:id="29" w:name="_Toc226231796"/>
       <w:bookmarkEnd w:id="28"/>
       <w:r>
         <w:rPr>
@@ -5729,8 +5966,8 @@
           <w:b/>
           <w:bCs/>
           <w:color w:val="000000"/>
-          <w:sz w:val="26"/>
-          <w:szCs w:val="26"/>
+          <w:sz w:val="22"/>
+          <w:szCs w:val="22"/>
         </w:rPr>
         <w:t>Análisis de resultados</w:t>
       </w:r>
@@ -5738,7 +5975,7 @@
     </w:p>
     <w:p>
       <w:pPr>
-        <w:spacing w:before="240" w:after="240"/>
+        <w:spacing w:before="240" w:after="240" w:line="360" w:lineRule="auto"/>
         <w:rPr>
           <w:rFonts w:ascii="Arial" w:hAnsi="Arial" w:cs="Arial"/>
         </w:rPr>
@@ -5752,22 +5989,21 @@
     </w:p>
     <w:p>
       <w:pPr>
-        <w:spacing w:before="240" w:after="240"/>
-        <w:rPr>
-          <w:rFonts w:ascii="Arial" w:hAnsi="Arial" w:cs="Arial"/>
-        </w:rPr>
-      </w:pPr>
-      <w:r>
-        <w:rPr>
-          <w:rFonts w:ascii="Arial" w:hAnsi="Arial" w:cs="Arial"/>
-        </w:rPr>
-        <w:lastRenderedPageBreak/>
+        <w:spacing w:before="240" w:after="240" w:line="360" w:lineRule="auto"/>
+        <w:rPr>
+          <w:rFonts w:ascii="Arial" w:hAnsi="Arial" w:cs="Arial"/>
+        </w:rPr>
+      </w:pPr>
+      <w:r>
+        <w:rPr>
+          <w:rFonts w:ascii="Arial" w:hAnsi="Arial" w:cs="Arial"/>
+        </w:rPr>
         <w:t>Existe una alta aceptación de una aplicación web que permita organizar la información de forma centralizada y segura.</w:t>
       </w:r>
     </w:p>
     <w:p>
       <w:pPr>
-        <w:spacing w:before="240" w:after="240"/>
+        <w:spacing w:before="240" w:after="240" w:line="360" w:lineRule="auto"/>
         <w:rPr>
           <w:rFonts w:ascii="Arial" w:hAnsi="Arial" w:cs="Arial"/>
         </w:rPr>
@@ -5781,6 +6017,7 @@
     </w:p>
     <w:p>
       <w:pPr>
+        <w:spacing w:line="360" w:lineRule="auto"/>
         <w:rPr>
           <w:rFonts w:ascii="Arial" w:hAnsi="Arial" w:cs="Arial"/>
         </w:rPr>
@@ -5791,18 +6028,18 @@
         <w:pStyle w:val="Ttulo3"/>
         <w:keepNext w:val="0"/>
         <w:keepLines w:val="0"/>
-        <w:spacing w:before="280"/>
+        <w:spacing w:before="280" w:line="360" w:lineRule="auto"/>
         <w:rPr>
           <w:rFonts w:ascii="Arial" w:hAnsi="Arial" w:cs="Arial"/>
           <w:b/>
           <w:bCs/>
           <w:color w:val="000000"/>
-          <w:sz w:val="26"/>
-          <w:szCs w:val="26"/>
+          <w:sz w:val="22"/>
+          <w:szCs w:val="22"/>
         </w:rPr>
       </w:pPr>
       <w:bookmarkStart w:id="30" w:name="_idtk4zej83kf" w:colFirst="0" w:colLast="0"/>
-      <w:bookmarkStart w:id="31" w:name="_Toc225116354"/>
+      <w:bookmarkStart w:id="31" w:name="_Toc226231797"/>
       <w:bookmarkEnd w:id="30"/>
       <w:r>
         <w:rPr>
@@ -5810,16 +6047,17 @@
           <w:b/>
           <w:bCs/>
           <w:color w:val="000000"/>
-          <w:sz w:val="26"/>
-          <w:szCs w:val="26"/>
+          <w:sz w:val="22"/>
+          <w:szCs w:val="22"/>
         </w:rPr>
         <w:t>Mapa de empatía del cliente</w:t>
       </w:r>
       <w:bookmarkEnd w:id="31"/>
     </w:p>
-    <w:p>
-      <w:pPr>
-        <w:spacing w:before="240" w:after="240"/>
+    <w:p/>
+    <w:p>
+      <w:pPr>
+        <w:spacing w:before="240" w:after="240" w:line="360" w:lineRule="auto"/>
         <w:rPr>
           <w:rFonts w:ascii="Arial" w:hAnsi="Arial" w:cs="Arial"/>
           <w:b/>
@@ -5841,7 +6079,7 @@
           <w:ilvl w:val="0"/>
           <w:numId w:val="87"/>
         </w:numPr>
-        <w:spacing w:before="240" w:after="0" w:line="276" w:lineRule="auto"/>
+        <w:spacing w:before="240" w:after="0" w:line="360" w:lineRule="auto"/>
         <w:rPr>
           <w:rFonts w:ascii="Arial" w:hAnsi="Arial" w:cs="Arial"/>
         </w:rPr>
@@ -5859,7 +6097,7 @@
           <w:ilvl w:val="0"/>
           <w:numId w:val="87"/>
         </w:numPr>
-        <w:spacing w:after="0" w:line="276" w:lineRule="auto"/>
+        <w:spacing w:after="0" w:line="360" w:lineRule="auto"/>
         <w:rPr>
           <w:rFonts w:ascii="Arial" w:hAnsi="Arial" w:cs="Arial"/>
         </w:rPr>
@@ -5877,7 +6115,7 @@
           <w:ilvl w:val="0"/>
           <w:numId w:val="87"/>
         </w:numPr>
-        <w:spacing w:after="0" w:line="276" w:lineRule="auto"/>
+        <w:spacing w:after="0" w:line="360" w:lineRule="auto"/>
         <w:rPr>
           <w:rFonts w:ascii="Arial" w:hAnsi="Arial" w:cs="Arial"/>
         </w:rPr>
@@ -5895,7 +6133,7 @@
           <w:ilvl w:val="0"/>
           <w:numId w:val="87"/>
         </w:numPr>
-        <w:spacing w:after="240" w:line="276" w:lineRule="auto"/>
+        <w:spacing w:after="240" w:line="360" w:lineRule="auto"/>
         <w:rPr>
           <w:rFonts w:ascii="Arial" w:hAnsi="Arial" w:cs="Arial"/>
         </w:rPr>
@@ -5909,7 +6147,15 @@
     </w:p>
     <w:p>
       <w:pPr>
-        <w:spacing w:before="240" w:after="240"/>
+        <w:spacing w:after="240" w:line="360" w:lineRule="auto"/>
+        <w:rPr>
+          <w:rFonts w:ascii="Arial" w:hAnsi="Arial" w:cs="Arial"/>
+        </w:rPr>
+      </w:pPr>
+    </w:p>
+    <w:p>
+      <w:pPr>
+        <w:spacing w:before="240" w:after="240" w:line="360" w:lineRule="auto"/>
         <w:rPr>
           <w:rFonts w:ascii="Arial" w:hAnsi="Arial" w:cs="Arial"/>
           <w:b/>
@@ -5931,7 +6177,7 @@
           <w:ilvl w:val="0"/>
           <w:numId w:val="75"/>
         </w:numPr>
-        <w:spacing w:before="240" w:after="0" w:line="276" w:lineRule="auto"/>
+        <w:spacing w:before="240" w:after="0" w:line="360" w:lineRule="auto"/>
         <w:rPr>
           <w:rFonts w:ascii="Arial" w:hAnsi="Arial" w:cs="Arial"/>
         </w:rPr>
@@ -5949,7 +6195,7 @@
           <w:ilvl w:val="0"/>
           <w:numId w:val="75"/>
         </w:numPr>
-        <w:spacing w:after="0" w:line="276" w:lineRule="auto"/>
+        <w:spacing w:after="0" w:line="360" w:lineRule="auto"/>
         <w:rPr>
           <w:rFonts w:ascii="Arial" w:hAnsi="Arial" w:cs="Arial"/>
         </w:rPr>
@@ -5967,7 +6213,7 @@
           <w:ilvl w:val="0"/>
           <w:numId w:val="75"/>
         </w:numPr>
-        <w:spacing w:after="0" w:line="276" w:lineRule="auto"/>
+        <w:spacing w:after="0" w:line="360" w:lineRule="auto"/>
         <w:rPr>
           <w:rFonts w:ascii="Arial" w:hAnsi="Arial" w:cs="Arial"/>
         </w:rPr>
@@ -5985,7 +6231,7 @@
           <w:ilvl w:val="0"/>
           <w:numId w:val="75"/>
         </w:numPr>
-        <w:spacing w:after="240" w:line="276" w:lineRule="auto"/>
+        <w:spacing w:after="240" w:line="360" w:lineRule="auto"/>
         <w:rPr>
           <w:rFonts w:ascii="Arial" w:hAnsi="Arial" w:cs="Arial"/>
         </w:rPr>
@@ -5999,7 +6245,15 @@
     </w:p>
     <w:p>
       <w:pPr>
-        <w:spacing w:before="240" w:after="240"/>
+        <w:spacing w:after="240" w:line="360" w:lineRule="auto"/>
+        <w:rPr>
+          <w:rFonts w:ascii="Arial" w:hAnsi="Arial" w:cs="Arial"/>
+        </w:rPr>
+      </w:pPr>
+    </w:p>
+    <w:p>
+      <w:pPr>
+        <w:spacing w:before="240" w:after="240" w:line="360" w:lineRule="auto"/>
         <w:rPr>
           <w:rFonts w:ascii="Arial" w:hAnsi="Arial" w:cs="Arial"/>
           <w:b/>
@@ -6021,7 +6275,7 @@
           <w:ilvl w:val="0"/>
           <w:numId w:val="78"/>
         </w:numPr>
-        <w:spacing w:before="240" w:after="0" w:line="276" w:lineRule="auto"/>
+        <w:spacing w:before="240" w:after="0" w:line="360" w:lineRule="auto"/>
         <w:rPr>
           <w:rFonts w:ascii="Arial" w:hAnsi="Arial" w:cs="Arial"/>
         </w:rPr>
@@ -6039,7 +6293,7 @@
           <w:ilvl w:val="0"/>
           <w:numId w:val="78"/>
         </w:numPr>
-        <w:spacing w:after="0" w:line="276" w:lineRule="auto"/>
+        <w:spacing w:after="0" w:line="360" w:lineRule="auto"/>
         <w:rPr>
           <w:rFonts w:ascii="Arial" w:hAnsi="Arial" w:cs="Arial"/>
         </w:rPr>
@@ -6057,21 +6311,30 @@
           <w:ilvl w:val="0"/>
           <w:numId w:val="78"/>
         </w:numPr>
-        <w:spacing w:after="240" w:line="276" w:lineRule="auto"/>
-        <w:rPr>
-          <w:rFonts w:ascii="Arial" w:hAnsi="Arial" w:cs="Arial"/>
-        </w:rPr>
-      </w:pPr>
-      <w:r>
-        <w:rPr>
-          <w:rFonts w:ascii="Arial" w:hAnsi="Arial" w:cs="Arial"/>
-        </w:rPr>
+        <w:spacing w:after="240" w:line="360" w:lineRule="auto"/>
+        <w:rPr>
+          <w:rFonts w:ascii="Arial" w:hAnsi="Arial" w:cs="Arial"/>
+        </w:rPr>
+      </w:pPr>
+      <w:r>
+        <w:rPr>
+          <w:rFonts w:ascii="Arial" w:hAnsi="Arial" w:cs="Arial"/>
+        </w:rPr>
+        <w:lastRenderedPageBreak/>
         <w:t>Se pierde tiempo revisando datos</w:t>
       </w:r>
     </w:p>
     <w:p>
       <w:pPr>
-        <w:spacing w:before="240" w:after="240"/>
+        <w:spacing w:after="240" w:line="360" w:lineRule="auto"/>
+        <w:rPr>
+          <w:rFonts w:ascii="Arial" w:hAnsi="Arial" w:cs="Arial"/>
+        </w:rPr>
+      </w:pPr>
+    </w:p>
+    <w:p>
+      <w:pPr>
+        <w:spacing w:before="240" w:after="240" w:line="360" w:lineRule="auto"/>
         <w:rPr>
           <w:rFonts w:ascii="Arial" w:hAnsi="Arial" w:cs="Arial"/>
           <w:b/>
@@ -6093,7 +6356,7 @@
           <w:ilvl w:val="0"/>
           <w:numId w:val="79"/>
         </w:numPr>
-        <w:spacing w:before="240" w:after="0" w:line="276" w:lineRule="auto"/>
+        <w:spacing w:before="240" w:after="0" w:line="360" w:lineRule="auto"/>
         <w:rPr>
           <w:rFonts w:ascii="Arial" w:hAnsi="Arial" w:cs="Arial"/>
         </w:rPr>
@@ -6111,7 +6374,7 @@
           <w:ilvl w:val="0"/>
           <w:numId w:val="79"/>
         </w:numPr>
-        <w:spacing w:after="0" w:line="276" w:lineRule="auto"/>
+        <w:spacing w:after="0" w:line="360" w:lineRule="auto"/>
         <w:rPr>
           <w:rFonts w:ascii="Arial" w:hAnsi="Arial" w:cs="Arial"/>
         </w:rPr>
@@ -6129,7 +6392,7 @@
           <w:ilvl w:val="0"/>
           <w:numId w:val="79"/>
         </w:numPr>
-        <w:spacing w:after="240" w:line="276" w:lineRule="auto"/>
+        <w:spacing w:after="240" w:line="360" w:lineRule="auto"/>
         <w:rPr>
           <w:rFonts w:ascii="Arial" w:hAnsi="Arial" w:cs="Arial"/>
         </w:rPr>
@@ -6143,7 +6406,15 @@
     </w:p>
     <w:p>
       <w:pPr>
-        <w:spacing w:before="240" w:after="240"/>
+        <w:spacing w:after="240" w:line="360" w:lineRule="auto"/>
+        <w:rPr>
+          <w:rFonts w:ascii="Arial" w:hAnsi="Arial" w:cs="Arial"/>
+        </w:rPr>
+      </w:pPr>
+    </w:p>
+    <w:p>
+      <w:pPr>
+        <w:spacing w:before="240" w:after="240" w:line="360" w:lineRule="auto"/>
         <w:rPr>
           <w:rFonts w:ascii="Arial" w:hAnsi="Arial" w:cs="Arial"/>
           <w:b/>
@@ -6165,7 +6436,7 @@
           <w:ilvl w:val="0"/>
           <w:numId w:val="73"/>
         </w:numPr>
-        <w:spacing w:before="240" w:after="0" w:line="276" w:lineRule="auto"/>
+        <w:spacing w:before="240" w:after="0" w:line="360" w:lineRule="auto"/>
         <w:rPr>
           <w:rFonts w:ascii="Arial" w:hAnsi="Arial" w:cs="Arial"/>
         </w:rPr>
@@ -6183,7 +6454,7 @@
           <w:ilvl w:val="0"/>
           <w:numId w:val="73"/>
         </w:numPr>
-        <w:spacing w:after="0" w:line="276" w:lineRule="auto"/>
+        <w:spacing w:after="0" w:line="360" w:lineRule="auto"/>
         <w:rPr>
           <w:rFonts w:ascii="Arial" w:hAnsi="Arial" w:cs="Arial"/>
         </w:rPr>
@@ -6201,7 +6472,7 @@
           <w:ilvl w:val="0"/>
           <w:numId w:val="73"/>
         </w:numPr>
-        <w:spacing w:after="240" w:line="276" w:lineRule="auto"/>
+        <w:spacing w:after="240" w:line="360" w:lineRule="auto"/>
         <w:rPr>
           <w:rFonts w:ascii="Arial" w:hAnsi="Arial" w:cs="Arial"/>
         </w:rPr>
@@ -6215,7 +6486,15 @@
     </w:p>
     <w:p>
       <w:pPr>
-        <w:spacing w:before="240" w:after="240"/>
+        <w:spacing w:after="240" w:line="360" w:lineRule="auto"/>
+        <w:rPr>
+          <w:rFonts w:ascii="Arial" w:hAnsi="Arial" w:cs="Arial"/>
+        </w:rPr>
+      </w:pPr>
+    </w:p>
+    <w:p>
+      <w:pPr>
+        <w:spacing w:before="240" w:after="240" w:line="360" w:lineRule="auto"/>
         <w:rPr>
           <w:rFonts w:ascii="Arial" w:hAnsi="Arial" w:cs="Arial"/>
           <w:b/>
@@ -6237,7 +6516,7 @@
           <w:ilvl w:val="0"/>
           <w:numId w:val="81"/>
         </w:numPr>
-        <w:spacing w:before="240" w:after="0" w:line="276" w:lineRule="auto"/>
+        <w:spacing w:before="240" w:after="0" w:line="360" w:lineRule="auto"/>
         <w:rPr>
           <w:rFonts w:ascii="Arial" w:hAnsi="Arial" w:cs="Arial"/>
         </w:rPr>
@@ -6255,7 +6534,7 @@
           <w:ilvl w:val="0"/>
           <w:numId w:val="81"/>
         </w:numPr>
-        <w:spacing w:after="0" w:line="276" w:lineRule="auto"/>
+        <w:spacing w:after="0" w:line="360" w:lineRule="auto"/>
         <w:rPr>
           <w:rFonts w:ascii="Arial" w:hAnsi="Arial" w:cs="Arial"/>
         </w:rPr>
@@ -6273,7 +6552,7 @@
           <w:ilvl w:val="0"/>
           <w:numId w:val="81"/>
         </w:numPr>
-        <w:spacing w:after="240" w:line="276" w:lineRule="auto"/>
+        <w:spacing w:after="240" w:line="360" w:lineRule="auto"/>
         <w:rPr>
           <w:rFonts w:ascii="Arial" w:hAnsi="Arial" w:cs="Arial"/>
         </w:rPr>
@@ -6284,72 +6563,59 @@
         </w:rPr>
         <w:t>Ahorro de tiempo</w:t>
       </w:r>
+    </w:p>
+    <w:p>
+      <w:pPr>
+        <w:spacing w:after="240" w:line="360" w:lineRule="auto"/>
+        <w:rPr>
+          <w:rFonts w:ascii="Arial" w:hAnsi="Arial" w:cs="Arial"/>
+        </w:rPr>
+      </w:pPr>
     </w:p>
     <w:p>
       <w:pPr>
         <w:pStyle w:val="Ttulo2"/>
         <w:keepNext w:val="0"/>
         <w:keepLines w:val="0"/>
-        <w:spacing w:after="80"/>
+        <w:spacing w:after="80" w:line="360" w:lineRule="auto"/>
         <w:rPr>
           <w:b/>
           <w:bCs/>
-          <w:sz w:val="34"/>
-          <w:szCs w:val="34"/>
+          <w:sz w:val="22"/>
+          <w:szCs w:val="22"/>
         </w:rPr>
       </w:pPr>
       <w:bookmarkStart w:id="32" w:name="_j1b7hxlm9m2k" w:colFirst="0" w:colLast="0"/>
-      <w:bookmarkStart w:id="33" w:name="_Toc225116355"/>
+      <w:bookmarkStart w:id="33" w:name="_Toc226231798"/>
       <w:bookmarkEnd w:id="32"/>
       <w:r>
         <w:rPr>
           <w:b/>
           <w:bCs/>
-          <w:sz w:val="34"/>
-          <w:szCs w:val="34"/>
-        </w:rPr>
-        <w:t xml:space="preserve">4 </w:t>
-      </w:r>
-      <w:proofErr w:type="gramStart"/>
-      <w:r>
-        <w:rPr>
-          <w:b/>
-          <w:bCs/>
-          <w:sz w:val="34"/>
-          <w:szCs w:val="34"/>
-        </w:rPr>
-        <w:t>Propuesta</w:t>
-      </w:r>
-      <w:proofErr w:type="gramEnd"/>
-      <w:r>
-        <w:rPr>
-          <w:b/>
-          <w:bCs/>
-          <w:sz w:val="34"/>
-          <w:szCs w:val="34"/>
-        </w:rPr>
-        <w:t xml:space="preserve"> de valor</w:t>
+          <w:sz w:val="22"/>
+          <w:szCs w:val="22"/>
+        </w:rPr>
+        <w:t>Propuesta de valor</w:t>
       </w:r>
       <w:bookmarkEnd w:id="33"/>
     </w:p>
     <w:p>
       <w:pPr>
-        <w:spacing w:before="240" w:after="240"/>
-        <w:rPr>
-          <w:rFonts w:ascii="Arial" w:hAnsi="Arial" w:cs="Arial"/>
-        </w:rPr>
-      </w:pPr>
-      <w:r>
-        <w:rPr>
-          <w:rFonts w:ascii="Arial" w:hAnsi="Arial" w:cs="Arial"/>
-        </w:rPr>
-        <w:lastRenderedPageBreak/>
+        <w:spacing w:before="240" w:after="240" w:line="360" w:lineRule="auto"/>
+        <w:rPr>
+          <w:rFonts w:ascii="Arial" w:hAnsi="Arial" w:cs="Arial"/>
+        </w:rPr>
+      </w:pPr>
+      <w:r>
+        <w:rPr>
+          <w:rFonts w:ascii="Arial" w:hAnsi="Arial" w:cs="Arial"/>
+        </w:rPr>
         <w:t>La propuesta de valor del proyecto Gestión de Prácticas consiste en ofrecer una aplicación web sencilla, clara y funcional que permita gestionar las prácticas de los alumnos desde una única plataforma.</w:t>
       </w:r>
     </w:p>
     <w:p>
       <w:pPr>
-        <w:spacing w:before="240" w:after="240"/>
+        <w:spacing w:before="240" w:after="240" w:line="360" w:lineRule="auto"/>
         <w:rPr>
           <w:rFonts w:ascii="Arial" w:hAnsi="Arial" w:cs="Arial"/>
         </w:rPr>
@@ -6360,24 +6626,32 @@
         </w:rPr>
         <w:t>La aplicación permite organizar alumnos, empresas y asignaciones de forma rápida, reduciendo errores y mejorando la eficiencia del proceso.</w:t>
       </w:r>
+    </w:p>
+    <w:p>
+      <w:pPr>
+        <w:spacing w:before="240" w:after="240" w:line="360" w:lineRule="auto"/>
+        <w:rPr>
+          <w:rFonts w:ascii="Arial" w:hAnsi="Arial" w:cs="Arial"/>
+        </w:rPr>
+      </w:pPr>
     </w:p>
     <w:p>
       <w:pPr>
         <w:pStyle w:val="Ttulo3"/>
         <w:keepNext w:val="0"/>
         <w:keepLines w:val="0"/>
-        <w:spacing w:before="280"/>
+        <w:spacing w:before="280" w:line="360" w:lineRule="auto"/>
         <w:rPr>
           <w:rFonts w:ascii="Arial" w:hAnsi="Arial" w:cs="Arial"/>
           <w:b/>
           <w:bCs/>
           <w:color w:val="000000"/>
-          <w:sz w:val="26"/>
-          <w:szCs w:val="26"/>
+          <w:sz w:val="22"/>
+          <w:szCs w:val="22"/>
         </w:rPr>
       </w:pPr>
       <w:bookmarkStart w:id="34" w:name="_zae9jkotcga6" w:colFirst="0" w:colLast="0"/>
-      <w:bookmarkStart w:id="35" w:name="_Toc225116356"/>
+      <w:bookmarkStart w:id="35" w:name="_Toc226231799"/>
       <w:bookmarkEnd w:id="34"/>
       <w:r>
         <w:rPr>
@@ -6385,8 +6659,8 @@
           <w:b/>
           <w:bCs/>
           <w:color w:val="000000"/>
-          <w:sz w:val="26"/>
-          <w:szCs w:val="26"/>
+          <w:sz w:val="22"/>
+          <w:szCs w:val="22"/>
         </w:rPr>
         <w:t>Valor que aporta</w:t>
       </w:r>
@@ -6398,7 +6672,7 @@
           <w:ilvl w:val="0"/>
           <w:numId w:val="86"/>
         </w:numPr>
-        <w:spacing w:before="240" w:after="0" w:line="276" w:lineRule="auto"/>
+        <w:spacing w:before="240" w:after="0" w:line="360" w:lineRule="auto"/>
         <w:rPr>
           <w:rFonts w:ascii="Arial" w:hAnsi="Arial" w:cs="Arial"/>
         </w:rPr>
@@ -6416,15 +6690,16 @@
           <w:ilvl w:val="0"/>
           <w:numId w:val="86"/>
         </w:numPr>
-        <w:spacing w:after="0" w:line="276" w:lineRule="auto"/>
-        <w:rPr>
-          <w:rFonts w:ascii="Arial" w:hAnsi="Arial" w:cs="Arial"/>
-        </w:rPr>
-      </w:pPr>
-      <w:r>
-        <w:rPr>
-          <w:rFonts w:ascii="Arial" w:hAnsi="Arial" w:cs="Arial"/>
-        </w:rPr>
+        <w:spacing w:after="0" w:line="360" w:lineRule="auto"/>
+        <w:rPr>
+          <w:rFonts w:ascii="Arial" w:hAnsi="Arial" w:cs="Arial"/>
+        </w:rPr>
+      </w:pPr>
+      <w:r>
+        <w:rPr>
+          <w:rFonts w:ascii="Arial" w:hAnsi="Arial" w:cs="Arial"/>
+        </w:rPr>
+        <w:lastRenderedPageBreak/>
         <w:t>Ahorro de tiempo</w:t>
       </w:r>
     </w:p>
@@ -6434,7 +6709,7 @@
           <w:ilvl w:val="0"/>
           <w:numId w:val="86"/>
         </w:numPr>
-        <w:spacing w:after="0" w:line="276" w:lineRule="auto"/>
+        <w:spacing w:after="0" w:line="360" w:lineRule="auto"/>
         <w:rPr>
           <w:rFonts w:ascii="Arial" w:hAnsi="Arial" w:cs="Arial"/>
         </w:rPr>
@@ -6452,7 +6727,7 @@
           <w:ilvl w:val="0"/>
           <w:numId w:val="86"/>
         </w:numPr>
-        <w:spacing w:after="0" w:line="276" w:lineRule="auto"/>
+        <w:spacing w:after="0" w:line="360" w:lineRule="auto"/>
         <w:rPr>
           <w:rFonts w:ascii="Arial" w:hAnsi="Arial" w:cs="Arial"/>
         </w:rPr>
@@ -6470,7 +6745,7 @@
           <w:ilvl w:val="0"/>
           <w:numId w:val="86"/>
         </w:numPr>
-        <w:spacing w:after="0" w:line="276" w:lineRule="auto"/>
+        <w:spacing w:after="0" w:line="360" w:lineRule="auto"/>
         <w:rPr>
           <w:rFonts w:ascii="Arial" w:hAnsi="Arial" w:cs="Arial"/>
         </w:rPr>
@@ -6496,7 +6771,7 @@
           <w:ilvl w:val="0"/>
           <w:numId w:val="86"/>
         </w:numPr>
-        <w:spacing w:after="0" w:line="276" w:lineRule="auto"/>
+        <w:spacing w:after="0" w:line="360" w:lineRule="auto"/>
         <w:rPr>
           <w:rFonts w:ascii="Arial" w:hAnsi="Arial" w:cs="Arial"/>
         </w:rPr>
@@ -6528,7 +6803,7 @@
           <w:ilvl w:val="0"/>
           <w:numId w:val="86"/>
         </w:numPr>
-        <w:spacing w:after="240" w:line="276" w:lineRule="auto"/>
+        <w:spacing w:after="240" w:line="360" w:lineRule="auto"/>
         <w:rPr>
           <w:rFonts w:ascii="Arial" w:hAnsi="Arial" w:cs="Arial"/>
         </w:rPr>
@@ -6542,7 +6817,15 @@
     </w:p>
     <w:p>
       <w:pPr>
-        <w:spacing w:before="240" w:after="240"/>
+        <w:spacing w:after="240" w:line="360" w:lineRule="auto"/>
+        <w:rPr>
+          <w:rFonts w:ascii="Arial" w:hAnsi="Arial" w:cs="Arial"/>
+        </w:rPr>
+      </w:pPr>
+    </w:p>
+    <w:p>
+      <w:pPr>
+        <w:spacing w:before="240" w:after="240" w:line="360" w:lineRule="auto"/>
         <w:rPr>
           <w:rFonts w:ascii="Arial" w:hAnsi="Arial" w:cs="Arial"/>
         </w:rPr>
@@ -6556,7 +6839,7 @@
     </w:p>
     <w:p>
       <w:pPr>
-        <w:spacing w:before="240" w:after="240"/>
+        <w:spacing w:before="240" w:after="240" w:line="360" w:lineRule="auto"/>
         <w:rPr>
           <w:rFonts w:ascii="Arial" w:hAnsi="Arial" w:cs="Arial"/>
         </w:rPr>
@@ -6567,51 +6850,31 @@
         <w:pStyle w:val="Ttulo2"/>
         <w:keepNext w:val="0"/>
         <w:keepLines w:val="0"/>
-        <w:spacing w:after="80"/>
+        <w:spacing w:after="80" w:line="360" w:lineRule="auto"/>
         <w:rPr>
           <w:b/>
           <w:bCs/>
-          <w:sz w:val="34"/>
-          <w:szCs w:val="34"/>
+          <w:sz w:val="22"/>
+          <w:szCs w:val="22"/>
         </w:rPr>
       </w:pPr>
       <w:bookmarkStart w:id="36" w:name="_x3ll5r1x0ipf" w:colFirst="0" w:colLast="0"/>
-      <w:bookmarkStart w:id="37" w:name="_Toc225116357"/>
+      <w:bookmarkStart w:id="37" w:name="_Toc226231800"/>
       <w:bookmarkEnd w:id="36"/>
       <w:r>
         <w:rPr>
           <w:b/>
           <w:bCs/>
-          <w:sz w:val="34"/>
-          <w:szCs w:val="34"/>
-        </w:rPr>
-        <w:t xml:space="preserve">5 </w:t>
-      </w:r>
-      <w:proofErr w:type="gramStart"/>
-      <w:r>
-        <w:rPr>
-          <w:b/>
-          <w:bCs/>
-          <w:sz w:val="34"/>
-          <w:szCs w:val="34"/>
-        </w:rPr>
-        <w:t>Análisis</w:t>
-      </w:r>
-      <w:proofErr w:type="gramEnd"/>
-      <w:r>
-        <w:rPr>
-          <w:b/>
-          <w:bCs/>
-          <w:sz w:val="34"/>
-          <w:szCs w:val="34"/>
-        </w:rPr>
-        <w:t xml:space="preserve"> de la competencia</w:t>
+          <w:sz w:val="22"/>
+          <w:szCs w:val="22"/>
+        </w:rPr>
+        <w:t>Análisis de la competencia</w:t>
       </w:r>
       <w:bookmarkEnd w:id="37"/>
     </w:p>
     <w:p>
       <w:pPr>
-        <w:spacing w:before="240" w:after="240"/>
+        <w:spacing w:before="240" w:after="240" w:line="360" w:lineRule="auto"/>
         <w:rPr>
           <w:rFonts w:ascii="Arial" w:hAnsi="Arial" w:cs="Arial"/>
         </w:rPr>
@@ -6622,6 +6885,14 @@
         </w:rPr>
         <w:t>Aunque el proyecto es de uso interno, existen herramientas que pueden considerarse competencia indirecta.</w:t>
       </w:r>
+    </w:p>
+    <w:p>
+      <w:pPr>
+        <w:spacing w:before="240" w:after="240" w:line="360" w:lineRule="auto"/>
+        <w:rPr>
+          <w:rFonts w:ascii="Arial" w:hAnsi="Arial" w:cs="Arial"/>
+        </w:rPr>
+      </w:pPr>
     </w:p>
     <w:tbl>
       <w:tblPr>
@@ -6649,7 +6920,7 @@
         </w:trPr>
         <w:tc>
           <w:tcPr>
-            <w:tcW w:w="2161" w:type="dxa"/>
+            <w:tcW w:w="2162" w:type="dxa"/>
             <w:tcBorders>
               <w:top w:val="nil"/>
               <w:left w:val="nil"/>
@@ -6665,6 +6936,7 @@
           </w:tcPr>
           <w:p>
             <w:pPr>
+              <w:spacing w:line="360" w:lineRule="auto"/>
               <w:jc w:val="center"/>
               <w:rPr>
                 <w:rFonts w:ascii="Arial" w:hAnsi="Arial" w:cs="Arial"/>
@@ -6698,6 +6970,7 @@
           </w:tcPr>
           <w:p>
             <w:pPr>
+              <w:spacing w:line="360" w:lineRule="auto"/>
               <w:jc w:val="center"/>
               <w:rPr>
                 <w:rFonts w:ascii="Arial" w:hAnsi="Arial" w:cs="Arial"/>
@@ -6731,6 +7004,7 @@
           </w:tcPr>
           <w:p>
             <w:pPr>
+              <w:spacing w:line="360" w:lineRule="auto"/>
               <w:jc w:val="center"/>
               <w:rPr>
                 <w:rFonts w:ascii="Arial" w:hAnsi="Arial" w:cs="Arial"/>
@@ -6764,6 +7038,7 @@
           </w:tcPr>
           <w:p>
             <w:pPr>
+              <w:spacing w:line="360" w:lineRule="auto"/>
               <w:jc w:val="center"/>
               <w:rPr>
                 <w:rFonts w:ascii="Arial" w:hAnsi="Arial" w:cs="Arial"/>
@@ -6786,7 +7061,7 @@
         </w:trPr>
         <w:tc>
           <w:tcPr>
-            <w:tcW w:w="2161" w:type="dxa"/>
+            <w:tcW w:w="2162" w:type="dxa"/>
             <w:tcBorders>
               <w:top w:val="nil"/>
               <w:left w:val="nil"/>
@@ -6802,6 +7077,7 @@
           </w:tcPr>
           <w:p>
             <w:pPr>
+              <w:spacing w:line="360" w:lineRule="auto"/>
               <w:rPr>
                 <w:rFonts w:ascii="Arial" w:hAnsi="Arial" w:cs="Arial"/>
               </w:rPr>
@@ -6832,6 +7108,7 @@
           </w:tcPr>
           <w:p>
             <w:pPr>
+              <w:spacing w:line="360" w:lineRule="auto"/>
               <w:rPr>
                 <w:rFonts w:ascii="Arial" w:hAnsi="Arial" w:cs="Arial"/>
               </w:rPr>
@@ -6862,6 +7139,7 @@
           </w:tcPr>
           <w:p>
             <w:pPr>
+              <w:spacing w:line="360" w:lineRule="auto"/>
               <w:rPr>
                 <w:rFonts w:ascii="Arial" w:hAnsi="Arial" w:cs="Arial"/>
               </w:rPr>
@@ -6892,6 +7170,7 @@
           </w:tcPr>
           <w:p>
             <w:pPr>
+              <w:spacing w:line="360" w:lineRule="auto"/>
               <w:rPr>
                 <w:rFonts w:ascii="Arial" w:hAnsi="Arial" w:cs="Arial"/>
               </w:rPr>
@@ -6911,7 +7190,7 @@
         </w:trPr>
         <w:tc>
           <w:tcPr>
-            <w:tcW w:w="2161" w:type="dxa"/>
+            <w:tcW w:w="2162" w:type="dxa"/>
             <w:tcBorders>
               <w:top w:val="nil"/>
               <w:left w:val="nil"/>
@@ -6927,6 +7206,7 @@
           </w:tcPr>
           <w:p>
             <w:pPr>
+              <w:spacing w:line="360" w:lineRule="auto"/>
               <w:rPr>
                 <w:rFonts w:ascii="Arial" w:hAnsi="Arial" w:cs="Arial"/>
               </w:rPr>
@@ -6957,6 +7237,7 @@
           </w:tcPr>
           <w:p>
             <w:pPr>
+              <w:spacing w:line="360" w:lineRule="auto"/>
               <w:rPr>
                 <w:rFonts w:ascii="Arial" w:hAnsi="Arial" w:cs="Arial"/>
               </w:rPr>
@@ -6987,6 +7268,7 @@
           </w:tcPr>
           <w:p>
             <w:pPr>
+              <w:spacing w:line="360" w:lineRule="auto"/>
               <w:rPr>
                 <w:rFonts w:ascii="Arial" w:hAnsi="Arial" w:cs="Arial"/>
               </w:rPr>
@@ -7017,6 +7299,7 @@
           </w:tcPr>
           <w:p>
             <w:pPr>
+              <w:spacing w:line="360" w:lineRule="auto"/>
               <w:rPr>
                 <w:rFonts w:ascii="Arial" w:hAnsi="Arial" w:cs="Arial"/>
               </w:rPr>
@@ -7036,7 +7319,7 @@
         </w:trPr>
         <w:tc>
           <w:tcPr>
-            <w:tcW w:w="2161" w:type="dxa"/>
+            <w:tcW w:w="2162" w:type="dxa"/>
             <w:tcBorders>
               <w:top w:val="nil"/>
               <w:left w:val="nil"/>
@@ -7052,6 +7335,7 @@
           </w:tcPr>
           <w:p>
             <w:pPr>
+              <w:spacing w:line="360" w:lineRule="auto"/>
               <w:rPr>
                 <w:rFonts w:ascii="Arial" w:hAnsi="Arial" w:cs="Arial"/>
               </w:rPr>
@@ -7082,6 +7366,7 @@
           </w:tcPr>
           <w:p>
             <w:pPr>
+              <w:spacing w:line="360" w:lineRule="auto"/>
               <w:rPr>
                 <w:rFonts w:ascii="Arial" w:hAnsi="Arial" w:cs="Arial"/>
               </w:rPr>
@@ -7112,6 +7397,7 @@
           </w:tcPr>
           <w:p>
             <w:pPr>
+              <w:spacing w:line="360" w:lineRule="auto"/>
               <w:rPr>
                 <w:rFonts w:ascii="Arial" w:hAnsi="Arial" w:cs="Arial"/>
               </w:rPr>
@@ -7142,6 +7428,7 @@
           </w:tcPr>
           <w:p>
             <w:pPr>
+              <w:spacing w:line="360" w:lineRule="auto"/>
               <w:rPr>
                 <w:rFonts w:ascii="Arial" w:hAnsi="Arial" w:cs="Arial"/>
               </w:rPr>
@@ -7161,7 +7448,7 @@
         </w:trPr>
         <w:tc>
           <w:tcPr>
-            <w:tcW w:w="2161" w:type="dxa"/>
+            <w:tcW w:w="2162" w:type="dxa"/>
             <w:tcBorders>
               <w:top w:val="nil"/>
               <w:left w:val="nil"/>
@@ -7177,6 +7464,7 @@
           </w:tcPr>
           <w:p>
             <w:pPr>
+              <w:spacing w:line="360" w:lineRule="auto"/>
               <w:rPr>
                 <w:rFonts w:ascii="Arial" w:hAnsi="Arial" w:cs="Arial"/>
               </w:rPr>
@@ -7207,6 +7495,7 @@
           </w:tcPr>
           <w:p>
             <w:pPr>
+              <w:spacing w:line="360" w:lineRule="auto"/>
               <w:rPr>
                 <w:rFonts w:ascii="Arial" w:hAnsi="Arial" w:cs="Arial"/>
               </w:rPr>
@@ -7237,6 +7526,7 @@
           </w:tcPr>
           <w:p>
             <w:pPr>
+              <w:spacing w:line="360" w:lineRule="auto"/>
               <w:rPr>
                 <w:rFonts w:ascii="Arial" w:hAnsi="Arial" w:cs="Arial"/>
               </w:rPr>
@@ -7267,6 +7557,7 @@
           </w:tcPr>
           <w:p>
             <w:pPr>
+              <w:spacing w:line="360" w:lineRule="auto"/>
               <w:rPr>
                 <w:rFonts w:ascii="Arial" w:hAnsi="Arial" w:cs="Arial"/>
               </w:rPr>
@@ -7277,6 +7568,119 @@
               </w:rPr>
               <w:t>Muy poco eficiente</w:t>
             </w:r>
+          </w:p>
+        </w:tc>
+      </w:tr>
+      <w:tr>
+        <w:trPr>
+          <w:trHeight w:val="800"/>
+        </w:trPr>
+        <w:tc>
+          <w:tcPr>
+            <w:tcW w:w="2162" w:type="dxa"/>
+            <w:tcBorders>
+              <w:top w:val="nil"/>
+              <w:left w:val="nil"/>
+              <w:bottom w:val="nil"/>
+              <w:right w:val="nil"/>
+            </w:tcBorders>
+            <w:tcMar>
+              <w:top w:w="100" w:type="dxa"/>
+              <w:left w:w="100" w:type="dxa"/>
+              <w:bottom w:w="100" w:type="dxa"/>
+              <w:right w:w="100" w:type="dxa"/>
+            </w:tcMar>
+          </w:tcPr>
+          <w:p>
+            <w:pPr>
+              <w:spacing w:line="360" w:lineRule="auto"/>
+              <w:rPr>
+                <w:rFonts w:ascii="Arial" w:hAnsi="Arial" w:cs="Arial"/>
+              </w:rPr>
+            </w:pPr>
+          </w:p>
+          <w:p>
+            <w:pPr>
+              <w:spacing w:line="360" w:lineRule="auto"/>
+              <w:rPr>
+                <w:rFonts w:ascii="Arial" w:hAnsi="Arial" w:cs="Arial"/>
+              </w:rPr>
+            </w:pPr>
+          </w:p>
+        </w:tc>
+        <w:tc>
+          <w:tcPr>
+            <w:tcW w:w="1992" w:type="dxa"/>
+            <w:tcBorders>
+              <w:top w:val="nil"/>
+              <w:left w:val="nil"/>
+              <w:bottom w:val="nil"/>
+              <w:right w:val="nil"/>
+            </w:tcBorders>
+            <w:tcMar>
+              <w:top w:w="100" w:type="dxa"/>
+              <w:left w:w="100" w:type="dxa"/>
+              <w:bottom w:w="100" w:type="dxa"/>
+              <w:right w:w="100" w:type="dxa"/>
+            </w:tcMar>
+          </w:tcPr>
+          <w:p>
+            <w:pPr>
+              <w:spacing w:line="360" w:lineRule="auto"/>
+              <w:rPr>
+                <w:rFonts w:ascii="Arial" w:hAnsi="Arial" w:cs="Arial"/>
+              </w:rPr>
+            </w:pPr>
+          </w:p>
+        </w:tc>
+        <w:tc>
+          <w:tcPr>
+            <w:tcW w:w="2626" w:type="dxa"/>
+            <w:tcBorders>
+              <w:top w:val="nil"/>
+              <w:left w:val="nil"/>
+              <w:bottom w:val="nil"/>
+              <w:right w:val="nil"/>
+            </w:tcBorders>
+            <w:tcMar>
+              <w:top w:w="100" w:type="dxa"/>
+              <w:left w:w="100" w:type="dxa"/>
+              <w:bottom w:w="100" w:type="dxa"/>
+              <w:right w:w="100" w:type="dxa"/>
+            </w:tcMar>
+          </w:tcPr>
+          <w:p>
+            <w:pPr>
+              <w:spacing w:line="360" w:lineRule="auto"/>
+              <w:rPr>
+                <w:rFonts w:ascii="Arial" w:hAnsi="Arial" w:cs="Arial"/>
+              </w:rPr>
+            </w:pPr>
+          </w:p>
+        </w:tc>
+        <w:tc>
+          <w:tcPr>
+            <w:tcW w:w="2245" w:type="dxa"/>
+            <w:tcBorders>
+              <w:top w:val="nil"/>
+              <w:left w:val="nil"/>
+              <w:bottom w:val="nil"/>
+              <w:right w:val="nil"/>
+            </w:tcBorders>
+            <w:tcMar>
+              <w:top w:w="100" w:type="dxa"/>
+              <w:left w:w="100" w:type="dxa"/>
+              <w:bottom w:w="100" w:type="dxa"/>
+              <w:right w:w="100" w:type="dxa"/>
+            </w:tcMar>
+          </w:tcPr>
+          <w:p>
+            <w:pPr>
+              <w:spacing w:line="360" w:lineRule="auto"/>
+              <w:rPr>
+                <w:rFonts w:ascii="Arial" w:hAnsi="Arial" w:cs="Arial"/>
+              </w:rPr>
+            </w:pPr>
           </w:p>
         </w:tc>
       </w:tr>
@@ -7286,18 +7690,18 @@
         <w:pStyle w:val="Ttulo3"/>
         <w:keepNext w:val="0"/>
         <w:keepLines w:val="0"/>
-        <w:spacing w:before="280"/>
+        <w:spacing w:before="280" w:line="360" w:lineRule="auto"/>
         <w:rPr>
           <w:rFonts w:ascii="Arial" w:hAnsi="Arial" w:cs="Arial"/>
           <w:b/>
           <w:bCs/>
           <w:color w:val="000000"/>
-          <w:sz w:val="26"/>
-          <w:szCs w:val="26"/>
+          <w:sz w:val="22"/>
+          <w:szCs w:val="22"/>
         </w:rPr>
       </w:pPr>
       <w:bookmarkStart w:id="38" w:name="_tz2b32am0286" w:colFirst="0" w:colLast="0"/>
-      <w:bookmarkStart w:id="39" w:name="_Toc225116358"/>
+      <w:bookmarkStart w:id="39" w:name="_Toc226231801"/>
       <w:bookmarkEnd w:id="38"/>
       <w:r>
         <w:rPr>
@@ -7305,16 +7709,17 @@
           <w:b/>
           <w:bCs/>
           <w:color w:val="000000"/>
-          <w:sz w:val="26"/>
-          <w:szCs w:val="26"/>
-        </w:rPr>
+          <w:sz w:val="22"/>
+          <w:szCs w:val="22"/>
+        </w:rPr>
+        <w:lastRenderedPageBreak/>
         <w:t>Análisis</w:t>
       </w:r>
       <w:bookmarkEnd w:id="39"/>
     </w:p>
     <w:p>
       <w:pPr>
-        <w:spacing w:before="240" w:after="240"/>
+        <w:spacing w:before="240" w:after="240" w:line="360" w:lineRule="auto"/>
         <w:rPr>
           <w:rFonts w:ascii="Arial" w:hAnsi="Arial" w:cs="Arial"/>
         </w:rPr>
@@ -7328,98 +7733,77 @@
     </w:p>
     <w:p>
       <w:pPr>
-        <w:spacing w:before="240" w:after="240"/>
-        <w:rPr>
-          <w:rFonts w:ascii="Arial" w:hAnsi="Arial" w:cs="Arial"/>
-        </w:rPr>
-      </w:pPr>
-      <w:r>
-        <w:rPr>
-          <w:rFonts w:ascii="Arial" w:hAnsi="Arial" w:cs="Arial"/>
-        </w:rPr>
-        <w:lastRenderedPageBreak/>
+        <w:spacing w:before="240" w:after="240" w:line="360" w:lineRule="auto"/>
+        <w:rPr>
+          <w:rFonts w:ascii="Arial" w:hAnsi="Arial" w:cs="Arial"/>
+        </w:rPr>
+      </w:pPr>
+      <w:r>
+        <w:rPr>
+          <w:rFonts w:ascii="Arial" w:hAnsi="Arial" w:cs="Arial"/>
+        </w:rPr>
         <w:t>Gestión de Prácticas ofrece una solución más adaptada al problema, centrada en la organización y la facilidad de uso.</w:t>
       </w:r>
     </w:p>
     <w:p>
       <w:pPr>
-        <w:rPr>
-          <w:rFonts w:ascii="Arial" w:hAnsi="Arial" w:cs="Arial"/>
-        </w:rPr>
-      </w:pPr>
-      <w:r>
-        <w:rPr>
-          <w:rFonts w:ascii="Arial" w:hAnsi="Arial" w:cs="Arial"/>
-        </w:rPr>
-        <w:pict w14:anchorId="6194DED9">
-          <v:rect id="_x0000_i1043" style="width:0;height:1.5pt" o:hralign="center" o:hrstd="t" o:hr="t" fillcolor="#a0a0a0" stroked="f"/>
-        </w:pict>
-      </w:r>
+        <w:spacing w:line="360" w:lineRule="auto"/>
+        <w:rPr>
+          <w:rFonts w:ascii="Arial" w:hAnsi="Arial" w:cs="Arial"/>
+        </w:rPr>
+      </w:pPr>
     </w:p>
     <w:p>
       <w:pPr>
         <w:pStyle w:val="Ttulo2"/>
         <w:keepNext w:val="0"/>
         <w:keepLines w:val="0"/>
-        <w:spacing w:after="80"/>
+        <w:spacing w:after="80" w:line="360" w:lineRule="auto"/>
         <w:rPr>
           <w:b/>
           <w:bCs/>
-          <w:sz w:val="34"/>
-          <w:szCs w:val="34"/>
+          <w:sz w:val="22"/>
+          <w:szCs w:val="22"/>
         </w:rPr>
       </w:pPr>
       <w:bookmarkStart w:id="40" w:name="_uete22pvwnw8" w:colFirst="0" w:colLast="0"/>
-      <w:bookmarkStart w:id="41" w:name="_Toc225116359"/>
+      <w:bookmarkStart w:id="41" w:name="_Toc226231802"/>
       <w:bookmarkEnd w:id="40"/>
       <w:r>
         <w:rPr>
           <w:b/>
           <w:bCs/>
-          <w:sz w:val="34"/>
-          <w:szCs w:val="34"/>
-        </w:rPr>
-        <w:t xml:space="preserve">6 </w:t>
-      </w:r>
-      <w:proofErr w:type="gramStart"/>
-      <w:r>
-        <w:rPr>
-          <w:b/>
-          <w:bCs/>
-          <w:sz w:val="34"/>
-          <w:szCs w:val="34"/>
-        </w:rPr>
-        <w:t>Análisis</w:t>
-      </w:r>
-      <w:proofErr w:type="gramEnd"/>
-      <w:r>
-        <w:rPr>
-          <w:b/>
-          <w:bCs/>
-          <w:sz w:val="34"/>
-          <w:szCs w:val="34"/>
-        </w:rPr>
-        <w:t xml:space="preserve"> DAFO</w:t>
+          <w:sz w:val="22"/>
+          <w:szCs w:val="22"/>
+        </w:rPr>
+        <w:t>Análisis DAFO</w:t>
       </w:r>
       <w:bookmarkEnd w:id="41"/>
+    </w:p>
+    <w:p>
+      <w:pPr>
+        <w:rPr>
+          <w:lang w:val="es"/>
+        </w:rPr>
+      </w:pPr>
     </w:p>
     <w:p>
       <w:pPr>
         <w:pStyle w:val="Ttulo3"/>
         <w:keepNext w:val="0"/>
         <w:keepLines w:val="0"/>
-        <w:spacing w:before="280"/>
+        <w:spacing w:before="280" w:line="360" w:lineRule="auto"/>
         <w:rPr>
           <w:rFonts w:ascii="Arial" w:hAnsi="Arial" w:cs="Arial"/>
           <w:b/>
           <w:bCs/>
           <w:color w:val="000000"/>
-          <w:sz w:val="26"/>
-          <w:szCs w:val="26"/>
+          <w:sz w:val="22"/>
+          <w:szCs w:val="22"/>
         </w:rPr>
       </w:pPr>
       <w:bookmarkStart w:id="42" w:name="_deawzrb7hpp1" w:colFirst="0" w:colLast="0"/>
-      <w:bookmarkStart w:id="43" w:name="_Toc225116360"/>
+      <w:bookmarkStart w:id="43" w:name="_Toc226231803"/>
       <w:bookmarkEnd w:id="42"/>
       <w:r>
         <w:rPr>
@@ -7427,8 +7811,8 @@
           <w:b/>
           <w:bCs/>
           <w:color w:val="000000"/>
-          <w:sz w:val="26"/>
-          <w:szCs w:val="26"/>
+          <w:sz w:val="22"/>
+          <w:szCs w:val="22"/>
         </w:rPr>
         <w:t>Fortalezas</w:t>
       </w:r>
@@ -7440,7 +7824,7 @@
           <w:ilvl w:val="0"/>
           <w:numId w:val="82"/>
         </w:numPr>
-        <w:spacing w:before="240" w:after="0" w:line="276" w:lineRule="auto"/>
+        <w:spacing w:before="240" w:after="0" w:line="360" w:lineRule="auto"/>
         <w:rPr>
           <w:rFonts w:ascii="Arial" w:hAnsi="Arial" w:cs="Arial"/>
         </w:rPr>
@@ -7458,7 +7842,7 @@
           <w:ilvl w:val="0"/>
           <w:numId w:val="82"/>
         </w:numPr>
-        <w:spacing w:after="0" w:line="276" w:lineRule="auto"/>
+        <w:spacing w:after="0" w:line="360" w:lineRule="auto"/>
         <w:rPr>
           <w:rFonts w:ascii="Arial" w:hAnsi="Arial" w:cs="Arial"/>
         </w:rPr>
@@ -7476,7 +7860,7 @@
           <w:ilvl w:val="0"/>
           <w:numId w:val="82"/>
         </w:numPr>
-        <w:spacing w:after="0" w:line="276" w:lineRule="auto"/>
+        <w:spacing w:after="0" w:line="360" w:lineRule="auto"/>
         <w:rPr>
           <w:rFonts w:ascii="Arial" w:hAnsi="Arial" w:cs="Arial"/>
         </w:rPr>
@@ -7494,7 +7878,7 @@
           <w:ilvl w:val="0"/>
           <w:numId w:val="82"/>
         </w:numPr>
-        <w:spacing w:after="0" w:line="276" w:lineRule="auto"/>
+        <w:spacing w:after="0" w:line="360" w:lineRule="auto"/>
         <w:rPr>
           <w:rFonts w:ascii="Arial" w:hAnsi="Arial" w:cs="Arial"/>
         </w:rPr>
@@ -7520,7 +7904,7 @@
           <w:ilvl w:val="0"/>
           <w:numId w:val="82"/>
         </w:numPr>
-        <w:spacing w:after="0" w:line="276" w:lineRule="auto"/>
+        <w:spacing w:after="0" w:line="360" w:lineRule="auto"/>
         <w:rPr>
           <w:rFonts w:ascii="Arial" w:hAnsi="Arial" w:cs="Arial"/>
         </w:rPr>
@@ -7538,7 +7922,7 @@
           <w:ilvl w:val="0"/>
           <w:numId w:val="82"/>
         </w:numPr>
-        <w:spacing w:after="240" w:line="276" w:lineRule="auto"/>
+        <w:spacing w:after="240" w:line="360" w:lineRule="auto"/>
         <w:rPr>
           <w:rFonts w:ascii="Arial" w:hAnsi="Arial" w:cs="Arial"/>
         </w:rPr>
@@ -7549,24 +7933,32 @@
         </w:rPr>
         <w:t>Tecnologías web actuales</w:t>
       </w:r>
+    </w:p>
+    <w:p>
+      <w:pPr>
+        <w:spacing w:after="240" w:line="360" w:lineRule="auto"/>
+        <w:rPr>
+          <w:rFonts w:ascii="Arial" w:hAnsi="Arial" w:cs="Arial"/>
+        </w:rPr>
+      </w:pPr>
     </w:p>
     <w:p>
       <w:pPr>
         <w:pStyle w:val="Ttulo3"/>
         <w:keepNext w:val="0"/>
         <w:keepLines w:val="0"/>
-        <w:spacing w:before="280"/>
+        <w:spacing w:before="280" w:line="360" w:lineRule="auto"/>
         <w:rPr>
           <w:rFonts w:ascii="Arial" w:hAnsi="Arial" w:cs="Arial"/>
           <w:b/>
           <w:bCs/>
           <w:color w:val="000000"/>
-          <w:sz w:val="26"/>
-          <w:szCs w:val="26"/>
+          <w:sz w:val="22"/>
+          <w:szCs w:val="22"/>
         </w:rPr>
       </w:pPr>
       <w:bookmarkStart w:id="44" w:name="_qfsuy6bzg0zl" w:colFirst="0" w:colLast="0"/>
-      <w:bookmarkStart w:id="45" w:name="_Toc225116361"/>
+      <w:bookmarkStart w:id="45" w:name="_Toc226231804"/>
       <w:bookmarkEnd w:id="44"/>
       <w:r>
         <w:rPr>
@@ -7574,8 +7966,8 @@
           <w:b/>
           <w:bCs/>
           <w:color w:val="000000"/>
-          <w:sz w:val="26"/>
-          <w:szCs w:val="26"/>
+          <w:sz w:val="22"/>
+          <w:szCs w:val="22"/>
         </w:rPr>
         <w:t>Debilidades</w:t>
       </w:r>
@@ -7587,7 +7979,7 @@
           <w:ilvl w:val="0"/>
           <w:numId w:val="85"/>
         </w:numPr>
-        <w:spacing w:before="240" w:after="0" w:line="276" w:lineRule="auto"/>
+        <w:spacing w:before="240" w:after="0" w:line="360" w:lineRule="auto"/>
         <w:rPr>
           <w:rFonts w:ascii="Arial" w:hAnsi="Arial" w:cs="Arial"/>
         </w:rPr>
@@ -7605,7 +7997,7 @@
           <w:ilvl w:val="0"/>
           <w:numId w:val="85"/>
         </w:numPr>
-        <w:spacing w:after="0" w:line="276" w:lineRule="auto"/>
+        <w:spacing w:after="0" w:line="360" w:lineRule="auto"/>
         <w:rPr>
           <w:rFonts w:ascii="Arial" w:hAnsi="Arial" w:cs="Arial"/>
         </w:rPr>
@@ -7623,7 +8015,7 @@
           <w:ilvl w:val="0"/>
           <w:numId w:val="85"/>
         </w:numPr>
-        <w:spacing w:after="0" w:line="276" w:lineRule="auto"/>
+        <w:spacing w:after="0" w:line="360" w:lineRule="auto"/>
         <w:rPr>
           <w:rFonts w:ascii="Arial" w:hAnsi="Arial" w:cs="Arial"/>
         </w:rPr>
@@ -7641,7 +8033,7 @@
           <w:ilvl w:val="0"/>
           <w:numId w:val="85"/>
         </w:numPr>
-        <w:spacing w:after="240" w:line="276" w:lineRule="auto"/>
+        <w:spacing w:after="240" w:line="360" w:lineRule="auto"/>
         <w:rPr>
           <w:rFonts w:ascii="Arial" w:hAnsi="Arial" w:cs="Arial"/>
         </w:rPr>
@@ -7652,24 +8044,32 @@
         </w:rPr>
         <w:t>Pocas funcionalidades iniciales</w:t>
       </w:r>
+    </w:p>
+    <w:p>
+      <w:pPr>
+        <w:spacing w:after="240" w:line="360" w:lineRule="auto"/>
+        <w:rPr>
+          <w:rFonts w:ascii="Arial" w:hAnsi="Arial" w:cs="Arial"/>
+        </w:rPr>
+      </w:pPr>
     </w:p>
     <w:p>
       <w:pPr>
         <w:pStyle w:val="Ttulo3"/>
         <w:keepNext w:val="0"/>
         <w:keepLines w:val="0"/>
-        <w:spacing w:before="280"/>
+        <w:spacing w:before="280" w:line="360" w:lineRule="auto"/>
         <w:rPr>
           <w:rFonts w:ascii="Arial" w:hAnsi="Arial" w:cs="Arial"/>
           <w:b/>
           <w:bCs/>
           <w:color w:val="000000"/>
-          <w:sz w:val="26"/>
-          <w:szCs w:val="26"/>
+          <w:sz w:val="22"/>
+          <w:szCs w:val="22"/>
         </w:rPr>
       </w:pPr>
       <w:bookmarkStart w:id="46" w:name="_5dnf07s5vcen" w:colFirst="0" w:colLast="0"/>
-      <w:bookmarkStart w:id="47" w:name="_Toc225116362"/>
+      <w:bookmarkStart w:id="47" w:name="_Toc226231805"/>
       <w:bookmarkEnd w:id="46"/>
       <w:r>
         <w:rPr>
@@ -7677,8 +8077,8 @@
           <w:b/>
           <w:bCs/>
           <w:color w:val="000000"/>
-          <w:sz w:val="26"/>
-          <w:szCs w:val="26"/>
+          <w:sz w:val="22"/>
+          <w:szCs w:val="22"/>
         </w:rPr>
         <w:t>Oportunidades</w:t>
       </w:r>
@@ -7690,7 +8090,7 @@
           <w:ilvl w:val="0"/>
           <w:numId w:val="72"/>
         </w:numPr>
-        <w:spacing w:before="240" w:after="0" w:line="276" w:lineRule="auto"/>
+        <w:spacing w:before="240" w:after="0" w:line="360" w:lineRule="auto"/>
         <w:rPr>
           <w:rFonts w:ascii="Arial" w:hAnsi="Arial" w:cs="Arial"/>
         </w:rPr>
@@ -7708,7 +8108,7 @@
           <w:ilvl w:val="0"/>
           <w:numId w:val="72"/>
         </w:numPr>
-        <w:spacing w:after="0" w:line="276" w:lineRule="auto"/>
+        <w:spacing w:after="0" w:line="360" w:lineRule="auto"/>
         <w:rPr>
           <w:rFonts w:ascii="Arial" w:hAnsi="Arial" w:cs="Arial"/>
         </w:rPr>
@@ -7726,7 +8126,7 @@
           <w:ilvl w:val="0"/>
           <w:numId w:val="72"/>
         </w:numPr>
-        <w:spacing w:after="0" w:line="276" w:lineRule="auto"/>
+        <w:spacing w:after="0" w:line="360" w:lineRule="auto"/>
         <w:rPr>
           <w:rFonts w:ascii="Arial" w:hAnsi="Arial" w:cs="Arial"/>
         </w:rPr>
@@ -7744,7 +8144,7 @@
           <w:ilvl w:val="0"/>
           <w:numId w:val="72"/>
         </w:numPr>
-        <w:spacing w:after="240" w:line="276" w:lineRule="auto"/>
+        <w:spacing w:after="240" w:line="360" w:lineRule="auto"/>
         <w:rPr>
           <w:rFonts w:ascii="Arial" w:hAnsi="Arial" w:cs="Arial"/>
         </w:rPr>
@@ -7755,24 +8155,32 @@
         </w:rPr>
         <w:t>Mejora de procesos administrativos</w:t>
       </w:r>
+    </w:p>
+    <w:p>
+      <w:pPr>
+        <w:spacing w:after="240" w:line="360" w:lineRule="auto"/>
+        <w:rPr>
+          <w:rFonts w:ascii="Arial" w:hAnsi="Arial" w:cs="Arial"/>
+        </w:rPr>
+      </w:pPr>
     </w:p>
     <w:p>
       <w:pPr>
         <w:pStyle w:val="Ttulo3"/>
         <w:keepNext w:val="0"/>
         <w:keepLines w:val="0"/>
-        <w:spacing w:before="280"/>
+        <w:spacing w:before="280" w:line="360" w:lineRule="auto"/>
         <w:rPr>
           <w:rFonts w:ascii="Arial" w:hAnsi="Arial" w:cs="Arial"/>
           <w:b/>
           <w:bCs/>
           <w:color w:val="000000"/>
-          <w:sz w:val="26"/>
-          <w:szCs w:val="26"/>
+          <w:sz w:val="22"/>
+          <w:szCs w:val="22"/>
         </w:rPr>
       </w:pPr>
       <w:bookmarkStart w:id="48" w:name="_982t68pz1ik2" w:colFirst="0" w:colLast="0"/>
-      <w:bookmarkStart w:id="49" w:name="_Toc225116363"/>
+      <w:bookmarkStart w:id="49" w:name="_Toc226231806"/>
       <w:bookmarkEnd w:id="48"/>
       <w:r>
         <w:rPr>
@@ -7780,9 +8188,10 @@
           <w:b/>
           <w:bCs/>
           <w:color w:val="000000"/>
-          <w:sz w:val="26"/>
-          <w:szCs w:val="26"/>
-        </w:rPr>
+          <w:sz w:val="22"/>
+          <w:szCs w:val="22"/>
+        </w:rPr>
+        <w:lastRenderedPageBreak/>
         <w:t>Amenazas</w:t>
       </w:r>
       <w:bookmarkEnd w:id="49"/>
@@ -7793,7 +8202,7 @@
           <w:ilvl w:val="0"/>
           <w:numId w:val="89"/>
         </w:numPr>
-        <w:spacing w:before="240" w:after="0" w:line="276" w:lineRule="auto"/>
+        <w:spacing w:before="240" w:after="0" w:line="360" w:lineRule="auto"/>
         <w:rPr>
           <w:rFonts w:ascii="Arial" w:hAnsi="Arial" w:cs="Arial"/>
         </w:rPr>
@@ -7811,7 +8220,7 @@
           <w:ilvl w:val="0"/>
           <w:numId w:val="89"/>
         </w:numPr>
-        <w:spacing w:after="0" w:line="276" w:lineRule="auto"/>
+        <w:spacing w:after="0" w:line="360" w:lineRule="auto"/>
         <w:rPr>
           <w:rFonts w:ascii="Arial" w:hAnsi="Arial" w:cs="Arial"/>
         </w:rPr>
@@ -7829,7 +8238,7 @@
           <w:ilvl w:val="0"/>
           <w:numId w:val="89"/>
         </w:numPr>
-        <w:spacing w:after="0" w:line="276" w:lineRule="auto"/>
+        <w:spacing w:after="0" w:line="360" w:lineRule="auto"/>
         <w:rPr>
           <w:rFonts w:ascii="Arial" w:hAnsi="Arial" w:cs="Arial"/>
         </w:rPr>
@@ -7847,7 +8256,7 @@
           <w:ilvl w:val="0"/>
           <w:numId w:val="89"/>
         </w:numPr>
-        <w:spacing w:after="240" w:line="276" w:lineRule="auto"/>
+        <w:spacing w:after="240" w:line="360" w:lineRule="auto"/>
         <w:rPr>
           <w:rFonts w:ascii="Arial" w:hAnsi="Arial" w:cs="Arial"/>
         </w:rPr>
@@ -7861,83 +8270,63 @@
     </w:p>
     <w:p>
       <w:pPr>
-        <w:rPr>
-          <w:rFonts w:ascii="Arial" w:hAnsi="Arial" w:cs="Arial"/>
-        </w:rPr>
-      </w:pPr>
-      <w:r>
-        <w:rPr>
-          <w:rFonts w:ascii="Arial" w:hAnsi="Arial" w:cs="Arial"/>
-        </w:rPr>
-        <w:pict w14:anchorId="27360E6A">
-          <v:rect id="_x0000_i1044" style="width:0;height:1.5pt" o:hralign="center" o:hrstd="t" o:hr="t" fillcolor="#a0a0a0" stroked="f"/>
-        </w:pict>
-      </w:r>
+        <w:spacing w:after="240" w:line="360" w:lineRule="auto"/>
+        <w:rPr>
+          <w:rFonts w:ascii="Arial" w:hAnsi="Arial" w:cs="Arial"/>
+        </w:rPr>
+      </w:pPr>
     </w:p>
     <w:p>
       <w:pPr>
         <w:pStyle w:val="Ttulo2"/>
         <w:keepNext w:val="0"/>
         <w:keepLines w:val="0"/>
-        <w:spacing w:after="80"/>
+        <w:spacing w:after="80" w:line="360" w:lineRule="auto"/>
         <w:rPr>
           <w:b/>
           <w:bCs/>
-          <w:sz w:val="34"/>
-          <w:szCs w:val="34"/>
+          <w:sz w:val="22"/>
+          <w:szCs w:val="22"/>
         </w:rPr>
       </w:pPr>
       <w:bookmarkStart w:id="50" w:name="_bi470qrji5m3" w:colFirst="0" w:colLast="0"/>
-      <w:bookmarkStart w:id="51" w:name="_Toc225116364"/>
+      <w:bookmarkStart w:id="51" w:name="_Toc226231807"/>
       <w:bookmarkEnd w:id="50"/>
       <w:r>
         <w:rPr>
           <w:b/>
           <w:bCs/>
-          <w:sz w:val="34"/>
-          <w:szCs w:val="34"/>
-        </w:rPr>
-        <w:t xml:space="preserve">7 </w:t>
-      </w:r>
-      <w:proofErr w:type="gramStart"/>
-      <w:r>
-        <w:rPr>
-          <w:b/>
-          <w:bCs/>
-          <w:sz w:val="34"/>
-          <w:szCs w:val="34"/>
-        </w:rPr>
-        <w:t>Estrategia</w:t>
-      </w:r>
-      <w:proofErr w:type="gramEnd"/>
-      <w:r>
-        <w:rPr>
-          <w:b/>
-          <w:bCs/>
-          <w:sz w:val="34"/>
-          <w:szCs w:val="34"/>
-        </w:rPr>
-        <w:t xml:space="preserve"> CAME</w:t>
+          <w:sz w:val="22"/>
+          <w:szCs w:val="22"/>
+        </w:rPr>
+        <w:t>Estrategia CAME</w:t>
       </w:r>
       <w:bookmarkEnd w:id="51"/>
+    </w:p>
+    <w:p>
+      <w:pPr>
+        <w:rPr>
+          <w:lang w:val="es"/>
+        </w:rPr>
+      </w:pPr>
     </w:p>
     <w:p>
       <w:pPr>
         <w:pStyle w:val="Ttulo3"/>
         <w:keepNext w:val="0"/>
         <w:keepLines w:val="0"/>
-        <w:spacing w:before="280"/>
+        <w:spacing w:before="280" w:line="360" w:lineRule="auto"/>
         <w:rPr>
           <w:rFonts w:ascii="Arial" w:hAnsi="Arial" w:cs="Arial"/>
           <w:b/>
           <w:bCs/>
           <w:color w:val="000000"/>
-          <w:sz w:val="26"/>
-          <w:szCs w:val="26"/>
+          <w:sz w:val="22"/>
+          <w:szCs w:val="22"/>
         </w:rPr>
       </w:pPr>
       <w:bookmarkStart w:id="52" w:name="_ibwxzkiicw7s" w:colFirst="0" w:colLast="0"/>
-      <w:bookmarkStart w:id="53" w:name="_Toc225116365"/>
+      <w:bookmarkStart w:id="53" w:name="_Toc226231808"/>
       <w:bookmarkEnd w:id="52"/>
       <w:r>
         <w:rPr>
@@ -7945,8 +8334,8 @@
           <w:b/>
           <w:bCs/>
           <w:color w:val="000000"/>
-          <w:sz w:val="26"/>
-          <w:szCs w:val="26"/>
+          <w:sz w:val="22"/>
+          <w:szCs w:val="22"/>
         </w:rPr>
         <w:t>Corregir debilidades</w:t>
       </w:r>
@@ -7958,7 +8347,7 @@
           <w:ilvl w:val="0"/>
           <w:numId w:val="77"/>
         </w:numPr>
-        <w:spacing w:before="240" w:after="0" w:line="276" w:lineRule="auto"/>
+        <w:spacing w:before="240" w:after="0" w:line="360" w:lineRule="auto"/>
         <w:rPr>
           <w:rFonts w:ascii="Arial" w:hAnsi="Arial" w:cs="Arial"/>
         </w:rPr>
@@ -7976,7 +8365,7 @@
           <w:ilvl w:val="0"/>
           <w:numId w:val="77"/>
         </w:numPr>
-        <w:spacing w:after="0" w:line="276" w:lineRule="auto"/>
+        <w:spacing w:after="0" w:line="360" w:lineRule="auto"/>
         <w:rPr>
           <w:rFonts w:ascii="Arial" w:hAnsi="Arial" w:cs="Arial"/>
         </w:rPr>
@@ -7994,7 +8383,7 @@
           <w:ilvl w:val="0"/>
           <w:numId w:val="77"/>
         </w:numPr>
-        <w:spacing w:after="240" w:line="276" w:lineRule="auto"/>
+        <w:spacing w:after="240" w:line="360" w:lineRule="auto"/>
         <w:rPr>
           <w:rFonts w:ascii="Arial" w:hAnsi="Arial" w:cs="Arial"/>
         </w:rPr>
@@ -8005,24 +8394,32 @@
         </w:rPr>
         <w:t>Optimizar la interfaz de usuario</w:t>
       </w:r>
+    </w:p>
+    <w:p>
+      <w:pPr>
+        <w:spacing w:after="240" w:line="360" w:lineRule="auto"/>
+        <w:rPr>
+          <w:rFonts w:ascii="Arial" w:hAnsi="Arial" w:cs="Arial"/>
+        </w:rPr>
+      </w:pPr>
     </w:p>
     <w:p>
       <w:pPr>
         <w:pStyle w:val="Ttulo3"/>
         <w:keepNext w:val="0"/>
         <w:keepLines w:val="0"/>
-        <w:spacing w:before="280"/>
+        <w:spacing w:before="280" w:line="360" w:lineRule="auto"/>
         <w:rPr>
           <w:rFonts w:ascii="Arial" w:hAnsi="Arial" w:cs="Arial"/>
           <w:b/>
           <w:bCs/>
           <w:color w:val="000000"/>
-          <w:sz w:val="26"/>
-          <w:szCs w:val="26"/>
+          <w:sz w:val="22"/>
+          <w:szCs w:val="22"/>
         </w:rPr>
       </w:pPr>
       <w:bookmarkStart w:id="54" w:name="_i5z7kbo381ha" w:colFirst="0" w:colLast="0"/>
-      <w:bookmarkStart w:id="55" w:name="_Toc225116366"/>
+      <w:bookmarkStart w:id="55" w:name="_Toc226231809"/>
       <w:bookmarkEnd w:id="54"/>
       <w:r>
         <w:rPr>
@@ -8030,10 +8427,9 @@
           <w:b/>
           <w:bCs/>
           <w:color w:val="000000"/>
-          <w:sz w:val="26"/>
-          <w:szCs w:val="26"/>
-        </w:rPr>
-        <w:lastRenderedPageBreak/>
+          <w:sz w:val="22"/>
+          <w:szCs w:val="22"/>
+        </w:rPr>
         <w:t>Afrontar amenazas</w:t>
       </w:r>
       <w:bookmarkEnd w:id="55"/>
@@ -8044,7 +8440,7 @@
           <w:ilvl w:val="0"/>
           <w:numId w:val="74"/>
         </w:numPr>
-        <w:spacing w:before="240" w:after="0" w:line="276" w:lineRule="auto"/>
+        <w:spacing w:before="240" w:after="0" w:line="360" w:lineRule="auto"/>
         <w:rPr>
           <w:rFonts w:ascii="Arial" w:hAnsi="Arial" w:cs="Arial"/>
         </w:rPr>
@@ -8062,7 +8458,7 @@
           <w:ilvl w:val="0"/>
           <w:numId w:val="74"/>
         </w:numPr>
-        <w:spacing w:after="0" w:line="276" w:lineRule="auto"/>
+        <w:spacing w:after="0" w:line="360" w:lineRule="auto"/>
         <w:rPr>
           <w:rFonts w:ascii="Arial" w:hAnsi="Arial" w:cs="Arial"/>
         </w:rPr>
@@ -8080,7 +8476,7 @@
           <w:ilvl w:val="0"/>
           <w:numId w:val="74"/>
         </w:numPr>
-        <w:spacing w:after="240" w:line="276" w:lineRule="auto"/>
+        <w:spacing w:after="240" w:line="360" w:lineRule="auto"/>
         <w:rPr>
           <w:rFonts w:ascii="Arial" w:hAnsi="Arial" w:cs="Arial"/>
         </w:rPr>
@@ -8091,24 +8487,32 @@
         </w:rPr>
         <w:t>Adaptarse a nuevas tecnologías</w:t>
       </w:r>
+    </w:p>
+    <w:p>
+      <w:pPr>
+        <w:spacing w:after="240" w:line="360" w:lineRule="auto"/>
+        <w:rPr>
+          <w:rFonts w:ascii="Arial" w:hAnsi="Arial" w:cs="Arial"/>
+        </w:rPr>
+      </w:pPr>
     </w:p>
     <w:p>
       <w:pPr>
         <w:pStyle w:val="Ttulo3"/>
         <w:keepNext w:val="0"/>
         <w:keepLines w:val="0"/>
-        <w:spacing w:before="280"/>
+        <w:spacing w:before="280" w:line="360" w:lineRule="auto"/>
         <w:rPr>
           <w:rFonts w:ascii="Arial" w:hAnsi="Arial" w:cs="Arial"/>
           <w:b/>
           <w:bCs/>
           <w:color w:val="000000"/>
-          <w:sz w:val="26"/>
-          <w:szCs w:val="26"/>
+          <w:sz w:val="22"/>
+          <w:szCs w:val="22"/>
         </w:rPr>
       </w:pPr>
       <w:bookmarkStart w:id="56" w:name="_gcjq87svqtdx" w:colFirst="0" w:colLast="0"/>
-      <w:bookmarkStart w:id="57" w:name="_Toc225116367"/>
+      <w:bookmarkStart w:id="57" w:name="_Toc226231810"/>
       <w:bookmarkEnd w:id="56"/>
       <w:r>
         <w:rPr>
@@ -8116,8 +8520,8 @@
           <w:b/>
           <w:bCs/>
           <w:color w:val="000000"/>
-          <w:sz w:val="26"/>
-          <w:szCs w:val="26"/>
+          <w:sz w:val="22"/>
+          <w:szCs w:val="22"/>
         </w:rPr>
         <w:t>Mantener fortalezas</w:t>
       </w:r>
@@ -8129,7 +8533,7 @@
           <w:ilvl w:val="0"/>
           <w:numId w:val="84"/>
         </w:numPr>
-        <w:spacing w:before="240" w:after="0" w:line="276" w:lineRule="auto"/>
+        <w:spacing w:before="240" w:after="0" w:line="360" w:lineRule="auto"/>
         <w:rPr>
           <w:rFonts w:ascii="Arial" w:hAnsi="Arial" w:cs="Arial"/>
         </w:rPr>
@@ -8147,7 +8551,7 @@
           <w:ilvl w:val="0"/>
           <w:numId w:val="84"/>
         </w:numPr>
-        <w:spacing w:after="0" w:line="276" w:lineRule="auto"/>
+        <w:spacing w:after="0" w:line="360" w:lineRule="auto"/>
         <w:rPr>
           <w:rFonts w:ascii="Arial" w:hAnsi="Arial" w:cs="Arial"/>
         </w:rPr>
@@ -8165,7 +8569,7 @@
           <w:ilvl w:val="0"/>
           <w:numId w:val="84"/>
         </w:numPr>
-        <w:spacing w:after="0" w:line="276" w:lineRule="auto"/>
+        <w:spacing w:after="0" w:line="360" w:lineRule="auto"/>
         <w:rPr>
           <w:rFonts w:ascii="Arial" w:hAnsi="Arial" w:cs="Arial"/>
         </w:rPr>
@@ -8191,7 +8595,7 @@
           <w:ilvl w:val="0"/>
           <w:numId w:val="84"/>
         </w:numPr>
-        <w:spacing w:after="240" w:line="276" w:lineRule="auto"/>
+        <w:spacing w:after="240" w:line="360" w:lineRule="auto"/>
         <w:rPr>
           <w:rFonts w:ascii="Arial" w:hAnsi="Arial" w:cs="Arial"/>
         </w:rPr>
@@ -8202,24 +8606,32 @@
         </w:rPr>
         <w:t>Centralización de datos</w:t>
       </w:r>
+    </w:p>
+    <w:p>
+      <w:pPr>
+        <w:spacing w:after="240" w:line="360" w:lineRule="auto"/>
+        <w:rPr>
+          <w:rFonts w:ascii="Arial" w:hAnsi="Arial" w:cs="Arial"/>
+        </w:rPr>
+      </w:pPr>
     </w:p>
     <w:p>
       <w:pPr>
         <w:pStyle w:val="Ttulo3"/>
         <w:keepNext w:val="0"/>
         <w:keepLines w:val="0"/>
-        <w:spacing w:before="280"/>
+        <w:spacing w:before="280" w:line="360" w:lineRule="auto"/>
         <w:rPr>
           <w:rFonts w:ascii="Arial" w:hAnsi="Arial" w:cs="Arial"/>
           <w:b/>
           <w:bCs/>
           <w:color w:val="000000"/>
-          <w:sz w:val="26"/>
-          <w:szCs w:val="26"/>
+          <w:sz w:val="22"/>
+          <w:szCs w:val="22"/>
         </w:rPr>
       </w:pPr>
       <w:bookmarkStart w:id="58" w:name="_grhqpe3g3q2r" w:colFirst="0" w:colLast="0"/>
-      <w:bookmarkStart w:id="59" w:name="_Toc225116368"/>
+      <w:bookmarkStart w:id="59" w:name="_Toc226231811"/>
       <w:bookmarkEnd w:id="58"/>
       <w:r>
         <w:rPr>
@@ -8227,8 +8639,8 @@
           <w:b/>
           <w:bCs/>
           <w:color w:val="000000"/>
-          <w:sz w:val="26"/>
-          <w:szCs w:val="26"/>
+          <w:sz w:val="22"/>
+          <w:szCs w:val="22"/>
         </w:rPr>
         <w:t>Explotar oportunidades</w:t>
       </w:r>
@@ -8240,7 +8652,7 @@
           <w:ilvl w:val="0"/>
           <w:numId w:val="83"/>
         </w:numPr>
-        <w:spacing w:before="240" w:after="0" w:line="276" w:lineRule="auto"/>
+        <w:spacing w:before="240" w:after="0" w:line="360" w:lineRule="auto"/>
         <w:rPr>
           <w:rFonts w:ascii="Arial" w:hAnsi="Arial" w:cs="Arial"/>
         </w:rPr>
@@ -8258,7 +8670,7 @@
           <w:ilvl w:val="0"/>
           <w:numId w:val="83"/>
         </w:numPr>
-        <w:spacing w:after="0" w:line="276" w:lineRule="auto"/>
+        <w:spacing w:after="0" w:line="360" w:lineRule="auto"/>
         <w:rPr>
           <w:rFonts w:ascii="Arial" w:hAnsi="Arial" w:cs="Arial"/>
         </w:rPr>
@@ -8276,15 +8688,16 @@
           <w:ilvl w:val="0"/>
           <w:numId w:val="83"/>
         </w:numPr>
-        <w:spacing w:after="0" w:line="276" w:lineRule="auto"/>
-        <w:rPr>
-          <w:rFonts w:ascii="Arial" w:hAnsi="Arial" w:cs="Arial"/>
-        </w:rPr>
-      </w:pPr>
-      <w:r>
-        <w:rPr>
-          <w:rFonts w:ascii="Arial" w:hAnsi="Arial" w:cs="Arial"/>
-        </w:rPr>
+        <w:spacing w:after="0" w:line="360" w:lineRule="auto"/>
+        <w:rPr>
+          <w:rFonts w:ascii="Arial" w:hAnsi="Arial" w:cs="Arial"/>
+        </w:rPr>
+      </w:pPr>
+      <w:r>
+        <w:rPr>
+          <w:rFonts w:ascii="Arial" w:hAnsi="Arial" w:cs="Arial"/>
+        </w:rPr>
+        <w:lastRenderedPageBreak/>
         <w:t>Automatizar procesos</w:t>
       </w:r>
     </w:p>
@@ -8294,7 +8707,7 @@
           <w:ilvl w:val="0"/>
           <w:numId w:val="83"/>
         </w:numPr>
-        <w:spacing w:after="240" w:line="276" w:lineRule="auto"/>
+        <w:spacing w:after="240" w:line="360" w:lineRule="auto"/>
         <w:rPr>
           <w:rFonts w:ascii="Arial" w:hAnsi="Arial" w:cs="Arial"/>
         </w:rPr>
@@ -8308,6 +8721,7 @@
     </w:p>
     <w:p>
       <w:pPr>
+        <w:spacing w:line="360" w:lineRule="auto"/>
         <w:rPr>
           <w:rFonts w:ascii="Arial" w:hAnsi="Arial" w:cs="Arial"/>
         </w:rPr>
@@ -8318,113 +8732,7 @@
         <w:pStyle w:val="Ttulo2"/>
         <w:keepNext w:val="0"/>
         <w:keepLines w:val="0"/>
-        <w:spacing w:after="80"/>
-        <w:rPr>
-          <w:b/>
-          <w:bCs/>
-          <w:sz w:val="34"/>
-          <w:szCs w:val="34"/>
-        </w:rPr>
-      </w:pPr>
-      <w:bookmarkStart w:id="60" w:name="_xs8r4t39ecb6" w:colFirst="0" w:colLast="0"/>
-      <w:bookmarkStart w:id="61" w:name="_Toc225116369"/>
-      <w:bookmarkEnd w:id="60"/>
-      <w:r>
-        <w:rPr>
-          <w:b/>
-          <w:bCs/>
-          <w:sz w:val="34"/>
-          <w:szCs w:val="34"/>
-        </w:rPr>
-        <w:t>Conclusión del estudio de mercado</w:t>
-      </w:r>
-      <w:bookmarkEnd w:id="61"/>
-    </w:p>
-    <w:p>
-      <w:pPr>
-        <w:spacing w:before="240" w:after="240"/>
-        <w:rPr>
-          <w:rFonts w:ascii="Arial" w:hAnsi="Arial" w:cs="Arial"/>
-        </w:rPr>
-      </w:pPr>
-      <w:r>
-        <w:rPr>
-          <w:rFonts w:ascii="Arial" w:hAnsi="Arial" w:cs="Arial"/>
-        </w:rPr>
-        <w:t>El estudio de mercado realizado demuestra que existe una necesidad real de una herramienta que facilite la gestión de prácticas en los centros educativos. El análisis PEST muestra que el entorno favorece la digitalización, mientras que la investigación del cliente confirma que los usuarios necesitan una solución sencilla y eficiente.</w:t>
-      </w:r>
-    </w:p>
-    <w:p>
-      <w:pPr>
-        <w:spacing w:before="240" w:after="240"/>
-        <w:rPr>
-          <w:rFonts w:ascii="Arial" w:hAnsi="Arial" w:cs="Arial"/>
-        </w:rPr>
-      </w:pPr>
-      <w:r>
-        <w:rPr>
-          <w:rFonts w:ascii="Arial" w:hAnsi="Arial" w:cs="Arial"/>
-        </w:rPr>
-        <w:t>El análisis de la competencia indica que las herramientas actuales no están adaptadas específicamente a este problema, lo que refuerza la utilidad del proyecto Gestión de Prácticas.</w:t>
-      </w:r>
-    </w:p>
-    <w:p>
-      <w:pPr>
-        <w:spacing w:before="240" w:after="240"/>
-        <w:rPr>
-          <w:rFonts w:ascii="Arial" w:hAnsi="Arial" w:cs="Arial"/>
-        </w:rPr>
-      </w:pPr>
-      <w:r>
-        <w:rPr>
-          <w:rFonts w:ascii="Arial" w:hAnsi="Arial" w:cs="Arial"/>
-        </w:rPr>
-        <w:t>Finalmente, el análisis DAFO y la estrategia CAME permiten definir una línea de actuación clara para mejorar el sistema y garantizar su utilidad dentro del entorno educativo.</w:t>
-      </w:r>
-    </w:p>
-    <w:p>
-      <w:pPr>
-        <w:spacing w:before="240" w:after="240"/>
-        <w:rPr>
-          <w:rFonts w:ascii="Arial" w:hAnsi="Arial" w:cs="Arial"/>
-        </w:rPr>
-      </w:pPr>
-      <w:r>
-        <w:rPr>
-          <w:rFonts w:ascii="Arial" w:hAnsi="Arial" w:cs="Arial"/>
-        </w:rPr>
-        <w:t>En conclusión, el proyecto Gestión de Prácticas es una solución viable, necesaria y adecuada para mejorar la organización y la gestión de prácticas en el centro educativo.</w:t>
-      </w:r>
-    </w:p>
-    <w:p>
-      <w:pPr>
-        <w:rPr>
-          <w:rFonts w:ascii="Arial" w:hAnsi="Arial" w:cs="Arial"/>
-        </w:rPr>
-      </w:pPr>
-    </w:p>
-    <w:p>
-      <w:pPr>
-        <w:spacing w:before="240" w:line="360" w:lineRule="auto"/>
-        <w:jc w:val="both"/>
-        <w:rPr>
-          <w:rFonts w:ascii="Arial" w:hAnsi="Arial" w:cs="Arial"/>
-        </w:rPr>
-      </w:pPr>
-    </w:p>
-    <w:p>
-      <w:pPr>
-        <w:spacing w:before="240" w:line="360" w:lineRule="auto"/>
-        <w:jc w:val="both"/>
-        <w:rPr>
-          <w:rFonts w:ascii="Arial" w:hAnsi="Arial" w:cs="Arial"/>
-        </w:rPr>
-      </w:pPr>
-    </w:p>
-    <w:p>
-      <w:pPr>
-        <w:pStyle w:val="Ttulo2"/>
-        <w:spacing w:line="360" w:lineRule="auto"/>
+        <w:spacing w:after="80" w:line="360" w:lineRule="auto"/>
         <w:rPr>
           <w:b/>
           <w:bCs/>
@@ -8432,7 +8740,159 @@
           <w:szCs w:val="22"/>
         </w:rPr>
       </w:pPr>
-      <w:bookmarkStart w:id="62" w:name="_Toc225116370"/>
+      <w:bookmarkStart w:id="60" w:name="_xs8r4t39ecb6" w:colFirst="0" w:colLast="0"/>
+      <w:bookmarkStart w:id="61" w:name="_Toc226231812"/>
+      <w:bookmarkEnd w:id="60"/>
+      <w:r>
+        <w:rPr>
+          <w:b/>
+          <w:bCs/>
+          <w:sz w:val="22"/>
+          <w:szCs w:val="22"/>
+        </w:rPr>
+        <w:t>Conclusión del estudio de mercado</w:t>
+      </w:r>
+      <w:bookmarkEnd w:id="61"/>
+    </w:p>
+    <w:p>
+      <w:pPr>
+        <w:spacing w:before="240" w:after="240" w:line="360" w:lineRule="auto"/>
+        <w:rPr>
+          <w:rFonts w:ascii="Arial" w:hAnsi="Arial" w:cs="Arial"/>
+        </w:rPr>
+      </w:pPr>
+      <w:r>
+        <w:rPr>
+          <w:rFonts w:ascii="Arial" w:hAnsi="Arial" w:cs="Arial"/>
+        </w:rPr>
+        <w:t>El estudio de mercado realizado demuestra que existe una necesidad real de una herramienta que facilite la gestión de prácticas en los centros educativos. El análisis PEST muestra que el entorno favorece la digitalización, mientras que la investigación del cliente confirma que los usuarios necesitan una solución sencilla y eficiente.</w:t>
+      </w:r>
+    </w:p>
+    <w:p>
+      <w:pPr>
+        <w:spacing w:before="240" w:after="240" w:line="360" w:lineRule="auto"/>
+        <w:rPr>
+          <w:rFonts w:ascii="Arial" w:hAnsi="Arial" w:cs="Arial"/>
+        </w:rPr>
+      </w:pPr>
+      <w:r>
+        <w:rPr>
+          <w:rFonts w:ascii="Arial" w:hAnsi="Arial" w:cs="Arial"/>
+        </w:rPr>
+        <w:t>El análisis de la competencia indica que las herramientas actuales no están adaptadas específicamente a este problema, lo que refuerza la utilidad del proyecto Gestión de Prácticas.</w:t>
+      </w:r>
+    </w:p>
+    <w:p>
+      <w:pPr>
+        <w:spacing w:before="240" w:after="240" w:line="360" w:lineRule="auto"/>
+        <w:rPr>
+          <w:rFonts w:ascii="Arial" w:hAnsi="Arial" w:cs="Arial"/>
+        </w:rPr>
+      </w:pPr>
+      <w:r>
+        <w:rPr>
+          <w:rFonts w:ascii="Arial" w:hAnsi="Arial" w:cs="Arial"/>
+        </w:rPr>
+        <w:t>Finalmente, el análisis DAFO y la estrategia CAME permiten definir una línea de actuación clara para mejorar el sistema y garantizar su utilidad dentro del entorno educativo.</w:t>
+      </w:r>
+    </w:p>
+    <w:p>
+      <w:pPr>
+        <w:spacing w:before="240" w:after="240" w:line="360" w:lineRule="auto"/>
+        <w:rPr>
+          <w:rFonts w:ascii="Arial" w:hAnsi="Arial" w:cs="Arial"/>
+        </w:rPr>
+      </w:pPr>
+      <w:r>
+        <w:rPr>
+          <w:rFonts w:ascii="Arial" w:hAnsi="Arial" w:cs="Arial"/>
+        </w:rPr>
+        <w:t>En conclusión, el proyecto Gestión de Prácticas es una solución viable, necesaria y adecuada para mejorar la organización y la gestión de prácticas en el centro educativo.</w:t>
+      </w:r>
+    </w:p>
+    <w:p>
+      <w:pPr>
+        <w:spacing w:line="360" w:lineRule="auto"/>
+        <w:rPr>
+          <w:rFonts w:ascii="Arial" w:hAnsi="Arial" w:cs="Arial"/>
+        </w:rPr>
+      </w:pPr>
+    </w:p>
+    <w:p>
+      <w:pPr>
+        <w:spacing w:before="240" w:line="360" w:lineRule="auto"/>
+        <w:jc w:val="both"/>
+        <w:rPr>
+          <w:rFonts w:ascii="Arial" w:hAnsi="Arial" w:cs="Arial"/>
+        </w:rPr>
+      </w:pPr>
+    </w:p>
+    <w:p>
+      <w:pPr>
+        <w:spacing w:before="240" w:line="360" w:lineRule="auto"/>
+        <w:jc w:val="both"/>
+        <w:rPr>
+          <w:rFonts w:ascii="Arial" w:hAnsi="Arial" w:cs="Arial"/>
+        </w:rPr>
+      </w:pPr>
+    </w:p>
+    <w:p>
+      <w:pPr>
+        <w:spacing w:before="240" w:line="360" w:lineRule="auto"/>
+        <w:jc w:val="both"/>
+        <w:rPr>
+          <w:rFonts w:ascii="Arial" w:hAnsi="Arial" w:cs="Arial"/>
+        </w:rPr>
+      </w:pPr>
+    </w:p>
+    <w:p>
+      <w:pPr>
+        <w:spacing w:before="240" w:line="360" w:lineRule="auto"/>
+        <w:jc w:val="both"/>
+        <w:rPr>
+          <w:rFonts w:ascii="Arial" w:hAnsi="Arial" w:cs="Arial"/>
+        </w:rPr>
+      </w:pPr>
+    </w:p>
+    <w:p>
+      <w:pPr>
+        <w:spacing w:before="240" w:line="360" w:lineRule="auto"/>
+        <w:jc w:val="both"/>
+        <w:rPr>
+          <w:rFonts w:ascii="Arial" w:hAnsi="Arial" w:cs="Arial"/>
+        </w:rPr>
+      </w:pPr>
+    </w:p>
+    <w:p>
+      <w:pPr>
+        <w:spacing w:before="240" w:line="360" w:lineRule="auto"/>
+        <w:jc w:val="both"/>
+        <w:rPr>
+          <w:rFonts w:ascii="Arial" w:hAnsi="Arial" w:cs="Arial"/>
+        </w:rPr>
+      </w:pPr>
+    </w:p>
+    <w:p>
+      <w:pPr>
+        <w:spacing w:before="240" w:line="360" w:lineRule="auto"/>
+        <w:jc w:val="both"/>
+        <w:rPr>
+          <w:rFonts w:ascii="Arial" w:hAnsi="Arial" w:cs="Arial"/>
+        </w:rPr>
+      </w:pPr>
+    </w:p>
+    <w:p>
+      <w:pPr>
+        <w:pStyle w:val="Ttulo2"/>
+        <w:spacing w:line="360" w:lineRule="auto"/>
+        <w:rPr>
+          <w:b/>
+          <w:bCs/>
+          <w:sz w:val="22"/>
+          <w:szCs w:val="22"/>
+        </w:rPr>
+      </w:pPr>
+      <w:bookmarkStart w:id="62" w:name="_Toc226231813"/>
       <w:r>
         <w:rPr>
           <w:b/>
@@ -8499,7 +8959,7 @@
           <w:szCs w:val="22"/>
         </w:rPr>
       </w:pPr>
-      <w:bookmarkStart w:id="63" w:name="_Toc225116371"/>
+      <w:bookmarkStart w:id="63" w:name="_Toc226231814"/>
       <w:r>
         <w:rPr>
           <w:rFonts w:ascii="Arial" w:hAnsi="Arial" w:cs="Arial"/>
@@ -8515,6 +8975,7 @@
     </w:p>
     <w:p>
       <w:pPr>
+        <w:spacing w:line="360" w:lineRule="auto"/>
         <w:rPr>
           <w:rFonts w:ascii="Arial" w:hAnsi="Arial" w:cs="Arial"/>
         </w:rPr>
@@ -8566,7 +9027,7 @@
           <w:szCs w:val="22"/>
         </w:rPr>
       </w:pPr>
-      <w:bookmarkStart w:id="64" w:name="_Toc225116372"/>
+      <w:bookmarkStart w:id="64" w:name="_Toc226231815"/>
       <w:r>
         <w:rPr>
           <w:rFonts w:ascii="Arial" w:hAnsi="Arial" w:cs="Arial"/>
@@ -8582,13 +9043,15 @@
     </w:p>
     <w:p>
       <w:pPr>
-        <w:rPr>
-          <w:rFonts w:ascii="Arial" w:hAnsi="Arial" w:cs="Arial"/>
-        </w:rPr>
-      </w:pPr>
-    </w:p>
-    <w:p>
-      <w:pPr>
+        <w:spacing w:line="360" w:lineRule="auto"/>
+        <w:rPr>
+          <w:rFonts w:ascii="Arial" w:hAnsi="Arial" w:cs="Arial"/>
+        </w:rPr>
+      </w:pPr>
+    </w:p>
+    <w:p>
+      <w:pPr>
+        <w:spacing w:line="360" w:lineRule="auto"/>
         <w:rPr>
           <w:rFonts w:ascii="Arial" w:hAnsi="Arial" w:cs="Arial"/>
         </w:rPr>
@@ -20950,11 +21413,20 @@
     <w:autoRedefine/>
     <w:uiPriority w:val="39"/>
     <w:unhideWhenUsed/>
-    <w:rsid w:val="00457942"/>
+    <w:rsid w:val="00C455AB"/>
     <w:pPr>
+      <w:tabs>
+        <w:tab w:val="right" w:leader="dot" w:pos="8494"/>
+      </w:tabs>
       <w:spacing w:after="100"/>
       <w:ind w:left="440"/>
     </w:pPr>
+    <w:rPr>
+      <w:rFonts w:ascii="Arial" w:hAnsi="Arial" w:cs="Arial"/>
+      <w:b/>
+      <w:bCs/>
+      <w:noProof/>
+    </w:rPr>
   </w:style>
   <w:style w:type="character" w:customStyle="1" w:styleId="url">
     <w:name w:val="url"/>

--- a/TFG_Sebastian_Alain_Abraham.docx
+++ b/TFG_Sebastian_Alain_Abraham.docx
@@ -515,8 +515,6 @@
       <w:sdtPr>
         <w:rPr>
           <w:rFonts w:ascii="Arial" w:eastAsiaTheme="minorHAnsi" w:hAnsi="Arial" w:cs="Arial"/>
-          <w:b/>
-          <w:bCs/>
           <w:color w:val="000000" w:themeColor="text1"/>
           <w:sz w:val="22"/>
           <w:szCs w:val="22"/>
@@ -541,8 +539,6 @@
             <w:jc w:val="center"/>
             <w:rPr>
               <w:rFonts w:ascii="Arial" w:hAnsi="Arial" w:cs="Arial"/>
-              <w:b/>
-              <w:bCs/>
               <w:color w:val="000000" w:themeColor="text1"/>
               <w:sz w:val="22"/>
               <w:szCs w:val="22"/>
@@ -552,8 +548,6 @@
           <w:r>
             <w:rPr>
               <w:rFonts w:ascii="Arial" w:hAnsi="Arial" w:cs="Arial"/>
-              <w:b/>
-              <w:bCs/>
               <w:color w:val="000000" w:themeColor="text1"/>
               <w:sz w:val="22"/>
               <w:szCs w:val="22"/>
@@ -605,13 +599,11 @@
             </w:rPr>
             <w:fldChar w:fldCharType="separate"/>
           </w:r>
-          <w:hyperlink w:anchor="_Toc225116335" w:history="1">
+          <w:hyperlink w:anchor="_Toc226231778" w:history="1">
             <w:r>
               <w:rPr>
                 <w:rStyle w:val="Hipervnculo"/>
                 <w:rFonts w:ascii="Arial" w:hAnsi="Arial" w:cs="Arial"/>
-                <w:b/>
-                <w:bCs/>
                 <w:noProof/>
               </w:rPr>
               <w:t>Justificación y Antecedentes</w:t>
@@ -635,7 +627,7 @@
                 <w:noProof/>
                 <w:webHidden/>
               </w:rPr>
-              <w:instrText xml:space="preserve"> PAGEREF _Toc225116335 \h </w:instrText>
+              <w:instrText xml:space="preserve"> PAGEREF _Toc226231778 \h </w:instrText>
             </w:r>
             <w:r>
               <w:rPr>
@@ -655,7 +647,7 @@
                 <w:noProof/>
                 <w:webHidden/>
               </w:rPr>
-              <w:t>4</w:t>
+              <w:t>5</w:t>
             </w:r>
             <w:r>
               <w:rPr>
@@ -682,13 +674,11 @@
               <w14:ligatures w14:val="standardContextual"/>
             </w:rPr>
           </w:pPr>
-          <w:hyperlink w:anchor="_Toc225116336" w:history="1">
+          <w:hyperlink w:anchor="_Toc226231779" w:history="1">
             <w:r>
               <w:rPr>
                 <w:rStyle w:val="Hipervnculo"/>
                 <w:rFonts w:ascii="Arial" w:hAnsi="Arial" w:cs="Arial"/>
-                <w:b/>
-                <w:bCs/>
                 <w:noProof/>
               </w:rPr>
               <w:t>Introducción</w:t>
@@ -712,7 +702,7 @@
                 <w:noProof/>
                 <w:webHidden/>
               </w:rPr>
-              <w:instrText xml:space="preserve"> PAGEREF _Toc225116336 \h </w:instrText>
+              <w:instrText xml:space="preserve"> PAGEREF _Toc226231779 \h </w:instrText>
             </w:r>
             <w:r>
               <w:rPr>
@@ -732,7 +722,7 @@
                 <w:noProof/>
                 <w:webHidden/>
               </w:rPr>
-              <w:t>6</w:t>
+              <w:t>7</w:t>
             </w:r>
             <w:r>
               <w:rPr>
@@ -759,13 +749,11 @@
               <w14:ligatures w14:val="standardContextual"/>
             </w:rPr>
           </w:pPr>
-          <w:hyperlink w:anchor="_Toc225116337" w:history="1">
+          <w:hyperlink w:anchor="_Toc226231780" w:history="1">
             <w:r>
               <w:rPr>
                 <w:rStyle w:val="Hipervnculo"/>
                 <w:rFonts w:ascii="Arial" w:hAnsi="Arial" w:cs="Arial"/>
-                <w:b/>
-                <w:bCs/>
                 <w:noProof/>
               </w:rPr>
               <w:t>Objetivos</w:t>
@@ -789,7 +777,7 @@
                 <w:noProof/>
                 <w:webHidden/>
               </w:rPr>
-              <w:instrText xml:space="preserve"> PAGEREF _Toc225116337 \h </w:instrText>
+              <w:instrText xml:space="preserve"> PAGEREF _Toc226231780 \h </w:instrText>
             </w:r>
             <w:r>
               <w:rPr>
@@ -809,7 +797,7 @@
                 <w:noProof/>
                 <w:webHidden/>
               </w:rPr>
-              <w:t>7</w:t>
+              <w:t>8</w:t>
             </w:r>
             <w:r>
               <w:rPr>
@@ -836,12 +824,10 @@
               <w14:ligatures w14:val="standardContextual"/>
             </w:rPr>
           </w:pPr>
-          <w:hyperlink w:anchor="_Toc225116338" w:history="1">
+          <w:hyperlink w:anchor="_Toc226231781" w:history="1">
             <w:r>
               <w:rPr>
                 <w:rStyle w:val="Hipervnculo"/>
-                <w:b/>
-                <w:bCs/>
                 <w:noProof/>
               </w:rPr>
               <w:t>Objetivo general</w:t>
@@ -865,7 +851,7 @@
                 <w:noProof/>
                 <w:webHidden/>
               </w:rPr>
-              <w:instrText xml:space="preserve"> PAGEREF _Toc225116338 \h </w:instrText>
+              <w:instrText xml:space="preserve"> PAGEREF _Toc226231781 \h </w:instrText>
             </w:r>
             <w:r>
               <w:rPr>
@@ -885,7 +871,7 @@
                 <w:noProof/>
                 <w:webHidden/>
               </w:rPr>
-              <w:t>7</w:t>
+              <w:t>8</w:t>
             </w:r>
             <w:r>
               <w:rPr>
@@ -912,12 +898,10 @@
               <w14:ligatures w14:val="standardContextual"/>
             </w:rPr>
           </w:pPr>
-          <w:hyperlink w:anchor="_Toc225116339" w:history="1">
+          <w:hyperlink w:anchor="_Toc226231782" w:history="1">
             <w:r>
               <w:rPr>
                 <w:rStyle w:val="Hipervnculo"/>
-                <w:b/>
-                <w:bCs/>
                 <w:noProof/>
               </w:rPr>
               <w:t>Objetivos específicos</w:t>
@@ -941,7 +925,7 @@
                 <w:noProof/>
                 <w:webHidden/>
               </w:rPr>
-              <w:instrText xml:space="preserve"> PAGEREF _Toc225116339 \h </w:instrText>
+              <w:instrText xml:space="preserve"> PAGEREF _Toc226231782 \h </w:instrText>
             </w:r>
             <w:r>
               <w:rPr>
@@ -961,7 +945,7 @@
                 <w:noProof/>
                 <w:webHidden/>
               </w:rPr>
-              <w:t>7</w:t>
+              <w:t>8</w:t>
             </w:r>
             <w:r>
               <w:rPr>
@@ -988,12 +972,10 @@
               <w14:ligatures w14:val="standardContextual"/>
             </w:rPr>
           </w:pPr>
-          <w:hyperlink w:anchor="_Toc225116340" w:history="1">
+          <w:hyperlink w:anchor="_Toc226231783" w:history="1">
             <w:r>
               <w:rPr>
                 <w:rStyle w:val="Hipervnculo"/>
-                <w:b/>
-                <w:bCs/>
                 <w:noProof/>
               </w:rPr>
               <w:t>Objetivos técnicos</w:t>
@@ -1017,7 +999,7 @@
                 <w:noProof/>
                 <w:webHidden/>
               </w:rPr>
-              <w:instrText xml:space="preserve"> PAGEREF _Toc225116340 \h </w:instrText>
+              <w:instrText xml:space="preserve"> PAGEREF _Toc226231783 \h </w:instrText>
             </w:r>
             <w:r>
               <w:rPr>
@@ -1037,7 +1019,7 @@
                 <w:noProof/>
                 <w:webHidden/>
               </w:rPr>
-              <w:t>7</w:t>
+              <w:t>8</w:t>
             </w:r>
             <w:r>
               <w:rPr>
@@ -1064,13 +1046,11 @@
               <w14:ligatures w14:val="standardContextual"/>
             </w:rPr>
           </w:pPr>
-          <w:hyperlink w:anchor="_Toc225116341" w:history="1">
+          <w:hyperlink w:anchor="_Toc226231784" w:history="1">
             <w:r>
               <w:rPr>
                 <w:rStyle w:val="Hipervnculo"/>
                 <w:rFonts w:ascii="Arial" w:hAnsi="Arial" w:cs="Arial"/>
-                <w:b/>
-                <w:bCs/>
                 <w:noProof/>
               </w:rPr>
               <w:t>Estudio de Mercado</w:t>
@@ -1094,7 +1074,7 @@
                 <w:noProof/>
                 <w:webHidden/>
               </w:rPr>
-              <w:instrText xml:space="preserve"> PAGEREF _Toc225116341 \h </w:instrText>
+              <w:instrText xml:space="preserve"> PAGEREF _Toc226231784 \h </w:instrText>
             </w:r>
             <w:r>
               <w:rPr>
@@ -1114,7 +1094,7 @@
                 <w:noProof/>
                 <w:webHidden/>
               </w:rPr>
-              <w:t>8</w:t>
+              <w:t>9</w:t>
             </w:r>
             <w:r>
               <w:rPr>
@@ -1141,15 +1121,13 @@
               <w14:ligatures w14:val="standardContextual"/>
             </w:rPr>
           </w:pPr>
-          <w:hyperlink w:anchor="_Toc225116342" w:history="1">
+          <w:hyperlink w:anchor="_Toc226231785" w:history="1">
             <w:r>
               <w:rPr>
                 <w:rStyle w:val="Hipervnculo"/>
-                <w:b/>
-                <w:bCs/>
                 <w:noProof/>
               </w:rPr>
-              <w:t>1 Análisis del macroentorno (PEST)</w:t>
+              <w:t>Análisis del macroentorno (PEST)</w:t>
             </w:r>
             <w:r>
               <w:rPr>
@@ -1170,7 +1148,7 @@
                 <w:noProof/>
                 <w:webHidden/>
               </w:rPr>
-              <w:instrText xml:space="preserve"> PAGEREF _Toc225116342 \h </w:instrText>
+              <w:instrText xml:space="preserve"> PAGEREF _Toc226231785 \h </w:instrText>
             </w:r>
             <w:r>
               <w:rPr>
@@ -1190,7 +1168,7 @@
                 <w:noProof/>
                 <w:webHidden/>
               </w:rPr>
-              <w:t>8</w:t>
+              <w:t>9</w:t>
             </w:r>
             <w:r>
               <w:rPr>
@@ -1204,12 +1182,10 @@
         <w:p>
           <w:pPr>
             <w:pStyle w:val="TDC3"/>
-            <w:tabs>
-              <w:tab w:val="right" w:leader="dot" w:pos="8494"/>
-            </w:tabs>
             <w:rPr>
-              <w:rFonts w:eastAsiaTheme="minorEastAsia"/>
-              <w:noProof/>
+              <w:rFonts w:asciiTheme="minorHAnsi" w:eastAsiaTheme="minorEastAsia" w:hAnsiTheme="minorHAnsi" w:cstheme="minorBidi"/>
+              <w:b w:val="0"/>
+              <w:bCs w:val="0"/>
               <w:kern w:val="2"/>
               <w:sz w:val="24"/>
               <w:szCs w:val="24"/>
@@ -1217,61 +1193,66 @@
               <w14:ligatures w14:val="standardContextual"/>
             </w:rPr>
           </w:pPr>
-          <w:hyperlink w:anchor="_Toc225116343" w:history="1">
+          <w:hyperlink w:anchor="_Toc226231786" w:history="1">
             <w:r>
               <w:rPr>
                 <w:rStyle w:val="Hipervnculo"/>
-                <w:rFonts w:ascii="Arial" w:hAnsi="Arial" w:cs="Arial"/>
-                <w:b/>
-                <w:bCs/>
-                <w:noProof/>
+                <w:b w:val="0"/>
+                <w:bCs w:val="0"/>
               </w:rPr>
               <w:t>Factor político</w:t>
             </w:r>
             <w:r>
               <w:rPr>
-                <w:noProof/>
+                <w:b w:val="0"/>
+                <w:bCs w:val="0"/>
                 <w:webHidden/>
               </w:rPr>
               <w:tab/>
             </w:r>
             <w:r>
               <w:rPr>
-                <w:noProof/>
+                <w:b w:val="0"/>
+                <w:bCs w:val="0"/>
                 <w:webHidden/>
               </w:rPr>
               <w:fldChar w:fldCharType="begin"/>
             </w:r>
             <w:r>
               <w:rPr>
-                <w:noProof/>
-                <w:webHidden/>
-              </w:rPr>
-              <w:instrText xml:space="preserve"> PAGEREF _Toc225116343 \h </w:instrText>
-            </w:r>
-            <w:r>
-              <w:rPr>
-                <w:noProof/>
-                <w:webHidden/>
-              </w:rPr>
-            </w:r>
-            <w:r>
-              <w:rPr>
-                <w:noProof/>
+                <w:b w:val="0"/>
+                <w:bCs w:val="0"/>
+                <w:webHidden/>
+              </w:rPr>
+              <w:instrText xml:space="preserve"> PAGEREF _Toc226231786 \h </w:instrText>
+            </w:r>
+            <w:r>
+              <w:rPr>
+                <w:b w:val="0"/>
+                <w:bCs w:val="0"/>
+                <w:webHidden/>
+              </w:rPr>
+            </w:r>
+            <w:r>
+              <w:rPr>
+                <w:b w:val="0"/>
+                <w:bCs w:val="0"/>
                 <w:webHidden/>
               </w:rPr>
               <w:fldChar w:fldCharType="separate"/>
             </w:r>
             <w:r>
               <w:rPr>
-                <w:noProof/>
-                <w:webHidden/>
-              </w:rPr>
-              <w:t>8</w:t>
-            </w:r>
-            <w:r>
-              <w:rPr>
-                <w:noProof/>
+                <w:b w:val="0"/>
+                <w:bCs w:val="0"/>
+                <w:webHidden/>
+              </w:rPr>
+              <w:t>9</w:t>
+            </w:r>
+            <w:r>
+              <w:rPr>
+                <w:b w:val="0"/>
+                <w:bCs w:val="0"/>
                 <w:webHidden/>
               </w:rPr>
               <w:fldChar w:fldCharType="end"/>
@@ -1281,12 +1262,10 @@
         <w:p>
           <w:pPr>
             <w:pStyle w:val="TDC3"/>
-            <w:tabs>
-              <w:tab w:val="right" w:leader="dot" w:pos="8494"/>
-            </w:tabs>
             <w:rPr>
-              <w:rFonts w:eastAsiaTheme="minorEastAsia"/>
-              <w:noProof/>
+              <w:rFonts w:asciiTheme="minorHAnsi" w:eastAsiaTheme="minorEastAsia" w:hAnsiTheme="minorHAnsi" w:cstheme="minorBidi"/>
+              <w:b w:val="0"/>
+              <w:bCs w:val="0"/>
               <w:kern w:val="2"/>
               <w:sz w:val="24"/>
               <w:szCs w:val="24"/>
@@ -1294,61 +1273,66 @@
               <w14:ligatures w14:val="standardContextual"/>
             </w:rPr>
           </w:pPr>
-          <w:hyperlink w:anchor="_Toc225116344" w:history="1">
+          <w:hyperlink w:anchor="_Toc226231787" w:history="1">
             <w:r>
               <w:rPr>
                 <w:rStyle w:val="Hipervnculo"/>
-                <w:rFonts w:ascii="Arial" w:hAnsi="Arial" w:cs="Arial"/>
-                <w:b/>
-                <w:bCs/>
-                <w:noProof/>
+                <w:b w:val="0"/>
+                <w:bCs w:val="0"/>
               </w:rPr>
               <w:t>Factor económico</w:t>
             </w:r>
             <w:r>
               <w:rPr>
-                <w:noProof/>
+                <w:b w:val="0"/>
+                <w:bCs w:val="0"/>
                 <w:webHidden/>
               </w:rPr>
               <w:tab/>
             </w:r>
             <w:r>
               <w:rPr>
-                <w:noProof/>
+                <w:b w:val="0"/>
+                <w:bCs w:val="0"/>
                 <w:webHidden/>
               </w:rPr>
               <w:fldChar w:fldCharType="begin"/>
             </w:r>
             <w:r>
               <w:rPr>
-                <w:noProof/>
-                <w:webHidden/>
-              </w:rPr>
-              <w:instrText xml:space="preserve"> PAGEREF _Toc225116344 \h </w:instrText>
-            </w:r>
-            <w:r>
-              <w:rPr>
-                <w:noProof/>
-                <w:webHidden/>
-              </w:rPr>
-            </w:r>
-            <w:r>
-              <w:rPr>
-                <w:noProof/>
+                <w:b w:val="0"/>
+                <w:bCs w:val="0"/>
+                <w:webHidden/>
+              </w:rPr>
+              <w:instrText xml:space="preserve"> PAGEREF _Toc226231787 \h </w:instrText>
+            </w:r>
+            <w:r>
+              <w:rPr>
+                <w:b w:val="0"/>
+                <w:bCs w:val="0"/>
+                <w:webHidden/>
+              </w:rPr>
+            </w:r>
+            <w:r>
+              <w:rPr>
+                <w:b w:val="0"/>
+                <w:bCs w:val="0"/>
                 <w:webHidden/>
               </w:rPr>
               <w:fldChar w:fldCharType="separate"/>
             </w:r>
             <w:r>
               <w:rPr>
-                <w:noProof/>
-                <w:webHidden/>
-              </w:rPr>
-              <w:t>8</w:t>
-            </w:r>
-            <w:r>
-              <w:rPr>
-                <w:noProof/>
+                <w:b w:val="0"/>
+                <w:bCs w:val="0"/>
+                <w:webHidden/>
+              </w:rPr>
+              <w:t>9</w:t>
+            </w:r>
+            <w:r>
+              <w:rPr>
+                <w:b w:val="0"/>
+                <w:bCs w:val="0"/>
                 <w:webHidden/>
               </w:rPr>
               <w:fldChar w:fldCharType="end"/>
@@ -1358,12 +1342,10 @@
         <w:p>
           <w:pPr>
             <w:pStyle w:val="TDC3"/>
-            <w:tabs>
-              <w:tab w:val="right" w:leader="dot" w:pos="8494"/>
-            </w:tabs>
             <w:rPr>
-              <w:rFonts w:eastAsiaTheme="minorEastAsia"/>
-              <w:noProof/>
+              <w:rFonts w:asciiTheme="minorHAnsi" w:eastAsiaTheme="minorEastAsia" w:hAnsiTheme="minorHAnsi" w:cstheme="minorBidi"/>
+              <w:b w:val="0"/>
+              <w:bCs w:val="0"/>
               <w:kern w:val="2"/>
               <w:sz w:val="24"/>
               <w:szCs w:val="24"/>
@@ -1371,61 +1353,66 @@
               <w14:ligatures w14:val="standardContextual"/>
             </w:rPr>
           </w:pPr>
-          <w:hyperlink w:anchor="_Toc225116345" w:history="1">
+          <w:hyperlink w:anchor="_Toc226231788" w:history="1">
             <w:r>
               <w:rPr>
                 <w:rStyle w:val="Hipervnculo"/>
-                <w:rFonts w:ascii="Arial" w:hAnsi="Arial" w:cs="Arial"/>
-                <w:b/>
-                <w:bCs/>
-                <w:noProof/>
+                <w:b w:val="0"/>
+                <w:bCs w:val="0"/>
               </w:rPr>
               <w:t>Factor social</w:t>
             </w:r>
             <w:r>
               <w:rPr>
-                <w:noProof/>
+                <w:b w:val="0"/>
+                <w:bCs w:val="0"/>
                 <w:webHidden/>
               </w:rPr>
               <w:tab/>
             </w:r>
             <w:r>
               <w:rPr>
-                <w:noProof/>
+                <w:b w:val="0"/>
+                <w:bCs w:val="0"/>
                 <w:webHidden/>
               </w:rPr>
               <w:fldChar w:fldCharType="begin"/>
             </w:r>
             <w:r>
               <w:rPr>
-                <w:noProof/>
-                <w:webHidden/>
-              </w:rPr>
-              <w:instrText xml:space="preserve"> PAGEREF _Toc225116345 \h </w:instrText>
-            </w:r>
-            <w:r>
-              <w:rPr>
-                <w:noProof/>
-                <w:webHidden/>
-              </w:rPr>
-            </w:r>
-            <w:r>
-              <w:rPr>
-                <w:noProof/>
+                <w:b w:val="0"/>
+                <w:bCs w:val="0"/>
+                <w:webHidden/>
+              </w:rPr>
+              <w:instrText xml:space="preserve"> PAGEREF _Toc226231788 \h </w:instrText>
+            </w:r>
+            <w:r>
+              <w:rPr>
+                <w:b w:val="0"/>
+                <w:bCs w:val="0"/>
+                <w:webHidden/>
+              </w:rPr>
+            </w:r>
+            <w:r>
+              <w:rPr>
+                <w:b w:val="0"/>
+                <w:bCs w:val="0"/>
                 <w:webHidden/>
               </w:rPr>
               <w:fldChar w:fldCharType="separate"/>
             </w:r>
             <w:r>
               <w:rPr>
-                <w:noProof/>
-                <w:webHidden/>
-              </w:rPr>
-              <w:t>8</w:t>
-            </w:r>
-            <w:r>
-              <w:rPr>
-                <w:noProof/>
+                <w:b w:val="0"/>
+                <w:bCs w:val="0"/>
+                <w:webHidden/>
+              </w:rPr>
+              <w:t>10</w:t>
+            </w:r>
+            <w:r>
+              <w:rPr>
+                <w:b w:val="0"/>
+                <w:bCs w:val="0"/>
                 <w:webHidden/>
               </w:rPr>
               <w:fldChar w:fldCharType="end"/>
@@ -1435,12 +1422,10 @@
         <w:p>
           <w:pPr>
             <w:pStyle w:val="TDC3"/>
-            <w:tabs>
-              <w:tab w:val="right" w:leader="dot" w:pos="8494"/>
-            </w:tabs>
             <w:rPr>
-              <w:rFonts w:eastAsiaTheme="minorEastAsia"/>
-              <w:noProof/>
+              <w:rFonts w:asciiTheme="minorHAnsi" w:eastAsiaTheme="minorEastAsia" w:hAnsiTheme="minorHAnsi" w:cstheme="minorBidi"/>
+              <w:b w:val="0"/>
+              <w:bCs w:val="0"/>
               <w:kern w:val="2"/>
               <w:sz w:val="24"/>
               <w:szCs w:val="24"/>
@@ -1448,61 +1433,66 @@
               <w14:ligatures w14:val="standardContextual"/>
             </w:rPr>
           </w:pPr>
-          <w:hyperlink w:anchor="_Toc225116346" w:history="1">
+          <w:hyperlink w:anchor="_Toc226231789" w:history="1">
             <w:r>
               <w:rPr>
                 <w:rStyle w:val="Hipervnculo"/>
-                <w:rFonts w:ascii="Arial" w:hAnsi="Arial" w:cs="Arial"/>
-                <w:b/>
-                <w:bCs/>
-                <w:noProof/>
+                <w:b w:val="0"/>
+                <w:bCs w:val="0"/>
               </w:rPr>
               <w:t>Factor tecnológico</w:t>
             </w:r>
             <w:r>
               <w:rPr>
-                <w:noProof/>
+                <w:b w:val="0"/>
+                <w:bCs w:val="0"/>
                 <w:webHidden/>
               </w:rPr>
               <w:tab/>
             </w:r>
             <w:r>
               <w:rPr>
-                <w:noProof/>
+                <w:b w:val="0"/>
+                <w:bCs w:val="0"/>
                 <w:webHidden/>
               </w:rPr>
               <w:fldChar w:fldCharType="begin"/>
             </w:r>
             <w:r>
               <w:rPr>
-                <w:noProof/>
-                <w:webHidden/>
-              </w:rPr>
-              <w:instrText xml:space="preserve"> PAGEREF _Toc225116346 \h </w:instrText>
-            </w:r>
-            <w:r>
-              <w:rPr>
-                <w:noProof/>
-                <w:webHidden/>
-              </w:rPr>
-            </w:r>
-            <w:r>
-              <w:rPr>
-                <w:noProof/>
+                <w:b w:val="0"/>
+                <w:bCs w:val="0"/>
+                <w:webHidden/>
+              </w:rPr>
+              <w:instrText xml:space="preserve"> PAGEREF _Toc226231789 \h </w:instrText>
+            </w:r>
+            <w:r>
+              <w:rPr>
+                <w:b w:val="0"/>
+                <w:bCs w:val="0"/>
+                <w:webHidden/>
+              </w:rPr>
+            </w:r>
+            <w:r>
+              <w:rPr>
+                <w:b w:val="0"/>
+                <w:bCs w:val="0"/>
                 <w:webHidden/>
               </w:rPr>
               <w:fldChar w:fldCharType="separate"/>
             </w:r>
             <w:r>
               <w:rPr>
-                <w:noProof/>
-                <w:webHidden/>
-              </w:rPr>
-              <w:t>9</w:t>
-            </w:r>
-            <w:r>
-              <w:rPr>
-                <w:noProof/>
+                <w:b w:val="0"/>
+                <w:bCs w:val="0"/>
+                <w:webHidden/>
+              </w:rPr>
+              <w:t>10</w:t>
+            </w:r>
+            <w:r>
+              <w:rPr>
+                <w:b w:val="0"/>
+                <w:bCs w:val="0"/>
                 <w:webHidden/>
               </w:rPr>
               <w:fldChar w:fldCharType="end"/>
@@ -1525,15 +1515,13 @@
               <w14:ligatures w14:val="standardContextual"/>
             </w:rPr>
           </w:pPr>
-          <w:hyperlink w:anchor="_Toc225116347" w:history="1">
+          <w:hyperlink w:anchor="_Toc226231790" w:history="1">
             <w:r>
               <w:rPr>
                 <w:rStyle w:val="Hipervnculo"/>
-                <w:b/>
-                <w:bCs/>
                 <w:noProof/>
               </w:rPr>
-              <w:t>2 Definición del cliente objetivo</w:t>
+              <w:t>Definición del cliente objetivo</w:t>
             </w:r>
             <w:r>
               <w:rPr>
@@ -1554,7 +1542,7 @@
                 <w:noProof/>
                 <w:webHidden/>
               </w:rPr>
-              <w:instrText xml:space="preserve"> PAGEREF _Toc225116347 \h </w:instrText>
+              <w:instrText xml:space="preserve"> PAGEREF _Toc226231790 \h </w:instrText>
             </w:r>
             <w:r>
               <w:rPr>
@@ -1574,7 +1562,7 @@
                 <w:noProof/>
                 <w:webHidden/>
               </w:rPr>
-              <w:t>9</w:t>
+              <w:t>11</w:t>
             </w:r>
             <w:r>
               <w:rPr>
@@ -1588,12 +1576,10 @@
         <w:p>
           <w:pPr>
             <w:pStyle w:val="TDC3"/>
-            <w:tabs>
-              <w:tab w:val="right" w:leader="dot" w:pos="8494"/>
-            </w:tabs>
             <w:rPr>
-              <w:rFonts w:eastAsiaTheme="minorEastAsia"/>
-              <w:noProof/>
+              <w:rFonts w:asciiTheme="minorHAnsi" w:eastAsiaTheme="minorEastAsia" w:hAnsiTheme="minorHAnsi" w:cstheme="minorBidi"/>
+              <w:b w:val="0"/>
+              <w:bCs w:val="0"/>
               <w:kern w:val="2"/>
               <w:sz w:val="24"/>
               <w:szCs w:val="24"/>
@@ -1601,61 +1587,66 @@
               <w14:ligatures w14:val="standardContextual"/>
             </w:rPr>
           </w:pPr>
-          <w:hyperlink w:anchor="_Toc225116348" w:history="1">
+          <w:hyperlink w:anchor="_Toc226231791" w:history="1">
             <w:r>
               <w:rPr>
                 <w:rStyle w:val="Hipervnculo"/>
-                <w:rFonts w:ascii="Arial" w:hAnsi="Arial" w:cs="Arial"/>
-                <w:b/>
-                <w:bCs/>
-                <w:noProof/>
+                <w:b w:val="0"/>
+                <w:bCs w:val="0"/>
               </w:rPr>
               <w:t>Perfil del cliente</w:t>
             </w:r>
             <w:r>
               <w:rPr>
-                <w:noProof/>
+                <w:b w:val="0"/>
+                <w:bCs w:val="0"/>
                 <w:webHidden/>
               </w:rPr>
               <w:tab/>
             </w:r>
             <w:r>
               <w:rPr>
-                <w:noProof/>
+                <w:b w:val="0"/>
+                <w:bCs w:val="0"/>
                 <w:webHidden/>
               </w:rPr>
               <w:fldChar w:fldCharType="begin"/>
             </w:r>
             <w:r>
               <w:rPr>
-                <w:noProof/>
-                <w:webHidden/>
-              </w:rPr>
-              <w:instrText xml:space="preserve"> PAGEREF _Toc225116348 \h </w:instrText>
-            </w:r>
-            <w:r>
-              <w:rPr>
-                <w:noProof/>
-                <w:webHidden/>
-              </w:rPr>
-            </w:r>
-            <w:r>
-              <w:rPr>
-                <w:noProof/>
+                <w:b w:val="0"/>
+                <w:bCs w:val="0"/>
+                <w:webHidden/>
+              </w:rPr>
+              <w:instrText xml:space="preserve"> PAGEREF _Toc226231791 \h </w:instrText>
+            </w:r>
+            <w:r>
+              <w:rPr>
+                <w:b w:val="0"/>
+                <w:bCs w:val="0"/>
+                <w:webHidden/>
+              </w:rPr>
+            </w:r>
+            <w:r>
+              <w:rPr>
+                <w:b w:val="0"/>
+                <w:bCs w:val="0"/>
                 <w:webHidden/>
               </w:rPr>
               <w:fldChar w:fldCharType="separate"/>
             </w:r>
             <w:r>
               <w:rPr>
-                <w:noProof/>
-                <w:webHidden/>
-              </w:rPr>
-              <w:t>9</w:t>
-            </w:r>
-            <w:r>
-              <w:rPr>
-                <w:noProof/>
+                <w:b w:val="0"/>
+                <w:bCs w:val="0"/>
+                <w:webHidden/>
+              </w:rPr>
+              <w:t>11</w:t>
+            </w:r>
+            <w:r>
+              <w:rPr>
+                <w:b w:val="0"/>
+                <w:bCs w:val="0"/>
                 <w:webHidden/>
               </w:rPr>
               <w:fldChar w:fldCharType="end"/>
@@ -1678,15 +1669,13 @@
               <w14:ligatures w14:val="standardContextual"/>
             </w:rPr>
           </w:pPr>
-          <w:hyperlink w:anchor="_Toc225116349" w:history="1">
+          <w:hyperlink w:anchor="_Toc226231792" w:history="1">
             <w:r>
               <w:rPr>
                 <w:rStyle w:val="Hipervnculo"/>
-                <w:b/>
-                <w:bCs/>
                 <w:noProof/>
               </w:rPr>
-              <w:t>3 Investigación del cliente</w:t>
+              <w:t>Investigación del cliente</w:t>
             </w:r>
             <w:r>
               <w:rPr>
@@ -1707,7 +1696,7 @@
                 <w:noProof/>
                 <w:webHidden/>
               </w:rPr>
-              <w:instrText xml:space="preserve"> PAGEREF _Toc225116349 \h </w:instrText>
+              <w:instrText xml:space="preserve"> PAGEREF _Toc226231792 \h </w:instrText>
             </w:r>
             <w:r>
               <w:rPr>
@@ -1727,7 +1716,7 @@
                 <w:noProof/>
                 <w:webHidden/>
               </w:rPr>
-              <w:t>10</w:t>
+              <w:t>12</w:t>
             </w:r>
             <w:r>
               <w:rPr>
@@ -1741,12 +1730,10 @@
         <w:p>
           <w:pPr>
             <w:pStyle w:val="TDC3"/>
-            <w:tabs>
-              <w:tab w:val="right" w:leader="dot" w:pos="8494"/>
-            </w:tabs>
             <w:rPr>
-              <w:rFonts w:eastAsiaTheme="minorEastAsia"/>
-              <w:noProof/>
+              <w:rFonts w:asciiTheme="minorHAnsi" w:eastAsiaTheme="minorEastAsia" w:hAnsiTheme="minorHAnsi" w:cstheme="minorBidi"/>
+              <w:b w:val="0"/>
+              <w:bCs w:val="0"/>
               <w:kern w:val="2"/>
               <w:sz w:val="24"/>
               <w:szCs w:val="24"/>
@@ -1754,61 +1741,66 @@
               <w14:ligatures w14:val="standardContextual"/>
             </w:rPr>
           </w:pPr>
-          <w:hyperlink w:anchor="_Toc225116350" w:history="1">
+          <w:hyperlink w:anchor="_Toc226231793" w:history="1">
             <w:r>
               <w:rPr>
                 <w:rStyle w:val="Hipervnculo"/>
-                <w:rFonts w:ascii="Arial" w:hAnsi="Arial" w:cs="Arial"/>
-                <w:b/>
-                <w:bCs/>
-                <w:noProof/>
+                <w:b w:val="0"/>
+                <w:bCs w:val="0"/>
               </w:rPr>
               <w:t>Encuesta realizada</w:t>
             </w:r>
             <w:r>
               <w:rPr>
-                <w:noProof/>
+                <w:b w:val="0"/>
+                <w:bCs w:val="0"/>
                 <w:webHidden/>
               </w:rPr>
               <w:tab/>
             </w:r>
             <w:r>
               <w:rPr>
-                <w:noProof/>
+                <w:b w:val="0"/>
+                <w:bCs w:val="0"/>
                 <w:webHidden/>
               </w:rPr>
               <w:fldChar w:fldCharType="begin"/>
             </w:r>
             <w:r>
               <w:rPr>
-                <w:noProof/>
-                <w:webHidden/>
-              </w:rPr>
-              <w:instrText xml:space="preserve"> PAGEREF _Toc225116350 \h </w:instrText>
-            </w:r>
-            <w:r>
-              <w:rPr>
-                <w:noProof/>
-                <w:webHidden/>
-              </w:rPr>
-            </w:r>
-            <w:r>
-              <w:rPr>
-                <w:noProof/>
+                <w:b w:val="0"/>
+                <w:bCs w:val="0"/>
+                <w:webHidden/>
+              </w:rPr>
+              <w:instrText xml:space="preserve"> PAGEREF _Toc226231793 \h </w:instrText>
+            </w:r>
+            <w:r>
+              <w:rPr>
+                <w:b w:val="0"/>
+                <w:bCs w:val="0"/>
+                <w:webHidden/>
+              </w:rPr>
+            </w:r>
+            <w:r>
+              <w:rPr>
+                <w:b w:val="0"/>
+                <w:bCs w:val="0"/>
                 <w:webHidden/>
               </w:rPr>
               <w:fldChar w:fldCharType="separate"/>
             </w:r>
             <w:r>
               <w:rPr>
-                <w:noProof/>
-                <w:webHidden/>
-              </w:rPr>
-              <w:t>10</w:t>
-            </w:r>
-            <w:r>
-              <w:rPr>
-                <w:noProof/>
+                <w:b w:val="0"/>
+                <w:bCs w:val="0"/>
+                <w:webHidden/>
+              </w:rPr>
+              <w:t>12</w:t>
+            </w:r>
+            <w:r>
+              <w:rPr>
+                <w:b w:val="0"/>
+                <w:bCs w:val="0"/>
                 <w:webHidden/>
               </w:rPr>
               <w:fldChar w:fldCharType="end"/>
@@ -1818,12 +1810,10 @@
         <w:p>
           <w:pPr>
             <w:pStyle w:val="TDC3"/>
-            <w:tabs>
-              <w:tab w:val="right" w:leader="dot" w:pos="8494"/>
-            </w:tabs>
             <w:rPr>
-              <w:rFonts w:eastAsiaTheme="minorEastAsia"/>
-              <w:noProof/>
+              <w:rFonts w:asciiTheme="minorHAnsi" w:eastAsiaTheme="minorEastAsia" w:hAnsiTheme="minorHAnsi" w:cstheme="minorBidi"/>
+              <w:b w:val="0"/>
+              <w:bCs w:val="0"/>
               <w:kern w:val="2"/>
               <w:sz w:val="24"/>
               <w:szCs w:val="24"/>
@@ -1831,61 +1821,66 @@
               <w14:ligatures w14:val="standardContextual"/>
             </w:rPr>
           </w:pPr>
-          <w:hyperlink w:anchor="_Toc225116351" w:history="1">
+          <w:hyperlink w:anchor="_Toc226231794" w:history="1">
             <w:r>
               <w:rPr>
                 <w:rStyle w:val="Hipervnculo"/>
-                <w:rFonts w:ascii="Arial" w:hAnsi="Arial" w:cs="Arial"/>
-                <w:b/>
-                <w:bCs/>
-                <w:noProof/>
+                <w:b w:val="0"/>
+                <w:bCs w:val="0"/>
               </w:rPr>
               <w:t>Preguntas de la encuesta</w:t>
             </w:r>
             <w:r>
               <w:rPr>
-                <w:noProof/>
+                <w:b w:val="0"/>
+                <w:bCs w:val="0"/>
                 <w:webHidden/>
               </w:rPr>
               <w:tab/>
             </w:r>
             <w:r>
               <w:rPr>
-                <w:noProof/>
+                <w:b w:val="0"/>
+                <w:bCs w:val="0"/>
                 <w:webHidden/>
               </w:rPr>
               <w:fldChar w:fldCharType="begin"/>
             </w:r>
             <w:r>
               <w:rPr>
-                <w:noProof/>
-                <w:webHidden/>
-              </w:rPr>
-              <w:instrText xml:space="preserve"> PAGEREF _Toc225116351 \h </w:instrText>
-            </w:r>
-            <w:r>
-              <w:rPr>
-                <w:noProof/>
-                <w:webHidden/>
-              </w:rPr>
-            </w:r>
-            <w:r>
-              <w:rPr>
-                <w:noProof/>
+                <w:b w:val="0"/>
+                <w:bCs w:val="0"/>
+                <w:webHidden/>
+              </w:rPr>
+              <w:instrText xml:space="preserve"> PAGEREF _Toc226231794 \h </w:instrText>
+            </w:r>
+            <w:r>
+              <w:rPr>
+                <w:b w:val="0"/>
+                <w:bCs w:val="0"/>
+                <w:webHidden/>
+              </w:rPr>
+            </w:r>
+            <w:r>
+              <w:rPr>
+                <w:b w:val="0"/>
+                <w:bCs w:val="0"/>
                 <w:webHidden/>
               </w:rPr>
               <w:fldChar w:fldCharType="separate"/>
             </w:r>
             <w:r>
               <w:rPr>
-                <w:noProof/>
-                <w:webHidden/>
-              </w:rPr>
-              <w:t>10</w:t>
-            </w:r>
-            <w:r>
-              <w:rPr>
-                <w:noProof/>
+                <w:b w:val="0"/>
+                <w:bCs w:val="0"/>
+                <w:webHidden/>
+              </w:rPr>
+              <w:t>12</w:t>
+            </w:r>
+            <w:r>
+              <w:rPr>
+                <w:b w:val="0"/>
+                <w:bCs w:val="0"/>
                 <w:webHidden/>
               </w:rPr>
               <w:fldChar w:fldCharType="end"/>
@@ -1895,12 +1890,10 @@
         <w:p>
           <w:pPr>
             <w:pStyle w:val="TDC3"/>
-            <w:tabs>
-              <w:tab w:val="right" w:leader="dot" w:pos="8494"/>
-            </w:tabs>
             <w:rPr>
-              <w:rFonts w:eastAsiaTheme="minorEastAsia"/>
-              <w:noProof/>
+              <w:rFonts w:asciiTheme="minorHAnsi" w:eastAsiaTheme="minorEastAsia" w:hAnsiTheme="minorHAnsi" w:cstheme="minorBidi"/>
+              <w:b w:val="0"/>
+              <w:bCs w:val="0"/>
               <w:kern w:val="2"/>
               <w:sz w:val="24"/>
               <w:szCs w:val="24"/>
@@ -1908,61 +1901,66 @@
               <w14:ligatures w14:val="standardContextual"/>
             </w:rPr>
           </w:pPr>
-          <w:hyperlink w:anchor="_Toc225116352" w:history="1">
+          <w:hyperlink w:anchor="_Toc226231795" w:history="1">
             <w:r>
               <w:rPr>
                 <w:rStyle w:val="Hipervnculo"/>
-                <w:rFonts w:ascii="Arial" w:hAnsi="Arial" w:cs="Arial"/>
-                <w:b/>
-                <w:bCs/>
-                <w:noProof/>
+                <w:b w:val="0"/>
+                <w:bCs w:val="0"/>
               </w:rPr>
               <w:t>Resultados de la encuesta</w:t>
             </w:r>
             <w:r>
               <w:rPr>
-                <w:noProof/>
+                <w:b w:val="0"/>
+                <w:bCs w:val="0"/>
                 <w:webHidden/>
               </w:rPr>
               <w:tab/>
             </w:r>
             <w:r>
               <w:rPr>
-                <w:noProof/>
+                <w:b w:val="0"/>
+                <w:bCs w:val="0"/>
                 <w:webHidden/>
               </w:rPr>
               <w:fldChar w:fldCharType="begin"/>
             </w:r>
             <w:r>
               <w:rPr>
-                <w:noProof/>
-                <w:webHidden/>
-              </w:rPr>
-              <w:instrText xml:space="preserve"> PAGEREF _Toc225116352 \h </w:instrText>
-            </w:r>
-            <w:r>
-              <w:rPr>
-                <w:noProof/>
-                <w:webHidden/>
-              </w:rPr>
-            </w:r>
-            <w:r>
-              <w:rPr>
-                <w:noProof/>
+                <w:b w:val="0"/>
+                <w:bCs w:val="0"/>
+                <w:webHidden/>
+              </w:rPr>
+              <w:instrText xml:space="preserve"> PAGEREF _Toc226231795 \h </w:instrText>
+            </w:r>
+            <w:r>
+              <w:rPr>
+                <w:b w:val="0"/>
+                <w:bCs w:val="0"/>
+                <w:webHidden/>
+              </w:rPr>
+            </w:r>
+            <w:r>
+              <w:rPr>
+                <w:b w:val="0"/>
+                <w:bCs w:val="0"/>
                 <w:webHidden/>
               </w:rPr>
               <w:fldChar w:fldCharType="separate"/>
             </w:r>
             <w:r>
               <w:rPr>
-                <w:noProof/>
-                <w:webHidden/>
-              </w:rPr>
-              <w:t>10</w:t>
-            </w:r>
-            <w:r>
-              <w:rPr>
-                <w:noProof/>
+                <w:b w:val="0"/>
+                <w:bCs w:val="0"/>
+                <w:webHidden/>
+              </w:rPr>
+              <w:t>12</w:t>
+            </w:r>
+            <w:r>
+              <w:rPr>
+                <w:b w:val="0"/>
+                <w:bCs w:val="0"/>
                 <w:webHidden/>
               </w:rPr>
               <w:fldChar w:fldCharType="end"/>
@@ -1972,12 +1970,10 @@
         <w:p>
           <w:pPr>
             <w:pStyle w:val="TDC3"/>
-            <w:tabs>
-              <w:tab w:val="right" w:leader="dot" w:pos="8494"/>
-            </w:tabs>
             <w:rPr>
-              <w:rFonts w:eastAsiaTheme="minorEastAsia"/>
-              <w:noProof/>
+              <w:rFonts w:asciiTheme="minorHAnsi" w:eastAsiaTheme="minorEastAsia" w:hAnsiTheme="minorHAnsi" w:cstheme="minorBidi"/>
+              <w:b w:val="0"/>
+              <w:bCs w:val="0"/>
               <w:kern w:val="2"/>
               <w:sz w:val="24"/>
               <w:szCs w:val="24"/>
@@ -1985,61 +1981,66 @@
               <w14:ligatures w14:val="standardContextual"/>
             </w:rPr>
           </w:pPr>
-          <w:hyperlink w:anchor="_Toc225116353" w:history="1">
+          <w:hyperlink w:anchor="_Toc226231796" w:history="1">
             <w:r>
               <w:rPr>
                 <w:rStyle w:val="Hipervnculo"/>
-                <w:rFonts w:ascii="Arial" w:hAnsi="Arial" w:cs="Arial"/>
-                <w:b/>
-                <w:bCs/>
-                <w:noProof/>
+                <w:b w:val="0"/>
+                <w:bCs w:val="0"/>
               </w:rPr>
               <w:t>Análisis de resultados</w:t>
             </w:r>
             <w:r>
               <w:rPr>
-                <w:noProof/>
+                <w:b w:val="0"/>
+                <w:bCs w:val="0"/>
                 <w:webHidden/>
               </w:rPr>
               <w:tab/>
             </w:r>
             <w:r>
               <w:rPr>
-                <w:noProof/>
+                <w:b w:val="0"/>
+                <w:bCs w:val="0"/>
                 <w:webHidden/>
               </w:rPr>
               <w:fldChar w:fldCharType="begin"/>
             </w:r>
             <w:r>
               <w:rPr>
-                <w:noProof/>
-                <w:webHidden/>
-              </w:rPr>
-              <w:instrText xml:space="preserve"> PAGEREF _Toc225116353 \h </w:instrText>
-            </w:r>
-            <w:r>
-              <w:rPr>
-                <w:noProof/>
-                <w:webHidden/>
-              </w:rPr>
-            </w:r>
-            <w:r>
-              <w:rPr>
-                <w:noProof/>
+                <w:b w:val="0"/>
+                <w:bCs w:val="0"/>
+                <w:webHidden/>
+              </w:rPr>
+              <w:instrText xml:space="preserve"> PAGEREF _Toc226231796 \h </w:instrText>
+            </w:r>
+            <w:r>
+              <w:rPr>
+                <w:b w:val="0"/>
+                <w:bCs w:val="0"/>
+                <w:webHidden/>
+              </w:rPr>
+            </w:r>
+            <w:r>
+              <w:rPr>
+                <w:b w:val="0"/>
+                <w:bCs w:val="0"/>
                 <w:webHidden/>
               </w:rPr>
               <w:fldChar w:fldCharType="separate"/>
             </w:r>
             <w:r>
               <w:rPr>
-                <w:noProof/>
-                <w:webHidden/>
-              </w:rPr>
-              <w:t>10</w:t>
-            </w:r>
-            <w:r>
-              <w:rPr>
-                <w:noProof/>
+                <w:b w:val="0"/>
+                <w:bCs w:val="0"/>
+                <w:webHidden/>
+              </w:rPr>
+              <w:t>13</w:t>
+            </w:r>
+            <w:r>
+              <w:rPr>
+                <w:b w:val="0"/>
+                <w:bCs w:val="0"/>
                 <w:webHidden/>
               </w:rPr>
               <w:fldChar w:fldCharType="end"/>
@@ -2049,12 +2050,10 @@
         <w:p>
           <w:pPr>
             <w:pStyle w:val="TDC3"/>
-            <w:tabs>
-              <w:tab w:val="right" w:leader="dot" w:pos="8494"/>
-            </w:tabs>
             <w:rPr>
-              <w:rFonts w:eastAsiaTheme="minorEastAsia"/>
-              <w:noProof/>
+              <w:rFonts w:asciiTheme="minorHAnsi" w:eastAsiaTheme="minorEastAsia" w:hAnsiTheme="minorHAnsi" w:cstheme="minorBidi"/>
+              <w:b w:val="0"/>
+              <w:bCs w:val="0"/>
               <w:kern w:val="2"/>
               <w:sz w:val="24"/>
               <w:szCs w:val="24"/>
@@ -2062,61 +2061,66 @@
               <w14:ligatures w14:val="standardContextual"/>
             </w:rPr>
           </w:pPr>
-          <w:hyperlink w:anchor="_Toc225116354" w:history="1">
+          <w:hyperlink w:anchor="_Toc226231797" w:history="1">
             <w:r>
               <w:rPr>
                 <w:rStyle w:val="Hipervnculo"/>
-                <w:rFonts w:ascii="Arial" w:hAnsi="Arial" w:cs="Arial"/>
-                <w:b/>
-                <w:bCs/>
-                <w:noProof/>
+                <w:b w:val="0"/>
+                <w:bCs w:val="0"/>
               </w:rPr>
               <w:t>Mapa de empatía del cliente</w:t>
             </w:r>
             <w:r>
               <w:rPr>
-                <w:noProof/>
+                <w:b w:val="0"/>
+                <w:bCs w:val="0"/>
                 <w:webHidden/>
               </w:rPr>
               <w:tab/>
             </w:r>
             <w:r>
               <w:rPr>
-                <w:noProof/>
+                <w:b w:val="0"/>
+                <w:bCs w:val="0"/>
                 <w:webHidden/>
               </w:rPr>
               <w:fldChar w:fldCharType="begin"/>
             </w:r>
             <w:r>
               <w:rPr>
-                <w:noProof/>
-                <w:webHidden/>
-              </w:rPr>
-              <w:instrText xml:space="preserve"> PAGEREF _Toc225116354 \h </w:instrText>
-            </w:r>
-            <w:r>
-              <w:rPr>
-                <w:noProof/>
-                <w:webHidden/>
-              </w:rPr>
-            </w:r>
-            <w:r>
-              <w:rPr>
-                <w:noProof/>
+                <w:b w:val="0"/>
+                <w:bCs w:val="0"/>
+                <w:webHidden/>
+              </w:rPr>
+              <w:instrText xml:space="preserve"> PAGEREF _Toc226231797 \h </w:instrText>
+            </w:r>
+            <w:r>
+              <w:rPr>
+                <w:b w:val="0"/>
+                <w:bCs w:val="0"/>
+                <w:webHidden/>
+              </w:rPr>
+            </w:r>
+            <w:r>
+              <w:rPr>
+                <w:b w:val="0"/>
+                <w:bCs w:val="0"/>
                 <w:webHidden/>
               </w:rPr>
               <w:fldChar w:fldCharType="separate"/>
             </w:r>
             <w:r>
               <w:rPr>
-                <w:noProof/>
-                <w:webHidden/>
-              </w:rPr>
-              <w:t>11</w:t>
-            </w:r>
-            <w:r>
-              <w:rPr>
-                <w:noProof/>
+                <w:b w:val="0"/>
+                <w:bCs w:val="0"/>
+                <w:webHidden/>
+              </w:rPr>
+              <w:t>13</w:t>
+            </w:r>
+            <w:r>
+              <w:rPr>
+                <w:b w:val="0"/>
+                <w:bCs w:val="0"/>
                 <w:webHidden/>
               </w:rPr>
               <w:fldChar w:fldCharType="end"/>
@@ -2139,15 +2143,13 @@
               <w14:ligatures w14:val="standardContextual"/>
             </w:rPr>
           </w:pPr>
-          <w:hyperlink w:anchor="_Toc225116355" w:history="1">
+          <w:hyperlink w:anchor="_Toc226231798" w:history="1">
             <w:r>
               <w:rPr>
                 <w:rStyle w:val="Hipervnculo"/>
-                <w:b/>
-                <w:bCs/>
                 <w:noProof/>
               </w:rPr>
-              <w:t>4 Propuesta de valor</w:t>
+              <w:t>Propuesta de valor</w:t>
             </w:r>
             <w:r>
               <w:rPr>
@@ -2168,7 +2170,7 @@
                 <w:noProof/>
                 <w:webHidden/>
               </w:rPr>
-              <w:instrText xml:space="preserve"> PAGEREF _Toc225116355 \h </w:instrText>
+              <w:instrText xml:space="preserve"> PAGEREF _Toc226231798 \h </w:instrText>
             </w:r>
             <w:r>
               <w:rPr>
@@ -2188,7 +2190,7 @@
                 <w:noProof/>
                 <w:webHidden/>
               </w:rPr>
-              <w:t>12</w:t>
+              <w:t>14</w:t>
             </w:r>
             <w:r>
               <w:rPr>
@@ -2202,12 +2204,10 @@
         <w:p>
           <w:pPr>
             <w:pStyle w:val="TDC3"/>
-            <w:tabs>
-              <w:tab w:val="right" w:leader="dot" w:pos="8494"/>
-            </w:tabs>
             <w:rPr>
-              <w:rFonts w:eastAsiaTheme="minorEastAsia"/>
-              <w:noProof/>
+              <w:rFonts w:asciiTheme="minorHAnsi" w:eastAsiaTheme="minorEastAsia" w:hAnsiTheme="minorHAnsi" w:cstheme="minorBidi"/>
+              <w:b w:val="0"/>
+              <w:bCs w:val="0"/>
               <w:kern w:val="2"/>
               <w:sz w:val="24"/>
               <w:szCs w:val="24"/>
@@ -2215,61 +2215,66 @@
               <w14:ligatures w14:val="standardContextual"/>
             </w:rPr>
           </w:pPr>
-          <w:hyperlink w:anchor="_Toc225116356" w:history="1">
+          <w:hyperlink w:anchor="_Toc226231799" w:history="1">
             <w:r>
               <w:rPr>
                 <w:rStyle w:val="Hipervnculo"/>
-                <w:rFonts w:ascii="Arial" w:hAnsi="Arial" w:cs="Arial"/>
-                <w:b/>
-                <w:bCs/>
-                <w:noProof/>
+                <w:b w:val="0"/>
+                <w:bCs w:val="0"/>
               </w:rPr>
               <w:t>Valor que aporta</w:t>
             </w:r>
             <w:r>
               <w:rPr>
-                <w:noProof/>
+                <w:b w:val="0"/>
+                <w:bCs w:val="0"/>
                 <w:webHidden/>
               </w:rPr>
               <w:tab/>
             </w:r>
             <w:r>
               <w:rPr>
-                <w:noProof/>
+                <w:b w:val="0"/>
+                <w:bCs w:val="0"/>
                 <w:webHidden/>
               </w:rPr>
               <w:fldChar w:fldCharType="begin"/>
             </w:r>
             <w:r>
               <w:rPr>
-                <w:noProof/>
-                <w:webHidden/>
-              </w:rPr>
-              <w:instrText xml:space="preserve"> PAGEREF _Toc225116356 \h </w:instrText>
-            </w:r>
-            <w:r>
-              <w:rPr>
-                <w:noProof/>
-                <w:webHidden/>
-              </w:rPr>
-            </w:r>
-            <w:r>
-              <w:rPr>
-                <w:noProof/>
+                <w:b w:val="0"/>
+                <w:bCs w:val="0"/>
+                <w:webHidden/>
+              </w:rPr>
+              <w:instrText xml:space="preserve"> PAGEREF _Toc226231799 \h </w:instrText>
+            </w:r>
+            <w:r>
+              <w:rPr>
+                <w:b w:val="0"/>
+                <w:bCs w:val="0"/>
+                <w:webHidden/>
+              </w:rPr>
+            </w:r>
+            <w:r>
+              <w:rPr>
+                <w:b w:val="0"/>
+                <w:bCs w:val="0"/>
                 <w:webHidden/>
               </w:rPr>
               <w:fldChar w:fldCharType="separate"/>
             </w:r>
             <w:r>
               <w:rPr>
-                <w:noProof/>
-                <w:webHidden/>
-              </w:rPr>
-              <w:t>12</w:t>
-            </w:r>
-            <w:r>
-              <w:rPr>
-                <w:noProof/>
+                <w:b w:val="0"/>
+                <w:bCs w:val="0"/>
+                <w:webHidden/>
+              </w:rPr>
+              <w:t>14</w:t>
+            </w:r>
+            <w:r>
+              <w:rPr>
+                <w:b w:val="0"/>
+                <w:bCs w:val="0"/>
                 <w:webHidden/>
               </w:rPr>
               <w:fldChar w:fldCharType="end"/>
@@ -2292,15 +2297,13 @@
               <w14:ligatures w14:val="standardContextual"/>
             </w:rPr>
           </w:pPr>
-          <w:hyperlink w:anchor="_Toc225116357" w:history="1">
+          <w:hyperlink w:anchor="_Toc226231800" w:history="1">
             <w:r>
               <w:rPr>
                 <w:rStyle w:val="Hipervnculo"/>
-                <w:b/>
-                <w:bCs/>
                 <w:noProof/>
               </w:rPr>
-              <w:t>5 Análisis de la competencia</w:t>
+              <w:t>Análisis de la competencia</w:t>
             </w:r>
             <w:r>
               <w:rPr>
@@ -2321,7 +2324,7 @@
                 <w:noProof/>
                 <w:webHidden/>
               </w:rPr>
-              <w:instrText xml:space="preserve"> PAGEREF _Toc225116357 \h </w:instrText>
+              <w:instrText xml:space="preserve"> PAGEREF _Toc226231800 \h </w:instrText>
             </w:r>
             <w:r>
               <w:rPr>
@@ -2341,7 +2344,7 @@
                 <w:noProof/>
                 <w:webHidden/>
               </w:rPr>
-              <w:t>12</w:t>
+              <w:t>15</w:t>
             </w:r>
             <w:r>
               <w:rPr>
@@ -2355,12 +2358,10 @@
         <w:p>
           <w:pPr>
             <w:pStyle w:val="TDC3"/>
-            <w:tabs>
-              <w:tab w:val="right" w:leader="dot" w:pos="8494"/>
-            </w:tabs>
             <w:rPr>
-              <w:rFonts w:eastAsiaTheme="minorEastAsia"/>
-              <w:noProof/>
+              <w:rFonts w:asciiTheme="minorHAnsi" w:eastAsiaTheme="minorEastAsia" w:hAnsiTheme="minorHAnsi" w:cstheme="minorBidi"/>
+              <w:b w:val="0"/>
+              <w:bCs w:val="0"/>
               <w:kern w:val="2"/>
               <w:sz w:val="24"/>
               <w:szCs w:val="24"/>
@@ -2368,61 +2369,66 @@
               <w14:ligatures w14:val="standardContextual"/>
             </w:rPr>
           </w:pPr>
-          <w:hyperlink w:anchor="_Toc225116358" w:history="1">
+          <w:hyperlink w:anchor="_Toc226231801" w:history="1">
             <w:r>
               <w:rPr>
                 <w:rStyle w:val="Hipervnculo"/>
-                <w:rFonts w:ascii="Arial" w:hAnsi="Arial" w:cs="Arial"/>
-                <w:b/>
-                <w:bCs/>
-                <w:noProof/>
+                <w:b w:val="0"/>
+                <w:bCs w:val="0"/>
               </w:rPr>
               <w:t>Análisis</w:t>
             </w:r>
             <w:r>
               <w:rPr>
-                <w:noProof/>
+                <w:b w:val="0"/>
+                <w:bCs w:val="0"/>
                 <w:webHidden/>
               </w:rPr>
               <w:tab/>
             </w:r>
             <w:r>
               <w:rPr>
-                <w:noProof/>
+                <w:b w:val="0"/>
+                <w:bCs w:val="0"/>
                 <w:webHidden/>
               </w:rPr>
               <w:fldChar w:fldCharType="begin"/>
             </w:r>
             <w:r>
               <w:rPr>
-                <w:noProof/>
-                <w:webHidden/>
-              </w:rPr>
-              <w:instrText xml:space="preserve"> PAGEREF _Toc225116358 \h </w:instrText>
-            </w:r>
-            <w:r>
-              <w:rPr>
-                <w:noProof/>
-                <w:webHidden/>
-              </w:rPr>
-            </w:r>
-            <w:r>
-              <w:rPr>
-                <w:noProof/>
+                <w:b w:val="0"/>
+                <w:bCs w:val="0"/>
+                <w:webHidden/>
+              </w:rPr>
+              <w:instrText xml:space="preserve"> PAGEREF _Toc226231801 \h </w:instrText>
+            </w:r>
+            <w:r>
+              <w:rPr>
+                <w:b w:val="0"/>
+                <w:bCs w:val="0"/>
+                <w:webHidden/>
+              </w:rPr>
+            </w:r>
+            <w:r>
+              <w:rPr>
+                <w:b w:val="0"/>
+                <w:bCs w:val="0"/>
                 <w:webHidden/>
               </w:rPr>
               <w:fldChar w:fldCharType="separate"/>
             </w:r>
             <w:r>
               <w:rPr>
-                <w:noProof/>
-                <w:webHidden/>
-              </w:rPr>
-              <w:t>12</w:t>
-            </w:r>
-            <w:r>
-              <w:rPr>
-                <w:noProof/>
+                <w:b w:val="0"/>
+                <w:bCs w:val="0"/>
+                <w:webHidden/>
+              </w:rPr>
+              <w:t>16</w:t>
+            </w:r>
+            <w:r>
+              <w:rPr>
+                <w:b w:val="0"/>
+                <w:bCs w:val="0"/>
                 <w:webHidden/>
               </w:rPr>
               <w:fldChar w:fldCharType="end"/>
@@ -2445,15 +2451,13 @@
               <w14:ligatures w14:val="standardContextual"/>
             </w:rPr>
           </w:pPr>
-          <w:hyperlink w:anchor="_Toc225116359" w:history="1">
+          <w:hyperlink w:anchor="_Toc226231802" w:history="1">
             <w:r>
               <w:rPr>
                 <w:rStyle w:val="Hipervnculo"/>
-                <w:b/>
-                <w:bCs/>
                 <w:noProof/>
               </w:rPr>
-              <w:t>6 Análisis DAFO</w:t>
+              <w:t>Análisis DAFO</w:t>
             </w:r>
             <w:r>
               <w:rPr>
@@ -2474,7 +2478,7 @@
                 <w:noProof/>
                 <w:webHidden/>
               </w:rPr>
-              <w:instrText xml:space="preserve"> PAGEREF _Toc225116359 \h </w:instrText>
+              <w:instrText xml:space="preserve"> PAGEREF _Toc226231802 \h </w:instrText>
             </w:r>
             <w:r>
               <w:rPr>
@@ -2494,7 +2498,7 @@
                 <w:noProof/>
                 <w:webHidden/>
               </w:rPr>
-              <w:t>13</w:t>
+              <w:t>16</w:t>
             </w:r>
             <w:r>
               <w:rPr>
@@ -2508,12 +2512,10 @@
         <w:p>
           <w:pPr>
             <w:pStyle w:val="TDC3"/>
-            <w:tabs>
-              <w:tab w:val="right" w:leader="dot" w:pos="8494"/>
-            </w:tabs>
             <w:rPr>
-              <w:rFonts w:eastAsiaTheme="minorEastAsia"/>
-              <w:noProof/>
+              <w:rFonts w:asciiTheme="minorHAnsi" w:eastAsiaTheme="minorEastAsia" w:hAnsiTheme="minorHAnsi" w:cstheme="minorBidi"/>
+              <w:b w:val="0"/>
+              <w:bCs w:val="0"/>
               <w:kern w:val="2"/>
               <w:sz w:val="24"/>
               <w:szCs w:val="24"/>
@@ -2521,61 +2523,66 @@
               <w14:ligatures w14:val="standardContextual"/>
             </w:rPr>
           </w:pPr>
-          <w:hyperlink w:anchor="_Toc225116360" w:history="1">
+          <w:hyperlink w:anchor="_Toc226231803" w:history="1">
             <w:r>
               <w:rPr>
                 <w:rStyle w:val="Hipervnculo"/>
-                <w:rFonts w:ascii="Arial" w:hAnsi="Arial" w:cs="Arial"/>
-                <w:b/>
-                <w:bCs/>
-                <w:noProof/>
+                <w:b w:val="0"/>
+                <w:bCs w:val="0"/>
               </w:rPr>
               <w:t>Fortalezas</w:t>
             </w:r>
             <w:r>
               <w:rPr>
-                <w:noProof/>
+                <w:b w:val="0"/>
+                <w:bCs w:val="0"/>
                 <w:webHidden/>
               </w:rPr>
               <w:tab/>
             </w:r>
             <w:r>
               <w:rPr>
-                <w:noProof/>
+                <w:b w:val="0"/>
+                <w:bCs w:val="0"/>
                 <w:webHidden/>
               </w:rPr>
               <w:fldChar w:fldCharType="begin"/>
             </w:r>
             <w:r>
               <w:rPr>
-                <w:noProof/>
-                <w:webHidden/>
-              </w:rPr>
-              <w:instrText xml:space="preserve"> PAGEREF _Toc225116360 \h </w:instrText>
-            </w:r>
-            <w:r>
-              <w:rPr>
-                <w:noProof/>
-                <w:webHidden/>
-              </w:rPr>
-            </w:r>
-            <w:r>
-              <w:rPr>
-                <w:noProof/>
+                <w:b w:val="0"/>
+                <w:bCs w:val="0"/>
+                <w:webHidden/>
+              </w:rPr>
+              <w:instrText xml:space="preserve"> PAGEREF _Toc226231803 \h </w:instrText>
+            </w:r>
+            <w:r>
+              <w:rPr>
+                <w:b w:val="0"/>
+                <w:bCs w:val="0"/>
+                <w:webHidden/>
+              </w:rPr>
+            </w:r>
+            <w:r>
+              <w:rPr>
+                <w:b w:val="0"/>
+                <w:bCs w:val="0"/>
                 <w:webHidden/>
               </w:rPr>
               <w:fldChar w:fldCharType="separate"/>
             </w:r>
             <w:r>
               <w:rPr>
-                <w:noProof/>
-                <w:webHidden/>
-              </w:rPr>
-              <w:t>13</w:t>
-            </w:r>
-            <w:r>
-              <w:rPr>
-                <w:noProof/>
+                <w:b w:val="0"/>
+                <w:bCs w:val="0"/>
+                <w:webHidden/>
+              </w:rPr>
+              <w:t>16</w:t>
+            </w:r>
+            <w:r>
+              <w:rPr>
+                <w:b w:val="0"/>
+                <w:bCs w:val="0"/>
                 <w:webHidden/>
               </w:rPr>
               <w:fldChar w:fldCharType="end"/>
@@ -2585,12 +2592,10 @@
         <w:p>
           <w:pPr>
             <w:pStyle w:val="TDC3"/>
-            <w:tabs>
-              <w:tab w:val="right" w:leader="dot" w:pos="8494"/>
-            </w:tabs>
             <w:rPr>
-              <w:rFonts w:eastAsiaTheme="minorEastAsia"/>
-              <w:noProof/>
+              <w:rFonts w:asciiTheme="minorHAnsi" w:eastAsiaTheme="minorEastAsia" w:hAnsiTheme="minorHAnsi" w:cstheme="minorBidi"/>
+              <w:b w:val="0"/>
+              <w:bCs w:val="0"/>
               <w:kern w:val="2"/>
               <w:sz w:val="24"/>
               <w:szCs w:val="24"/>
@@ -2598,61 +2603,66 @@
               <w14:ligatures w14:val="standardContextual"/>
             </w:rPr>
           </w:pPr>
-          <w:hyperlink w:anchor="_Toc225116361" w:history="1">
+          <w:hyperlink w:anchor="_Toc226231804" w:history="1">
             <w:r>
               <w:rPr>
                 <w:rStyle w:val="Hipervnculo"/>
-                <w:rFonts w:ascii="Arial" w:hAnsi="Arial" w:cs="Arial"/>
-                <w:b/>
-                <w:bCs/>
-                <w:noProof/>
+                <w:b w:val="0"/>
+                <w:bCs w:val="0"/>
               </w:rPr>
               <w:t>Debilidades</w:t>
             </w:r>
             <w:r>
               <w:rPr>
-                <w:noProof/>
+                <w:b w:val="0"/>
+                <w:bCs w:val="0"/>
                 <w:webHidden/>
               </w:rPr>
               <w:tab/>
             </w:r>
             <w:r>
               <w:rPr>
-                <w:noProof/>
+                <w:b w:val="0"/>
+                <w:bCs w:val="0"/>
                 <w:webHidden/>
               </w:rPr>
               <w:fldChar w:fldCharType="begin"/>
             </w:r>
             <w:r>
               <w:rPr>
-                <w:noProof/>
-                <w:webHidden/>
-              </w:rPr>
-              <w:instrText xml:space="preserve"> PAGEREF _Toc225116361 \h </w:instrText>
-            </w:r>
-            <w:r>
-              <w:rPr>
-                <w:noProof/>
-                <w:webHidden/>
-              </w:rPr>
-            </w:r>
-            <w:r>
-              <w:rPr>
-                <w:noProof/>
+                <w:b w:val="0"/>
+                <w:bCs w:val="0"/>
+                <w:webHidden/>
+              </w:rPr>
+              <w:instrText xml:space="preserve"> PAGEREF _Toc226231804 \h </w:instrText>
+            </w:r>
+            <w:r>
+              <w:rPr>
+                <w:b w:val="0"/>
+                <w:bCs w:val="0"/>
+                <w:webHidden/>
+              </w:rPr>
+            </w:r>
+            <w:r>
+              <w:rPr>
+                <w:b w:val="0"/>
+                <w:bCs w:val="0"/>
                 <w:webHidden/>
               </w:rPr>
               <w:fldChar w:fldCharType="separate"/>
             </w:r>
             <w:r>
               <w:rPr>
-                <w:noProof/>
-                <w:webHidden/>
-              </w:rPr>
-              <w:t>13</w:t>
-            </w:r>
-            <w:r>
-              <w:rPr>
-                <w:noProof/>
+                <w:b w:val="0"/>
+                <w:bCs w:val="0"/>
+                <w:webHidden/>
+              </w:rPr>
+              <w:t>16</w:t>
+            </w:r>
+            <w:r>
+              <w:rPr>
+                <w:b w:val="0"/>
+                <w:bCs w:val="0"/>
                 <w:webHidden/>
               </w:rPr>
               <w:fldChar w:fldCharType="end"/>
@@ -2662,12 +2672,10 @@
         <w:p>
           <w:pPr>
             <w:pStyle w:val="TDC3"/>
-            <w:tabs>
-              <w:tab w:val="right" w:leader="dot" w:pos="8494"/>
-            </w:tabs>
             <w:rPr>
-              <w:rFonts w:eastAsiaTheme="minorEastAsia"/>
-              <w:noProof/>
+              <w:rFonts w:asciiTheme="minorHAnsi" w:eastAsiaTheme="minorEastAsia" w:hAnsiTheme="minorHAnsi" w:cstheme="minorBidi"/>
+              <w:b w:val="0"/>
+              <w:bCs w:val="0"/>
               <w:kern w:val="2"/>
               <w:sz w:val="24"/>
               <w:szCs w:val="24"/>
@@ -2675,61 +2683,66 @@
               <w14:ligatures w14:val="standardContextual"/>
             </w:rPr>
           </w:pPr>
-          <w:hyperlink w:anchor="_Toc225116362" w:history="1">
+          <w:hyperlink w:anchor="_Toc226231805" w:history="1">
             <w:r>
               <w:rPr>
                 <w:rStyle w:val="Hipervnculo"/>
-                <w:rFonts w:ascii="Arial" w:hAnsi="Arial" w:cs="Arial"/>
-                <w:b/>
-                <w:bCs/>
-                <w:noProof/>
+                <w:b w:val="0"/>
+                <w:bCs w:val="0"/>
               </w:rPr>
               <w:t>Oportunidades</w:t>
             </w:r>
             <w:r>
               <w:rPr>
-                <w:noProof/>
+                <w:b w:val="0"/>
+                <w:bCs w:val="0"/>
                 <w:webHidden/>
               </w:rPr>
               <w:tab/>
             </w:r>
             <w:r>
               <w:rPr>
-                <w:noProof/>
+                <w:b w:val="0"/>
+                <w:bCs w:val="0"/>
                 <w:webHidden/>
               </w:rPr>
               <w:fldChar w:fldCharType="begin"/>
             </w:r>
             <w:r>
               <w:rPr>
-                <w:noProof/>
-                <w:webHidden/>
-              </w:rPr>
-              <w:instrText xml:space="preserve"> PAGEREF _Toc225116362 \h </w:instrText>
-            </w:r>
-            <w:r>
-              <w:rPr>
-                <w:noProof/>
-                <w:webHidden/>
-              </w:rPr>
-            </w:r>
-            <w:r>
-              <w:rPr>
-                <w:noProof/>
+                <w:b w:val="0"/>
+                <w:bCs w:val="0"/>
+                <w:webHidden/>
+              </w:rPr>
+              <w:instrText xml:space="preserve"> PAGEREF _Toc226231805 \h </w:instrText>
+            </w:r>
+            <w:r>
+              <w:rPr>
+                <w:b w:val="0"/>
+                <w:bCs w:val="0"/>
+                <w:webHidden/>
+              </w:rPr>
+            </w:r>
+            <w:r>
+              <w:rPr>
+                <w:b w:val="0"/>
+                <w:bCs w:val="0"/>
                 <w:webHidden/>
               </w:rPr>
               <w:fldChar w:fldCharType="separate"/>
             </w:r>
             <w:r>
               <w:rPr>
-                <w:noProof/>
-                <w:webHidden/>
-              </w:rPr>
-              <w:t>13</w:t>
-            </w:r>
-            <w:r>
-              <w:rPr>
-                <w:noProof/>
+                <w:b w:val="0"/>
+                <w:bCs w:val="0"/>
+                <w:webHidden/>
+              </w:rPr>
+              <w:t>16</w:t>
+            </w:r>
+            <w:r>
+              <w:rPr>
+                <w:b w:val="0"/>
+                <w:bCs w:val="0"/>
                 <w:webHidden/>
               </w:rPr>
               <w:fldChar w:fldCharType="end"/>
@@ -2739,12 +2752,10 @@
         <w:p>
           <w:pPr>
             <w:pStyle w:val="TDC3"/>
-            <w:tabs>
-              <w:tab w:val="right" w:leader="dot" w:pos="8494"/>
-            </w:tabs>
             <w:rPr>
-              <w:rFonts w:eastAsiaTheme="minorEastAsia"/>
-              <w:noProof/>
+              <w:rFonts w:asciiTheme="minorHAnsi" w:eastAsiaTheme="minorEastAsia" w:hAnsiTheme="minorHAnsi" w:cstheme="minorBidi"/>
+              <w:b w:val="0"/>
+              <w:bCs w:val="0"/>
               <w:kern w:val="2"/>
               <w:sz w:val="24"/>
               <w:szCs w:val="24"/>
@@ -2752,61 +2763,66 @@
               <w14:ligatures w14:val="standardContextual"/>
             </w:rPr>
           </w:pPr>
-          <w:hyperlink w:anchor="_Toc225116363" w:history="1">
+          <w:hyperlink w:anchor="_Toc226231806" w:history="1">
             <w:r>
               <w:rPr>
                 <w:rStyle w:val="Hipervnculo"/>
-                <w:rFonts w:ascii="Arial" w:hAnsi="Arial" w:cs="Arial"/>
-                <w:b/>
-                <w:bCs/>
-                <w:noProof/>
+                <w:b w:val="0"/>
+                <w:bCs w:val="0"/>
               </w:rPr>
               <w:t>Amenazas</w:t>
             </w:r>
             <w:r>
               <w:rPr>
-                <w:noProof/>
+                <w:b w:val="0"/>
+                <w:bCs w:val="0"/>
                 <w:webHidden/>
               </w:rPr>
               <w:tab/>
             </w:r>
             <w:r>
               <w:rPr>
-                <w:noProof/>
+                <w:b w:val="0"/>
+                <w:bCs w:val="0"/>
                 <w:webHidden/>
               </w:rPr>
               <w:fldChar w:fldCharType="begin"/>
             </w:r>
             <w:r>
               <w:rPr>
-                <w:noProof/>
-                <w:webHidden/>
-              </w:rPr>
-              <w:instrText xml:space="preserve"> PAGEREF _Toc225116363 \h </w:instrText>
-            </w:r>
-            <w:r>
-              <w:rPr>
-                <w:noProof/>
-                <w:webHidden/>
-              </w:rPr>
-            </w:r>
-            <w:r>
-              <w:rPr>
-                <w:noProof/>
+                <w:b w:val="0"/>
+                <w:bCs w:val="0"/>
+                <w:webHidden/>
+              </w:rPr>
+              <w:instrText xml:space="preserve"> PAGEREF _Toc226231806 \h </w:instrText>
+            </w:r>
+            <w:r>
+              <w:rPr>
+                <w:b w:val="0"/>
+                <w:bCs w:val="0"/>
+                <w:webHidden/>
+              </w:rPr>
+            </w:r>
+            <w:r>
+              <w:rPr>
+                <w:b w:val="0"/>
+                <w:bCs w:val="0"/>
                 <w:webHidden/>
               </w:rPr>
               <w:fldChar w:fldCharType="separate"/>
             </w:r>
             <w:r>
               <w:rPr>
-                <w:noProof/>
-                <w:webHidden/>
-              </w:rPr>
-              <w:t>13</w:t>
-            </w:r>
-            <w:r>
-              <w:rPr>
-                <w:noProof/>
+                <w:b w:val="0"/>
+                <w:bCs w:val="0"/>
+                <w:webHidden/>
+              </w:rPr>
+              <w:t>17</w:t>
+            </w:r>
+            <w:r>
+              <w:rPr>
+                <w:b w:val="0"/>
+                <w:bCs w:val="0"/>
                 <w:webHidden/>
               </w:rPr>
               <w:fldChar w:fldCharType="end"/>
@@ -2829,15 +2845,13 @@
               <w14:ligatures w14:val="standardContextual"/>
             </w:rPr>
           </w:pPr>
-          <w:hyperlink w:anchor="_Toc225116364" w:history="1">
+          <w:hyperlink w:anchor="_Toc226231807" w:history="1">
             <w:r>
               <w:rPr>
                 <w:rStyle w:val="Hipervnculo"/>
-                <w:b/>
-                <w:bCs/>
                 <w:noProof/>
               </w:rPr>
-              <w:t>7 Estrategia CAME</w:t>
+              <w:t>Estrategia CAME</w:t>
             </w:r>
             <w:r>
               <w:rPr>
@@ -2858,7 +2872,7 @@
                 <w:noProof/>
                 <w:webHidden/>
               </w:rPr>
-              <w:instrText xml:space="preserve"> PAGEREF _Toc225116364 \h </w:instrText>
+              <w:instrText xml:space="preserve"> PAGEREF _Toc226231807 \h </w:instrText>
             </w:r>
             <w:r>
               <w:rPr>
@@ -2878,7 +2892,7 @@
                 <w:noProof/>
                 <w:webHidden/>
               </w:rPr>
-              <w:t>13</w:t>
+              <w:t>17</w:t>
             </w:r>
             <w:r>
               <w:rPr>
@@ -2892,12 +2906,10 @@
         <w:p>
           <w:pPr>
             <w:pStyle w:val="TDC3"/>
-            <w:tabs>
-              <w:tab w:val="right" w:leader="dot" w:pos="8494"/>
-            </w:tabs>
             <w:rPr>
-              <w:rFonts w:eastAsiaTheme="minorEastAsia"/>
-              <w:noProof/>
+              <w:rFonts w:asciiTheme="minorHAnsi" w:eastAsiaTheme="minorEastAsia" w:hAnsiTheme="minorHAnsi" w:cstheme="minorBidi"/>
+              <w:b w:val="0"/>
+              <w:bCs w:val="0"/>
               <w:kern w:val="2"/>
               <w:sz w:val="24"/>
               <w:szCs w:val="24"/>
@@ -2905,61 +2917,66 @@
               <w14:ligatures w14:val="standardContextual"/>
             </w:rPr>
           </w:pPr>
-          <w:hyperlink w:anchor="_Toc225116365" w:history="1">
+          <w:hyperlink w:anchor="_Toc226231808" w:history="1">
             <w:r>
               <w:rPr>
                 <w:rStyle w:val="Hipervnculo"/>
-                <w:rFonts w:ascii="Arial" w:hAnsi="Arial" w:cs="Arial"/>
-                <w:b/>
-                <w:bCs/>
-                <w:noProof/>
+                <w:b w:val="0"/>
+                <w:bCs w:val="0"/>
               </w:rPr>
               <w:t>Corregir debilidades</w:t>
             </w:r>
             <w:r>
               <w:rPr>
-                <w:noProof/>
+                <w:b w:val="0"/>
+                <w:bCs w:val="0"/>
                 <w:webHidden/>
               </w:rPr>
               <w:tab/>
             </w:r>
             <w:r>
               <w:rPr>
-                <w:noProof/>
+                <w:b w:val="0"/>
+                <w:bCs w:val="0"/>
                 <w:webHidden/>
               </w:rPr>
               <w:fldChar w:fldCharType="begin"/>
             </w:r>
             <w:r>
               <w:rPr>
-                <w:noProof/>
-                <w:webHidden/>
-              </w:rPr>
-              <w:instrText xml:space="preserve"> PAGEREF _Toc225116365 \h </w:instrText>
-            </w:r>
-            <w:r>
-              <w:rPr>
-                <w:noProof/>
-                <w:webHidden/>
-              </w:rPr>
-            </w:r>
-            <w:r>
-              <w:rPr>
-                <w:noProof/>
+                <w:b w:val="0"/>
+                <w:bCs w:val="0"/>
+                <w:webHidden/>
+              </w:rPr>
+              <w:instrText xml:space="preserve"> PAGEREF _Toc226231808 \h </w:instrText>
+            </w:r>
+            <w:r>
+              <w:rPr>
+                <w:b w:val="0"/>
+                <w:bCs w:val="0"/>
+                <w:webHidden/>
+              </w:rPr>
+            </w:r>
+            <w:r>
+              <w:rPr>
+                <w:b w:val="0"/>
+                <w:bCs w:val="0"/>
                 <w:webHidden/>
               </w:rPr>
               <w:fldChar w:fldCharType="separate"/>
             </w:r>
             <w:r>
               <w:rPr>
-                <w:noProof/>
-                <w:webHidden/>
-              </w:rPr>
-              <w:t>13</w:t>
-            </w:r>
-            <w:r>
-              <w:rPr>
-                <w:noProof/>
+                <w:b w:val="0"/>
+                <w:bCs w:val="0"/>
+                <w:webHidden/>
+              </w:rPr>
+              <w:t>17</w:t>
+            </w:r>
+            <w:r>
+              <w:rPr>
+                <w:b w:val="0"/>
+                <w:bCs w:val="0"/>
                 <w:webHidden/>
               </w:rPr>
               <w:fldChar w:fldCharType="end"/>
@@ -2969,12 +2986,10 @@
         <w:p>
           <w:pPr>
             <w:pStyle w:val="TDC3"/>
-            <w:tabs>
-              <w:tab w:val="right" w:leader="dot" w:pos="8494"/>
-            </w:tabs>
             <w:rPr>
-              <w:rFonts w:eastAsiaTheme="minorEastAsia"/>
-              <w:noProof/>
+              <w:rFonts w:asciiTheme="minorHAnsi" w:eastAsiaTheme="minorEastAsia" w:hAnsiTheme="minorHAnsi" w:cstheme="minorBidi"/>
+              <w:b w:val="0"/>
+              <w:bCs w:val="0"/>
               <w:kern w:val="2"/>
               <w:sz w:val="24"/>
               <w:szCs w:val="24"/>
@@ -2982,61 +2997,66 @@
               <w14:ligatures w14:val="standardContextual"/>
             </w:rPr>
           </w:pPr>
-          <w:hyperlink w:anchor="_Toc225116366" w:history="1">
+          <w:hyperlink w:anchor="_Toc226231809" w:history="1">
             <w:r>
               <w:rPr>
                 <w:rStyle w:val="Hipervnculo"/>
-                <w:rFonts w:ascii="Arial" w:hAnsi="Arial" w:cs="Arial"/>
-                <w:b/>
-                <w:bCs/>
-                <w:noProof/>
+                <w:b w:val="0"/>
+                <w:bCs w:val="0"/>
               </w:rPr>
               <w:t>Afrontar amenazas</w:t>
             </w:r>
             <w:r>
               <w:rPr>
-                <w:noProof/>
+                <w:b w:val="0"/>
+                <w:bCs w:val="0"/>
                 <w:webHidden/>
               </w:rPr>
               <w:tab/>
             </w:r>
             <w:r>
               <w:rPr>
-                <w:noProof/>
+                <w:b w:val="0"/>
+                <w:bCs w:val="0"/>
                 <w:webHidden/>
               </w:rPr>
               <w:fldChar w:fldCharType="begin"/>
             </w:r>
             <w:r>
               <w:rPr>
-                <w:noProof/>
-                <w:webHidden/>
-              </w:rPr>
-              <w:instrText xml:space="preserve"> PAGEREF _Toc225116366 \h </w:instrText>
-            </w:r>
-            <w:r>
-              <w:rPr>
-                <w:noProof/>
-                <w:webHidden/>
-              </w:rPr>
-            </w:r>
-            <w:r>
-              <w:rPr>
-                <w:noProof/>
+                <w:b w:val="0"/>
+                <w:bCs w:val="0"/>
+                <w:webHidden/>
+              </w:rPr>
+              <w:instrText xml:space="preserve"> PAGEREF _Toc226231809 \h </w:instrText>
+            </w:r>
+            <w:r>
+              <w:rPr>
+                <w:b w:val="0"/>
+                <w:bCs w:val="0"/>
+                <w:webHidden/>
+              </w:rPr>
+            </w:r>
+            <w:r>
+              <w:rPr>
+                <w:b w:val="0"/>
+                <w:bCs w:val="0"/>
                 <w:webHidden/>
               </w:rPr>
               <w:fldChar w:fldCharType="separate"/>
             </w:r>
             <w:r>
               <w:rPr>
-                <w:noProof/>
-                <w:webHidden/>
-              </w:rPr>
-              <w:t>14</w:t>
-            </w:r>
-            <w:r>
-              <w:rPr>
-                <w:noProof/>
+                <w:b w:val="0"/>
+                <w:bCs w:val="0"/>
+                <w:webHidden/>
+              </w:rPr>
+              <w:t>17</w:t>
+            </w:r>
+            <w:r>
+              <w:rPr>
+                <w:b w:val="0"/>
+                <w:bCs w:val="0"/>
                 <w:webHidden/>
               </w:rPr>
               <w:fldChar w:fldCharType="end"/>
@@ -3046,12 +3066,10 @@
         <w:p>
           <w:pPr>
             <w:pStyle w:val="TDC3"/>
-            <w:tabs>
-              <w:tab w:val="right" w:leader="dot" w:pos="8494"/>
-            </w:tabs>
             <w:rPr>
-              <w:rFonts w:eastAsiaTheme="minorEastAsia"/>
-              <w:noProof/>
+              <w:rFonts w:asciiTheme="minorHAnsi" w:eastAsiaTheme="minorEastAsia" w:hAnsiTheme="minorHAnsi" w:cstheme="minorBidi"/>
+              <w:b w:val="0"/>
+              <w:bCs w:val="0"/>
               <w:kern w:val="2"/>
               <w:sz w:val="24"/>
               <w:szCs w:val="24"/>
@@ -3059,61 +3077,66 @@
               <w14:ligatures w14:val="standardContextual"/>
             </w:rPr>
           </w:pPr>
-          <w:hyperlink w:anchor="_Toc225116367" w:history="1">
+          <w:hyperlink w:anchor="_Toc226231810" w:history="1">
             <w:r>
               <w:rPr>
                 <w:rStyle w:val="Hipervnculo"/>
-                <w:rFonts w:ascii="Arial" w:hAnsi="Arial" w:cs="Arial"/>
-                <w:b/>
-                <w:bCs/>
-                <w:noProof/>
+                <w:b w:val="0"/>
+                <w:bCs w:val="0"/>
               </w:rPr>
               <w:t>Mantener fortalezas</w:t>
             </w:r>
             <w:r>
               <w:rPr>
-                <w:noProof/>
+                <w:b w:val="0"/>
+                <w:bCs w:val="0"/>
                 <w:webHidden/>
               </w:rPr>
               <w:tab/>
             </w:r>
             <w:r>
               <w:rPr>
-                <w:noProof/>
+                <w:b w:val="0"/>
+                <w:bCs w:val="0"/>
                 <w:webHidden/>
               </w:rPr>
               <w:fldChar w:fldCharType="begin"/>
             </w:r>
             <w:r>
               <w:rPr>
-                <w:noProof/>
-                <w:webHidden/>
-              </w:rPr>
-              <w:instrText xml:space="preserve"> PAGEREF _Toc225116367 \h </w:instrText>
-            </w:r>
-            <w:r>
-              <w:rPr>
-                <w:noProof/>
-                <w:webHidden/>
-              </w:rPr>
-            </w:r>
-            <w:r>
-              <w:rPr>
-                <w:noProof/>
+                <w:b w:val="0"/>
+                <w:bCs w:val="0"/>
+                <w:webHidden/>
+              </w:rPr>
+              <w:instrText xml:space="preserve"> PAGEREF _Toc226231810 \h </w:instrText>
+            </w:r>
+            <w:r>
+              <w:rPr>
+                <w:b w:val="0"/>
+                <w:bCs w:val="0"/>
+                <w:webHidden/>
+              </w:rPr>
+            </w:r>
+            <w:r>
+              <w:rPr>
+                <w:b w:val="0"/>
+                <w:bCs w:val="0"/>
                 <w:webHidden/>
               </w:rPr>
               <w:fldChar w:fldCharType="separate"/>
             </w:r>
             <w:r>
               <w:rPr>
-                <w:noProof/>
-                <w:webHidden/>
-              </w:rPr>
-              <w:t>14</w:t>
-            </w:r>
-            <w:r>
-              <w:rPr>
-                <w:noProof/>
+                <w:b w:val="0"/>
+                <w:bCs w:val="0"/>
+                <w:webHidden/>
+              </w:rPr>
+              <w:t>17</w:t>
+            </w:r>
+            <w:r>
+              <w:rPr>
+                <w:b w:val="0"/>
+                <w:bCs w:val="0"/>
                 <w:webHidden/>
               </w:rPr>
               <w:fldChar w:fldCharType="end"/>
@@ -3123,12 +3146,10 @@
         <w:p>
           <w:pPr>
             <w:pStyle w:val="TDC3"/>
-            <w:tabs>
-              <w:tab w:val="right" w:leader="dot" w:pos="8494"/>
-            </w:tabs>
             <w:rPr>
-              <w:rFonts w:eastAsiaTheme="minorEastAsia"/>
-              <w:noProof/>
+              <w:rFonts w:asciiTheme="minorHAnsi" w:eastAsiaTheme="minorEastAsia" w:hAnsiTheme="minorHAnsi" w:cstheme="minorBidi"/>
+              <w:b w:val="0"/>
+              <w:bCs w:val="0"/>
               <w:kern w:val="2"/>
               <w:sz w:val="24"/>
               <w:szCs w:val="24"/>
@@ -3136,61 +3157,66 @@
               <w14:ligatures w14:val="standardContextual"/>
             </w:rPr>
           </w:pPr>
-          <w:hyperlink w:anchor="_Toc225116368" w:history="1">
+          <w:hyperlink w:anchor="_Toc226231811" w:history="1">
             <w:r>
               <w:rPr>
                 <w:rStyle w:val="Hipervnculo"/>
-                <w:rFonts w:ascii="Arial" w:hAnsi="Arial" w:cs="Arial"/>
-                <w:b/>
-                <w:bCs/>
-                <w:noProof/>
+                <w:b w:val="0"/>
+                <w:bCs w:val="0"/>
               </w:rPr>
               <w:t>Explotar oportunidades</w:t>
             </w:r>
             <w:r>
               <w:rPr>
-                <w:noProof/>
+                <w:b w:val="0"/>
+                <w:bCs w:val="0"/>
                 <w:webHidden/>
               </w:rPr>
               <w:tab/>
             </w:r>
             <w:r>
               <w:rPr>
-                <w:noProof/>
+                <w:b w:val="0"/>
+                <w:bCs w:val="0"/>
                 <w:webHidden/>
               </w:rPr>
               <w:fldChar w:fldCharType="begin"/>
             </w:r>
             <w:r>
               <w:rPr>
-                <w:noProof/>
-                <w:webHidden/>
-              </w:rPr>
-              <w:instrText xml:space="preserve"> PAGEREF _Toc225116368 \h </w:instrText>
-            </w:r>
-            <w:r>
-              <w:rPr>
-                <w:noProof/>
-                <w:webHidden/>
-              </w:rPr>
-            </w:r>
-            <w:r>
-              <w:rPr>
-                <w:noProof/>
+                <w:b w:val="0"/>
+                <w:bCs w:val="0"/>
+                <w:webHidden/>
+              </w:rPr>
+              <w:instrText xml:space="preserve"> PAGEREF _Toc226231811 \h </w:instrText>
+            </w:r>
+            <w:r>
+              <w:rPr>
+                <w:b w:val="0"/>
+                <w:bCs w:val="0"/>
+                <w:webHidden/>
+              </w:rPr>
+            </w:r>
+            <w:r>
+              <w:rPr>
+                <w:b w:val="0"/>
+                <w:bCs w:val="0"/>
                 <w:webHidden/>
               </w:rPr>
               <w:fldChar w:fldCharType="separate"/>
             </w:r>
             <w:r>
               <w:rPr>
-                <w:noProof/>
-                <w:webHidden/>
-              </w:rPr>
-              <w:t>14</w:t>
-            </w:r>
-            <w:r>
-              <w:rPr>
-                <w:noProof/>
+                <w:b w:val="0"/>
+                <w:bCs w:val="0"/>
+                <w:webHidden/>
+              </w:rPr>
+              <w:t>17</w:t>
+            </w:r>
+            <w:r>
+              <w:rPr>
+                <w:b w:val="0"/>
+                <w:bCs w:val="0"/>
                 <w:webHidden/>
               </w:rPr>
               <w:fldChar w:fldCharType="end"/>
@@ -3213,12 +3239,10 @@
               <w14:ligatures w14:val="standardContextual"/>
             </w:rPr>
           </w:pPr>
-          <w:hyperlink w:anchor="_Toc225116369" w:history="1">
+          <w:hyperlink w:anchor="_Toc226231812" w:history="1">
             <w:r>
               <w:rPr>
                 <w:rStyle w:val="Hipervnculo"/>
-                <w:b/>
-                <w:bCs/>
                 <w:noProof/>
               </w:rPr>
               <w:t>Conclusión del estudio de mercado</w:t>
@@ -3242,7 +3266,7 @@
                 <w:noProof/>
                 <w:webHidden/>
               </w:rPr>
-              <w:instrText xml:space="preserve"> PAGEREF _Toc225116369 \h </w:instrText>
+              <w:instrText xml:space="preserve"> PAGEREF _Toc226231812 \h </w:instrText>
             </w:r>
             <w:r>
               <w:rPr>
@@ -3262,7 +3286,7 @@
                 <w:noProof/>
                 <w:webHidden/>
               </w:rPr>
-              <w:t>14</w:t>
+              <w:t>18</w:t>
             </w:r>
             <w:r>
               <w:rPr>
@@ -3289,12 +3313,10 @@
               <w14:ligatures w14:val="standardContextual"/>
             </w:rPr>
           </w:pPr>
-          <w:hyperlink w:anchor="_Toc225116370" w:history="1">
+          <w:hyperlink w:anchor="_Toc226231813" w:history="1">
             <w:r>
               <w:rPr>
                 <w:rStyle w:val="Hipervnculo"/>
-                <w:b/>
-                <w:bCs/>
                 <w:noProof/>
               </w:rPr>
               <w:t>Título 2</w:t>
@@ -3318,7 +3340,7 @@
                 <w:noProof/>
                 <w:webHidden/>
               </w:rPr>
-              <w:instrText xml:space="preserve"> PAGEREF _Toc225116370 \h </w:instrText>
+              <w:instrText xml:space="preserve"> PAGEREF _Toc226231813 \h </w:instrText>
             </w:r>
             <w:r>
               <w:rPr>
@@ -3338,7 +3360,7 @@
                 <w:noProof/>
                 <w:webHidden/>
               </w:rPr>
-              <w:t>15</w:t>
+              <w:t>19</w:t>
             </w:r>
             <w:r>
               <w:rPr>
@@ -3352,12 +3374,10 @@
         <w:p>
           <w:pPr>
             <w:pStyle w:val="TDC3"/>
-            <w:tabs>
-              <w:tab w:val="right" w:leader="dot" w:pos="8494"/>
-            </w:tabs>
             <w:rPr>
-              <w:rFonts w:eastAsiaTheme="minorEastAsia"/>
-              <w:noProof/>
+              <w:rFonts w:asciiTheme="minorHAnsi" w:eastAsiaTheme="minorEastAsia" w:hAnsiTheme="minorHAnsi" w:cstheme="minorBidi"/>
+              <w:b w:val="0"/>
+              <w:bCs w:val="0"/>
               <w:kern w:val="2"/>
               <w:sz w:val="24"/>
               <w:szCs w:val="24"/>
@@ -3365,61 +3385,66 @@
               <w14:ligatures w14:val="standardContextual"/>
             </w:rPr>
           </w:pPr>
-          <w:hyperlink w:anchor="_Toc225116371" w:history="1">
+          <w:hyperlink w:anchor="_Toc226231814" w:history="1">
             <w:r>
               <w:rPr>
                 <w:rStyle w:val="Hipervnculo"/>
-                <w:rFonts w:ascii="Arial" w:hAnsi="Arial" w:cs="Arial"/>
-                <w:b/>
-                <w:bCs/>
-                <w:noProof/>
+                <w:b w:val="0"/>
+                <w:bCs w:val="0"/>
               </w:rPr>
               <w:t>Título 3</w:t>
             </w:r>
             <w:r>
               <w:rPr>
-                <w:noProof/>
+                <w:b w:val="0"/>
+                <w:bCs w:val="0"/>
                 <w:webHidden/>
               </w:rPr>
               <w:tab/>
             </w:r>
             <w:r>
               <w:rPr>
-                <w:noProof/>
+                <w:b w:val="0"/>
+                <w:bCs w:val="0"/>
                 <w:webHidden/>
               </w:rPr>
               <w:fldChar w:fldCharType="begin"/>
             </w:r>
             <w:r>
               <w:rPr>
-                <w:noProof/>
-                <w:webHidden/>
-              </w:rPr>
-              <w:instrText xml:space="preserve"> PAGEREF _Toc225116371 \h </w:instrText>
-            </w:r>
-            <w:r>
-              <w:rPr>
-                <w:noProof/>
-                <w:webHidden/>
-              </w:rPr>
-            </w:r>
-            <w:r>
-              <w:rPr>
-                <w:noProof/>
+                <w:b w:val="0"/>
+                <w:bCs w:val="0"/>
+                <w:webHidden/>
+              </w:rPr>
+              <w:instrText xml:space="preserve"> PAGEREF _Toc226231814 \h </w:instrText>
+            </w:r>
+            <w:r>
+              <w:rPr>
+                <w:b w:val="0"/>
+                <w:bCs w:val="0"/>
+                <w:webHidden/>
+              </w:rPr>
+            </w:r>
+            <w:r>
+              <w:rPr>
+                <w:b w:val="0"/>
+                <w:bCs w:val="0"/>
                 <w:webHidden/>
               </w:rPr>
               <w:fldChar w:fldCharType="separate"/>
             </w:r>
             <w:r>
               <w:rPr>
-                <w:noProof/>
-                <w:webHidden/>
-              </w:rPr>
-              <w:t>15</w:t>
-            </w:r>
-            <w:r>
-              <w:rPr>
-                <w:noProof/>
+                <w:b w:val="0"/>
+                <w:bCs w:val="0"/>
+                <w:webHidden/>
+              </w:rPr>
+              <w:t>19</w:t>
+            </w:r>
+            <w:r>
+              <w:rPr>
+                <w:b w:val="0"/>
+                <w:bCs w:val="0"/>
                 <w:webHidden/>
               </w:rPr>
               <w:fldChar w:fldCharType="end"/>
@@ -3442,13 +3467,11 @@
               <w14:ligatures w14:val="standardContextual"/>
             </w:rPr>
           </w:pPr>
-          <w:hyperlink w:anchor="_Toc225116372" w:history="1">
+          <w:hyperlink w:anchor="_Toc226231815" w:history="1">
             <w:r>
               <w:rPr>
                 <w:rStyle w:val="Hipervnculo"/>
                 <w:rFonts w:ascii="Arial" w:hAnsi="Arial" w:cs="Arial"/>
-                <w:b/>
-                <w:bCs/>
                 <w:noProof/>
               </w:rPr>
               <w:t>Bibliografías</w:t>
@@ -3472,7 +3495,7 @@
                 <w:noProof/>
                 <w:webHidden/>
               </w:rPr>
-              <w:instrText xml:space="preserve"> PAGEREF _Toc225116372 \h </w:instrText>
+              <w:instrText xml:space="preserve"> PAGEREF _Toc226231815 \h </w:instrText>
             </w:r>
             <w:r>
               <w:rPr>
@@ -3492,7 +3515,7 @@
                 <w:noProof/>
                 <w:webHidden/>
               </w:rPr>
-              <w:t>15</w:t>
+              <w:t>19</w:t>
             </w:r>
             <w:r>
               <w:rPr>
@@ -3706,6 +3729,20 @@
     </w:p>
     <w:p>
       <w:pPr>
+        <w:rPr>
+          <w:rFonts w:ascii="Arial" w:hAnsi="Arial" w:cs="Arial"/>
+        </w:rPr>
+      </w:pPr>
+    </w:p>
+    <w:p>
+      <w:pPr>
+        <w:rPr>
+          <w:rFonts w:ascii="Arial" w:hAnsi="Arial" w:cs="Arial"/>
+        </w:rPr>
+      </w:pPr>
+    </w:p>
+    <w:p>
+      <w:pPr>
         <w:pStyle w:val="Ttulo1"/>
         <w:spacing w:line="360" w:lineRule="auto"/>
         <w:jc w:val="center"/>
@@ -3718,7 +3755,7 @@
           <w:szCs w:val="22"/>
         </w:rPr>
       </w:pPr>
-      <w:bookmarkStart w:id="0" w:name="_Toc225116335"/>
+      <w:bookmarkStart w:id="0" w:name="_Toc226231778"/>
       <w:r>
         <w:rPr>
           <w:rFonts w:ascii="Arial" w:hAnsi="Arial" w:cs="Arial"/>
@@ -3744,6 +3781,7 @@
     </w:p>
     <w:p>
       <w:pPr>
+        <w:spacing w:line="360" w:lineRule="auto"/>
         <w:rPr>
           <w:rFonts w:ascii="Arial" w:hAnsi="Arial" w:cs="Arial"/>
         </w:rPr>
@@ -3757,13 +3795,15 @@
     </w:p>
     <w:p>
       <w:pPr>
-        <w:rPr>
-          <w:rFonts w:ascii="Arial" w:hAnsi="Arial" w:cs="Arial"/>
-        </w:rPr>
-      </w:pPr>
-    </w:p>
-    <w:p>
-      <w:pPr>
+        <w:spacing w:line="360" w:lineRule="auto"/>
+        <w:rPr>
+          <w:rFonts w:ascii="Arial" w:hAnsi="Arial" w:cs="Arial"/>
+        </w:rPr>
+      </w:pPr>
+    </w:p>
+    <w:p>
+      <w:pPr>
+        <w:spacing w:line="360" w:lineRule="auto"/>
         <w:rPr>
           <w:rFonts w:ascii="Arial" w:hAnsi="Arial" w:cs="Arial"/>
         </w:rPr>
@@ -3777,13 +3817,15 @@
     </w:p>
     <w:p>
       <w:pPr>
-        <w:rPr>
-          <w:rFonts w:ascii="Arial" w:hAnsi="Arial" w:cs="Arial"/>
-        </w:rPr>
-      </w:pPr>
-    </w:p>
-    <w:p>
-      <w:pPr>
+        <w:spacing w:line="360" w:lineRule="auto"/>
+        <w:rPr>
+          <w:rFonts w:ascii="Arial" w:hAnsi="Arial" w:cs="Arial"/>
+        </w:rPr>
+      </w:pPr>
+    </w:p>
+    <w:p>
+      <w:pPr>
+        <w:spacing w:line="360" w:lineRule="auto"/>
         <w:rPr>
           <w:rFonts w:ascii="Arial" w:hAnsi="Arial" w:cs="Arial"/>
         </w:rPr>
@@ -3797,13 +3839,15 @@
     </w:p>
     <w:p>
       <w:pPr>
-        <w:rPr>
-          <w:rFonts w:ascii="Arial" w:hAnsi="Arial" w:cs="Arial"/>
-        </w:rPr>
-      </w:pPr>
-    </w:p>
-    <w:p>
-      <w:pPr>
+        <w:spacing w:line="360" w:lineRule="auto"/>
+        <w:rPr>
+          <w:rFonts w:ascii="Arial" w:hAnsi="Arial" w:cs="Arial"/>
+        </w:rPr>
+      </w:pPr>
+    </w:p>
+    <w:p>
+      <w:pPr>
+        <w:spacing w:line="360" w:lineRule="auto"/>
         <w:rPr>
           <w:rFonts w:ascii="Arial" w:hAnsi="Arial" w:cs="Arial"/>
         </w:rPr>
@@ -3817,13 +3861,15 @@
     </w:p>
     <w:p>
       <w:pPr>
-        <w:rPr>
-          <w:rFonts w:ascii="Arial" w:hAnsi="Arial" w:cs="Arial"/>
-        </w:rPr>
-      </w:pPr>
-    </w:p>
-    <w:p>
-      <w:pPr>
+        <w:spacing w:line="360" w:lineRule="auto"/>
+        <w:rPr>
+          <w:rFonts w:ascii="Arial" w:hAnsi="Arial" w:cs="Arial"/>
+        </w:rPr>
+      </w:pPr>
+    </w:p>
+    <w:p>
+      <w:pPr>
+        <w:spacing w:line="360" w:lineRule="auto"/>
         <w:rPr>
           <w:rFonts w:ascii="Arial" w:hAnsi="Arial" w:cs="Arial"/>
         </w:rPr>
@@ -3834,16 +3880,24 @@
         </w:rPr>
         <w:t>En la actualidad, existen algunas soluciones como el uso de hojas de cálculo o herramientas genéricas. Sin embargo, estas opciones no están diseñadas específicamente para la gestión de prácticas, por lo que muchas veces se quedan cortas. No permiten una buena integración de los datos y obligan a realizar tareas de forma manual.</w:t>
       </w:r>
-    </w:p>
-    <w:p>
-      <w:pPr>
-        <w:rPr>
-          <w:rFonts w:ascii="Arial" w:hAnsi="Arial" w:cs="Arial"/>
-        </w:rPr>
-      </w:pPr>
-    </w:p>
-    <w:p>
-      <w:pPr>
+      <w:r>
+        <w:rPr>
+          <w:rFonts w:ascii="Arial" w:hAnsi="Arial" w:cs="Arial"/>
+        </w:rPr>
+        <w:t xml:space="preserve"> </w:t>
+      </w:r>
+    </w:p>
+    <w:p>
+      <w:pPr>
+        <w:spacing w:line="360" w:lineRule="auto"/>
+        <w:rPr>
+          <w:rFonts w:ascii="Arial" w:hAnsi="Arial" w:cs="Arial"/>
+        </w:rPr>
+      </w:pPr>
+    </w:p>
+    <w:p>
+      <w:pPr>
+        <w:spacing w:line="360" w:lineRule="auto"/>
         <w:rPr>
           <w:rFonts w:ascii="Arial" w:hAnsi="Arial" w:cs="Arial"/>
         </w:rPr>
@@ -3857,23 +3911,161 @@
     </w:p>
     <w:p>
       <w:pPr>
-        <w:rPr>
-          <w:rFonts w:ascii="Arial" w:hAnsi="Arial" w:cs="Arial"/>
-        </w:rPr>
-      </w:pPr>
-    </w:p>
-    <w:p>
-      <w:pPr>
-        <w:rPr>
-          <w:rFonts w:ascii="Arial" w:hAnsi="Arial" w:cs="Arial"/>
-        </w:rPr>
-      </w:pPr>
-      <w:r>
-        <w:rPr>
-          <w:rFonts w:ascii="Arial" w:hAnsi="Arial" w:cs="Arial"/>
-        </w:rPr>
+        <w:spacing w:line="360" w:lineRule="auto"/>
+        <w:rPr>
+          <w:rFonts w:ascii="Arial" w:hAnsi="Arial" w:cs="Arial"/>
+        </w:rPr>
+      </w:pPr>
+    </w:p>
+    <w:p>
+      <w:pPr>
+        <w:spacing w:line="360" w:lineRule="auto"/>
+        <w:rPr>
+          <w:rFonts w:ascii="Arial" w:hAnsi="Arial" w:cs="Arial"/>
+        </w:rPr>
+      </w:pPr>
+      <w:r>
+        <w:rPr>
+          <w:rFonts w:ascii="Arial" w:hAnsi="Arial" w:cs="Arial"/>
+        </w:rPr>
+        <w:lastRenderedPageBreak/>
         <w:t>En resumen, este proyecto responde a una necesidad real detectada en el entorno educativo, con el objetivo de hacer el proceso de gestión de prácticas más sencillo, ordenado y eficiente.</w:t>
       </w:r>
+    </w:p>
+    <w:p>
+      <w:pPr>
+        <w:spacing w:before="240" w:line="360" w:lineRule="auto"/>
+        <w:jc w:val="both"/>
+        <w:rPr>
+          <w:rFonts w:ascii="Arial" w:hAnsi="Arial" w:cs="Arial"/>
+        </w:rPr>
+      </w:pPr>
+    </w:p>
+    <w:p>
+      <w:pPr>
+        <w:spacing w:before="240" w:line="360" w:lineRule="auto"/>
+        <w:jc w:val="both"/>
+        <w:rPr>
+          <w:rFonts w:ascii="Arial" w:hAnsi="Arial" w:cs="Arial"/>
+        </w:rPr>
+      </w:pPr>
+    </w:p>
+    <w:p>
+      <w:pPr>
+        <w:spacing w:before="240" w:line="360" w:lineRule="auto"/>
+        <w:jc w:val="both"/>
+        <w:rPr>
+          <w:rFonts w:ascii="Arial" w:hAnsi="Arial" w:cs="Arial"/>
+        </w:rPr>
+      </w:pPr>
+    </w:p>
+    <w:p>
+      <w:pPr>
+        <w:spacing w:before="240" w:line="360" w:lineRule="auto"/>
+        <w:jc w:val="both"/>
+        <w:rPr>
+          <w:rFonts w:ascii="Arial" w:hAnsi="Arial" w:cs="Arial"/>
+        </w:rPr>
+      </w:pPr>
+    </w:p>
+    <w:p>
+      <w:pPr>
+        <w:spacing w:before="240" w:line="360" w:lineRule="auto"/>
+        <w:jc w:val="both"/>
+        <w:rPr>
+          <w:rFonts w:ascii="Arial" w:hAnsi="Arial" w:cs="Arial"/>
+        </w:rPr>
+      </w:pPr>
+    </w:p>
+    <w:p>
+      <w:pPr>
+        <w:spacing w:before="240" w:line="360" w:lineRule="auto"/>
+        <w:jc w:val="both"/>
+        <w:rPr>
+          <w:rFonts w:ascii="Arial" w:hAnsi="Arial" w:cs="Arial"/>
+        </w:rPr>
+      </w:pPr>
+    </w:p>
+    <w:p>
+      <w:pPr>
+        <w:spacing w:before="240" w:line="360" w:lineRule="auto"/>
+        <w:jc w:val="both"/>
+        <w:rPr>
+          <w:rFonts w:ascii="Arial" w:hAnsi="Arial" w:cs="Arial"/>
+        </w:rPr>
+      </w:pPr>
+    </w:p>
+    <w:p>
+      <w:pPr>
+        <w:spacing w:before="240" w:line="360" w:lineRule="auto"/>
+        <w:jc w:val="both"/>
+        <w:rPr>
+          <w:rFonts w:ascii="Arial" w:hAnsi="Arial" w:cs="Arial"/>
+        </w:rPr>
+      </w:pPr>
+    </w:p>
+    <w:p>
+      <w:pPr>
+        <w:spacing w:before="240" w:line="360" w:lineRule="auto"/>
+        <w:jc w:val="both"/>
+        <w:rPr>
+          <w:rFonts w:ascii="Arial" w:hAnsi="Arial" w:cs="Arial"/>
+        </w:rPr>
+      </w:pPr>
+    </w:p>
+    <w:p>
+      <w:pPr>
+        <w:spacing w:before="240" w:line="360" w:lineRule="auto"/>
+        <w:jc w:val="both"/>
+        <w:rPr>
+          <w:rFonts w:ascii="Arial" w:hAnsi="Arial" w:cs="Arial"/>
+        </w:rPr>
+      </w:pPr>
+    </w:p>
+    <w:p>
+      <w:pPr>
+        <w:spacing w:before="240" w:line="360" w:lineRule="auto"/>
+        <w:jc w:val="both"/>
+        <w:rPr>
+          <w:rFonts w:ascii="Arial" w:hAnsi="Arial" w:cs="Arial"/>
+        </w:rPr>
+      </w:pPr>
+    </w:p>
+    <w:p>
+      <w:pPr>
+        <w:spacing w:before="240" w:line="360" w:lineRule="auto"/>
+        <w:jc w:val="both"/>
+        <w:rPr>
+          <w:rFonts w:ascii="Arial" w:hAnsi="Arial" w:cs="Arial"/>
+        </w:rPr>
+      </w:pPr>
+    </w:p>
+    <w:p>
+      <w:pPr>
+        <w:spacing w:before="240" w:line="360" w:lineRule="auto"/>
+        <w:jc w:val="both"/>
+        <w:rPr>
+          <w:rFonts w:ascii="Arial" w:hAnsi="Arial" w:cs="Arial"/>
+        </w:rPr>
+      </w:pPr>
+    </w:p>
+    <w:p>
+      <w:pPr>
+        <w:spacing w:before="240" w:line="360" w:lineRule="auto"/>
+        <w:jc w:val="both"/>
+        <w:rPr>
+          <w:rFonts w:ascii="Arial" w:hAnsi="Arial" w:cs="Arial"/>
+        </w:rPr>
+      </w:pPr>
+    </w:p>
+    <w:p>
+      <w:pPr>
+        <w:spacing w:before="240" w:line="360" w:lineRule="auto"/>
+        <w:jc w:val="both"/>
+        <w:rPr>
+          <w:rFonts w:ascii="Arial" w:hAnsi="Arial" w:cs="Arial"/>
+        </w:rPr>
+      </w:pPr>
     </w:p>
     <w:p>
       <w:pPr>
@@ -3916,7 +4108,7 @@
           <w:szCs w:val="22"/>
         </w:rPr>
       </w:pPr>
-      <w:bookmarkStart w:id="1" w:name="_Toc225116336"/>
+      <w:bookmarkStart w:id="1" w:name="_Toc226231779"/>
       <w:r>
         <w:rPr>
           <w:rFonts w:ascii="Arial" w:hAnsi="Arial" w:cs="Arial"/>
@@ -3933,7 +4125,7 @@
     </w:p>
     <w:p>
       <w:pPr>
-        <w:spacing w:before="480"/>
+        <w:spacing w:before="480" w:line="360" w:lineRule="auto"/>
         <w:rPr>
           <w:rFonts w:ascii="Arial" w:hAnsi="Arial" w:cs="Arial"/>
         </w:rPr>
@@ -3947,7 +4139,7 @@
     </w:p>
     <w:p>
       <w:pPr>
-        <w:spacing w:before="480"/>
+        <w:spacing w:before="480" w:line="360" w:lineRule="auto"/>
         <w:rPr>
           <w:rFonts w:ascii="Arial" w:hAnsi="Arial" w:cs="Arial"/>
         </w:rPr>
@@ -3961,7 +4153,7 @@
     </w:p>
     <w:p>
       <w:pPr>
-        <w:spacing w:before="480"/>
+        <w:spacing w:before="480" w:line="360" w:lineRule="auto"/>
         <w:rPr>
           <w:rFonts w:ascii="Arial" w:hAnsi="Arial" w:cs="Arial"/>
         </w:rPr>
@@ -3975,7 +4167,7 @@
     </w:p>
     <w:p>
       <w:pPr>
-        <w:spacing w:before="480"/>
+        <w:spacing w:before="480" w:line="360" w:lineRule="auto"/>
         <w:rPr>
           <w:rFonts w:ascii="Arial" w:hAnsi="Arial" w:cs="Arial"/>
         </w:rPr>
@@ -3989,7 +4181,7 @@
     </w:p>
     <w:p>
       <w:pPr>
-        <w:spacing w:before="480"/>
+        <w:spacing w:before="480" w:line="360" w:lineRule="auto"/>
         <w:rPr>
           <w:rFonts w:ascii="Arial" w:hAnsi="Arial" w:cs="Arial"/>
         </w:rPr>
@@ -4000,14 +4192,12 @@
         </w:rPr>
         <w:t xml:space="preserve">El documento se estructura en diferentes apartados que recogen todo el proceso de desarrollo del proyecto, desde la definición de los objetivos hasta la implementación final, incluyendo el estudio de mercado, el diseño de la aplicación, la planificación, el desarrollo técnico, las pruebas realizadas y las </w:t>
       </w:r>
-      <w:proofErr w:type="gramStart"/>
-      <w:r>
-        <w:rPr>
-          <w:rFonts w:ascii="Arial" w:hAnsi="Arial" w:cs="Arial"/>
-        </w:rPr>
-        <w:t>conclusiones finales</w:t>
-      </w:r>
-      <w:proofErr w:type="gramEnd"/>
+      <w:r>
+        <w:rPr>
+          <w:rFonts w:ascii="Arial" w:hAnsi="Arial" w:cs="Arial"/>
+        </w:rPr>
+        <w:t>conclusiones</w:t>
+      </w:r>
       <w:r>
         <w:rPr>
           <w:rFonts w:ascii="Arial" w:hAnsi="Arial" w:cs="Arial"/>
@@ -4017,42 +4207,7 @@
     </w:p>
     <w:p>
       <w:pPr>
-        <w:spacing w:before="480"/>
-        <w:rPr>
-          <w:rFonts w:ascii="Arial" w:hAnsi="Arial" w:cs="Arial"/>
-        </w:rPr>
-      </w:pPr>
-    </w:p>
-    <w:p>
-      <w:pPr>
-        <w:spacing w:before="480"/>
-        <w:rPr>
-          <w:rFonts w:ascii="Arial" w:hAnsi="Arial" w:cs="Arial"/>
-        </w:rPr>
-      </w:pPr>
-    </w:p>
-    <w:p>
-      <w:pPr>
-        <w:spacing w:before="240" w:line="360" w:lineRule="auto"/>
-        <w:jc w:val="both"/>
-        <w:rPr>
-          <w:rFonts w:ascii="Arial" w:hAnsi="Arial" w:cs="Arial"/>
-        </w:rPr>
-      </w:pPr>
-    </w:p>
-    <w:p>
-      <w:pPr>
-        <w:spacing w:before="240" w:line="360" w:lineRule="auto"/>
-        <w:jc w:val="both"/>
-        <w:rPr>
-          <w:rFonts w:ascii="Arial" w:hAnsi="Arial" w:cs="Arial"/>
-        </w:rPr>
-      </w:pPr>
-    </w:p>
-    <w:p>
-      <w:pPr>
-        <w:spacing w:before="240" w:line="360" w:lineRule="auto"/>
-        <w:jc w:val="both"/>
+        <w:spacing w:before="480" w:line="360" w:lineRule="auto"/>
         <w:rPr>
           <w:rFonts w:ascii="Arial" w:hAnsi="Arial" w:cs="Arial"/>
         </w:rPr>
@@ -4081,7 +4236,7 @@
           <w:szCs w:val="22"/>
         </w:rPr>
       </w:pPr>
-      <w:bookmarkStart w:id="2" w:name="_Toc225116337"/>
+      <w:bookmarkStart w:id="2" w:name="_Toc226231780"/>
       <w:r>
         <w:rPr>
           <w:rFonts w:ascii="Arial" w:hAnsi="Arial" w:cs="Arial"/>
@@ -4107,7 +4262,7 @@
           <w:szCs w:val="22"/>
         </w:rPr>
       </w:pPr>
-      <w:bookmarkStart w:id="3" w:name="_Toc225116338"/>
+      <w:bookmarkStart w:id="3" w:name="_Toc226231781"/>
       <w:r>
         <w:rPr>
           <w:b/>
@@ -4121,7 +4276,7 @@
     </w:p>
     <w:p>
       <w:pPr>
-        <w:spacing w:before="480"/>
+        <w:spacing w:before="480" w:line="360" w:lineRule="auto"/>
         <w:rPr>
           <w:rFonts w:ascii="Arial" w:hAnsi="Arial" w:cs="Arial"/>
         </w:rPr>
@@ -4132,6 +4287,14 @@
         </w:rPr>
         <w:t>El objetivo principal de este proyecto es desarrollar una aplicación web que permita gestionar de forma eficiente las prácticas de los alumnos en centros educativos, facilitando la organización, la asignación de empresas y el control de la información desde una única plataforma.</w:t>
       </w:r>
+    </w:p>
+    <w:p>
+      <w:pPr>
+        <w:spacing w:before="480" w:line="360" w:lineRule="auto"/>
+        <w:rPr>
+          <w:rFonts w:ascii="Arial" w:hAnsi="Arial" w:cs="Arial"/>
+        </w:rPr>
+      </w:pPr>
     </w:p>
     <w:p>
       <w:pPr>
@@ -4144,7 +4307,7 @@
           <w:szCs w:val="22"/>
         </w:rPr>
       </w:pPr>
-      <w:bookmarkStart w:id="4" w:name="_Toc225116339"/>
+      <w:bookmarkStart w:id="4" w:name="_Toc226231782"/>
       <w:r>
         <w:rPr>
           <w:b/>
@@ -4172,7 +4335,7 @@
         <w:rPr>
           <w:rFonts w:ascii="Arial" w:hAnsi="Arial" w:cs="Arial"/>
         </w:rPr>
-        <w:t>Para alcanzar el objetivo general se plantean los siguientes objetivos específicos:</w:t>
+        <w:t>Analizar las necesidades del proceso de gestión de prácticas en el entorno educativo.</w:t>
       </w:r>
     </w:p>
     <w:p>
@@ -4191,7 +4354,7 @@
         <w:rPr>
           <w:rFonts w:ascii="Arial" w:hAnsi="Arial" w:cs="Arial"/>
         </w:rPr>
-        <w:t>Analizar las necesidades del proceso de gestión de prácticas en el entorno educativo.</w:t>
+        <w:t>Diseñar una aplicación web sencilla, clara e intuitiva.</w:t>
       </w:r>
     </w:p>
     <w:p>
@@ -4210,7 +4373,7 @@
         <w:rPr>
           <w:rFonts w:ascii="Arial" w:hAnsi="Arial" w:cs="Arial"/>
         </w:rPr>
-        <w:t>Diseñar una aplicación web sencilla, clara e intuitiva.</w:t>
+        <w:t>Desarrollar un sistema de gestión de alumnos, empresas y tutores.</w:t>
       </w:r>
     </w:p>
     <w:p>
@@ -4229,7 +4392,7 @@
         <w:rPr>
           <w:rFonts w:ascii="Arial" w:hAnsi="Arial" w:cs="Arial"/>
         </w:rPr>
-        <w:t>Desarrollar un sistema de gestión de alumnos, empresas y tutores.</w:t>
+        <w:t>Implementar un sistema de asignación de prácticas.</w:t>
       </w:r>
     </w:p>
     <w:p>
@@ -4248,7 +4411,7 @@
         <w:rPr>
           <w:rFonts w:ascii="Arial" w:hAnsi="Arial" w:cs="Arial"/>
         </w:rPr>
-        <w:t>Implementar un sistema de asignación de prácticas.</w:t>
+        <w:t>Crear una base de datos que permita almacenar y organizar la información de forma eficiente.</w:t>
       </w:r>
     </w:p>
     <w:p>
@@ -4267,7 +4430,7 @@
         <w:rPr>
           <w:rFonts w:ascii="Arial" w:hAnsi="Arial" w:cs="Arial"/>
         </w:rPr>
-        <w:t>Crear una base de datos que permita almacenar y organizar la información de forma eficiente.</w:t>
+        <w:t>Garantizar la seguridad y el control de acceso a la aplicación.</w:t>
       </w:r>
     </w:p>
     <w:p>
@@ -4286,7 +4449,7 @@
         <w:rPr>
           <w:rFonts w:ascii="Arial" w:hAnsi="Arial" w:cs="Arial"/>
         </w:rPr>
-        <w:t>Garantizar la seguridad y el control de acceso a la aplicación.</w:t>
+        <w:t>Realizar pruebas para comprobar el correcto funcionamiento del sistema.</w:t>
       </w:r>
     </w:p>
     <w:p>
@@ -4305,7 +4468,7 @@
         <w:rPr>
           <w:rFonts w:ascii="Arial" w:hAnsi="Arial" w:cs="Arial"/>
         </w:rPr>
-        <w:t>Realizar pruebas para comprobar el correcto funcionamiento del sistema.</w:t>
+        <w:t>Documentar todo el proceso de desarrollo del proyecto.</w:t>
       </w:r>
     </w:p>
     <w:p>
@@ -4324,25 +4487,6 @@
         <w:rPr>
           <w:rFonts w:ascii="Arial" w:hAnsi="Arial" w:cs="Arial"/>
         </w:rPr>
-        <w:t>Documentar todo el proceso de desarrollo del proyecto.</w:t>
-      </w:r>
-    </w:p>
-    <w:p>
-      <w:pPr>
-        <w:pStyle w:val="Prrafodelista"/>
-        <w:numPr>
-          <w:ilvl w:val="0"/>
-          <w:numId w:val="70"/>
-        </w:numPr>
-        <w:spacing w:before="480" w:line="360" w:lineRule="auto"/>
-        <w:rPr>
-          <w:rFonts w:ascii="Arial" w:hAnsi="Arial" w:cs="Arial"/>
-        </w:rPr>
-      </w:pPr>
-      <w:r>
-        <w:rPr>
-          <w:rFonts w:ascii="Arial" w:hAnsi="Arial" w:cs="Arial"/>
-        </w:rPr>
         <w:t>Desplegar la aplicación en un entorno funcional.</w:t>
       </w:r>
     </w:p>
@@ -4357,7 +4501,7 @@
           <w:szCs w:val="22"/>
         </w:rPr>
       </w:pPr>
-      <w:bookmarkStart w:id="5" w:name="_Toc225116340"/>
+      <w:bookmarkStart w:id="5" w:name="_Toc226231783"/>
       <w:r>
         <w:rPr>
           <w:b/>
@@ -4376,7 +4520,7 @@
           <w:ilvl w:val="0"/>
           <w:numId w:val="71"/>
         </w:numPr>
-        <w:spacing w:before="480"/>
+        <w:spacing w:before="480" w:line="360" w:lineRule="auto"/>
         <w:rPr>
           <w:rFonts w:ascii="Arial" w:hAnsi="Arial" w:cs="Arial"/>
         </w:rPr>
@@ -4395,7 +4539,7 @@
           <w:ilvl w:val="0"/>
           <w:numId w:val="71"/>
         </w:numPr>
-        <w:spacing w:before="480"/>
+        <w:spacing w:before="480" w:line="360" w:lineRule="auto"/>
         <w:rPr>
           <w:rFonts w:ascii="Arial" w:hAnsi="Arial" w:cs="Arial"/>
         </w:rPr>
@@ -4414,7 +4558,7 @@
           <w:ilvl w:val="0"/>
           <w:numId w:val="71"/>
         </w:numPr>
-        <w:spacing w:before="480"/>
+        <w:spacing w:before="480" w:line="360" w:lineRule="auto"/>
         <w:rPr>
           <w:rFonts w:ascii="Arial" w:hAnsi="Arial" w:cs="Arial"/>
         </w:rPr>
@@ -4433,7 +4577,7 @@
           <w:ilvl w:val="0"/>
           <w:numId w:val="71"/>
         </w:numPr>
-        <w:spacing w:before="480"/>
+        <w:spacing w:before="480" w:line="360" w:lineRule="auto"/>
         <w:rPr>
           <w:rFonts w:ascii="Arial" w:hAnsi="Arial" w:cs="Arial"/>
         </w:rPr>
@@ -4452,7 +4596,7 @@
           <w:ilvl w:val="0"/>
           <w:numId w:val="71"/>
         </w:numPr>
-        <w:spacing w:before="480"/>
+        <w:spacing w:before="480" w:line="360" w:lineRule="auto"/>
         <w:rPr>
           <w:rFonts w:ascii="Arial" w:hAnsi="Arial" w:cs="Arial"/>
         </w:rPr>
@@ -4463,15 +4607,6 @@
         </w:rPr>
         <w:t>Diseñar una interfaz clara y usable.</w:t>
       </w:r>
-    </w:p>
-    <w:p>
-      <w:pPr>
-        <w:spacing w:before="240" w:line="360" w:lineRule="auto"/>
-        <w:jc w:val="both"/>
-        <w:rPr>
-          <w:rFonts w:ascii="Arial" w:hAnsi="Arial" w:cs="Arial"/>
-        </w:rPr>
-      </w:pPr>
     </w:p>
     <w:p>
       <w:pPr>
@@ -4505,7 +4640,7 @@
           <w:szCs w:val="22"/>
         </w:rPr>
       </w:pPr>
-      <w:bookmarkStart w:id="6" w:name="_Toc225116341"/>
+      <w:bookmarkStart w:id="6" w:name="_Toc226231784"/>
       <w:r>
         <w:rPr>
           <w:rFonts w:ascii="Arial" w:hAnsi="Arial" w:cs="Arial"/>
@@ -4522,8 +4657,7 @@
     </w:p>
     <w:p>
       <w:pPr>
-        <w:spacing w:before="240" w:line="360" w:lineRule="auto"/>
-        <w:jc w:val="both"/>
+        <w:spacing w:line="360" w:lineRule="auto"/>
         <w:rPr>
           <w:rFonts w:ascii="Arial" w:hAnsi="Arial" w:cs="Arial"/>
         </w:rPr>
@@ -4534,49 +4668,29 @@
         <w:pStyle w:val="Ttulo2"/>
         <w:keepNext w:val="0"/>
         <w:keepLines w:val="0"/>
-        <w:spacing w:after="80"/>
+        <w:spacing w:after="80" w:line="360" w:lineRule="auto"/>
         <w:rPr>
           <w:b/>
           <w:bCs/>
-          <w:sz w:val="34"/>
-          <w:szCs w:val="34"/>
-        </w:rPr>
-      </w:pPr>
-      <w:bookmarkStart w:id="7" w:name="_Toc225116342"/>
+          <w:sz w:val="22"/>
+          <w:szCs w:val="22"/>
+        </w:rPr>
+      </w:pPr>
+      <w:bookmarkStart w:id="7" w:name="_Toc226231785"/>
       <w:r>
         <w:rPr>
           <w:b/>
           <w:bCs/>
-          <w:sz w:val="34"/>
-          <w:szCs w:val="34"/>
-        </w:rPr>
-        <w:t xml:space="preserve">1 </w:t>
-      </w:r>
-      <w:proofErr w:type="gramStart"/>
-      <w:r>
-        <w:rPr>
-          <w:b/>
-          <w:bCs/>
-          <w:sz w:val="34"/>
-          <w:szCs w:val="34"/>
-        </w:rPr>
-        <w:t>Análisis</w:t>
-      </w:r>
-      <w:proofErr w:type="gramEnd"/>
-      <w:r>
-        <w:rPr>
-          <w:b/>
-          <w:bCs/>
-          <w:sz w:val="34"/>
-          <w:szCs w:val="34"/>
-        </w:rPr>
-        <w:t xml:space="preserve"> del macroentorno (PEST)</w:t>
+          <w:sz w:val="22"/>
+          <w:szCs w:val="22"/>
+        </w:rPr>
+        <w:t>Análisis del macroentorno (PEST)</w:t>
       </w:r>
       <w:bookmarkEnd w:id="7"/>
     </w:p>
     <w:p>
       <w:pPr>
-        <w:spacing w:before="240" w:after="240"/>
+        <w:spacing w:before="240" w:after="240" w:line="360" w:lineRule="auto"/>
         <w:rPr>
           <w:rFonts w:ascii="Arial" w:hAnsi="Arial" w:cs="Arial"/>
         </w:rPr>
@@ -4587,24 +4701,32 @@
         </w:rPr>
         <w:t>El análisis del macroentorno permite estudiar los factores externos que pueden influir en el desarrollo del proyecto Gestión de Prácticas. Para ello se utiliza la metodología PEST, que analiza los factores políticos, económicos, sociales y tecnológicos que afectan al entorno en el que se desarrolla la aplicación.</w:t>
       </w:r>
+    </w:p>
+    <w:p>
+      <w:pPr>
+        <w:spacing w:before="240" w:after="240" w:line="360" w:lineRule="auto"/>
+        <w:rPr>
+          <w:rFonts w:ascii="Arial" w:hAnsi="Arial" w:cs="Arial"/>
+        </w:rPr>
+      </w:pPr>
     </w:p>
     <w:p>
       <w:pPr>
         <w:pStyle w:val="Ttulo3"/>
         <w:keepNext w:val="0"/>
         <w:keepLines w:val="0"/>
-        <w:spacing w:before="280"/>
+        <w:spacing w:before="280" w:line="360" w:lineRule="auto"/>
         <w:rPr>
           <w:rFonts w:ascii="Arial" w:hAnsi="Arial" w:cs="Arial"/>
           <w:b/>
           <w:bCs/>
           <w:color w:val="000000"/>
-          <w:sz w:val="26"/>
-          <w:szCs w:val="26"/>
+          <w:sz w:val="22"/>
+          <w:szCs w:val="22"/>
         </w:rPr>
       </w:pPr>
       <w:bookmarkStart w:id="8" w:name="_5jozmu2eb5tk" w:colFirst="0" w:colLast="0"/>
-      <w:bookmarkStart w:id="9" w:name="_Toc225116343"/>
+      <w:bookmarkStart w:id="9" w:name="_Toc226231786"/>
       <w:bookmarkEnd w:id="8"/>
       <w:r>
         <w:rPr>
@@ -4612,8 +4734,8 @@
           <w:b/>
           <w:bCs/>
           <w:color w:val="000000"/>
-          <w:sz w:val="26"/>
-          <w:szCs w:val="26"/>
+          <w:sz w:val="22"/>
+          <w:szCs w:val="22"/>
         </w:rPr>
         <w:t>Factor político</w:t>
       </w:r>
@@ -4621,7 +4743,7 @@
     </w:p>
     <w:p>
       <w:pPr>
-        <w:spacing w:before="240" w:after="240"/>
+        <w:spacing w:before="240" w:after="240" w:line="360" w:lineRule="auto"/>
         <w:rPr>
           <w:rFonts w:ascii="Arial" w:hAnsi="Arial" w:cs="Arial"/>
         </w:rPr>
@@ -4635,7 +4757,7 @@
     </w:p>
     <w:p>
       <w:pPr>
-        <w:spacing w:before="240" w:after="240"/>
+        <w:spacing w:before="240" w:after="240" w:line="360" w:lineRule="auto"/>
         <w:rPr>
           <w:rFonts w:ascii="Arial" w:hAnsi="Arial" w:cs="Arial"/>
         </w:rPr>
@@ -4663,7 +4785,7 @@
     </w:p>
     <w:p>
       <w:pPr>
-        <w:spacing w:before="240" w:after="240"/>
+        <w:spacing w:before="240" w:after="240" w:line="360" w:lineRule="auto"/>
         <w:rPr>
           <w:rFonts w:ascii="Arial" w:hAnsi="Arial" w:cs="Arial"/>
         </w:rPr>
@@ -4674,24 +4796,32 @@
         </w:rPr>
         <w:t>También se promueve el uso de plataformas digitales en la educación, lo que facilita la aceptación de herramientas como Gestión de Prácticas dentro del centro educativo.</w:t>
       </w:r>
+    </w:p>
+    <w:p>
+      <w:pPr>
+        <w:spacing w:before="240" w:after="240" w:line="360" w:lineRule="auto"/>
+        <w:rPr>
+          <w:rFonts w:ascii="Arial" w:hAnsi="Arial" w:cs="Arial"/>
+        </w:rPr>
+      </w:pPr>
     </w:p>
     <w:p>
       <w:pPr>
         <w:pStyle w:val="Ttulo3"/>
         <w:keepNext w:val="0"/>
         <w:keepLines w:val="0"/>
-        <w:spacing w:before="280"/>
+        <w:spacing w:before="280" w:line="360" w:lineRule="auto"/>
         <w:rPr>
           <w:rFonts w:ascii="Arial" w:hAnsi="Arial" w:cs="Arial"/>
           <w:b/>
           <w:bCs/>
           <w:color w:val="000000"/>
-          <w:sz w:val="26"/>
-          <w:szCs w:val="26"/>
+          <w:sz w:val="22"/>
+          <w:szCs w:val="22"/>
         </w:rPr>
       </w:pPr>
       <w:bookmarkStart w:id="10" w:name="_i2ouqauso1r4" w:colFirst="0" w:colLast="0"/>
-      <w:bookmarkStart w:id="11" w:name="_Toc225116344"/>
+      <w:bookmarkStart w:id="11" w:name="_Toc226231787"/>
       <w:bookmarkEnd w:id="10"/>
       <w:r>
         <w:rPr>
@@ -4699,8 +4829,8 @@
           <w:b/>
           <w:bCs/>
           <w:color w:val="000000"/>
-          <w:sz w:val="26"/>
-          <w:szCs w:val="26"/>
+          <w:sz w:val="22"/>
+          <w:szCs w:val="22"/>
         </w:rPr>
         <w:t>Factor económico</w:t>
       </w:r>
@@ -4708,7 +4838,7 @@
     </w:p>
     <w:p>
       <w:pPr>
-        <w:spacing w:before="240" w:after="240"/>
+        <w:spacing w:before="240" w:after="240" w:line="360" w:lineRule="auto"/>
         <w:rPr>
           <w:rFonts w:ascii="Arial" w:hAnsi="Arial" w:cs="Arial"/>
         </w:rPr>
@@ -4722,49 +4852,64 @@
     </w:p>
     <w:p>
       <w:pPr>
-        <w:spacing w:before="240" w:after="240"/>
-        <w:rPr>
-          <w:rFonts w:ascii="Arial" w:hAnsi="Arial" w:cs="Arial"/>
-        </w:rPr>
-      </w:pPr>
-      <w:r>
-        <w:rPr>
-          <w:rFonts w:ascii="Arial" w:hAnsi="Arial" w:cs="Arial"/>
-        </w:rPr>
+        <w:spacing w:before="240" w:after="240" w:line="360" w:lineRule="auto"/>
+        <w:rPr>
+          <w:rFonts w:ascii="Arial" w:hAnsi="Arial" w:cs="Arial"/>
+        </w:rPr>
+      </w:pPr>
+      <w:r>
+        <w:rPr>
+          <w:rFonts w:ascii="Arial" w:hAnsi="Arial" w:cs="Arial"/>
+        </w:rPr>
+        <w:lastRenderedPageBreak/>
         <w:t>Además, la automatización de los procesos administrativos permite reducir el tiempo dedicado a la gestión de prácticas, lo que supone un ahorro de recursos humanos y una mejora en la organización del centro.</w:t>
       </w:r>
     </w:p>
     <w:p>
       <w:pPr>
-        <w:spacing w:before="240" w:after="240"/>
-        <w:rPr>
-          <w:rFonts w:ascii="Arial" w:hAnsi="Arial" w:cs="Arial"/>
-        </w:rPr>
-      </w:pPr>
-      <w:r>
-        <w:rPr>
-          <w:rFonts w:ascii="Arial" w:hAnsi="Arial" w:cs="Arial"/>
-        </w:rPr>
-        <w:t>El hecho de que la aplicación sea de uso interno también reduce los costes de implantación y mantenimiento, ya que no requiere licencias ni servicios externos de pago.</w:t>
-      </w:r>
+        <w:spacing w:before="240" w:after="240" w:line="360" w:lineRule="auto"/>
+        <w:rPr>
+          <w:rFonts w:ascii="Arial" w:hAnsi="Arial" w:cs="Arial"/>
+        </w:rPr>
+      </w:pPr>
+      <w:r>
+        <w:rPr>
+          <w:rFonts w:ascii="Arial" w:hAnsi="Arial" w:cs="Arial"/>
+        </w:rPr>
+        <w:t>El hecho de que la aplicación sea de uso interno también reduce los costes de implantación y mantenimiento, ya que no requiere licencias ni servicios externos de pago</w:t>
+      </w:r>
+      <w:r>
+        <w:rPr>
+          <w:rFonts w:ascii="Arial" w:hAnsi="Arial" w:cs="Arial"/>
+        </w:rPr>
+        <w:t>.</w:t>
+      </w:r>
+    </w:p>
+    <w:p>
+      <w:pPr>
+        <w:spacing w:before="240" w:after="240" w:line="360" w:lineRule="auto"/>
+        <w:rPr>
+          <w:rFonts w:ascii="Arial" w:hAnsi="Arial" w:cs="Arial"/>
+        </w:rPr>
+      </w:pPr>
     </w:p>
     <w:p>
       <w:pPr>
         <w:pStyle w:val="Ttulo3"/>
         <w:keepNext w:val="0"/>
         <w:keepLines w:val="0"/>
-        <w:spacing w:before="280"/>
+        <w:spacing w:before="280" w:line="360" w:lineRule="auto"/>
         <w:rPr>
           <w:rFonts w:ascii="Arial" w:hAnsi="Arial" w:cs="Arial"/>
           <w:b/>
           <w:bCs/>
           <w:color w:val="000000"/>
-          <w:sz w:val="26"/>
-          <w:szCs w:val="26"/>
+          <w:sz w:val="22"/>
+          <w:szCs w:val="22"/>
         </w:rPr>
       </w:pPr>
       <w:bookmarkStart w:id="12" w:name="_mgxng1t972la" w:colFirst="0" w:colLast="0"/>
-      <w:bookmarkStart w:id="13" w:name="_Toc225116345"/>
+      <w:bookmarkStart w:id="13" w:name="_Toc226231788"/>
       <w:bookmarkEnd w:id="12"/>
       <w:r>
         <w:rPr>
@@ -4772,8 +4917,8 @@
           <w:b/>
           <w:bCs/>
           <w:color w:val="000000"/>
-          <w:sz w:val="26"/>
-          <w:szCs w:val="26"/>
+          <w:sz w:val="22"/>
+          <w:szCs w:val="22"/>
         </w:rPr>
         <w:t>Factor social</w:t>
       </w:r>
@@ -4781,7 +4926,7 @@
     </w:p>
     <w:p>
       <w:pPr>
-        <w:spacing w:before="240" w:after="240"/>
+        <w:spacing w:before="240" w:after="240" w:line="360" w:lineRule="auto"/>
         <w:rPr>
           <w:rFonts w:ascii="Arial" w:hAnsi="Arial" w:cs="Arial"/>
         </w:rPr>
@@ -4795,22 +4940,21 @@
     </w:p>
     <w:p>
       <w:pPr>
-        <w:spacing w:before="240" w:after="240"/>
-        <w:rPr>
-          <w:rFonts w:ascii="Arial" w:hAnsi="Arial" w:cs="Arial"/>
-        </w:rPr>
-      </w:pPr>
-      <w:r>
-        <w:rPr>
-          <w:rFonts w:ascii="Arial" w:hAnsi="Arial" w:cs="Arial"/>
-        </w:rPr>
-        <w:lastRenderedPageBreak/>
+        <w:spacing w:before="240" w:after="240" w:line="360" w:lineRule="auto"/>
+        <w:rPr>
+          <w:rFonts w:ascii="Arial" w:hAnsi="Arial" w:cs="Arial"/>
+        </w:rPr>
+      </w:pPr>
+      <w:r>
+        <w:rPr>
+          <w:rFonts w:ascii="Arial" w:hAnsi="Arial" w:cs="Arial"/>
+        </w:rPr>
         <w:t>La necesidad de gestionar prácticas de forma eficiente es una realidad en muchos centros educativos, especialmente cuando hay un gran número de alumnos y empresas colaboradoras. La organización manual mediante hojas de cálculo o documentos genera dificultades, errores y pérdida de tiempo.</w:t>
       </w:r>
     </w:p>
     <w:p>
       <w:pPr>
-        <w:spacing w:before="240" w:after="240"/>
+        <w:spacing w:before="240" w:after="240" w:line="360" w:lineRule="auto"/>
         <w:rPr>
           <w:rFonts w:ascii="Arial" w:hAnsi="Arial" w:cs="Arial"/>
         </w:rPr>
@@ -4824,7 +4968,7 @@
     </w:p>
     <w:p>
       <w:pPr>
-        <w:spacing w:before="240" w:after="240"/>
+        <w:spacing w:before="240" w:after="240" w:line="360" w:lineRule="auto"/>
         <w:rPr>
           <w:rFonts w:ascii="Arial" w:hAnsi="Arial" w:cs="Arial"/>
         </w:rPr>
@@ -4835,24 +4979,32 @@
         </w:rPr>
         <w:t>La aceptación de aplicaciones web en el entorno educativo es cada vez mayor, lo que favorece la implantación de este tipo de soluciones.</w:t>
       </w:r>
+    </w:p>
+    <w:p>
+      <w:pPr>
+        <w:spacing w:before="240" w:after="240" w:line="360" w:lineRule="auto"/>
+        <w:rPr>
+          <w:rFonts w:ascii="Arial" w:hAnsi="Arial" w:cs="Arial"/>
+        </w:rPr>
+      </w:pPr>
     </w:p>
     <w:p>
       <w:pPr>
         <w:pStyle w:val="Ttulo3"/>
         <w:keepNext w:val="0"/>
         <w:keepLines w:val="0"/>
-        <w:spacing w:before="280"/>
+        <w:spacing w:before="280" w:line="360" w:lineRule="auto"/>
         <w:rPr>
           <w:rFonts w:ascii="Arial" w:hAnsi="Arial" w:cs="Arial"/>
           <w:b/>
           <w:bCs/>
           <w:color w:val="000000"/>
-          <w:sz w:val="26"/>
-          <w:szCs w:val="26"/>
+          <w:sz w:val="22"/>
+          <w:szCs w:val="22"/>
         </w:rPr>
       </w:pPr>
       <w:bookmarkStart w:id="14" w:name="_f17r3iwslkzj" w:colFirst="0" w:colLast="0"/>
-      <w:bookmarkStart w:id="15" w:name="_Toc225116346"/>
+      <w:bookmarkStart w:id="15" w:name="_Toc226231789"/>
       <w:bookmarkEnd w:id="14"/>
       <w:r>
         <w:rPr>
@@ -4860,8 +5012,8 @@
           <w:b/>
           <w:bCs/>
           <w:color w:val="000000"/>
-          <w:sz w:val="26"/>
-          <w:szCs w:val="26"/>
+          <w:sz w:val="22"/>
+          <w:szCs w:val="22"/>
         </w:rPr>
         <w:t>Factor tecnológico</w:t>
       </w:r>
@@ -4869,7 +5021,7 @@
     </w:p>
     <w:p>
       <w:pPr>
-        <w:spacing w:before="240" w:after="240"/>
+        <w:spacing w:before="240" w:after="240" w:line="360" w:lineRule="auto"/>
         <w:rPr>
           <w:rFonts w:ascii="Arial" w:hAnsi="Arial" w:cs="Arial"/>
         </w:rPr>
@@ -4883,7 +5035,7 @@
     </w:p>
     <w:p>
       <w:pPr>
-        <w:spacing w:before="240" w:after="240"/>
+        <w:spacing w:before="240" w:after="240" w:line="360" w:lineRule="auto"/>
         <w:rPr>
           <w:rFonts w:ascii="Arial" w:hAnsi="Arial" w:cs="Arial"/>
         </w:rPr>
@@ -4897,7 +5049,7 @@
     </w:p>
     <w:p>
       <w:pPr>
-        <w:spacing w:before="240" w:after="240"/>
+        <w:spacing w:before="240" w:after="240" w:line="360" w:lineRule="auto"/>
         <w:rPr>
           <w:rFonts w:ascii="Arial" w:hAnsi="Arial" w:cs="Arial"/>
         </w:rPr>
@@ -4925,20 +5077,22 @@
     </w:p>
     <w:p>
       <w:pPr>
-        <w:spacing w:before="240" w:after="240"/>
-        <w:rPr>
-          <w:rFonts w:ascii="Arial" w:hAnsi="Arial" w:cs="Arial"/>
-        </w:rPr>
-      </w:pPr>
-      <w:r>
-        <w:rPr>
-          <w:rFonts w:ascii="Arial" w:hAnsi="Arial" w:cs="Arial"/>
-        </w:rPr>
+        <w:spacing w:before="240" w:after="240" w:line="360" w:lineRule="auto"/>
+        <w:rPr>
+          <w:rFonts w:ascii="Arial" w:hAnsi="Arial" w:cs="Arial"/>
+        </w:rPr>
+      </w:pPr>
+      <w:r>
+        <w:rPr>
+          <w:rFonts w:ascii="Arial" w:hAnsi="Arial" w:cs="Arial"/>
+        </w:rPr>
+        <w:lastRenderedPageBreak/>
         <w:t>Las herramientas de desarrollo actuales facilitan la creación de aplicaciones web organizadas, escalables y fáciles de mantener, lo que favorece el desarrollo del proyecto Gestión de Prácticas.</w:t>
       </w:r>
     </w:p>
     <w:p>
       <w:pPr>
+        <w:spacing w:line="360" w:lineRule="auto"/>
         <w:rPr>
           <w:rFonts w:ascii="Arial" w:hAnsi="Arial" w:cs="Arial"/>
         </w:rPr>
@@ -4949,51 +5103,31 @@
         <w:pStyle w:val="Ttulo2"/>
         <w:keepNext w:val="0"/>
         <w:keepLines w:val="0"/>
-        <w:spacing w:after="80"/>
+        <w:spacing w:after="80" w:line="360" w:lineRule="auto"/>
         <w:rPr>
           <w:b/>
           <w:bCs/>
-          <w:sz w:val="34"/>
-          <w:szCs w:val="34"/>
+          <w:sz w:val="22"/>
+          <w:szCs w:val="22"/>
         </w:rPr>
       </w:pPr>
       <w:bookmarkStart w:id="16" w:name="_eeblntvatmzb" w:colFirst="0" w:colLast="0"/>
-      <w:bookmarkStart w:id="17" w:name="_Toc225116347"/>
+      <w:bookmarkStart w:id="17" w:name="_Toc226231790"/>
       <w:bookmarkEnd w:id="16"/>
       <w:r>
         <w:rPr>
           <w:b/>
           <w:bCs/>
-          <w:sz w:val="34"/>
-          <w:szCs w:val="34"/>
-        </w:rPr>
-        <w:t xml:space="preserve">2 </w:t>
-      </w:r>
-      <w:proofErr w:type="gramStart"/>
-      <w:r>
-        <w:rPr>
-          <w:b/>
-          <w:bCs/>
-          <w:sz w:val="34"/>
-          <w:szCs w:val="34"/>
-        </w:rPr>
-        <w:t>Definición</w:t>
-      </w:r>
-      <w:proofErr w:type="gramEnd"/>
-      <w:r>
-        <w:rPr>
-          <w:b/>
-          <w:bCs/>
-          <w:sz w:val="34"/>
-          <w:szCs w:val="34"/>
-        </w:rPr>
-        <w:t xml:space="preserve"> del cliente objetivo</w:t>
+          <w:sz w:val="22"/>
+          <w:szCs w:val="22"/>
+        </w:rPr>
+        <w:t>Definición del cliente objetivo</w:t>
       </w:r>
       <w:bookmarkEnd w:id="17"/>
     </w:p>
     <w:p>
       <w:pPr>
-        <w:spacing w:before="240" w:after="240"/>
+        <w:spacing w:before="240" w:after="240" w:line="360" w:lineRule="auto"/>
         <w:rPr>
           <w:rFonts w:ascii="Arial" w:hAnsi="Arial" w:cs="Arial"/>
         </w:rPr>
@@ -5007,7 +5141,7 @@
     </w:p>
     <w:p>
       <w:pPr>
-        <w:spacing w:before="240" w:after="240"/>
+        <w:spacing w:before="240" w:after="240" w:line="360" w:lineRule="auto"/>
         <w:rPr>
           <w:rFonts w:ascii="Arial" w:hAnsi="Arial" w:cs="Arial"/>
         </w:rPr>
@@ -5018,24 +5152,32 @@
         </w:rPr>
         <w:t>El cliente objetivo principal son los tutores y administradores encargados de gestionar las prácticas de los alumnos en empresas.</w:t>
       </w:r>
+    </w:p>
+    <w:p>
+      <w:pPr>
+        <w:spacing w:before="240" w:after="240" w:line="360" w:lineRule="auto"/>
+        <w:rPr>
+          <w:rFonts w:ascii="Arial" w:hAnsi="Arial" w:cs="Arial"/>
+        </w:rPr>
+      </w:pPr>
     </w:p>
     <w:p>
       <w:pPr>
         <w:pStyle w:val="Ttulo3"/>
         <w:keepNext w:val="0"/>
         <w:keepLines w:val="0"/>
-        <w:spacing w:before="280"/>
+        <w:spacing w:before="280" w:line="360" w:lineRule="auto"/>
         <w:rPr>
           <w:rFonts w:ascii="Arial" w:hAnsi="Arial" w:cs="Arial"/>
           <w:b/>
           <w:bCs/>
           <w:color w:val="000000"/>
-          <w:sz w:val="26"/>
-          <w:szCs w:val="26"/>
+          <w:sz w:val="22"/>
+          <w:szCs w:val="22"/>
         </w:rPr>
       </w:pPr>
       <w:bookmarkStart w:id="18" w:name="_m4e3ifgngrt0" w:colFirst="0" w:colLast="0"/>
-      <w:bookmarkStart w:id="19" w:name="_Toc225116348"/>
+      <w:bookmarkStart w:id="19" w:name="_Toc226231791"/>
       <w:bookmarkEnd w:id="18"/>
       <w:r>
         <w:rPr>
@@ -5043,8 +5185,8 @@
           <w:b/>
           <w:bCs/>
           <w:color w:val="000000"/>
-          <w:sz w:val="26"/>
-          <w:szCs w:val="26"/>
+          <w:sz w:val="22"/>
+          <w:szCs w:val="22"/>
         </w:rPr>
         <w:t>Perfil del cliente</w:t>
       </w:r>
@@ -5052,7 +5194,7 @@
     </w:p>
     <w:p>
       <w:pPr>
-        <w:spacing w:before="240" w:after="240"/>
+        <w:spacing w:before="240" w:after="240" w:line="360" w:lineRule="auto"/>
         <w:rPr>
           <w:rFonts w:ascii="Arial" w:hAnsi="Arial" w:cs="Arial"/>
         </w:rPr>
@@ -5194,7 +5336,15 @@
     </w:p>
     <w:p>
       <w:pPr>
-        <w:spacing w:before="240" w:after="240"/>
+        <w:spacing w:before="240" w:after="240" w:line="360" w:lineRule="auto"/>
+        <w:rPr>
+          <w:rFonts w:ascii="Arial" w:hAnsi="Arial" w:cs="Arial"/>
+        </w:rPr>
+      </w:pPr>
+    </w:p>
+    <w:p>
+      <w:pPr>
+        <w:spacing w:before="240" w:after="240" w:line="360" w:lineRule="auto"/>
         <w:rPr>
           <w:rFonts w:ascii="Arial" w:hAnsi="Arial" w:cs="Arial"/>
         </w:rPr>
@@ -5212,16 +5362,15 @@
           <w:ilvl w:val="0"/>
           <w:numId w:val="76"/>
         </w:numPr>
-        <w:spacing w:before="240" w:after="0" w:line="276" w:lineRule="auto"/>
-        <w:rPr>
-          <w:rFonts w:ascii="Arial" w:hAnsi="Arial" w:cs="Arial"/>
-        </w:rPr>
-      </w:pPr>
-      <w:r>
-        <w:rPr>
-          <w:rFonts w:ascii="Arial" w:hAnsi="Arial" w:cs="Arial"/>
-        </w:rPr>
-        <w:lastRenderedPageBreak/>
+        <w:spacing w:before="240" w:after="0" w:line="360" w:lineRule="auto"/>
+        <w:rPr>
+          <w:rFonts w:ascii="Arial" w:hAnsi="Arial" w:cs="Arial"/>
+        </w:rPr>
+      </w:pPr>
+      <w:r>
+        <w:rPr>
+          <w:rFonts w:ascii="Arial" w:hAnsi="Arial" w:cs="Arial"/>
+        </w:rPr>
         <w:t>Administrador: encargado de gestionar alumnos, empresas y asignaciones.</w:t>
       </w:r>
     </w:p>
@@ -5231,7 +5380,7 @@
           <w:ilvl w:val="0"/>
           <w:numId w:val="76"/>
         </w:numPr>
-        <w:spacing w:after="240" w:line="276" w:lineRule="auto"/>
+        <w:spacing w:after="240" w:line="360" w:lineRule="auto"/>
         <w:rPr>
           <w:rFonts w:ascii="Arial" w:hAnsi="Arial" w:cs="Arial"/>
         </w:rPr>
@@ -5245,7 +5394,15 @@
     </w:p>
     <w:p>
       <w:pPr>
-        <w:spacing w:before="240" w:after="240"/>
+        <w:spacing w:after="240" w:line="360" w:lineRule="auto"/>
+        <w:rPr>
+          <w:rFonts w:ascii="Arial" w:hAnsi="Arial" w:cs="Arial"/>
+        </w:rPr>
+      </w:pPr>
+    </w:p>
+    <w:p>
+      <w:pPr>
+        <w:spacing w:before="240" w:after="240" w:line="360" w:lineRule="auto"/>
         <w:rPr>
           <w:rFonts w:ascii="Arial" w:hAnsi="Arial" w:cs="Arial"/>
         </w:rPr>
@@ -5259,6 +5416,7 @@
     </w:p>
     <w:p>
       <w:pPr>
+        <w:spacing w:line="360" w:lineRule="auto"/>
         <w:rPr>
           <w:rFonts w:ascii="Arial" w:hAnsi="Arial" w:cs="Arial"/>
         </w:rPr>
@@ -5269,51 +5427,32 @@
         <w:pStyle w:val="Ttulo2"/>
         <w:keepNext w:val="0"/>
         <w:keepLines w:val="0"/>
-        <w:spacing w:after="80"/>
+        <w:spacing w:after="80" w:line="360" w:lineRule="auto"/>
         <w:rPr>
           <w:b/>
           <w:bCs/>
-          <w:sz w:val="34"/>
-          <w:szCs w:val="34"/>
+          <w:sz w:val="22"/>
+          <w:szCs w:val="22"/>
         </w:rPr>
       </w:pPr>
       <w:bookmarkStart w:id="20" w:name="_9n07i4prgaj8" w:colFirst="0" w:colLast="0"/>
-      <w:bookmarkStart w:id="21" w:name="_Toc225116349"/>
+      <w:bookmarkStart w:id="21" w:name="_Toc226231792"/>
       <w:bookmarkEnd w:id="20"/>
       <w:r>
         <w:rPr>
           <w:b/>
           <w:bCs/>
-          <w:sz w:val="34"/>
-          <w:szCs w:val="34"/>
-        </w:rPr>
-        <w:t xml:space="preserve">3 </w:t>
-      </w:r>
-      <w:proofErr w:type="gramStart"/>
-      <w:r>
-        <w:rPr>
-          <w:b/>
-          <w:bCs/>
-          <w:sz w:val="34"/>
-          <w:szCs w:val="34"/>
-        </w:rPr>
-        <w:t>Investigación</w:t>
-      </w:r>
-      <w:proofErr w:type="gramEnd"/>
-      <w:r>
-        <w:rPr>
-          <w:b/>
-          <w:bCs/>
-          <w:sz w:val="34"/>
-          <w:szCs w:val="34"/>
-        </w:rPr>
-        <w:t xml:space="preserve"> del cliente</w:t>
+          <w:sz w:val="22"/>
+          <w:szCs w:val="22"/>
+        </w:rPr>
+        <w:lastRenderedPageBreak/>
+        <w:t>Investigación del cliente</w:t>
       </w:r>
       <w:bookmarkEnd w:id="21"/>
     </w:p>
     <w:p>
       <w:pPr>
-        <w:spacing w:before="240" w:after="240"/>
+        <w:spacing w:before="240" w:after="240" w:line="360" w:lineRule="auto"/>
         <w:rPr>
           <w:rFonts w:ascii="Arial" w:hAnsi="Arial" w:cs="Arial"/>
         </w:rPr>
@@ -5324,24 +5463,32 @@
         </w:rPr>
         <w:t>Para conocer mejor las necesidades de los usuarios, se ha realizado una pequeña investigación basada en encuestas dirigidas a profesores, tutores y personas relacionadas con el entorno educativo.</w:t>
       </w:r>
+    </w:p>
+    <w:p>
+      <w:pPr>
+        <w:spacing w:before="240" w:after="240" w:line="360" w:lineRule="auto"/>
+        <w:rPr>
+          <w:rFonts w:ascii="Arial" w:hAnsi="Arial" w:cs="Arial"/>
+        </w:rPr>
+      </w:pPr>
     </w:p>
     <w:p>
       <w:pPr>
         <w:pStyle w:val="Ttulo3"/>
         <w:keepNext w:val="0"/>
         <w:keepLines w:val="0"/>
-        <w:spacing w:before="280"/>
+        <w:spacing w:before="280" w:line="360" w:lineRule="auto"/>
         <w:rPr>
           <w:rFonts w:ascii="Arial" w:hAnsi="Arial" w:cs="Arial"/>
           <w:b/>
           <w:bCs/>
           <w:color w:val="000000"/>
-          <w:sz w:val="26"/>
-          <w:szCs w:val="26"/>
+          <w:sz w:val="22"/>
+          <w:szCs w:val="22"/>
         </w:rPr>
       </w:pPr>
       <w:bookmarkStart w:id="22" w:name="_wxso0rqddg5x" w:colFirst="0" w:colLast="0"/>
-      <w:bookmarkStart w:id="23" w:name="_Toc225116350"/>
+      <w:bookmarkStart w:id="23" w:name="_Toc226231793"/>
       <w:bookmarkEnd w:id="22"/>
       <w:r>
         <w:rPr>
@@ -5349,8 +5496,8 @@
           <w:b/>
           <w:bCs/>
           <w:color w:val="000000"/>
-          <w:sz w:val="26"/>
-          <w:szCs w:val="26"/>
+          <w:sz w:val="22"/>
+          <w:szCs w:val="22"/>
         </w:rPr>
         <w:t>Encuesta realizada</w:t>
       </w:r>
@@ -5358,7 +5505,7 @@
     </w:p>
     <w:p>
       <w:pPr>
-        <w:spacing w:before="240" w:after="240"/>
+        <w:spacing w:before="240" w:after="240" w:line="360" w:lineRule="auto"/>
         <w:rPr>
           <w:rFonts w:ascii="Arial" w:hAnsi="Arial" w:cs="Arial"/>
         </w:rPr>
@@ -5369,24 +5516,32 @@
         </w:rPr>
         <w:t>Se ha realizado una encuesta a 20 personas relacionadas con el ámbito educativo con el objetivo de conocer cómo se gestionan actualmente las prácticas y si consideran útil una aplicación de este tipo.</w:t>
       </w:r>
+    </w:p>
+    <w:p>
+      <w:pPr>
+        <w:spacing w:before="240" w:after="240" w:line="360" w:lineRule="auto"/>
+        <w:rPr>
+          <w:rFonts w:ascii="Arial" w:hAnsi="Arial" w:cs="Arial"/>
+        </w:rPr>
+      </w:pPr>
     </w:p>
     <w:p>
       <w:pPr>
         <w:pStyle w:val="Ttulo3"/>
         <w:keepNext w:val="0"/>
         <w:keepLines w:val="0"/>
-        <w:spacing w:before="280"/>
+        <w:spacing w:before="280" w:line="360" w:lineRule="auto"/>
         <w:rPr>
           <w:rFonts w:ascii="Arial" w:hAnsi="Arial" w:cs="Arial"/>
           <w:b/>
           <w:bCs/>
           <w:color w:val="000000"/>
-          <w:sz w:val="26"/>
-          <w:szCs w:val="26"/>
+          <w:sz w:val="22"/>
+          <w:szCs w:val="22"/>
         </w:rPr>
       </w:pPr>
       <w:bookmarkStart w:id="24" w:name="_splcc7uidrp1" w:colFirst="0" w:colLast="0"/>
-      <w:bookmarkStart w:id="25" w:name="_Toc225116351"/>
+      <w:bookmarkStart w:id="25" w:name="_Toc226231794"/>
       <w:bookmarkEnd w:id="24"/>
       <w:r>
         <w:rPr>
@@ -5394,8 +5549,8 @@
           <w:b/>
           <w:bCs/>
           <w:color w:val="000000"/>
-          <w:sz w:val="26"/>
-          <w:szCs w:val="26"/>
+          <w:sz w:val="22"/>
+          <w:szCs w:val="22"/>
         </w:rPr>
         <w:t>Preguntas de la encuesta</w:t>
       </w:r>
@@ -5407,7 +5562,7 @@
           <w:ilvl w:val="0"/>
           <w:numId w:val="88"/>
         </w:numPr>
-        <w:spacing w:before="240" w:after="0" w:line="276" w:lineRule="auto"/>
+        <w:spacing w:before="240" w:after="0" w:line="360" w:lineRule="auto"/>
         <w:rPr>
           <w:rFonts w:ascii="Arial" w:hAnsi="Arial" w:cs="Arial"/>
         </w:rPr>
@@ -5425,7 +5580,7 @@
           <w:ilvl w:val="0"/>
           <w:numId w:val="88"/>
         </w:numPr>
-        <w:spacing w:after="0" w:line="276" w:lineRule="auto"/>
+        <w:spacing w:after="0" w:line="360" w:lineRule="auto"/>
         <w:rPr>
           <w:rFonts w:ascii="Arial" w:hAnsi="Arial" w:cs="Arial"/>
         </w:rPr>
@@ -5443,7 +5598,7 @@
           <w:ilvl w:val="0"/>
           <w:numId w:val="88"/>
         </w:numPr>
-        <w:spacing w:after="0" w:line="276" w:lineRule="auto"/>
+        <w:spacing w:after="0" w:line="360" w:lineRule="auto"/>
         <w:rPr>
           <w:rFonts w:ascii="Arial" w:hAnsi="Arial" w:cs="Arial"/>
         </w:rPr>
@@ -5461,7 +5616,7 @@
           <w:ilvl w:val="0"/>
           <w:numId w:val="88"/>
         </w:numPr>
-        <w:spacing w:after="0" w:line="276" w:lineRule="auto"/>
+        <w:spacing w:after="0" w:line="360" w:lineRule="auto"/>
         <w:rPr>
           <w:rFonts w:ascii="Arial" w:hAnsi="Arial" w:cs="Arial"/>
         </w:rPr>
@@ -5479,7 +5634,7 @@
           <w:ilvl w:val="0"/>
           <w:numId w:val="88"/>
         </w:numPr>
-        <w:spacing w:after="0" w:line="276" w:lineRule="auto"/>
+        <w:spacing w:after="0" w:line="360" w:lineRule="auto"/>
         <w:rPr>
           <w:rFonts w:ascii="Arial" w:hAnsi="Arial" w:cs="Arial"/>
         </w:rPr>
@@ -5497,7 +5652,7 @@
           <w:ilvl w:val="0"/>
           <w:numId w:val="88"/>
         </w:numPr>
-        <w:spacing w:after="0" w:line="276" w:lineRule="auto"/>
+        <w:spacing w:after="0" w:line="360" w:lineRule="auto"/>
         <w:rPr>
           <w:rFonts w:ascii="Arial" w:hAnsi="Arial" w:cs="Arial"/>
         </w:rPr>
@@ -5515,7 +5670,7 @@
           <w:ilvl w:val="0"/>
           <w:numId w:val="88"/>
         </w:numPr>
-        <w:spacing w:after="0" w:line="276" w:lineRule="auto"/>
+        <w:spacing w:after="0" w:line="360" w:lineRule="auto"/>
         <w:rPr>
           <w:rFonts w:ascii="Arial" w:hAnsi="Arial" w:cs="Arial"/>
         </w:rPr>
@@ -5547,7 +5702,7 @@
           <w:ilvl w:val="0"/>
           <w:numId w:val="88"/>
         </w:numPr>
-        <w:spacing w:after="0" w:line="276" w:lineRule="auto"/>
+        <w:spacing w:after="0" w:line="360" w:lineRule="auto"/>
         <w:rPr>
           <w:rFonts w:ascii="Arial" w:hAnsi="Arial" w:cs="Arial"/>
         </w:rPr>
@@ -5565,7 +5720,7 @@
           <w:ilvl w:val="0"/>
           <w:numId w:val="88"/>
         </w:numPr>
-        <w:spacing w:after="0" w:line="276" w:lineRule="auto"/>
+        <w:spacing w:after="0" w:line="360" w:lineRule="auto"/>
         <w:rPr>
           <w:rFonts w:ascii="Arial" w:hAnsi="Arial" w:cs="Arial"/>
         </w:rPr>
@@ -5583,7 +5738,7 @@
           <w:ilvl w:val="0"/>
           <w:numId w:val="88"/>
         </w:numPr>
-        <w:spacing w:after="240" w:line="276" w:lineRule="auto"/>
+        <w:spacing w:after="240" w:line="360" w:lineRule="auto"/>
         <w:rPr>
           <w:rFonts w:ascii="Arial" w:hAnsi="Arial" w:cs="Arial"/>
         </w:rPr>
@@ -5594,24 +5749,32 @@
         </w:rPr>
         <w:t>¿Te gustaría que toda la información estuviera en un solo sistema?</w:t>
       </w:r>
+    </w:p>
+    <w:p>
+      <w:pPr>
+        <w:spacing w:after="240" w:line="360" w:lineRule="auto"/>
+        <w:rPr>
+          <w:rFonts w:ascii="Arial" w:hAnsi="Arial" w:cs="Arial"/>
+        </w:rPr>
+      </w:pPr>
     </w:p>
     <w:p>
       <w:pPr>
         <w:pStyle w:val="Ttulo3"/>
         <w:keepNext w:val="0"/>
         <w:keepLines w:val="0"/>
-        <w:spacing w:before="280"/>
+        <w:spacing w:before="280" w:line="360" w:lineRule="auto"/>
         <w:rPr>
           <w:rFonts w:ascii="Arial" w:hAnsi="Arial" w:cs="Arial"/>
           <w:b/>
           <w:bCs/>
           <w:color w:val="000000"/>
-          <w:sz w:val="26"/>
-          <w:szCs w:val="26"/>
+          <w:sz w:val="22"/>
+          <w:szCs w:val="22"/>
         </w:rPr>
       </w:pPr>
       <w:bookmarkStart w:id="26" w:name="_aaml1eicnvzc" w:colFirst="0" w:colLast="0"/>
-      <w:bookmarkStart w:id="27" w:name="_Toc225116352"/>
+      <w:bookmarkStart w:id="27" w:name="_Toc226231795"/>
       <w:bookmarkEnd w:id="26"/>
       <w:r>
         <w:rPr>
@@ -5619,26 +5782,12 @@
           <w:b/>
           <w:bCs/>
           <w:color w:val="000000"/>
-          <w:sz w:val="26"/>
-          <w:szCs w:val="26"/>
+          <w:sz w:val="22"/>
+          <w:szCs w:val="22"/>
         </w:rPr>
         <w:t>Resultados de la encuesta</w:t>
       </w:r>
       <w:bookmarkEnd w:id="27"/>
-    </w:p>
-    <w:p>
-      <w:pPr>
-        <w:spacing w:before="240" w:after="240"/>
-        <w:rPr>
-          <w:rFonts w:ascii="Arial" w:hAnsi="Arial" w:cs="Arial"/>
-        </w:rPr>
-      </w:pPr>
-      <w:r>
-        <w:rPr>
-          <w:rFonts w:ascii="Arial" w:hAnsi="Arial" w:cs="Arial"/>
-        </w:rPr>
-        <w:t>Los resultados obtenidos han sido los siguientes:</w:t>
-      </w:r>
     </w:p>
     <w:p>
       <w:pPr>
@@ -5646,7 +5795,7 @@
           <w:ilvl w:val="0"/>
           <w:numId w:val="80"/>
         </w:numPr>
-        <w:spacing w:before="240" w:after="0" w:line="276" w:lineRule="auto"/>
+        <w:spacing w:before="240" w:after="0" w:line="360" w:lineRule="auto"/>
         <w:rPr>
           <w:rFonts w:ascii="Arial" w:hAnsi="Arial" w:cs="Arial"/>
         </w:rPr>
@@ -5664,7 +5813,7 @@
           <w:ilvl w:val="0"/>
           <w:numId w:val="80"/>
         </w:numPr>
-        <w:spacing w:after="0" w:line="276" w:lineRule="auto"/>
+        <w:spacing w:after="0" w:line="360" w:lineRule="auto"/>
         <w:rPr>
           <w:rFonts w:ascii="Arial" w:hAnsi="Arial" w:cs="Arial"/>
         </w:rPr>
@@ -5682,7 +5831,7 @@
           <w:ilvl w:val="0"/>
           <w:numId w:val="80"/>
         </w:numPr>
-        <w:spacing w:after="0" w:line="276" w:lineRule="auto"/>
+        <w:spacing w:after="0" w:line="360" w:lineRule="auto"/>
         <w:rPr>
           <w:rFonts w:ascii="Arial" w:hAnsi="Arial" w:cs="Arial"/>
         </w:rPr>
@@ -5700,7 +5849,7 @@
           <w:ilvl w:val="0"/>
           <w:numId w:val="80"/>
         </w:numPr>
-        <w:spacing w:after="0" w:line="276" w:lineRule="auto"/>
+        <w:spacing w:after="0" w:line="360" w:lineRule="auto"/>
         <w:rPr>
           <w:rFonts w:ascii="Arial" w:hAnsi="Arial" w:cs="Arial"/>
         </w:rPr>
@@ -5718,7 +5867,7 @@
           <w:ilvl w:val="0"/>
           <w:numId w:val="80"/>
         </w:numPr>
-        <w:spacing w:after="0" w:line="276" w:lineRule="auto"/>
+        <w:spacing w:after="0" w:line="360" w:lineRule="auto"/>
         <w:rPr>
           <w:rFonts w:ascii="Arial" w:hAnsi="Arial" w:cs="Arial"/>
         </w:rPr>
@@ -5736,7 +5885,7 @@
           <w:ilvl w:val="0"/>
           <w:numId w:val="80"/>
         </w:numPr>
-        <w:spacing w:after="0" w:line="276" w:lineRule="auto"/>
+        <w:spacing w:after="0" w:line="360" w:lineRule="auto"/>
         <w:rPr>
           <w:rFonts w:ascii="Arial" w:hAnsi="Arial" w:cs="Arial"/>
         </w:rPr>
@@ -5754,7 +5903,7 @@
           <w:ilvl w:val="0"/>
           <w:numId w:val="80"/>
         </w:numPr>
-        <w:spacing w:after="0" w:line="276" w:lineRule="auto"/>
+        <w:spacing w:after="0" w:line="360" w:lineRule="auto"/>
         <w:rPr>
           <w:rFonts w:ascii="Arial" w:hAnsi="Arial" w:cs="Arial"/>
         </w:rPr>
@@ -5772,35 +5921,44 @@
           <w:ilvl w:val="0"/>
           <w:numId w:val="80"/>
         </w:numPr>
-        <w:spacing w:after="240" w:line="276" w:lineRule="auto"/>
-        <w:rPr>
-          <w:rFonts w:ascii="Arial" w:hAnsi="Arial" w:cs="Arial"/>
-        </w:rPr>
-      </w:pPr>
-      <w:r>
-        <w:rPr>
-          <w:rFonts w:ascii="Arial" w:hAnsi="Arial" w:cs="Arial"/>
-        </w:rPr>
+        <w:spacing w:after="240" w:line="360" w:lineRule="auto"/>
+        <w:rPr>
+          <w:rFonts w:ascii="Arial" w:hAnsi="Arial" w:cs="Arial"/>
+        </w:rPr>
+      </w:pPr>
+      <w:r>
+        <w:rPr>
+          <w:rFonts w:ascii="Arial" w:hAnsi="Arial" w:cs="Arial"/>
+        </w:rPr>
+        <w:lastRenderedPageBreak/>
         <w:t>88% quiere toda la información en un solo sistema</w:t>
       </w:r>
+    </w:p>
+    <w:p>
+      <w:pPr>
+        <w:spacing w:after="240" w:line="360" w:lineRule="auto"/>
+        <w:rPr>
+          <w:rFonts w:ascii="Arial" w:hAnsi="Arial" w:cs="Arial"/>
+        </w:rPr>
+      </w:pPr>
     </w:p>
     <w:p>
       <w:pPr>
         <w:pStyle w:val="Ttulo3"/>
         <w:keepNext w:val="0"/>
         <w:keepLines w:val="0"/>
-        <w:spacing w:before="280"/>
+        <w:spacing w:before="280" w:line="360" w:lineRule="auto"/>
         <w:rPr>
           <w:rFonts w:ascii="Arial" w:hAnsi="Arial" w:cs="Arial"/>
           <w:b/>
           <w:bCs/>
           <w:color w:val="000000"/>
-          <w:sz w:val="26"/>
-          <w:szCs w:val="26"/>
+          <w:sz w:val="22"/>
+          <w:szCs w:val="22"/>
         </w:rPr>
       </w:pPr>
       <w:bookmarkStart w:id="28" w:name="_pmh7rtd433k4" w:colFirst="0" w:colLast="0"/>
-      <w:bookmarkStart w:id="29" w:name="_Toc225116353"/>
+      <w:bookmarkStart w:id="29" w:name="_Toc226231796"/>
       <w:bookmarkEnd w:id="28"/>
       <w:r>
         <w:rPr>
@@ -5808,8 +5966,8 @@
           <w:b/>
           <w:bCs/>
           <w:color w:val="000000"/>
-          <w:sz w:val="26"/>
-          <w:szCs w:val="26"/>
+          <w:sz w:val="22"/>
+          <w:szCs w:val="22"/>
         </w:rPr>
         <w:t>Análisis de resultados</w:t>
       </w:r>
@@ -5817,22 +5975,21 @@
     </w:p>
     <w:p>
       <w:pPr>
-        <w:spacing w:before="240" w:after="240"/>
-        <w:rPr>
-          <w:rFonts w:ascii="Arial" w:hAnsi="Arial" w:cs="Arial"/>
-        </w:rPr>
-      </w:pPr>
-      <w:r>
-        <w:rPr>
-          <w:rFonts w:ascii="Arial" w:hAnsi="Arial" w:cs="Arial"/>
-        </w:rPr>
-        <w:lastRenderedPageBreak/>
+        <w:spacing w:before="240" w:after="240" w:line="360" w:lineRule="auto"/>
+        <w:rPr>
+          <w:rFonts w:ascii="Arial" w:hAnsi="Arial" w:cs="Arial"/>
+        </w:rPr>
+      </w:pPr>
+      <w:r>
+        <w:rPr>
+          <w:rFonts w:ascii="Arial" w:hAnsi="Arial" w:cs="Arial"/>
+        </w:rPr>
         <w:t>Los resultados muestran claramente que la mayoría de los usuarios utiliza herramientas manuales y considera necesario un sistema que facilite la gestión de prácticas.</w:t>
       </w:r>
     </w:p>
     <w:p>
       <w:pPr>
-        <w:spacing w:before="240" w:after="240"/>
+        <w:spacing w:before="240" w:after="240" w:line="360" w:lineRule="auto"/>
         <w:rPr>
           <w:rFonts w:ascii="Arial" w:hAnsi="Arial" w:cs="Arial"/>
         </w:rPr>
@@ -5846,7 +6003,7 @@
     </w:p>
     <w:p>
       <w:pPr>
-        <w:spacing w:before="240" w:after="240"/>
+        <w:spacing w:before="240" w:after="240" w:line="360" w:lineRule="auto"/>
         <w:rPr>
           <w:rFonts w:ascii="Arial" w:hAnsi="Arial" w:cs="Arial"/>
         </w:rPr>
@@ -5860,6 +6017,7 @@
     </w:p>
     <w:p>
       <w:pPr>
+        <w:spacing w:line="360" w:lineRule="auto"/>
         <w:rPr>
           <w:rFonts w:ascii="Arial" w:hAnsi="Arial" w:cs="Arial"/>
         </w:rPr>
@@ -5870,18 +6028,18 @@
         <w:pStyle w:val="Ttulo3"/>
         <w:keepNext w:val="0"/>
         <w:keepLines w:val="0"/>
-        <w:spacing w:before="280"/>
+        <w:spacing w:before="280" w:line="360" w:lineRule="auto"/>
         <w:rPr>
           <w:rFonts w:ascii="Arial" w:hAnsi="Arial" w:cs="Arial"/>
           <w:b/>
           <w:bCs/>
           <w:color w:val="000000"/>
-          <w:sz w:val="26"/>
-          <w:szCs w:val="26"/>
+          <w:sz w:val="22"/>
+          <w:szCs w:val="22"/>
         </w:rPr>
       </w:pPr>
       <w:bookmarkStart w:id="30" w:name="_idtk4zej83kf" w:colFirst="0" w:colLast="0"/>
-      <w:bookmarkStart w:id="31" w:name="_Toc225116354"/>
+      <w:bookmarkStart w:id="31" w:name="_Toc226231797"/>
       <w:bookmarkEnd w:id="30"/>
       <w:r>
         <w:rPr>
@@ -5889,16 +6047,17 @@
           <w:b/>
           <w:bCs/>
           <w:color w:val="000000"/>
-          <w:sz w:val="26"/>
-          <w:szCs w:val="26"/>
+          <w:sz w:val="22"/>
+          <w:szCs w:val="22"/>
         </w:rPr>
         <w:t>Mapa de empatía del cliente</w:t>
       </w:r>
       <w:bookmarkEnd w:id="31"/>
     </w:p>
-    <w:p>
-      <w:pPr>
-        <w:spacing w:before="240" w:after="240"/>
+    <w:p/>
+    <w:p>
+      <w:pPr>
+        <w:spacing w:before="240" w:after="240" w:line="360" w:lineRule="auto"/>
         <w:rPr>
           <w:rFonts w:ascii="Arial" w:hAnsi="Arial" w:cs="Arial"/>
           <w:b/>
@@ -5920,7 +6079,7 @@
           <w:ilvl w:val="0"/>
           <w:numId w:val="87"/>
         </w:numPr>
-        <w:spacing w:before="240" w:after="0" w:line="276" w:lineRule="auto"/>
+        <w:spacing w:before="240" w:after="0" w:line="360" w:lineRule="auto"/>
         <w:rPr>
           <w:rFonts w:ascii="Arial" w:hAnsi="Arial" w:cs="Arial"/>
         </w:rPr>
@@ -5938,7 +6097,7 @@
           <w:ilvl w:val="0"/>
           <w:numId w:val="87"/>
         </w:numPr>
-        <w:spacing w:after="0" w:line="276" w:lineRule="auto"/>
+        <w:spacing w:after="0" w:line="360" w:lineRule="auto"/>
         <w:rPr>
           <w:rFonts w:ascii="Arial" w:hAnsi="Arial" w:cs="Arial"/>
         </w:rPr>
@@ -5956,7 +6115,7 @@
           <w:ilvl w:val="0"/>
           <w:numId w:val="87"/>
         </w:numPr>
-        <w:spacing w:after="0" w:line="276" w:lineRule="auto"/>
+        <w:spacing w:after="0" w:line="360" w:lineRule="auto"/>
         <w:rPr>
           <w:rFonts w:ascii="Arial" w:hAnsi="Arial" w:cs="Arial"/>
         </w:rPr>
@@ -5974,7 +6133,7 @@
           <w:ilvl w:val="0"/>
           <w:numId w:val="87"/>
         </w:numPr>
-        <w:spacing w:after="240" w:line="276" w:lineRule="auto"/>
+        <w:spacing w:after="240" w:line="360" w:lineRule="auto"/>
         <w:rPr>
           <w:rFonts w:ascii="Arial" w:hAnsi="Arial" w:cs="Arial"/>
         </w:rPr>
@@ -5988,7 +6147,15 @@
     </w:p>
     <w:p>
       <w:pPr>
-        <w:spacing w:before="240" w:after="240"/>
+        <w:spacing w:after="240" w:line="360" w:lineRule="auto"/>
+        <w:rPr>
+          <w:rFonts w:ascii="Arial" w:hAnsi="Arial" w:cs="Arial"/>
+        </w:rPr>
+      </w:pPr>
+    </w:p>
+    <w:p>
+      <w:pPr>
+        <w:spacing w:before="240" w:after="240" w:line="360" w:lineRule="auto"/>
         <w:rPr>
           <w:rFonts w:ascii="Arial" w:hAnsi="Arial" w:cs="Arial"/>
           <w:b/>
@@ -6010,7 +6177,7 @@
           <w:ilvl w:val="0"/>
           <w:numId w:val="75"/>
         </w:numPr>
-        <w:spacing w:before="240" w:after="0" w:line="276" w:lineRule="auto"/>
+        <w:spacing w:before="240" w:after="0" w:line="360" w:lineRule="auto"/>
         <w:rPr>
           <w:rFonts w:ascii="Arial" w:hAnsi="Arial" w:cs="Arial"/>
         </w:rPr>
@@ -6028,7 +6195,7 @@
           <w:ilvl w:val="0"/>
           <w:numId w:val="75"/>
         </w:numPr>
-        <w:spacing w:after="0" w:line="276" w:lineRule="auto"/>
+        <w:spacing w:after="0" w:line="360" w:lineRule="auto"/>
         <w:rPr>
           <w:rFonts w:ascii="Arial" w:hAnsi="Arial" w:cs="Arial"/>
         </w:rPr>
@@ -6046,7 +6213,7 @@
           <w:ilvl w:val="0"/>
           <w:numId w:val="75"/>
         </w:numPr>
-        <w:spacing w:after="0" w:line="276" w:lineRule="auto"/>
+        <w:spacing w:after="0" w:line="360" w:lineRule="auto"/>
         <w:rPr>
           <w:rFonts w:ascii="Arial" w:hAnsi="Arial" w:cs="Arial"/>
         </w:rPr>
@@ -6064,7 +6231,7 @@
           <w:ilvl w:val="0"/>
           <w:numId w:val="75"/>
         </w:numPr>
-        <w:spacing w:after="240" w:line="276" w:lineRule="auto"/>
+        <w:spacing w:after="240" w:line="360" w:lineRule="auto"/>
         <w:rPr>
           <w:rFonts w:ascii="Arial" w:hAnsi="Arial" w:cs="Arial"/>
         </w:rPr>
@@ -6078,7 +6245,15 @@
     </w:p>
     <w:p>
       <w:pPr>
-        <w:spacing w:before="240" w:after="240"/>
+        <w:spacing w:after="240" w:line="360" w:lineRule="auto"/>
+        <w:rPr>
+          <w:rFonts w:ascii="Arial" w:hAnsi="Arial" w:cs="Arial"/>
+        </w:rPr>
+      </w:pPr>
+    </w:p>
+    <w:p>
+      <w:pPr>
+        <w:spacing w:before="240" w:after="240" w:line="360" w:lineRule="auto"/>
         <w:rPr>
           <w:rFonts w:ascii="Arial" w:hAnsi="Arial" w:cs="Arial"/>
           <w:b/>
@@ -6100,7 +6275,7 @@
           <w:ilvl w:val="0"/>
           <w:numId w:val="78"/>
         </w:numPr>
-        <w:spacing w:before="240" w:after="0" w:line="276" w:lineRule="auto"/>
+        <w:spacing w:before="240" w:after="0" w:line="360" w:lineRule="auto"/>
         <w:rPr>
           <w:rFonts w:ascii="Arial" w:hAnsi="Arial" w:cs="Arial"/>
         </w:rPr>
@@ -6118,7 +6293,7 @@
           <w:ilvl w:val="0"/>
           <w:numId w:val="78"/>
         </w:numPr>
-        <w:spacing w:after="0" w:line="276" w:lineRule="auto"/>
+        <w:spacing w:after="0" w:line="360" w:lineRule="auto"/>
         <w:rPr>
           <w:rFonts w:ascii="Arial" w:hAnsi="Arial" w:cs="Arial"/>
         </w:rPr>
@@ -6136,21 +6311,30 @@
           <w:ilvl w:val="0"/>
           <w:numId w:val="78"/>
         </w:numPr>
-        <w:spacing w:after="240" w:line="276" w:lineRule="auto"/>
-        <w:rPr>
-          <w:rFonts w:ascii="Arial" w:hAnsi="Arial" w:cs="Arial"/>
-        </w:rPr>
-      </w:pPr>
-      <w:r>
-        <w:rPr>
-          <w:rFonts w:ascii="Arial" w:hAnsi="Arial" w:cs="Arial"/>
-        </w:rPr>
+        <w:spacing w:after="240" w:line="360" w:lineRule="auto"/>
+        <w:rPr>
+          <w:rFonts w:ascii="Arial" w:hAnsi="Arial" w:cs="Arial"/>
+        </w:rPr>
+      </w:pPr>
+      <w:r>
+        <w:rPr>
+          <w:rFonts w:ascii="Arial" w:hAnsi="Arial" w:cs="Arial"/>
+        </w:rPr>
+        <w:lastRenderedPageBreak/>
         <w:t>Se pierde tiempo revisando datos</w:t>
       </w:r>
     </w:p>
     <w:p>
       <w:pPr>
-        <w:spacing w:before="240" w:after="240"/>
+        <w:spacing w:after="240" w:line="360" w:lineRule="auto"/>
+        <w:rPr>
+          <w:rFonts w:ascii="Arial" w:hAnsi="Arial" w:cs="Arial"/>
+        </w:rPr>
+      </w:pPr>
+    </w:p>
+    <w:p>
+      <w:pPr>
+        <w:spacing w:before="240" w:after="240" w:line="360" w:lineRule="auto"/>
         <w:rPr>
           <w:rFonts w:ascii="Arial" w:hAnsi="Arial" w:cs="Arial"/>
           <w:b/>
@@ -6172,7 +6356,7 @@
           <w:ilvl w:val="0"/>
           <w:numId w:val="79"/>
         </w:numPr>
-        <w:spacing w:before="240" w:after="0" w:line="276" w:lineRule="auto"/>
+        <w:spacing w:before="240" w:after="0" w:line="360" w:lineRule="auto"/>
         <w:rPr>
           <w:rFonts w:ascii="Arial" w:hAnsi="Arial" w:cs="Arial"/>
         </w:rPr>
@@ -6190,7 +6374,7 @@
           <w:ilvl w:val="0"/>
           <w:numId w:val="79"/>
         </w:numPr>
-        <w:spacing w:after="0" w:line="276" w:lineRule="auto"/>
+        <w:spacing w:after="0" w:line="360" w:lineRule="auto"/>
         <w:rPr>
           <w:rFonts w:ascii="Arial" w:hAnsi="Arial" w:cs="Arial"/>
         </w:rPr>
@@ -6208,7 +6392,7 @@
           <w:ilvl w:val="0"/>
           <w:numId w:val="79"/>
         </w:numPr>
-        <w:spacing w:after="240" w:line="276" w:lineRule="auto"/>
+        <w:spacing w:after="240" w:line="360" w:lineRule="auto"/>
         <w:rPr>
           <w:rFonts w:ascii="Arial" w:hAnsi="Arial" w:cs="Arial"/>
         </w:rPr>
@@ -6222,7 +6406,15 @@
     </w:p>
     <w:p>
       <w:pPr>
-        <w:spacing w:before="240" w:after="240"/>
+        <w:spacing w:after="240" w:line="360" w:lineRule="auto"/>
+        <w:rPr>
+          <w:rFonts w:ascii="Arial" w:hAnsi="Arial" w:cs="Arial"/>
+        </w:rPr>
+      </w:pPr>
+    </w:p>
+    <w:p>
+      <w:pPr>
+        <w:spacing w:before="240" w:after="240" w:line="360" w:lineRule="auto"/>
         <w:rPr>
           <w:rFonts w:ascii="Arial" w:hAnsi="Arial" w:cs="Arial"/>
           <w:b/>
@@ -6244,7 +6436,7 @@
           <w:ilvl w:val="0"/>
           <w:numId w:val="73"/>
         </w:numPr>
-        <w:spacing w:before="240" w:after="0" w:line="276" w:lineRule="auto"/>
+        <w:spacing w:before="240" w:after="0" w:line="360" w:lineRule="auto"/>
         <w:rPr>
           <w:rFonts w:ascii="Arial" w:hAnsi="Arial" w:cs="Arial"/>
         </w:rPr>
@@ -6262,7 +6454,7 @@
           <w:ilvl w:val="0"/>
           <w:numId w:val="73"/>
         </w:numPr>
-        <w:spacing w:after="0" w:line="276" w:lineRule="auto"/>
+        <w:spacing w:after="0" w:line="360" w:lineRule="auto"/>
         <w:rPr>
           <w:rFonts w:ascii="Arial" w:hAnsi="Arial" w:cs="Arial"/>
         </w:rPr>
@@ -6280,7 +6472,7 @@
           <w:ilvl w:val="0"/>
           <w:numId w:val="73"/>
         </w:numPr>
-        <w:spacing w:after="240" w:line="276" w:lineRule="auto"/>
+        <w:spacing w:after="240" w:line="360" w:lineRule="auto"/>
         <w:rPr>
           <w:rFonts w:ascii="Arial" w:hAnsi="Arial" w:cs="Arial"/>
         </w:rPr>
@@ -6294,7 +6486,15 @@
     </w:p>
     <w:p>
       <w:pPr>
-        <w:spacing w:before="240" w:after="240"/>
+        <w:spacing w:after="240" w:line="360" w:lineRule="auto"/>
+        <w:rPr>
+          <w:rFonts w:ascii="Arial" w:hAnsi="Arial" w:cs="Arial"/>
+        </w:rPr>
+      </w:pPr>
+    </w:p>
+    <w:p>
+      <w:pPr>
+        <w:spacing w:before="240" w:after="240" w:line="360" w:lineRule="auto"/>
         <w:rPr>
           <w:rFonts w:ascii="Arial" w:hAnsi="Arial" w:cs="Arial"/>
           <w:b/>
@@ -6316,7 +6516,7 @@
           <w:ilvl w:val="0"/>
           <w:numId w:val="81"/>
         </w:numPr>
-        <w:spacing w:before="240" w:after="0" w:line="276" w:lineRule="auto"/>
+        <w:spacing w:before="240" w:after="0" w:line="360" w:lineRule="auto"/>
         <w:rPr>
           <w:rFonts w:ascii="Arial" w:hAnsi="Arial" w:cs="Arial"/>
         </w:rPr>
@@ -6334,7 +6534,7 @@
           <w:ilvl w:val="0"/>
           <w:numId w:val="81"/>
         </w:numPr>
-        <w:spacing w:after="0" w:line="276" w:lineRule="auto"/>
+        <w:spacing w:after="0" w:line="360" w:lineRule="auto"/>
         <w:rPr>
           <w:rFonts w:ascii="Arial" w:hAnsi="Arial" w:cs="Arial"/>
         </w:rPr>
@@ -6352,7 +6552,7 @@
           <w:ilvl w:val="0"/>
           <w:numId w:val="81"/>
         </w:numPr>
-        <w:spacing w:after="240" w:line="276" w:lineRule="auto"/>
+        <w:spacing w:after="240" w:line="360" w:lineRule="auto"/>
         <w:rPr>
           <w:rFonts w:ascii="Arial" w:hAnsi="Arial" w:cs="Arial"/>
         </w:rPr>
@@ -6363,58 +6563,45 @@
         </w:rPr>
         <w:t>Ahorro de tiempo</w:t>
       </w:r>
+    </w:p>
+    <w:p>
+      <w:pPr>
+        <w:spacing w:after="240" w:line="360" w:lineRule="auto"/>
+        <w:rPr>
+          <w:rFonts w:ascii="Arial" w:hAnsi="Arial" w:cs="Arial"/>
+        </w:rPr>
+      </w:pPr>
     </w:p>
     <w:p>
       <w:pPr>
         <w:pStyle w:val="Ttulo2"/>
         <w:keepNext w:val="0"/>
         <w:keepLines w:val="0"/>
-        <w:spacing w:after="80"/>
+        <w:spacing w:after="80" w:line="360" w:lineRule="auto"/>
         <w:rPr>
           <w:b/>
           <w:bCs/>
-          <w:sz w:val="34"/>
-          <w:szCs w:val="34"/>
+          <w:sz w:val="22"/>
+          <w:szCs w:val="22"/>
         </w:rPr>
       </w:pPr>
       <w:bookmarkStart w:id="32" w:name="_j1b7hxlm9m2k" w:colFirst="0" w:colLast="0"/>
-      <w:bookmarkStart w:id="33" w:name="_Toc225116355"/>
+      <w:bookmarkStart w:id="33" w:name="_Toc226231798"/>
       <w:bookmarkEnd w:id="32"/>
       <w:r>
         <w:rPr>
           <w:b/>
           <w:bCs/>
-          <w:sz w:val="34"/>
-          <w:szCs w:val="34"/>
-        </w:rPr>
-        <w:lastRenderedPageBreak/>
-        <w:t xml:space="preserve">4 </w:t>
-      </w:r>
-      <w:proofErr w:type="gramStart"/>
-      <w:r>
-        <w:rPr>
-          <w:b/>
-          <w:bCs/>
-          <w:sz w:val="34"/>
-          <w:szCs w:val="34"/>
-        </w:rPr>
-        <w:t>Propuesta</w:t>
-      </w:r>
-      <w:proofErr w:type="gramEnd"/>
-      <w:r>
-        <w:rPr>
-          <w:b/>
-          <w:bCs/>
-          <w:sz w:val="34"/>
-          <w:szCs w:val="34"/>
-        </w:rPr>
-        <w:t xml:space="preserve"> de valor</w:t>
+          <w:sz w:val="22"/>
+          <w:szCs w:val="22"/>
+        </w:rPr>
+        <w:t>Propuesta de valor</w:t>
       </w:r>
       <w:bookmarkEnd w:id="33"/>
     </w:p>
     <w:p>
       <w:pPr>
-        <w:spacing w:before="240" w:after="240"/>
+        <w:spacing w:before="240" w:after="240" w:line="360" w:lineRule="auto"/>
         <w:rPr>
           <w:rFonts w:ascii="Arial" w:hAnsi="Arial" w:cs="Arial"/>
         </w:rPr>
@@ -6428,7 +6615,7 @@
     </w:p>
     <w:p>
       <w:pPr>
-        <w:spacing w:before="240" w:after="240"/>
+        <w:spacing w:before="240" w:after="240" w:line="360" w:lineRule="auto"/>
         <w:rPr>
           <w:rFonts w:ascii="Arial" w:hAnsi="Arial" w:cs="Arial"/>
         </w:rPr>
@@ -6439,24 +6626,32 @@
         </w:rPr>
         <w:t>La aplicación permite organizar alumnos, empresas y asignaciones de forma rápida, reduciendo errores y mejorando la eficiencia del proceso.</w:t>
       </w:r>
+    </w:p>
+    <w:p>
+      <w:pPr>
+        <w:spacing w:before="240" w:after="240" w:line="360" w:lineRule="auto"/>
+        <w:rPr>
+          <w:rFonts w:ascii="Arial" w:hAnsi="Arial" w:cs="Arial"/>
+        </w:rPr>
+      </w:pPr>
     </w:p>
     <w:p>
       <w:pPr>
         <w:pStyle w:val="Ttulo3"/>
         <w:keepNext w:val="0"/>
         <w:keepLines w:val="0"/>
-        <w:spacing w:before="280"/>
+        <w:spacing w:before="280" w:line="360" w:lineRule="auto"/>
         <w:rPr>
           <w:rFonts w:ascii="Arial" w:hAnsi="Arial" w:cs="Arial"/>
           <w:b/>
           <w:bCs/>
           <w:color w:val="000000"/>
-          <w:sz w:val="26"/>
-          <w:szCs w:val="26"/>
+          <w:sz w:val="22"/>
+          <w:szCs w:val="22"/>
         </w:rPr>
       </w:pPr>
       <w:bookmarkStart w:id="34" w:name="_zae9jkotcga6" w:colFirst="0" w:colLast="0"/>
-      <w:bookmarkStart w:id="35" w:name="_Toc225116356"/>
+      <w:bookmarkStart w:id="35" w:name="_Toc226231799"/>
       <w:bookmarkEnd w:id="34"/>
       <w:r>
         <w:rPr>
@@ -6464,8 +6659,8 @@
           <w:b/>
           <w:bCs/>
           <w:color w:val="000000"/>
-          <w:sz w:val="26"/>
-          <w:szCs w:val="26"/>
+          <w:sz w:val="22"/>
+          <w:szCs w:val="22"/>
         </w:rPr>
         <w:t>Valor que aporta</w:t>
       </w:r>
@@ -6477,7 +6672,7 @@
           <w:ilvl w:val="0"/>
           <w:numId w:val="86"/>
         </w:numPr>
-        <w:spacing w:before="240" w:after="0" w:line="276" w:lineRule="auto"/>
+        <w:spacing w:before="240" w:after="0" w:line="360" w:lineRule="auto"/>
         <w:rPr>
           <w:rFonts w:ascii="Arial" w:hAnsi="Arial" w:cs="Arial"/>
         </w:rPr>
@@ -6495,15 +6690,16 @@
           <w:ilvl w:val="0"/>
           <w:numId w:val="86"/>
         </w:numPr>
-        <w:spacing w:after="0" w:line="276" w:lineRule="auto"/>
-        <w:rPr>
-          <w:rFonts w:ascii="Arial" w:hAnsi="Arial" w:cs="Arial"/>
-        </w:rPr>
-      </w:pPr>
-      <w:r>
-        <w:rPr>
-          <w:rFonts w:ascii="Arial" w:hAnsi="Arial" w:cs="Arial"/>
-        </w:rPr>
+        <w:spacing w:after="0" w:line="360" w:lineRule="auto"/>
+        <w:rPr>
+          <w:rFonts w:ascii="Arial" w:hAnsi="Arial" w:cs="Arial"/>
+        </w:rPr>
+      </w:pPr>
+      <w:r>
+        <w:rPr>
+          <w:rFonts w:ascii="Arial" w:hAnsi="Arial" w:cs="Arial"/>
+        </w:rPr>
+        <w:lastRenderedPageBreak/>
         <w:t>Ahorro de tiempo</w:t>
       </w:r>
     </w:p>
@@ -6513,7 +6709,7 @@
           <w:ilvl w:val="0"/>
           <w:numId w:val="86"/>
         </w:numPr>
-        <w:spacing w:after="0" w:line="276" w:lineRule="auto"/>
+        <w:spacing w:after="0" w:line="360" w:lineRule="auto"/>
         <w:rPr>
           <w:rFonts w:ascii="Arial" w:hAnsi="Arial" w:cs="Arial"/>
         </w:rPr>
@@ -6531,7 +6727,7 @@
           <w:ilvl w:val="0"/>
           <w:numId w:val="86"/>
         </w:numPr>
-        <w:spacing w:after="0" w:line="276" w:lineRule="auto"/>
+        <w:spacing w:after="0" w:line="360" w:lineRule="auto"/>
         <w:rPr>
           <w:rFonts w:ascii="Arial" w:hAnsi="Arial" w:cs="Arial"/>
         </w:rPr>
@@ -6549,7 +6745,7 @@
           <w:ilvl w:val="0"/>
           <w:numId w:val="86"/>
         </w:numPr>
-        <w:spacing w:after="0" w:line="276" w:lineRule="auto"/>
+        <w:spacing w:after="0" w:line="360" w:lineRule="auto"/>
         <w:rPr>
           <w:rFonts w:ascii="Arial" w:hAnsi="Arial" w:cs="Arial"/>
         </w:rPr>
@@ -6575,7 +6771,7 @@
           <w:ilvl w:val="0"/>
           <w:numId w:val="86"/>
         </w:numPr>
-        <w:spacing w:after="0" w:line="276" w:lineRule="auto"/>
+        <w:spacing w:after="0" w:line="360" w:lineRule="auto"/>
         <w:rPr>
           <w:rFonts w:ascii="Arial" w:hAnsi="Arial" w:cs="Arial"/>
         </w:rPr>
@@ -6607,7 +6803,7 @@
           <w:ilvl w:val="0"/>
           <w:numId w:val="86"/>
         </w:numPr>
-        <w:spacing w:after="240" w:line="276" w:lineRule="auto"/>
+        <w:spacing w:after="240" w:line="360" w:lineRule="auto"/>
         <w:rPr>
           <w:rFonts w:ascii="Arial" w:hAnsi="Arial" w:cs="Arial"/>
         </w:rPr>
@@ -6621,7 +6817,15 @@
     </w:p>
     <w:p>
       <w:pPr>
-        <w:spacing w:before="240" w:after="240"/>
+        <w:spacing w:after="240" w:line="360" w:lineRule="auto"/>
+        <w:rPr>
+          <w:rFonts w:ascii="Arial" w:hAnsi="Arial" w:cs="Arial"/>
+        </w:rPr>
+      </w:pPr>
+    </w:p>
+    <w:p>
+      <w:pPr>
+        <w:spacing w:before="240" w:after="240" w:line="360" w:lineRule="auto"/>
         <w:rPr>
           <w:rFonts w:ascii="Arial" w:hAnsi="Arial" w:cs="Arial"/>
         </w:rPr>
@@ -6635,7 +6839,7 @@
     </w:p>
     <w:p>
       <w:pPr>
-        <w:spacing w:before="240" w:after="240"/>
+        <w:spacing w:before="240" w:after="240" w:line="360" w:lineRule="auto"/>
         <w:rPr>
           <w:rFonts w:ascii="Arial" w:hAnsi="Arial" w:cs="Arial"/>
         </w:rPr>
@@ -6646,51 +6850,31 @@
         <w:pStyle w:val="Ttulo2"/>
         <w:keepNext w:val="0"/>
         <w:keepLines w:val="0"/>
-        <w:spacing w:after="80"/>
+        <w:spacing w:after="80" w:line="360" w:lineRule="auto"/>
         <w:rPr>
           <w:b/>
           <w:bCs/>
-          <w:sz w:val="34"/>
-          <w:szCs w:val="34"/>
+          <w:sz w:val="22"/>
+          <w:szCs w:val="22"/>
         </w:rPr>
       </w:pPr>
       <w:bookmarkStart w:id="36" w:name="_x3ll5r1x0ipf" w:colFirst="0" w:colLast="0"/>
-      <w:bookmarkStart w:id="37" w:name="_Toc225116357"/>
+      <w:bookmarkStart w:id="37" w:name="_Toc226231800"/>
       <w:bookmarkEnd w:id="36"/>
       <w:r>
         <w:rPr>
           <w:b/>
           <w:bCs/>
-          <w:sz w:val="34"/>
-          <w:szCs w:val="34"/>
-        </w:rPr>
-        <w:t xml:space="preserve">5 </w:t>
-      </w:r>
-      <w:proofErr w:type="gramStart"/>
-      <w:r>
-        <w:rPr>
-          <w:b/>
-          <w:bCs/>
-          <w:sz w:val="34"/>
-          <w:szCs w:val="34"/>
-        </w:rPr>
-        <w:t>Análisis</w:t>
-      </w:r>
-      <w:proofErr w:type="gramEnd"/>
-      <w:r>
-        <w:rPr>
-          <w:b/>
-          <w:bCs/>
-          <w:sz w:val="34"/>
-          <w:szCs w:val="34"/>
-        </w:rPr>
-        <w:t xml:space="preserve"> de la competencia</w:t>
+          <w:sz w:val="22"/>
+          <w:szCs w:val="22"/>
+        </w:rPr>
+        <w:t>Análisis de la competencia</w:t>
       </w:r>
       <w:bookmarkEnd w:id="37"/>
     </w:p>
     <w:p>
       <w:pPr>
-        <w:spacing w:before="240" w:after="240"/>
+        <w:spacing w:before="240" w:after="240" w:line="360" w:lineRule="auto"/>
         <w:rPr>
           <w:rFonts w:ascii="Arial" w:hAnsi="Arial" w:cs="Arial"/>
         </w:rPr>
@@ -6701,6 +6885,14 @@
         </w:rPr>
         <w:t>Aunque el proyecto es de uso interno, existen herramientas que pueden considerarse competencia indirecta.</w:t>
       </w:r>
+    </w:p>
+    <w:p>
+      <w:pPr>
+        <w:spacing w:before="240" w:after="240" w:line="360" w:lineRule="auto"/>
+        <w:rPr>
+          <w:rFonts w:ascii="Arial" w:hAnsi="Arial" w:cs="Arial"/>
+        </w:rPr>
+      </w:pPr>
     </w:p>
     <w:tbl>
       <w:tblPr>
@@ -6728,7 +6920,7 @@
         </w:trPr>
         <w:tc>
           <w:tcPr>
-            <w:tcW w:w="2161" w:type="dxa"/>
+            <w:tcW w:w="2162" w:type="dxa"/>
             <w:tcBorders>
               <w:top w:val="nil"/>
               <w:left w:val="nil"/>
@@ -6744,6 +6936,7 @@
           </w:tcPr>
           <w:p>
             <w:pPr>
+              <w:spacing w:line="360" w:lineRule="auto"/>
               <w:jc w:val="center"/>
               <w:rPr>
                 <w:rFonts w:ascii="Arial" w:hAnsi="Arial" w:cs="Arial"/>
@@ -6777,6 +6970,7 @@
           </w:tcPr>
           <w:p>
             <w:pPr>
+              <w:spacing w:line="360" w:lineRule="auto"/>
               <w:jc w:val="center"/>
               <w:rPr>
                 <w:rFonts w:ascii="Arial" w:hAnsi="Arial" w:cs="Arial"/>
@@ -6810,6 +7004,7 @@
           </w:tcPr>
           <w:p>
             <w:pPr>
+              <w:spacing w:line="360" w:lineRule="auto"/>
               <w:jc w:val="center"/>
               <w:rPr>
                 <w:rFonts w:ascii="Arial" w:hAnsi="Arial" w:cs="Arial"/>
@@ -6843,6 +7038,7 @@
           </w:tcPr>
           <w:p>
             <w:pPr>
+              <w:spacing w:line="360" w:lineRule="auto"/>
               <w:jc w:val="center"/>
               <w:rPr>
                 <w:rFonts w:ascii="Arial" w:hAnsi="Arial" w:cs="Arial"/>
@@ -6865,7 +7061,7 @@
         </w:trPr>
         <w:tc>
           <w:tcPr>
-            <w:tcW w:w="2161" w:type="dxa"/>
+            <w:tcW w:w="2162" w:type="dxa"/>
             <w:tcBorders>
               <w:top w:val="nil"/>
               <w:left w:val="nil"/>
@@ -6881,6 +7077,7 @@
           </w:tcPr>
           <w:p>
             <w:pPr>
+              <w:spacing w:line="360" w:lineRule="auto"/>
               <w:rPr>
                 <w:rFonts w:ascii="Arial" w:hAnsi="Arial" w:cs="Arial"/>
               </w:rPr>
@@ -6911,6 +7108,7 @@
           </w:tcPr>
           <w:p>
             <w:pPr>
+              <w:spacing w:line="360" w:lineRule="auto"/>
               <w:rPr>
                 <w:rFonts w:ascii="Arial" w:hAnsi="Arial" w:cs="Arial"/>
               </w:rPr>
@@ -6941,6 +7139,7 @@
           </w:tcPr>
           <w:p>
             <w:pPr>
+              <w:spacing w:line="360" w:lineRule="auto"/>
               <w:rPr>
                 <w:rFonts w:ascii="Arial" w:hAnsi="Arial" w:cs="Arial"/>
               </w:rPr>
@@ -6971,6 +7170,7 @@
           </w:tcPr>
           <w:p>
             <w:pPr>
+              <w:spacing w:line="360" w:lineRule="auto"/>
               <w:rPr>
                 <w:rFonts w:ascii="Arial" w:hAnsi="Arial" w:cs="Arial"/>
               </w:rPr>
@@ -6990,7 +7190,7 @@
         </w:trPr>
         <w:tc>
           <w:tcPr>
-            <w:tcW w:w="2161" w:type="dxa"/>
+            <w:tcW w:w="2162" w:type="dxa"/>
             <w:tcBorders>
               <w:top w:val="nil"/>
               <w:left w:val="nil"/>
@@ -7006,6 +7206,7 @@
           </w:tcPr>
           <w:p>
             <w:pPr>
+              <w:spacing w:line="360" w:lineRule="auto"/>
               <w:rPr>
                 <w:rFonts w:ascii="Arial" w:hAnsi="Arial" w:cs="Arial"/>
               </w:rPr>
@@ -7036,6 +7237,7 @@
           </w:tcPr>
           <w:p>
             <w:pPr>
+              <w:spacing w:line="360" w:lineRule="auto"/>
               <w:rPr>
                 <w:rFonts w:ascii="Arial" w:hAnsi="Arial" w:cs="Arial"/>
               </w:rPr>
@@ -7066,6 +7268,7 @@
           </w:tcPr>
           <w:p>
             <w:pPr>
+              <w:spacing w:line="360" w:lineRule="auto"/>
               <w:rPr>
                 <w:rFonts w:ascii="Arial" w:hAnsi="Arial" w:cs="Arial"/>
               </w:rPr>
@@ -7096,6 +7299,7 @@
           </w:tcPr>
           <w:p>
             <w:pPr>
+              <w:spacing w:line="360" w:lineRule="auto"/>
               <w:rPr>
                 <w:rFonts w:ascii="Arial" w:hAnsi="Arial" w:cs="Arial"/>
               </w:rPr>
@@ -7115,7 +7319,7 @@
         </w:trPr>
         <w:tc>
           <w:tcPr>
-            <w:tcW w:w="2161" w:type="dxa"/>
+            <w:tcW w:w="2162" w:type="dxa"/>
             <w:tcBorders>
               <w:top w:val="nil"/>
               <w:left w:val="nil"/>
@@ -7131,6 +7335,7 @@
           </w:tcPr>
           <w:p>
             <w:pPr>
+              <w:spacing w:line="360" w:lineRule="auto"/>
               <w:rPr>
                 <w:rFonts w:ascii="Arial" w:hAnsi="Arial" w:cs="Arial"/>
               </w:rPr>
@@ -7161,6 +7366,7 @@
           </w:tcPr>
           <w:p>
             <w:pPr>
+              <w:spacing w:line="360" w:lineRule="auto"/>
               <w:rPr>
                 <w:rFonts w:ascii="Arial" w:hAnsi="Arial" w:cs="Arial"/>
               </w:rPr>
@@ -7191,6 +7397,7 @@
           </w:tcPr>
           <w:p>
             <w:pPr>
+              <w:spacing w:line="360" w:lineRule="auto"/>
               <w:rPr>
                 <w:rFonts w:ascii="Arial" w:hAnsi="Arial" w:cs="Arial"/>
               </w:rPr>
@@ -7221,6 +7428,7 @@
           </w:tcPr>
           <w:p>
             <w:pPr>
+              <w:spacing w:line="360" w:lineRule="auto"/>
               <w:rPr>
                 <w:rFonts w:ascii="Arial" w:hAnsi="Arial" w:cs="Arial"/>
               </w:rPr>
@@ -7240,7 +7448,7 @@
         </w:trPr>
         <w:tc>
           <w:tcPr>
-            <w:tcW w:w="2161" w:type="dxa"/>
+            <w:tcW w:w="2162" w:type="dxa"/>
             <w:tcBorders>
               <w:top w:val="nil"/>
               <w:left w:val="nil"/>
@@ -7256,6 +7464,7 @@
           </w:tcPr>
           <w:p>
             <w:pPr>
+              <w:spacing w:line="360" w:lineRule="auto"/>
               <w:rPr>
                 <w:rFonts w:ascii="Arial" w:hAnsi="Arial" w:cs="Arial"/>
               </w:rPr>
@@ -7286,6 +7495,7 @@
           </w:tcPr>
           <w:p>
             <w:pPr>
+              <w:spacing w:line="360" w:lineRule="auto"/>
               <w:rPr>
                 <w:rFonts w:ascii="Arial" w:hAnsi="Arial" w:cs="Arial"/>
               </w:rPr>
@@ -7316,6 +7526,7 @@
           </w:tcPr>
           <w:p>
             <w:pPr>
+              <w:spacing w:line="360" w:lineRule="auto"/>
               <w:rPr>
                 <w:rFonts w:ascii="Arial" w:hAnsi="Arial" w:cs="Arial"/>
               </w:rPr>
@@ -7346,6 +7557,7 @@
           </w:tcPr>
           <w:p>
             <w:pPr>
+              <w:spacing w:line="360" w:lineRule="auto"/>
               <w:rPr>
                 <w:rFonts w:ascii="Arial" w:hAnsi="Arial" w:cs="Arial"/>
               </w:rPr>
@@ -7356,6 +7568,119 @@
               </w:rPr>
               <w:t>Muy poco eficiente</w:t>
             </w:r>
+          </w:p>
+        </w:tc>
+      </w:tr>
+      <w:tr>
+        <w:trPr>
+          <w:trHeight w:val="800"/>
+        </w:trPr>
+        <w:tc>
+          <w:tcPr>
+            <w:tcW w:w="2162" w:type="dxa"/>
+            <w:tcBorders>
+              <w:top w:val="nil"/>
+              <w:left w:val="nil"/>
+              <w:bottom w:val="nil"/>
+              <w:right w:val="nil"/>
+            </w:tcBorders>
+            <w:tcMar>
+              <w:top w:w="100" w:type="dxa"/>
+              <w:left w:w="100" w:type="dxa"/>
+              <w:bottom w:w="100" w:type="dxa"/>
+              <w:right w:w="100" w:type="dxa"/>
+            </w:tcMar>
+          </w:tcPr>
+          <w:p>
+            <w:pPr>
+              <w:spacing w:line="360" w:lineRule="auto"/>
+              <w:rPr>
+                <w:rFonts w:ascii="Arial" w:hAnsi="Arial" w:cs="Arial"/>
+              </w:rPr>
+            </w:pPr>
+          </w:p>
+          <w:p>
+            <w:pPr>
+              <w:spacing w:line="360" w:lineRule="auto"/>
+              <w:rPr>
+                <w:rFonts w:ascii="Arial" w:hAnsi="Arial" w:cs="Arial"/>
+              </w:rPr>
+            </w:pPr>
+          </w:p>
+        </w:tc>
+        <w:tc>
+          <w:tcPr>
+            <w:tcW w:w="1992" w:type="dxa"/>
+            <w:tcBorders>
+              <w:top w:val="nil"/>
+              <w:left w:val="nil"/>
+              <w:bottom w:val="nil"/>
+              <w:right w:val="nil"/>
+            </w:tcBorders>
+            <w:tcMar>
+              <w:top w:w="100" w:type="dxa"/>
+              <w:left w:w="100" w:type="dxa"/>
+              <w:bottom w:w="100" w:type="dxa"/>
+              <w:right w:w="100" w:type="dxa"/>
+            </w:tcMar>
+          </w:tcPr>
+          <w:p>
+            <w:pPr>
+              <w:spacing w:line="360" w:lineRule="auto"/>
+              <w:rPr>
+                <w:rFonts w:ascii="Arial" w:hAnsi="Arial" w:cs="Arial"/>
+              </w:rPr>
+            </w:pPr>
+          </w:p>
+        </w:tc>
+        <w:tc>
+          <w:tcPr>
+            <w:tcW w:w="2626" w:type="dxa"/>
+            <w:tcBorders>
+              <w:top w:val="nil"/>
+              <w:left w:val="nil"/>
+              <w:bottom w:val="nil"/>
+              <w:right w:val="nil"/>
+            </w:tcBorders>
+            <w:tcMar>
+              <w:top w:w="100" w:type="dxa"/>
+              <w:left w:w="100" w:type="dxa"/>
+              <w:bottom w:w="100" w:type="dxa"/>
+              <w:right w:w="100" w:type="dxa"/>
+            </w:tcMar>
+          </w:tcPr>
+          <w:p>
+            <w:pPr>
+              <w:spacing w:line="360" w:lineRule="auto"/>
+              <w:rPr>
+                <w:rFonts w:ascii="Arial" w:hAnsi="Arial" w:cs="Arial"/>
+              </w:rPr>
+            </w:pPr>
+          </w:p>
+        </w:tc>
+        <w:tc>
+          <w:tcPr>
+            <w:tcW w:w="2245" w:type="dxa"/>
+            <w:tcBorders>
+              <w:top w:val="nil"/>
+              <w:left w:val="nil"/>
+              <w:bottom w:val="nil"/>
+              <w:right w:val="nil"/>
+            </w:tcBorders>
+            <w:tcMar>
+              <w:top w:w="100" w:type="dxa"/>
+              <w:left w:w="100" w:type="dxa"/>
+              <w:bottom w:w="100" w:type="dxa"/>
+              <w:right w:w="100" w:type="dxa"/>
+            </w:tcMar>
+          </w:tcPr>
+          <w:p>
+            <w:pPr>
+              <w:spacing w:line="360" w:lineRule="auto"/>
+              <w:rPr>
+                <w:rFonts w:ascii="Arial" w:hAnsi="Arial" w:cs="Arial"/>
+              </w:rPr>
+            </w:pPr>
           </w:p>
         </w:tc>
       </w:tr>
@@ -7365,18 +7690,18 @@
         <w:pStyle w:val="Ttulo3"/>
         <w:keepNext w:val="0"/>
         <w:keepLines w:val="0"/>
-        <w:spacing w:before="280"/>
+        <w:spacing w:before="280" w:line="360" w:lineRule="auto"/>
         <w:rPr>
           <w:rFonts w:ascii="Arial" w:hAnsi="Arial" w:cs="Arial"/>
           <w:b/>
           <w:bCs/>
           <w:color w:val="000000"/>
-          <w:sz w:val="26"/>
-          <w:szCs w:val="26"/>
+          <w:sz w:val="22"/>
+          <w:szCs w:val="22"/>
         </w:rPr>
       </w:pPr>
       <w:bookmarkStart w:id="38" w:name="_tz2b32am0286" w:colFirst="0" w:colLast="0"/>
-      <w:bookmarkStart w:id="39" w:name="_Toc225116358"/>
+      <w:bookmarkStart w:id="39" w:name="_Toc226231801"/>
       <w:bookmarkEnd w:id="38"/>
       <w:r>
         <w:rPr>
@@ -7384,31 +7709,31 @@
           <w:b/>
           <w:bCs/>
           <w:color w:val="000000"/>
-          <w:sz w:val="26"/>
-          <w:szCs w:val="26"/>
-        </w:rPr>
+          <w:sz w:val="22"/>
+          <w:szCs w:val="22"/>
+        </w:rPr>
+        <w:lastRenderedPageBreak/>
         <w:t>Análisis</w:t>
       </w:r>
       <w:bookmarkEnd w:id="39"/>
     </w:p>
     <w:p>
       <w:pPr>
-        <w:spacing w:before="240" w:after="240"/>
-        <w:rPr>
-          <w:rFonts w:ascii="Arial" w:hAnsi="Arial" w:cs="Arial"/>
-        </w:rPr>
-      </w:pPr>
-      <w:r>
-        <w:rPr>
-          <w:rFonts w:ascii="Arial" w:hAnsi="Arial" w:cs="Arial"/>
-        </w:rPr>
-        <w:lastRenderedPageBreak/>
+        <w:spacing w:before="240" w:after="240" w:line="360" w:lineRule="auto"/>
+        <w:rPr>
+          <w:rFonts w:ascii="Arial" w:hAnsi="Arial" w:cs="Arial"/>
+        </w:rPr>
+      </w:pPr>
+      <w:r>
+        <w:rPr>
+          <w:rFonts w:ascii="Arial" w:hAnsi="Arial" w:cs="Arial"/>
+        </w:rPr>
         <w:t>Las herramientas actuales no están diseñadas específicamente para la gestión de prácticas, lo que hace que el proceso sea más lento y menos organizado.</w:t>
       </w:r>
     </w:p>
     <w:p>
       <w:pPr>
-        <w:spacing w:before="240" w:after="240"/>
+        <w:spacing w:before="240" w:after="240" w:line="360" w:lineRule="auto"/>
         <w:rPr>
           <w:rFonts w:ascii="Arial" w:hAnsi="Arial" w:cs="Arial"/>
         </w:rPr>
@@ -7422,83 +7747,63 @@
     </w:p>
     <w:p>
       <w:pPr>
-        <w:rPr>
-          <w:rFonts w:ascii="Arial" w:hAnsi="Arial" w:cs="Arial"/>
-        </w:rPr>
-      </w:pPr>
-      <w:r>
-        <w:rPr>
-          <w:rFonts w:ascii="Arial" w:hAnsi="Arial" w:cs="Arial"/>
-        </w:rPr>
-        <w:pict w14:anchorId="6194DED9">
-          <v:rect id="_x0000_i1030" style="width:0;height:1.5pt" o:hralign="center" o:hrstd="t" o:hr="t" fillcolor="#a0a0a0" stroked="f"/>
-        </w:pict>
-      </w:r>
+        <w:spacing w:line="360" w:lineRule="auto"/>
+        <w:rPr>
+          <w:rFonts w:ascii="Arial" w:hAnsi="Arial" w:cs="Arial"/>
+        </w:rPr>
+      </w:pPr>
     </w:p>
     <w:p>
       <w:pPr>
         <w:pStyle w:val="Ttulo2"/>
         <w:keepNext w:val="0"/>
         <w:keepLines w:val="0"/>
-        <w:spacing w:after="80"/>
+        <w:spacing w:after="80" w:line="360" w:lineRule="auto"/>
         <w:rPr>
           <w:b/>
           <w:bCs/>
-          <w:sz w:val="34"/>
-          <w:szCs w:val="34"/>
+          <w:sz w:val="22"/>
+          <w:szCs w:val="22"/>
         </w:rPr>
       </w:pPr>
       <w:bookmarkStart w:id="40" w:name="_uete22pvwnw8" w:colFirst="0" w:colLast="0"/>
-      <w:bookmarkStart w:id="41" w:name="_Toc225116359"/>
+      <w:bookmarkStart w:id="41" w:name="_Toc226231802"/>
       <w:bookmarkEnd w:id="40"/>
       <w:r>
         <w:rPr>
           <w:b/>
           <w:bCs/>
-          <w:sz w:val="34"/>
-          <w:szCs w:val="34"/>
-        </w:rPr>
-        <w:t xml:space="preserve">6 </w:t>
-      </w:r>
-      <w:proofErr w:type="gramStart"/>
-      <w:r>
-        <w:rPr>
-          <w:b/>
-          <w:bCs/>
-          <w:sz w:val="34"/>
-          <w:szCs w:val="34"/>
-        </w:rPr>
-        <w:t>Análisis</w:t>
-      </w:r>
-      <w:proofErr w:type="gramEnd"/>
-      <w:r>
-        <w:rPr>
-          <w:b/>
-          <w:bCs/>
-          <w:sz w:val="34"/>
-          <w:szCs w:val="34"/>
-        </w:rPr>
-        <w:t xml:space="preserve"> DAFO</w:t>
+          <w:sz w:val="22"/>
+          <w:szCs w:val="22"/>
+        </w:rPr>
+        <w:t>Análisis DAFO</w:t>
       </w:r>
       <w:bookmarkEnd w:id="41"/>
+    </w:p>
+    <w:p>
+      <w:pPr>
+        <w:rPr>
+          <w:lang w:val="es"/>
+        </w:rPr>
+      </w:pPr>
     </w:p>
     <w:p>
       <w:pPr>
         <w:pStyle w:val="Ttulo3"/>
         <w:keepNext w:val="0"/>
         <w:keepLines w:val="0"/>
-        <w:spacing w:before="280"/>
+        <w:spacing w:before="280" w:line="360" w:lineRule="auto"/>
         <w:rPr>
           <w:rFonts w:ascii="Arial" w:hAnsi="Arial" w:cs="Arial"/>
           <w:b/>
           <w:bCs/>
           <w:color w:val="000000"/>
-          <w:sz w:val="26"/>
-          <w:szCs w:val="26"/>
+          <w:sz w:val="22"/>
+          <w:szCs w:val="22"/>
         </w:rPr>
       </w:pPr>
       <w:bookmarkStart w:id="42" w:name="_deawzrb7hpp1" w:colFirst="0" w:colLast="0"/>
-      <w:bookmarkStart w:id="43" w:name="_Toc225116360"/>
+      <w:bookmarkStart w:id="43" w:name="_Toc226231803"/>
       <w:bookmarkEnd w:id="42"/>
       <w:r>
         <w:rPr>
@@ -7506,8 +7811,8 @@
           <w:b/>
           <w:bCs/>
           <w:color w:val="000000"/>
-          <w:sz w:val="26"/>
-          <w:szCs w:val="26"/>
+          <w:sz w:val="22"/>
+          <w:szCs w:val="22"/>
         </w:rPr>
         <w:t>Fortalezas</w:t>
       </w:r>
@@ -7519,7 +7824,7 @@
           <w:ilvl w:val="0"/>
           <w:numId w:val="82"/>
         </w:numPr>
-        <w:spacing w:before="240" w:after="0" w:line="276" w:lineRule="auto"/>
+        <w:spacing w:before="240" w:after="0" w:line="360" w:lineRule="auto"/>
         <w:rPr>
           <w:rFonts w:ascii="Arial" w:hAnsi="Arial" w:cs="Arial"/>
         </w:rPr>
@@ -7537,7 +7842,7 @@
           <w:ilvl w:val="0"/>
           <w:numId w:val="82"/>
         </w:numPr>
-        <w:spacing w:after="0" w:line="276" w:lineRule="auto"/>
+        <w:spacing w:after="0" w:line="360" w:lineRule="auto"/>
         <w:rPr>
           <w:rFonts w:ascii="Arial" w:hAnsi="Arial" w:cs="Arial"/>
         </w:rPr>
@@ -7555,7 +7860,7 @@
           <w:ilvl w:val="0"/>
           <w:numId w:val="82"/>
         </w:numPr>
-        <w:spacing w:after="0" w:line="276" w:lineRule="auto"/>
+        <w:spacing w:after="0" w:line="360" w:lineRule="auto"/>
         <w:rPr>
           <w:rFonts w:ascii="Arial" w:hAnsi="Arial" w:cs="Arial"/>
         </w:rPr>
@@ -7573,7 +7878,7 @@
           <w:ilvl w:val="0"/>
           <w:numId w:val="82"/>
         </w:numPr>
-        <w:spacing w:after="0" w:line="276" w:lineRule="auto"/>
+        <w:spacing w:after="0" w:line="360" w:lineRule="auto"/>
         <w:rPr>
           <w:rFonts w:ascii="Arial" w:hAnsi="Arial" w:cs="Arial"/>
         </w:rPr>
@@ -7599,7 +7904,7 @@
           <w:ilvl w:val="0"/>
           <w:numId w:val="82"/>
         </w:numPr>
-        <w:spacing w:after="0" w:line="276" w:lineRule="auto"/>
+        <w:spacing w:after="0" w:line="360" w:lineRule="auto"/>
         <w:rPr>
           <w:rFonts w:ascii="Arial" w:hAnsi="Arial" w:cs="Arial"/>
         </w:rPr>
@@ -7617,7 +7922,7 @@
           <w:ilvl w:val="0"/>
           <w:numId w:val="82"/>
         </w:numPr>
-        <w:spacing w:after="240" w:line="276" w:lineRule="auto"/>
+        <w:spacing w:after="240" w:line="360" w:lineRule="auto"/>
         <w:rPr>
           <w:rFonts w:ascii="Arial" w:hAnsi="Arial" w:cs="Arial"/>
         </w:rPr>
@@ -7628,24 +7933,32 @@
         </w:rPr>
         <w:t>Tecnologías web actuales</w:t>
       </w:r>
+    </w:p>
+    <w:p>
+      <w:pPr>
+        <w:spacing w:after="240" w:line="360" w:lineRule="auto"/>
+        <w:rPr>
+          <w:rFonts w:ascii="Arial" w:hAnsi="Arial" w:cs="Arial"/>
+        </w:rPr>
+      </w:pPr>
     </w:p>
     <w:p>
       <w:pPr>
         <w:pStyle w:val="Ttulo3"/>
         <w:keepNext w:val="0"/>
         <w:keepLines w:val="0"/>
-        <w:spacing w:before="280"/>
+        <w:spacing w:before="280" w:line="360" w:lineRule="auto"/>
         <w:rPr>
           <w:rFonts w:ascii="Arial" w:hAnsi="Arial" w:cs="Arial"/>
           <w:b/>
           <w:bCs/>
           <w:color w:val="000000"/>
-          <w:sz w:val="26"/>
-          <w:szCs w:val="26"/>
+          <w:sz w:val="22"/>
+          <w:szCs w:val="22"/>
         </w:rPr>
       </w:pPr>
       <w:bookmarkStart w:id="44" w:name="_qfsuy6bzg0zl" w:colFirst="0" w:colLast="0"/>
-      <w:bookmarkStart w:id="45" w:name="_Toc225116361"/>
+      <w:bookmarkStart w:id="45" w:name="_Toc226231804"/>
       <w:bookmarkEnd w:id="44"/>
       <w:r>
         <w:rPr>
@@ -7653,8 +7966,8 @@
           <w:b/>
           <w:bCs/>
           <w:color w:val="000000"/>
-          <w:sz w:val="26"/>
-          <w:szCs w:val="26"/>
+          <w:sz w:val="22"/>
+          <w:szCs w:val="22"/>
         </w:rPr>
         <w:t>Debilidades</w:t>
       </w:r>
@@ -7666,7 +7979,7 @@
           <w:ilvl w:val="0"/>
           <w:numId w:val="85"/>
         </w:numPr>
-        <w:spacing w:before="240" w:after="0" w:line="276" w:lineRule="auto"/>
+        <w:spacing w:before="240" w:after="0" w:line="360" w:lineRule="auto"/>
         <w:rPr>
           <w:rFonts w:ascii="Arial" w:hAnsi="Arial" w:cs="Arial"/>
         </w:rPr>
@@ -7684,7 +7997,7 @@
           <w:ilvl w:val="0"/>
           <w:numId w:val="85"/>
         </w:numPr>
-        <w:spacing w:after="0" w:line="276" w:lineRule="auto"/>
+        <w:spacing w:after="0" w:line="360" w:lineRule="auto"/>
         <w:rPr>
           <w:rFonts w:ascii="Arial" w:hAnsi="Arial" w:cs="Arial"/>
         </w:rPr>
@@ -7702,7 +8015,7 @@
           <w:ilvl w:val="0"/>
           <w:numId w:val="85"/>
         </w:numPr>
-        <w:spacing w:after="0" w:line="276" w:lineRule="auto"/>
+        <w:spacing w:after="0" w:line="360" w:lineRule="auto"/>
         <w:rPr>
           <w:rFonts w:ascii="Arial" w:hAnsi="Arial" w:cs="Arial"/>
         </w:rPr>
@@ -7720,7 +8033,7 @@
           <w:ilvl w:val="0"/>
           <w:numId w:val="85"/>
         </w:numPr>
-        <w:spacing w:after="240" w:line="276" w:lineRule="auto"/>
+        <w:spacing w:after="240" w:line="360" w:lineRule="auto"/>
         <w:rPr>
           <w:rFonts w:ascii="Arial" w:hAnsi="Arial" w:cs="Arial"/>
         </w:rPr>
@@ -7731,24 +8044,32 @@
         </w:rPr>
         <w:t>Pocas funcionalidades iniciales</w:t>
       </w:r>
+    </w:p>
+    <w:p>
+      <w:pPr>
+        <w:spacing w:after="240" w:line="360" w:lineRule="auto"/>
+        <w:rPr>
+          <w:rFonts w:ascii="Arial" w:hAnsi="Arial" w:cs="Arial"/>
+        </w:rPr>
+      </w:pPr>
     </w:p>
     <w:p>
       <w:pPr>
         <w:pStyle w:val="Ttulo3"/>
         <w:keepNext w:val="0"/>
         <w:keepLines w:val="0"/>
-        <w:spacing w:before="280"/>
+        <w:spacing w:before="280" w:line="360" w:lineRule="auto"/>
         <w:rPr>
           <w:rFonts w:ascii="Arial" w:hAnsi="Arial" w:cs="Arial"/>
           <w:b/>
           <w:bCs/>
           <w:color w:val="000000"/>
-          <w:sz w:val="26"/>
-          <w:szCs w:val="26"/>
+          <w:sz w:val="22"/>
+          <w:szCs w:val="22"/>
         </w:rPr>
       </w:pPr>
       <w:bookmarkStart w:id="46" w:name="_5dnf07s5vcen" w:colFirst="0" w:colLast="0"/>
-      <w:bookmarkStart w:id="47" w:name="_Toc225116362"/>
+      <w:bookmarkStart w:id="47" w:name="_Toc226231805"/>
       <w:bookmarkEnd w:id="46"/>
       <w:r>
         <w:rPr>
@@ -7756,8 +8077,8 @@
           <w:b/>
           <w:bCs/>
           <w:color w:val="000000"/>
-          <w:sz w:val="26"/>
-          <w:szCs w:val="26"/>
+          <w:sz w:val="22"/>
+          <w:szCs w:val="22"/>
         </w:rPr>
         <w:t>Oportunidades</w:t>
       </w:r>
@@ -7769,7 +8090,7 @@
           <w:ilvl w:val="0"/>
           <w:numId w:val="72"/>
         </w:numPr>
-        <w:spacing w:before="240" w:after="0" w:line="276" w:lineRule="auto"/>
+        <w:spacing w:before="240" w:after="0" w:line="360" w:lineRule="auto"/>
         <w:rPr>
           <w:rFonts w:ascii="Arial" w:hAnsi="Arial" w:cs="Arial"/>
         </w:rPr>
@@ -7787,7 +8108,7 @@
           <w:ilvl w:val="0"/>
           <w:numId w:val="72"/>
         </w:numPr>
-        <w:spacing w:after="0" w:line="276" w:lineRule="auto"/>
+        <w:spacing w:after="0" w:line="360" w:lineRule="auto"/>
         <w:rPr>
           <w:rFonts w:ascii="Arial" w:hAnsi="Arial" w:cs="Arial"/>
         </w:rPr>
@@ -7805,7 +8126,7 @@
           <w:ilvl w:val="0"/>
           <w:numId w:val="72"/>
         </w:numPr>
-        <w:spacing w:after="0" w:line="276" w:lineRule="auto"/>
+        <w:spacing w:after="0" w:line="360" w:lineRule="auto"/>
         <w:rPr>
           <w:rFonts w:ascii="Arial" w:hAnsi="Arial" w:cs="Arial"/>
         </w:rPr>
@@ -7823,7 +8144,7 @@
           <w:ilvl w:val="0"/>
           <w:numId w:val="72"/>
         </w:numPr>
-        <w:spacing w:after="240" w:line="276" w:lineRule="auto"/>
+        <w:spacing w:after="240" w:line="360" w:lineRule="auto"/>
         <w:rPr>
           <w:rFonts w:ascii="Arial" w:hAnsi="Arial" w:cs="Arial"/>
         </w:rPr>
@@ -7834,24 +8155,32 @@
         </w:rPr>
         <w:t>Mejora de procesos administrativos</w:t>
       </w:r>
+    </w:p>
+    <w:p>
+      <w:pPr>
+        <w:spacing w:after="240" w:line="360" w:lineRule="auto"/>
+        <w:rPr>
+          <w:rFonts w:ascii="Arial" w:hAnsi="Arial" w:cs="Arial"/>
+        </w:rPr>
+      </w:pPr>
     </w:p>
     <w:p>
       <w:pPr>
         <w:pStyle w:val="Ttulo3"/>
         <w:keepNext w:val="0"/>
         <w:keepLines w:val="0"/>
-        <w:spacing w:before="280"/>
+        <w:spacing w:before="280" w:line="360" w:lineRule="auto"/>
         <w:rPr>
           <w:rFonts w:ascii="Arial" w:hAnsi="Arial" w:cs="Arial"/>
           <w:b/>
           <w:bCs/>
           <w:color w:val="000000"/>
-          <w:sz w:val="26"/>
-          <w:szCs w:val="26"/>
+          <w:sz w:val="22"/>
+          <w:szCs w:val="22"/>
         </w:rPr>
       </w:pPr>
       <w:bookmarkStart w:id="48" w:name="_982t68pz1ik2" w:colFirst="0" w:colLast="0"/>
-      <w:bookmarkStart w:id="49" w:name="_Toc225116363"/>
+      <w:bookmarkStart w:id="49" w:name="_Toc226231806"/>
       <w:bookmarkEnd w:id="48"/>
       <w:r>
         <w:rPr>
@@ -7859,9 +8188,10 @@
           <w:b/>
           <w:bCs/>
           <w:color w:val="000000"/>
-          <w:sz w:val="26"/>
-          <w:szCs w:val="26"/>
-        </w:rPr>
+          <w:sz w:val="22"/>
+          <w:szCs w:val="22"/>
+        </w:rPr>
+        <w:lastRenderedPageBreak/>
         <w:t>Amenazas</w:t>
       </w:r>
       <w:bookmarkEnd w:id="49"/>
@@ -7872,7 +8202,7 @@
           <w:ilvl w:val="0"/>
           <w:numId w:val="89"/>
         </w:numPr>
-        <w:spacing w:before="240" w:after="0" w:line="276" w:lineRule="auto"/>
+        <w:spacing w:before="240" w:after="0" w:line="360" w:lineRule="auto"/>
         <w:rPr>
           <w:rFonts w:ascii="Arial" w:hAnsi="Arial" w:cs="Arial"/>
         </w:rPr>
@@ -7890,7 +8220,7 @@
           <w:ilvl w:val="0"/>
           <w:numId w:val="89"/>
         </w:numPr>
-        <w:spacing w:after="0" w:line="276" w:lineRule="auto"/>
+        <w:spacing w:after="0" w:line="360" w:lineRule="auto"/>
         <w:rPr>
           <w:rFonts w:ascii="Arial" w:hAnsi="Arial" w:cs="Arial"/>
         </w:rPr>
@@ -7908,7 +8238,7 @@
           <w:ilvl w:val="0"/>
           <w:numId w:val="89"/>
         </w:numPr>
-        <w:spacing w:after="0" w:line="276" w:lineRule="auto"/>
+        <w:spacing w:after="0" w:line="360" w:lineRule="auto"/>
         <w:rPr>
           <w:rFonts w:ascii="Arial" w:hAnsi="Arial" w:cs="Arial"/>
         </w:rPr>
@@ -7926,7 +8256,7 @@
           <w:ilvl w:val="0"/>
           <w:numId w:val="89"/>
         </w:numPr>
-        <w:spacing w:after="240" w:line="276" w:lineRule="auto"/>
+        <w:spacing w:after="240" w:line="360" w:lineRule="auto"/>
         <w:rPr>
           <w:rFonts w:ascii="Arial" w:hAnsi="Arial" w:cs="Arial"/>
         </w:rPr>
@@ -7940,83 +8270,63 @@
     </w:p>
     <w:p>
       <w:pPr>
-        <w:rPr>
-          <w:rFonts w:ascii="Arial" w:hAnsi="Arial" w:cs="Arial"/>
-        </w:rPr>
-      </w:pPr>
-      <w:r>
-        <w:rPr>
-          <w:rFonts w:ascii="Arial" w:hAnsi="Arial" w:cs="Arial"/>
-        </w:rPr>
-        <w:pict w14:anchorId="27360E6A">
-          <v:rect id="_x0000_i1031" style="width:0;height:1.5pt" o:hralign="center" o:hrstd="t" o:hr="t" fillcolor="#a0a0a0" stroked="f"/>
-        </w:pict>
-      </w:r>
+        <w:spacing w:after="240" w:line="360" w:lineRule="auto"/>
+        <w:rPr>
+          <w:rFonts w:ascii="Arial" w:hAnsi="Arial" w:cs="Arial"/>
+        </w:rPr>
+      </w:pPr>
     </w:p>
     <w:p>
       <w:pPr>
         <w:pStyle w:val="Ttulo2"/>
         <w:keepNext w:val="0"/>
         <w:keepLines w:val="0"/>
-        <w:spacing w:after="80"/>
+        <w:spacing w:after="80" w:line="360" w:lineRule="auto"/>
         <w:rPr>
           <w:b/>
           <w:bCs/>
-          <w:sz w:val="34"/>
-          <w:szCs w:val="34"/>
+          <w:sz w:val="22"/>
+          <w:szCs w:val="22"/>
         </w:rPr>
       </w:pPr>
       <w:bookmarkStart w:id="50" w:name="_bi470qrji5m3" w:colFirst="0" w:colLast="0"/>
-      <w:bookmarkStart w:id="51" w:name="_Toc225116364"/>
+      <w:bookmarkStart w:id="51" w:name="_Toc226231807"/>
       <w:bookmarkEnd w:id="50"/>
       <w:r>
         <w:rPr>
           <w:b/>
           <w:bCs/>
-          <w:sz w:val="34"/>
-          <w:szCs w:val="34"/>
-        </w:rPr>
-        <w:t xml:space="preserve">7 </w:t>
-      </w:r>
-      <w:proofErr w:type="gramStart"/>
-      <w:r>
-        <w:rPr>
-          <w:b/>
-          <w:bCs/>
-          <w:sz w:val="34"/>
-          <w:szCs w:val="34"/>
-        </w:rPr>
-        <w:t>Estrategia</w:t>
-      </w:r>
-      <w:proofErr w:type="gramEnd"/>
-      <w:r>
-        <w:rPr>
-          <w:b/>
-          <w:bCs/>
-          <w:sz w:val="34"/>
-          <w:szCs w:val="34"/>
-        </w:rPr>
-        <w:t xml:space="preserve"> CAME</w:t>
+          <w:sz w:val="22"/>
+          <w:szCs w:val="22"/>
+        </w:rPr>
+        <w:t>Estrategia CAME</w:t>
       </w:r>
       <w:bookmarkEnd w:id="51"/>
+    </w:p>
+    <w:p>
+      <w:pPr>
+        <w:rPr>
+          <w:lang w:val="es"/>
+        </w:rPr>
+      </w:pPr>
     </w:p>
     <w:p>
       <w:pPr>
         <w:pStyle w:val="Ttulo3"/>
         <w:keepNext w:val="0"/>
         <w:keepLines w:val="0"/>
-        <w:spacing w:before="280"/>
+        <w:spacing w:before="280" w:line="360" w:lineRule="auto"/>
         <w:rPr>
           <w:rFonts w:ascii="Arial" w:hAnsi="Arial" w:cs="Arial"/>
           <w:b/>
           <w:bCs/>
           <w:color w:val="000000"/>
-          <w:sz w:val="26"/>
-          <w:szCs w:val="26"/>
+          <w:sz w:val="22"/>
+          <w:szCs w:val="22"/>
         </w:rPr>
       </w:pPr>
       <w:bookmarkStart w:id="52" w:name="_ibwxzkiicw7s" w:colFirst="0" w:colLast="0"/>
-      <w:bookmarkStart w:id="53" w:name="_Toc225116365"/>
+      <w:bookmarkStart w:id="53" w:name="_Toc226231808"/>
       <w:bookmarkEnd w:id="52"/>
       <w:r>
         <w:rPr>
@@ -8024,8 +8334,8 @@
           <w:b/>
           <w:bCs/>
           <w:color w:val="000000"/>
-          <w:sz w:val="26"/>
-          <w:szCs w:val="26"/>
+          <w:sz w:val="22"/>
+          <w:szCs w:val="22"/>
         </w:rPr>
         <w:t>Corregir debilidades</w:t>
       </w:r>
@@ -8037,7 +8347,7 @@
           <w:ilvl w:val="0"/>
           <w:numId w:val="77"/>
         </w:numPr>
-        <w:spacing w:before="240" w:after="0" w:line="276" w:lineRule="auto"/>
+        <w:spacing w:before="240" w:after="0" w:line="360" w:lineRule="auto"/>
         <w:rPr>
           <w:rFonts w:ascii="Arial" w:hAnsi="Arial" w:cs="Arial"/>
         </w:rPr>
@@ -8055,16 +8365,15 @@
           <w:ilvl w:val="0"/>
           <w:numId w:val="77"/>
         </w:numPr>
-        <w:spacing w:after="0" w:line="276" w:lineRule="auto"/>
-        <w:rPr>
-          <w:rFonts w:ascii="Arial" w:hAnsi="Arial" w:cs="Arial"/>
-        </w:rPr>
-      </w:pPr>
-      <w:r>
-        <w:rPr>
-          <w:rFonts w:ascii="Arial" w:hAnsi="Arial" w:cs="Arial"/>
-        </w:rPr>
-        <w:lastRenderedPageBreak/>
+        <w:spacing w:after="0" w:line="360" w:lineRule="auto"/>
+        <w:rPr>
+          <w:rFonts w:ascii="Arial" w:hAnsi="Arial" w:cs="Arial"/>
+        </w:rPr>
+      </w:pPr>
+      <w:r>
+        <w:rPr>
+          <w:rFonts w:ascii="Arial" w:hAnsi="Arial" w:cs="Arial"/>
+        </w:rPr>
         <w:t>Ampliar el sistema en futuras versiones</w:t>
       </w:r>
     </w:p>
@@ -8074,7 +8383,7 @@
           <w:ilvl w:val="0"/>
           <w:numId w:val="77"/>
         </w:numPr>
-        <w:spacing w:after="240" w:line="276" w:lineRule="auto"/>
+        <w:spacing w:after="240" w:line="360" w:lineRule="auto"/>
         <w:rPr>
           <w:rFonts w:ascii="Arial" w:hAnsi="Arial" w:cs="Arial"/>
         </w:rPr>
@@ -8085,24 +8394,32 @@
         </w:rPr>
         <w:t>Optimizar la interfaz de usuario</w:t>
       </w:r>
+    </w:p>
+    <w:p>
+      <w:pPr>
+        <w:spacing w:after="240" w:line="360" w:lineRule="auto"/>
+        <w:rPr>
+          <w:rFonts w:ascii="Arial" w:hAnsi="Arial" w:cs="Arial"/>
+        </w:rPr>
+      </w:pPr>
     </w:p>
     <w:p>
       <w:pPr>
         <w:pStyle w:val="Ttulo3"/>
         <w:keepNext w:val="0"/>
         <w:keepLines w:val="0"/>
-        <w:spacing w:before="280"/>
+        <w:spacing w:before="280" w:line="360" w:lineRule="auto"/>
         <w:rPr>
           <w:rFonts w:ascii="Arial" w:hAnsi="Arial" w:cs="Arial"/>
           <w:b/>
           <w:bCs/>
           <w:color w:val="000000"/>
-          <w:sz w:val="26"/>
-          <w:szCs w:val="26"/>
+          <w:sz w:val="22"/>
+          <w:szCs w:val="22"/>
         </w:rPr>
       </w:pPr>
       <w:bookmarkStart w:id="54" w:name="_i5z7kbo381ha" w:colFirst="0" w:colLast="0"/>
-      <w:bookmarkStart w:id="55" w:name="_Toc225116366"/>
+      <w:bookmarkStart w:id="55" w:name="_Toc226231809"/>
       <w:bookmarkEnd w:id="54"/>
       <w:r>
         <w:rPr>
@@ -8110,8 +8427,8 @@
           <w:b/>
           <w:bCs/>
           <w:color w:val="000000"/>
-          <w:sz w:val="26"/>
-          <w:szCs w:val="26"/>
+          <w:sz w:val="22"/>
+          <w:szCs w:val="22"/>
         </w:rPr>
         <w:t>Afrontar amenazas</w:t>
       </w:r>
@@ -8123,7 +8440,7 @@
           <w:ilvl w:val="0"/>
           <w:numId w:val="74"/>
         </w:numPr>
-        <w:spacing w:before="240" w:after="0" w:line="276" w:lineRule="auto"/>
+        <w:spacing w:before="240" w:after="0" w:line="360" w:lineRule="auto"/>
         <w:rPr>
           <w:rFonts w:ascii="Arial" w:hAnsi="Arial" w:cs="Arial"/>
         </w:rPr>
@@ -8141,7 +8458,7 @@
           <w:ilvl w:val="0"/>
           <w:numId w:val="74"/>
         </w:numPr>
-        <w:spacing w:after="0" w:line="276" w:lineRule="auto"/>
+        <w:spacing w:after="0" w:line="360" w:lineRule="auto"/>
         <w:rPr>
           <w:rFonts w:ascii="Arial" w:hAnsi="Arial" w:cs="Arial"/>
         </w:rPr>
@@ -8159,7 +8476,7 @@
           <w:ilvl w:val="0"/>
           <w:numId w:val="74"/>
         </w:numPr>
-        <w:spacing w:after="240" w:line="276" w:lineRule="auto"/>
+        <w:spacing w:after="240" w:line="360" w:lineRule="auto"/>
         <w:rPr>
           <w:rFonts w:ascii="Arial" w:hAnsi="Arial" w:cs="Arial"/>
         </w:rPr>
@@ -8170,24 +8487,32 @@
         </w:rPr>
         <w:t>Adaptarse a nuevas tecnologías</w:t>
       </w:r>
+    </w:p>
+    <w:p>
+      <w:pPr>
+        <w:spacing w:after="240" w:line="360" w:lineRule="auto"/>
+        <w:rPr>
+          <w:rFonts w:ascii="Arial" w:hAnsi="Arial" w:cs="Arial"/>
+        </w:rPr>
+      </w:pPr>
     </w:p>
     <w:p>
       <w:pPr>
         <w:pStyle w:val="Ttulo3"/>
         <w:keepNext w:val="0"/>
         <w:keepLines w:val="0"/>
-        <w:spacing w:before="280"/>
+        <w:spacing w:before="280" w:line="360" w:lineRule="auto"/>
         <w:rPr>
           <w:rFonts w:ascii="Arial" w:hAnsi="Arial" w:cs="Arial"/>
           <w:b/>
           <w:bCs/>
           <w:color w:val="000000"/>
-          <w:sz w:val="26"/>
-          <w:szCs w:val="26"/>
+          <w:sz w:val="22"/>
+          <w:szCs w:val="22"/>
         </w:rPr>
       </w:pPr>
       <w:bookmarkStart w:id="56" w:name="_gcjq87svqtdx" w:colFirst="0" w:colLast="0"/>
-      <w:bookmarkStart w:id="57" w:name="_Toc225116367"/>
+      <w:bookmarkStart w:id="57" w:name="_Toc226231810"/>
       <w:bookmarkEnd w:id="56"/>
       <w:r>
         <w:rPr>
@@ -8195,8 +8520,8 @@
           <w:b/>
           <w:bCs/>
           <w:color w:val="000000"/>
-          <w:sz w:val="26"/>
-          <w:szCs w:val="26"/>
+          <w:sz w:val="22"/>
+          <w:szCs w:val="22"/>
         </w:rPr>
         <w:t>Mantener fortalezas</w:t>
       </w:r>
@@ -8208,7 +8533,7 @@
           <w:ilvl w:val="0"/>
           <w:numId w:val="84"/>
         </w:numPr>
-        <w:spacing w:before="240" w:after="0" w:line="276" w:lineRule="auto"/>
+        <w:spacing w:before="240" w:after="0" w:line="360" w:lineRule="auto"/>
         <w:rPr>
           <w:rFonts w:ascii="Arial" w:hAnsi="Arial" w:cs="Arial"/>
         </w:rPr>
@@ -8226,7 +8551,7 @@
           <w:ilvl w:val="0"/>
           <w:numId w:val="84"/>
         </w:numPr>
-        <w:spacing w:after="0" w:line="276" w:lineRule="auto"/>
+        <w:spacing w:after="0" w:line="360" w:lineRule="auto"/>
         <w:rPr>
           <w:rFonts w:ascii="Arial" w:hAnsi="Arial" w:cs="Arial"/>
         </w:rPr>
@@ -8244,7 +8569,7 @@
           <w:ilvl w:val="0"/>
           <w:numId w:val="84"/>
         </w:numPr>
-        <w:spacing w:after="0" w:line="276" w:lineRule="auto"/>
+        <w:spacing w:after="0" w:line="360" w:lineRule="auto"/>
         <w:rPr>
           <w:rFonts w:ascii="Arial" w:hAnsi="Arial" w:cs="Arial"/>
         </w:rPr>
@@ -8270,7 +8595,7 @@
           <w:ilvl w:val="0"/>
           <w:numId w:val="84"/>
         </w:numPr>
-        <w:spacing w:after="240" w:line="276" w:lineRule="auto"/>
+        <w:spacing w:after="240" w:line="360" w:lineRule="auto"/>
         <w:rPr>
           <w:rFonts w:ascii="Arial" w:hAnsi="Arial" w:cs="Arial"/>
         </w:rPr>
@@ -8281,24 +8606,32 @@
         </w:rPr>
         <w:t>Centralización de datos</w:t>
       </w:r>
+    </w:p>
+    <w:p>
+      <w:pPr>
+        <w:spacing w:after="240" w:line="360" w:lineRule="auto"/>
+        <w:rPr>
+          <w:rFonts w:ascii="Arial" w:hAnsi="Arial" w:cs="Arial"/>
+        </w:rPr>
+      </w:pPr>
     </w:p>
     <w:p>
       <w:pPr>
         <w:pStyle w:val="Ttulo3"/>
         <w:keepNext w:val="0"/>
         <w:keepLines w:val="0"/>
-        <w:spacing w:before="280"/>
+        <w:spacing w:before="280" w:line="360" w:lineRule="auto"/>
         <w:rPr>
           <w:rFonts w:ascii="Arial" w:hAnsi="Arial" w:cs="Arial"/>
           <w:b/>
           <w:bCs/>
           <w:color w:val="000000"/>
-          <w:sz w:val="26"/>
-          <w:szCs w:val="26"/>
+          <w:sz w:val="22"/>
+          <w:szCs w:val="22"/>
         </w:rPr>
       </w:pPr>
       <w:bookmarkStart w:id="58" w:name="_grhqpe3g3q2r" w:colFirst="0" w:colLast="0"/>
-      <w:bookmarkStart w:id="59" w:name="_Toc225116368"/>
+      <w:bookmarkStart w:id="59" w:name="_Toc226231811"/>
       <w:bookmarkEnd w:id="58"/>
       <w:r>
         <w:rPr>
@@ -8306,8 +8639,8 @@
           <w:b/>
           <w:bCs/>
           <w:color w:val="000000"/>
-          <w:sz w:val="26"/>
-          <w:szCs w:val="26"/>
+          <w:sz w:val="22"/>
+          <w:szCs w:val="22"/>
         </w:rPr>
         <w:t>Explotar oportunidades</w:t>
       </w:r>
@@ -8319,7 +8652,7 @@
           <w:ilvl w:val="0"/>
           <w:numId w:val="83"/>
         </w:numPr>
-        <w:spacing w:before="240" w:after="0" w:line="276" w:lineRule="auto"/>
+        <w:spacing w:before="240" w:after="0" w:line="360" w:lineRule="auto"/>
         <w:rPr>
           <w:rFonts w:ascii="Arial" w:hAnsi="Arial" w:cs="Arial"/>
         </w:rPr>
@@ -8337,7 +8670,7 @@
           <w:ilvl w:val="0"/>
           <w:numId w:val="83"/>
         </w:numPr>
-        <w:spacing w:after="0" w:line="276" w:lineRule="auto"/>
+        <w:spacing w:after="0" w:line="360" w:lineRule="auto"/>
         <w:rPr>
           <w:rFonts w:ascii="Arial" w:hAnsi="Arial" w:cs="Arial"/>
         </w:rPr>
@@ -8355,15 +8688,16 @@
           <w:ilvl w:val="0"/>
           <w:numId w:val="83"/>
         </w:numPr>
-        <w:spacing w:after="0" w:line="276" w:lineRule="auto"/>
-        <w:rPr>
-          <w:rFonts w:ascii="Arial" w:hAnsi="Arial" w:cs="Arial"/>
-        </w:rPr>
-      </w:pPr>
-      <w:r>
-        <w:rPr>
-          <w:rFonts w:ascii="Arial" w:hAnsi="Arial" w:cs="Arial"/>
-        </w:rPr>
+        <w:spacing w:after="0" w:line="360" w:lineRule="auto"/>
+        <w:rPr>
+          <w:rFonts w:ascii="Arial" w:hAnsi="Arial" w:cs="Arial"/>
+        </w:rPr>
+      </w:pPr>
+      <w:r>
+        <w:rPr>
+          <w:rFonts w:ascii="Arial" w:hAnsi="Arial" w:cs="Arial"/>
+        </w:rPr>
+        <w:lastRenderedPageBreak/>
         <w:t>Automatizar procesos</w:t>
       </w:r>
     </w:p>
@@ -8373,7 +8707,7 @@
           <w:ilvl w:val="0"/>
           <w:numId w:val="83"/>
         </w:numPr>
-        <w:spacing w:after="240" w:line="276" w:lineRule="auto"/>
+        <w:spacing w:after="240" w:line="360" w:lineRule="auto"/>
         <w:rPr>
           <w:rFonts w:ascii="Arial" w:hAnsi="Arial" w:cs="Arial"/>
         </w:rPr>
@@ -8387,6 +8721,7 @@
     </w:p>
     <w:p>
       <w:pPr>
+        <w:spacing w:line="360" w:lineRule="auto"/>
         <w:rPr>
           <w:rFonts w:ascii="Arial" w:hAnsi="Arial" w:cs="Arial"/>
         </w:rPr>
@@ -8397,113 +8732,7 @@
         <w:pStyle w:val="Ttulo2"/>
         <w:keepNext w:val="0"/>
         <w:keepLines w:val="0"/>
-        <w:spacing w:after="80"/>
-        <w:rPr>
-          <w:b/>
-          <w:bCs/>
-          <w:sz w:val="34"/>
-          <w:szCs w:val="34"/>
-        </w:rPr>
-      </w:pPr>
-      <w:bookmarkStart w:id="60" w:name="_xs8r4t39ecb6" w:colFirst="0" w:colLast="0"/>
-      <w:bookmarkStart w:id="61" w:name="_Toc225116369"/>
-      <w:bookmarkEnd w:id="60"/>
-      <w:r>
-        <w:rPr>
-          <w:b/>
-          <w:bCs/>
-          <w:sz w:val="34"/>
-          <w:szCs w:val="34"/>
-        </w:rPr>
-        <w:t>Conclusión del estudio de mercado</w:t>
-      </w:r>
-      <w:bookmarkEnd w:id="61"/>
-    </w:p>
-    <w:p>
-      <w:pPr>
-        <w:spacing w:before="240" w:after="240"/>
-        <w:rPr>
-          <w:rFonts w:ascii="Arial" w:hAnsi="Arial" w:cs="Arial"/>
-        </w:rPr>
-      </w:pPr>
-      <w:r>
-        <w:rPr>
-          <w:rFonts w:ascii="Arial" w:hAnsi="Arial" w:cs="Arial"/>
-        </w:rPr>
-        <w:t>El estudio de mercado realizado demuestra que existe una necesidad real de una herramienta que facilite la gestión de prácticas en los centros educativos. El análisis PEST muestra que el entorno favorece la digitalización, mientras que la investigación del cliente confirma que los usuarios necesitan una solución sencilla y eficiente.</w:t>
-      </w:r>
-    </w:p>
-    <w:p>
-      <w:pPr>
-        <w:spacing w:before="240" w:after="240"/>
-        <w:rPr>
-          <w:rFonts w:ascii="Arial" w:hAnsi="Arial" w:cs="Arial"/>
-        </w:rPr>
-      </w:pPr>
-      <w:r>
-        <w:rPr>
-          <w:rFonts w:ascii="Arial" w:hAnsi="Arial" w:cs="Arial"/>
-        </w:rPr>
-        <w:t>El análisis de la competencia indica que las herramientas actuales no están adaptadas específicamente a este problema, lo que refuerza la utilidad del proyecto Gestión de Prácticas.</w:t>
-      </w:r>
-    </w:p>
-    <w:p>
-      <w:pPr>
-        <w:spacing w:before="240" w:after="240"/>
-        <w:rPr>
-          <w:rFonts w:ascii="Arial" w:hAnsi="Arial" w:cs="Arial"/>
-        </w:rPr>
-      </w:pPr>
-      <w:r>
-        <w:rPr>
-          <w:rFonts w:ascii="Arial" w:hAnsi="Arial" w:cs="Arial"/>
-        </w:rPr>
-        <w:t>Finalmente, el análisis DAFO y la estrategia CAME permiten definir una línea de actuación clara para mejorar el sistema y garantizar su utilidad dentro del entorno educativo.</w:t>
-      </w:r>
-    </w:p>
-    <w:p>
-      <w:pPr>
-        <w:spacing w:before="240" w:after="240"/>
-        <w:rPr>
-          <w:rFonts w:ascii="Arial" w:hAnsi="Arial" w:cs="Arial"/>
-        </w:rPr>
-      </w:pPr>
-      <w:r>
-        <w:rPr>
-          <w:rFonts w:ascii="Arial" w:hAnsi="Arial" w:cs="Arial"/>
-        </w:rPr>
-        <w:t>En conclusión, el proyecto Gestión de Prácticas es una solución viable, necesaria y adecuada para mejorar la organización y la gestión de prácticas en el centro educativo.</w:t>
-      </w:r>
-    </w:p>
-    <w:p>
-      <w:pPr>
-        <w:rPr>
-          <w:rFonts w:ascii="Arial" w:hAnsi="Arial" w:cs="Arial"/>
-        </w:rPr>
-      </w:pPr>
-    </w:p>
-    <w:p>
-      <w:pPr>
-        <w:spacing w:before="240" w:line="360" w:lineRule="auto"/>
-        <w:jc w:val="both"/>
-        <w:rPr>
-          <w:rFonts w:ascii="Arial" w:hAnsi="Arial" w:cs="Arial"/>
-        </w:rPr>
-      </w:pPr>
-    </w:p>
-    <w:p>
-      <w:pPr>
-        <w:spacing w:before="240" w:line="360" w:lineRule="auto"/>
-        <w:jc w:val="both"/>
-        <w:rPr>
-          <w:rFonts w:ascii="Arial" w:hAnsi="Arial" w:cs="Arial"/>
-        </w:rPr>
-      </w:pPr>
-    </w:p>
-    <w:p>
-      <w:pPr>
-        <w:pStyle w:val="Ttulo2"/>
-        <w:spacing w:line="360" w:lineRule="auto"/>
+        <w:spacing w:after="80" w:line="360" w:lineRule="auto"/>
         <w:rPr>
           <w:b/>
           <w:bCs/>
@@ -8511,7 +8740,159 @@
           <w:szCs w:val="22"/>
         </w:rPr>
       </w:pPr>
-      <w:bookmarkStart w:id="62" w:name="_Toc225116370"/>
+      <w:bookmarkStart w:id="60" w:name="_xs8r4t39ecb6" w:colFirst="0" w:colLast="0"/>
+      <w:bookmarkStart w:id="61" w:name="_Toc226231812"/>
+      <w:bookmarkEnd w:id="60"/>
+      <w:r>
+        <w:rPr>
+          <w:b/>
+          <w:bCs/>
+          <w:sz w:val="22"/>
+          <w:szCs w:val="22"/>
+        </w:rPr>
+        <w:t>Conclusión del estudio de mercado</w:t>
+      </w:r>
+      <w:bookmarkEnd w:id="61"/>
+    </w:p>
+    <w:p>
+      <w:pPr>
+        <w:spacing w:before="240" w:after="240" w:line="360" w:lineRule="auto"/>
+        <w:rPr>
+          <w:rFonts w:ascii="Arial" w:hAnsi="Arial" w:cs="Arial"/>
+        </w:rPr>
+      </w:pPr>
+      <w:r>
+        <w:rPr>
+          <w:rFonts w:ascii="Arial" w:hAnsi="Arial" w:cs="Arial"/>
+        </w:rPr>
+        <w:t>El estudio de mercado realizado demuestra que existe una necesidad real de una herramienta que facilite la gestión de prácticas en los centros educativos. El análisis PEST muestra que el entorno favorece la digitalización, mientras que la investigación del cliente confirma que los usuarios necesitan una solución sencilla y eficiente.</w:t>
+      </w:r>
+    </w:p>
+    <w:p>
+      <w:pPr>
+        <w:spacing w:before="240" w:after="240" w:line="360" w:lineRule="auto"/>
+        <w:rPr>
+          <w:rFonts w:ascii="Arial" w:hAnsi="Arial" w:cs="Arial"/>
+        </w:rPr>
+      </w:pPr>
+      <w:r>
+        <w:rPr>
+          <w:rFonts w:ascii="Arial" w:hAnsi="Arial" w:cs="Arial"/>
+        </w:rPr>
+        <w:t>El análisis de la competencia indica que las herramientas actuales no están adaptadas específicamente a este problema, lo que refuerza la utilidad del proyecto Gestión de Prácticas.</w:t>
+      </w:r>
+    </w:p>
+    <w:p>
+      <w:pPr>
+        <w:spacing w:before="240" w:after="240" w:line="360" w:lineRule="auto"/>
+        <w:rPr>
+          <w:rFonts w:ascii="Arial" w:hAnsi="Arial" w:cs="Arial"/>
+        </w:rPr>
+      </w:pPr>
+      <w:r>
+        <w:rPr>
+          <w:rFonts w:ascii="Arial" w:hAnsi="Arial" w:cs="Arial"/>
+        </w:rPr>
+        <w:t>Finalmente, el análisis DAFO y la estrategia CAME permiten definir una línea de actuación clara para mejorar el sistema y garantizar su utilidad dentro del entorno educativo.</w:t>
+      </w:r>
+    </w:p>
+    <w:p>
+      <w:pPr>
+        <w:spacing w:before="240" w:after="240" w:line="360" w:lineRule="auto"/>
+        <w:rPr>
+          <w:rFonts w:ascii="Arial" w:hAnsi="Arial" w:cs="Arial"/>
+        </w:rPr>
+      </w:pPr>
+      <w:r>
+        <w:rPr>
+          <w:rFonts w:ascii="Arial" w:hAnsi="Arial" w:cs="Arial"/>
+        </w:rPr>
+        <w:t>En conclusión, el proyecto Gestión de Prácticas es una solución viable, necesaria y adecuada para mejorar la organización y la gestión de prácticas en el centro educativo.</w:t>
+      </w:r>
+    </w:p>
+    <w:p>
+      <w:pPr>
+        <w:spacing w:line="360" w:lineRule="auto"/>
+        <w:rPr>
+          <w:rFonts w:ascii="Arial" w:hAnsi="Arial" w:cs="Arial"/>
+        </w:rPr>
+      </w:pPr>
+    </w:p>
+    <w:p>
+      <w:pPr>
+        <w:spacing w:before="240" w:line="360" w:lineRule="auto"/>
+        <w:jc w:val="both"/>
+        <w:rPr>
+          <w:rFonts w:ascii="Arial" w:hAnsi="Arial" w:cs="Arial"/>
+        </w:rPr>
+      </w:pPr>
+    </w:p>
+    <w:p>
+      <w:pPr>
+        <w:spacing w:before="240" w:line="360" w:lineRule="auto"/>
+        <w:jc w:val="both"/>
+        <w:rPr>
+          <w:rFonts w:ascii="Arial" w:hAnsi="Arial" w:cs="Arial"/>
+        </w:rPr>
+      </w:pPr>
+    </w:p>
+    <w:p>
+      <w:pPr>
+        <w:spacing w:before="240" w:line="360" w:lineRule="auto"/>
+        <w:jc w:val="both"/>
+        <w:rPr>
+          <w:rFonts w:ascii="Arial" w:hAnsi="Arial" w:cs="Arial"/>
+        </w:rPr>
+      </w:pPr>
+    </w:p>
+    <w:p>
+      <w:pPr>
+        <w:spacing w:before="240" w:line="360" w:lineRule="auto"/>
+        <w:jc w:val="both"/>
+        <w:rPr>
+          <w:rFonts w:ascii="Arial" w:hAnsi="Arial" w:cs="Arial"/>
+        </w:rPr>
+      </w:pPr>
+    </w:p>
+    <w:p>
+      <w:pPr>
+        <w:spacing w:before="240" w:line="360" w:lineRule="auto"/>
+        <w:jc w:val="both"/>
+        <w:rPr>
+          <w:rFonts w:ascii="Arial" w:hAnsi="Arial" w:cs="Arial"/>
+        </w:rPr>
+      </w:pPr>
+    </w:p>
+    <w:p>
+      <w:pPr>
+        <w:spacing w:before="240" w:line="360" w:lineRule="auto"/>
+        <w:jc w:val="both"/>
+        <w:rPr>
+          <w:rFonts w:ascii="Arial" w:hAnsi="Arial" w:cs="Arial"/>
+        </w:rPr>
+      </w:pPr>
+    </w:p>
+    <w:p>
+      <w:pPr>
+        <w:spacing w:before="240" w:line="360" w:lineRule="auto"/>
+        <w:jc w:val="both"/>
+        <w:rPr>
+          <w:rFonts w:ascii="Arial" w:hAnsi="Arial" w:cs="Arial"/>
+        </w:rPr>
+      </w:pPr>
+    </w:p>
+    <w:p>
+      <w:pPr>
+        <w:pStyle w:val="Ttulo2"/>
+        <w:spacing w:line="360" w:lineRule="auto"/>
+        <w:rPr>
+          <w:b/>
+          <w:bCs/>
+          <w:sz w:val="22"/>
+          <w:szCs w:val="22"/>
+        </w:rPr>
+      </w:pPr>
+      <w:bookmarkStart w:id="62" w:name="_Toc226231813"/>
       <w:r>
         <w:rPr>
           <w:b/>
@@ -8578,7 +8959,7 @@
           <w:szCs w:val="22"/>
         </w:rPr>
       </w:pPr>
-      <w:bookmarkStart w:id="63" w:name="_Toc225116371"/>
+      <w:bookmarkStart w:id="63" w:name="_Toc226231814"/>
       <w:r>
         <w:rPr>
           <w:rFonts w:ascii="Arial" w:hAnsi="Arial" w:cs="Arial"/>
@@ -8594,6 +8975,7 @@
     </w:p>
     <w:p>
       <w:pPr>
+        <w:spacing w:line="360" w:lineRule="auto"/>
         <w:rPr>
           <w:rFonts w:ascii="Arial" w:hAnsi="Arial" w:cs="Arial"/>
         </w:rPr>
@@ -8645,7 +9027,7 @@
           <w:szCs w:val="22"/>
         </w:rPr>
       </w:pPr>
-      <w:bookmarkStart w:id="64" w:name="_Toc225116372"/>
+      <w:bookmarkStart w:id="64" w:name="_Toc226231815"/>
       <w:r>
         <w:rPr>
           <w:rFonts w:ascii="Arial" w:hAnsi="Arial" w:cs="Arial"/>
@@ -8661,13 +9043,15 @@
     </w:p>
     <w:p>
       <w:pPr>
-        <w:rPr>
-          <w:rFonts w:ascii="Arial" w:hAnsi="Arial" w:cs="Arial"/>
-        </w:rPr>
-      </w:pPr>
-    </w:p>
-    <w:p>
-      <w:pPr>
+        <w:spacing w:line="360" w:lineRule="auto"/>
+        <w:rPr>
+          <w:rFonts w:ascii="Arial" w:hAnsi="Arial" w:cs="Arial"/>
+        </w:rPr>
+      </w:pPr>
+    </w:p>
+    <w:p>
+      <w:pPr>
+        <w:spacing w:line="360" w:lineRule="auto"/>
         <w:rPr>
           <w:rFonts w:ascii="Arial" w:hAnsi="Arial" w:cs="Arial"/>
         </w:rPr>
@@ -21029,11 +21413,20 @@
     <w:autoRedefine/>
     <w:uiPriority w:val="39"/>
     <w:unhideWhenUsed/>
-    <w:rsid w:val="00457942"/>
+    <w:rsid w:val="00C455AB"/>
     <w:pPr>
+      <w:tabs>
+        <w:tab w:val="right" w:leader="dot" w:pos="8494"/>
+      </w:tabs>
       <w:spacing w:after="100"/>
       <w:ind w:left="440"/>
     </w:pPr>
+    <w:rPr>
+      <w:rFonts w:ascii="Arial" w:hAnsi="Arial" w:cs="Arial"/>
+      <w:b/>
+      <w:bCs/>
+      <w:noProof/>
+    </w:rPr>
   </w:style>
   <w:style w:type="character" w:customStyle="1" w:styleId="url">
     <w:name w:val="url"/>
